--- a/06-学生侧材料/讲义/5-无机化学/碳族与硼族元素-超级充实版（自学完整）.docx
+++ b/06-学生侧材料/讲义/5-无机化学/碳族与硼族元素-超级充实版（自学完整）.docx
@@ -27279,7 +27279,7 @@
       </w:tr>
     </w:tbl>
     <w:bookmarkEnd w:id="94"/>
-    <w:bookmarkStart w:id="95" w:name="si-vs-c-一句话"/>
+    <w:bookmarkStart w:id="95" w:name="si-vs-c-要点"/>
     <w:p>
       <w:pPr>
         <w:pStyle w:val="Heading3"/>
@@ -27295,7 +27295,7 @@
         <w:rPr>
           <w:rFonts w:hint="eastAsia" w:ascii="Times New Roman" w:hAnsi="Times New Roman" w:eastAsia="SimHei" w:cs="Times New Roman"/>
         </w:rPr>
-        <w:t xml:space="preserve">一句话</w:t>
+        <w:t xml:space="preserve">要点</w:t>
       </w:r>
     </w:p>
     <w:p>
@@ -37250,7 +37250,7 @@
     <ns0:name ns0:val="Verbatim Char"/>
     <ns0:basedOn ns0:val="BodyTextChar"/>
     <ns0:rPr>
-      <ns0:rFonts ns0:ascii="SimSun" ns0:hAnsi="SimSun" ns0:eastAsia="SimSun" ns0:cs="SimSun"/>
+      <ns0:rFonts ns0:ascii="SimSun" ns0:cs="SimSun" ns0:eastAsia="SimSun" ns0:hAnsi="SimSun"/>
       <ns0:b ns0:val="0"/>
       <ns0:sz ns0:val="20"/>
     </ns0:rPr>
@@ -37312,7 +37312,7 @@
       <w:wordWrap w:val="off"/>
     </w:pPr>
     <ns0:rPr>
-      <w:rFonts w:ascii="SimSun" w:hAnsi="SimSun" w:eastAsia="SimSun" w:cs="SimSun"/>
+      <w:rFonts ns0:ascii="SimSun" ns0:hAnsi="SimSun" ns0:eastAsia="SimSun" ns0:cs="SimSun"/>
     </ns0:rPr>
   </w:style>
   <w:style w:type="character" w:customStyle="1" w:styleId="KeywordTok">

--- a/06-学生侧材料/讲义/5-无机化学/碳族与硼族元素-超级充实版（自学完整）.docx
+++ b/06-学生侧材料/讲义/5-无机化学/碳族与硼族元素-超级充实版（自学完整）.docx
@@ -42,13 +42,43 @@
     <w:p>
       <w:pPr>
         <w:pStyle w:val="Heading2"/>
-        <w:spacing w:after="120" w:before="280"/>
+        <w:spacing w:before="280" w:after="120"/>
       </w:pPr>
       <w:r>
         <w:rPr>
           <w:rFonts w:hint="eastAsia" w:ascii="Times New Roman" w:hAnsi="Times New Roman" w:eastAsia="SimHei" w:cs="Times New Roman"/>
         </w:rPr>
         <w:t xml:space="preserve">学习目标</w:t>
+      </w:r>
+    </w:p>
+    <w:p>
+      <w:pPr>
+        <w:pStyle w:val="BlockText"/>
+        <w:spacing w:after="80"/>
+      </w:pPr>
+      <w:r>
+        <w:rPr>
+          <w:rFonts w:hint="eastAsia" w:ascii="Times New Roman" w:hAnsi="Times New Roman" w:eastAsia="FangSong" w:cs="Times New Roman"/>
+        </w:rPr>
+        <w:t>对齐考纲</w:t>
+      </w:r>
+      <w:r>
+        <w:rPr>
+          <w:rFonts w:hint="eastAsia" w:ascii="Times New Roman" w:hAnsi="Times New Roman" w:eastAsia="Times New Roman" w:cs="Times New Roman"/>
+        </w:rPr>
+        <w:t>：§13</w:t>
+      </w:r>
+      <w:r>
+        <w:rPr>
+          <w:rFonts w:ascii="Times New Roman" w:hAnsi="Times New Roman" w:eastAsia="Times New Roman" w:cs="Times New Roman"/>
+        </w:rPr>
+        <w:t xml:space="preserve"> </w:t>
+      </w:r>
+      <w:r>
+        <w:rPr>
+          <w:rFonts w:hint="eastAsia" w:ascii="Times New Roman" w:hAnsi="Times New Roman" w:eastAsia="FangSong" w:cs="Times New Roman"/>
+        </w:rPr>
+        <w:t xml:space="preserve">元素化学</w:t>
       </w:r>
     </w:p>
     <w:tbl>
@@ -78,7 +108,7 @@
                 <w:rFonts w:hint="eastAsia" w:ascii="Times New Roman" w:hAnsi="Times New Roman" w:eastAsia="SimHei" w:cs="Times New Roman"/>
                 <w:b/>
               </w:rPr>
-              <w:t xml:space="preserve">模块</w:t>
+              <w:t xml:space="preserve">考纲条目</w:t>
             </w:r>
           </w:p>
         </w:tc>
@@ -94,7 +124,7 @@
                 <w:rFonts w:hint="eastAsia" w:ascii="Times New Roman" w:hAnsi="Times New Roman" w:eastAsia="SimHei" w:cs="Times New Roman"/>
                 <w:b/>
               </w:rPr>
-              <w:t xml:space="preserve">核心能力</w:t>
+              <w:t xml:space="preserve">学完本讲你应能</w:t>
             </w:r>
           </w:p>
         </w:tc>
@@ -109,6 +139,24 @@
             </w:pPr>
             <w:r>
               <w:rPr>
+                <w:rFonts w:ascii="Times New Roman" w:hAnsi="Times New Roman" w:eastAsia="Times New Roman" w:cs="Times New Roman"/>
+              </w:rPr>
+              <w:t xml:space="preserve">§13 </w:t>
+            </w:r>
+            <w:r>
+              <w:rPr>
+                <w:rFonts w:hint="eastAsia" w:ascii="Times New Roman" w:hAnsi="Times New Roman" w:eastAsia="FangSong" w:cs="Times New Roman"/>
+              </w:rPr>
+              <w:t xml:space="preserve">元素化学</w:t>
+            </w:r>
+            <w:r>
+              <w:rPr>
+                <w:rFonts w:ascii="Times New Roman" w:hAnsi="Times New Roman" w:eastAsia="Times New Roman" w:cs="Times New Roman"/>
+              </w:rPr>
+              <w:t xml:space="preserve"> · </w:t>
+            </w:r>
+            <w:r>
+              <w:rPr>
                 <w:rFonts w:hint="eastAsia" w:ascii="Times New Roman" w:hAnsi="Times New Roman" w:eastAsia="FangSong" w:cs="Times New Roman"/>
               </w:rPr>
               <w:t xml:space="preserve">碳的同素异形体</w:t>
@@ -228,26 +276,25 @@
               <w:rPr>
                 <w:rFonts w:ascii="Times New Roman" w:hAnsi="Times New Roman" w:eastAsia="Times New Roman" w:cs="Times New Roman"/>
               </w:rPr>
-              <w:t xml:space="preserve">CO </w:t>
+              <w:t xml:space="preserve">§13 </w:t>
             </w:r>
             <w:r>
               <w:rPr>
                 <w:rFonts w:hint="eastAsia" w:ascii="Times New Roman" w:hAnsi="Times New Roman" w:eastAsia="FangSong" w:cs="Times New Roman"/>
               </w:rPr>
-              <w:t xml:space="preserve">与</w:t>
-            </w:r>
-            <w:r>
-              <w:rPr>
-                <w:rFonts w:ascii="Times New Roman" w:hAnsi="Times New Roman" w:eastAsia="Times New Roman" w:cs="Times New Roman"/>
-              </w:rPr>
-              <w:t xml:space="preserve"> CO</w:t>
-            </w:r>
-            <w:r>
-              <w:rPr>
-                <w:rFonts w:ascii="Times New Roman" w:hAnsi="Times New Roman" w:eastAsia="Times New Roman" w:cs="Times New Roman"/>
-                <w:vertAlign w:val="subscript"/>
-              </w:rPr>
-              <w:t>2</w:t>
+              <w:t xml:space="preserve">元素化学</w:t>
+            </w:r>
+            <w:r>
+              <w:rPr>
+                <w:rFonts w:ascii="Times New Roman" w:hAnsi="Times New Roman" w:eastAsia="Times New Roman" w:cs="Times New Roman"/>
+              </w:rPr>
+              <w:t xml:space="preserve"> · CO </w:t>
+            </w:r>
+            <w:r>
+              <w:rPr>
+                <w:rFonts w:hint="eastAsia" w:ascii="Times New Roman" w:hAnsi="Times New Roman" w:eastAsia="FangSong" w:cs="Times New Roman"/>
+              </w:rPr>
+              <w:t xml:space="preserve">的配位性</w:t>
             </w:r>
           </w:p>
         </w:tc>
@@ -325,9 +372,27 @@
             </w:pPr>
             <w:r>
               <w:rPr>
+                <w:rFonts w:ascii="Times New Roman" w:hAnsi="Times New Roman" w:eastAsia="Times New Roman" w:cs="Times New Roman"/>
+              </w:rPr>
+              <w:t xml:space="preserve">§13 </w:t>
+            </w:r>
+            <w:r>
+              <w:rPr>
                 <w:rFonts w:hint="eastAsia" w:ascii="Times New Roman" w:hAnsi="Times New Roman" w:eastAsia="FangSong" w:cs="Times New Roman"/>
               </w:rPr>
-              <w:t xml:space="preserve">硅</w:t>
+              <w:t xml:space="preserve">元素化学</w:t>
+            </w:r>
+            <w:r>
+              <w:rPr>
+                <w:rFonts w:ascii="Times New Roman" w:hAnsi="Times New Roman" w:eastAsia="Times New Roman" w:cs="Times New Roman"/>
+              </w:rPr>
+              <w:t xml:space="preserve"> · </w:t>
+            </w:r>
+            <w:r>
+              <w:rPr>
+                <w:rFonts w:hint="eastAsia" w:ascii="Times New Roman" w:hAnsi="Times New Roman" w:eastAsia="FangSong" w:cs="Times New Roman"/>
+              </w:rPr>
+              <w:t xml:space="preserve">硅与碳的差异</w:t>
             </w:r>
           </w:p>
         </w:tc>
@@ -480,9 +545,27 @@
             </w:pPr>
             <w:r>
               <w:rPr>
+                <w:rFonts w:ascii="Times New Roman" w:hAnsi="Times New Roman" w:eastAsia="Times New Roman" w:cs="Times New Roman"/>
+              </w:rPr>
+              <w:t xml:space="preserve">§13 </w:t>
+            </w:r>
+            <w:r>
+              <w:rPr>
                 <w:rFonts w:hint="eastAsia" w:ascii="Times New Roman" w:hAnsi="Times New Roman" w:eastAsia="FangSong" w:cs="Times New Roman"/>
               </w:rPr>
-              <w:t xml:space="preserve">硅酸盐</w:t>
+              <w:t xml:space="preserve">元素化学</w:t>
+            </w:r>
+            <w:r>
+              <w:rPr>
+                <w:rFonts w:ascii="Times New Roman" w:hAnsi="Times New Roman" w:eastAsia="Times New Roman" w:cs="Times New Roman"/>
+              </w:rPr>
+              <w:t xml:space="preserve"> · </w:t>
+            </w:r>
+            <w:r>
+              <w:rPr>
+                <w:rFonts w:hint="eastAsia" w:ascii="Times New Roman" w:hAnsi="Times New Roman" w:eastAsia="FangSong" w:cs="Times New Roman"/>
+              </w:rPr>
+              <w:t xml:space="preserve">硅酸盐结构与分子筛</w:t>
             </w:r>
           </w:p>
         </w:tc>
@@ -586,13 +669,25 @@
               <w:rPr>
                 <w:rFonts w:ascii="Times New Roman" w:hAnsi="Times New Roman" w:eastAsia="Times New Roman" w:cs="Times New Roman"/>
               </w:rPr>
-              <w:t xml:space="preserve">Sn/Pb </w:t>
+              <w:t xml:space="preserve">§13 </w:t>
             </w:r>
             <w:r>
               <w:rPr>
                 <w:rFonts w:hint="eastAsia" w:ascii="Times New Roman" w:hAnsi="Times New Roman" w:eastAsia="FangSong" w:cs="Times New Roman"/>
               </w:rPr>
-              <w:t xml:space="preserve">惰性电子对</w:t>
+              <w:t xml:space="preserve">元素化学</w:t>
+            </w:r>
+            <w:r>
+              <w:rPr>
+                <w:rFonts w:ascii="Times New Roman" w:hAnsi="Times New Roman" w:eastAsia="Times New Roman" w:cs="Times New Roman"/>
+              </w:rPr>
+              <w:t xml:space="preserve"> · </w:t>
+            </w:r>
+            <w:r>
+              <w:rPr>
+                <w:rFonts w:hint="eastAsia" w:ascii="Times New Roman" w:hAnsi="Times New Roman" w:eastAsia="FangSong" w:cs="Times New Roman"/>
+              </w:rPr>
+              <w:t xml:space="preserve">锡铅惰性对效应</w:t>
             </w:r>
           </w:p>
         </w:tc>
@@ -771,9 +866,27 @@
             </w:pPr>
             <w:r>
               <w:rPr>
+                <w:rFonts w:ascii="Times New Roman" w:hAnsi="Times New Roman" w:eastAsia="Times New Roman" w:cs="Times New Roman"/>
+              </w:rPr>
+              <w:t xml:space="preserve">§13 </w:t>
+            </w:r>
+            <w:r>
+              <w:rPr>
                 <w:rFonts w:hint="eastAsia" w:ascii="Times New Roman" w:hAnsi="Times New Roman" w:eastAsia="FangSong" w:cs="Times New Roman"/>
               </w:rPr>
-              <w:t xml:space="preserve">硼烷</w:t>
+              <w:t xml:space="preserve">元素化学</w:t>
+            </w:r>
+            <w:r>
+              <w:rPr>
+                <w:rFonts w:ascii="Times New Roman" w:hAnsi="Times New Roman" w:eastAsia="Times New Roman" w:cs="Times New Roman"/>
+              </w:rPr>
+              <w:t xml:space="preserve"> · </w:t>
+            </w:r>
+            <w:r>
+              <w:rPr>
+                <w:rFonts w:hint="eastAsia" w:ascii="Times New Roman" w:hAnsi="Times New Roman" w:eastAsia="FangSong" w:cs="Times New Roman"/>
+              </w:rPr>
+              <w:t xml:space="preserve">硼烷与缺电子键</w:t>
             </w:r>
           </w:p>
         </w:tc>
@@ -954,9 +1067,39 @@
             </w:pPr>
             <w:r>
               <w:rPr>
+                <w:rFonts w:ascii="Times New Roman" w:hAnsi="Times New Roman" w:eastAsia="Times New Roman" w:cs="Times New Roman"/>
+              </w:rPr>
+              <w:t xml:space="preserve">§13 </w:t>
+            </w:r>
+            <w:r>
+              <w:rPr>
                 <w:rFonts w:hint="eastAsia" w:ascii="Times New Roman" w:hAnsi="Times New Roman" w:eastAsia="FangSong" w:cs="Times New Roman"/>
               </w:rPr>
-              <w:t xml:space="preserve">硼酸</w:t>
+              <w:t xml:space="preserve">元素化学</w:t>
+            </w:r>
+            <w:r>
+              <w:rPr>
+                <w:rFonts w:ascii="Times New Roman" w:hAnsi="Times New Roman" w:eastAsia="Times New Roman" w:cs="Times New Roman"/>
+              </w:rPr>
+              <w:t xml:space="preserve"> · </w:t>
+            </w:r>
+            <w:r>
+              <w:rPr>
+                <w:rFonts w:hint="eastAsia" w:ascii="Times New Roman" w:hAnsi="Times New Roman" w:eastAsia="FangSong" w:cs="Times New Roman"/>
+              </w:rPr>
+              <w:t xml:space="preserve">硼酸的</w:t>
+            </w:r>
+            <w:r>
+              <w:rPr>
+                <w:rFonts w:ascii="Times New Roman" w:hAnsi="Times New Roman" w:eastAsia="Times New Roman" w:cs="Times New Roman"/>
+              </w:rPr>
+              <w:t xml:space="preserve"> Lewis </w:t>
+            </w:r>
+            <w:r>
+              <w:rPr>
+                <w:rFonts w:hint="eastAsia" w:ascii="Times New Roman" w:hAnsi="Times New Roman" w:eastAsia="FangSong" w:cs="Times New Roman"/>
+              </w:rPr>
+              <w:t xml:space="preserve">酸性</w:t>
             </w:r>
           </w:p>
         </w:tc>
@@ -998,9 +1141,27 @@
             </w:pPr>
             <w:r>
               <w:rPr>
+                <w:rFonts w:ascii="Times New Roman" w:hAnsi="Times New Roman" w:eastAsia="Times New Roman" w:cs="Times New Roman"/>
+              </w:rPr>
+              <w:t xml:space="preserve">§13 </w:t>
+            </w:r>
+            <w:r>
+              <w:rPr>
                 <w:rFonts w:hint="eastAsia" w:ascii="Times New Roman" w:hAnsi="Times New Roman" w:eastAsia="FangSong" w:cs="Times New Roman"/>
               </w:rPr>
-              <w:t xml:space="preserve">铝</w:t>
+              <w:t xml:space="preserve">元素化学</w:t>
+            </w:r>
+            <w:r>
+              <w:rPr>
+                <w:rFonts w:ascii="Times New Roman" w:hAnsi="Times New Roman" w:eastAsia="Times New Roman" w:cs="Times New Roman"/>
+              </w:rPr>
+              <w:t xml:space="preserve"> · </w:t>
+            </w:r>
+            <w:r>
+              <w:rPr>
+                <w:rFonts w:hint="eastAsia" w:ascii="Times New Roman" w:hAnsi="Times New Roman" w:eastAsia="FangSong" w:cs="Times New Roman"/>
+              </w:rPr>
+              <w:t xml:space="preserve">铝的化学</w:t>
             </w:r>
           </w:p>
         </w:tc>
@@ -1105,9 +1266,27 @@
             </w:pPr>
             <w:r>
               <w:rPr>
+                <w:rFonts w:ascii="Times New Roman" w:hAnsi="Times New Roman" w:eastAsia="Times New Roman" w:cs="Times New Roman"/>
+              </w:rPr>
+              <w:t xml:space="preserve">§13 </w:t>
+            </w:r>
+            <w:r>
+              <w:rPr>
                 <w:rFonts w:hint="eastAsia" w:ascii="Times New Roman" w:hAnsi="Times New Roman" w:eastAsia="FangSong" w:cs="Times New Roman"/>
               </w:rPr>
-              <w:t xml:space="preserve">推断方法</w:t>
+              <w:t xml:space="preserve">元素化学</w:t>
+            </w:r>
+            <w:r>
+              <w:rPr>
+                <w:rFonts w:ascii="Times New Roman" w:hAnsi="Times New Roman" w:eastAsia="Times New Roman" w:cs="Times New Roman"/>
+              </w:rPr>
+              <w:t xml:space="preserve"> · </w:t>
+            </w:r>
+            <w:r>
+              <w:rPr>
+                <w:rFonts w:hint="eastAsia" w:ascii="Times New Roman" w:hAnsi="Times New Roman" w:eastAsia="FangSong" w:cs="Times New Roman"/>
+              </w:rPr>
+              <w:t xml:space="preserve">碳族硼族推断</w:t>
             </w:r>
           </w:p>
         </w:tc>

--- a/06-学生侧材料/讲义/5-无机化学/碳族与硼族元素-超级充实版（自学完整）.docx
+++ b/06-学生侧材料/讲义/5-无机化学/碳族与硼族元素-超级充实版（自学完整）.docx
@@ -7912,7 +7912,67 @@
           <w:iCs/>
           <w:sz w:val="21"/>
         </w:rPr>
-        <w:t xml:space="preserve"> 5 SiO</w:t>
+        <w:t xml:space="preserve"> 5 </w:t>
+      </w:r>
+      <w:r>
+        <w:rPr>
+          <w:rFonts w:hint="eastAsia" w:ascii="Times New Roman" w:hAnsi="Times New Roman" w:eastAsia="FangSong" w:cs="Times New Roman"/>
+          <w:b w:val="0"/>
+          <w:i w:val="0"/>
+          <w:iCs/>
+          <w:sz w:val="21"/>
+        </w:rPr>
+        <w:t>片状硅酸盐与云母结构</w:t>
+      </w:r>
+      <w:r>
+        <w:rPr>
+          <w:rFonts w:hint="eastAsia" w:ascii="Times New Roman" w:hAnsi="Times New Roman" w:eastAsia="FangSong" w:cs="Times New Roman"/>
+          <w:b w:val="0"/>
+          <w:i w:val="0"/>
+          <w:iCs/>
+          <w:sz w:val="21"/>
+        </w:rPr>
+        <w:t>（Weller</w:t>
+      </w:r>
+      <w:r>
+        <w:rPr>
+          <w:rFonts w:ascii="Times New Roman" w:hAnsi="Times New Roman" w:eastAsia="FangSong" w:cs="Times New Roman"/>
+          <w:b w:val="0"/>
+          <w:i w:val="0"/>
+          <w:iCs/>
+          <w:sz w:val="21"/>
+        </w:rPr>
+        <w:t xml:space="preserve"> </w:t>
+      </w:r>
+      <w:r>
+        <w:rPr>
+          <w:rFonts w:hint="eastAsia" w:ascii="Times New Roman" w:hAnsi="Times New Roman" w:eastAsia="FangSong" w:cs="Times New Roman"/>
+          <w:b w:val="0"/>
+          <w:i w:val="0"/>
+          <w:iCs/>
+          <w:sz w:val="21"/>
+        </w:rPr>
+        <w:t>图</w:t>
+      </w:r>
+      <w:r>
+        <w:rPr>
+          <w:rFonts w:hint="eastAsia" w:ascii="Times New Roman" w:hAnsi="Times New Roman" w:eastAsia="FangSong" w:cs="Times New Roman"/>
+          <w:b w:val="0"/>
+          <w:i w:val="0"/>
+          <w:iCs/>
+          <w:sz w:val="21"/>
+        </w:rPr>
+        <w:t>）：(a)</w:t>
+      </w:r>
+      <w:r>
+        <w:rPr>
+          <w:rFonts w:ascii="Times New Roman" w:hAnsi="Times New Roman" w:eastAsia="FangSong" w:cs="Times New Roman"/>
+          <w:b w:val="0"/>
+          <w:i w:val="0"/>
+          <w:iCs/>
+          <w:sz w:val="21"/>
+        </w:rPr>
+        <w:t xml:space="preserve"> SiO</w:t>
       </w:r>
       <w:r>
         <w:rPr>
@@ -7943,7 +8003,7 @@
           <w:iCs/>
           <w:sz w:val="21"/>
         </w:rPr>
-        <w:t>四面体的三维网状结构</w:t>
+        <w:t>四面体共顶点连成片层</w:t>
       </w:r>
       <w:r>
         <w:rPr>
@@ -7953,7 +8013,7 @@
           <w:iCs/>
           <w:sz w:val="21"/>
         </w:rPr>
-        <w:t>（Weller</w:t>
+        <w:t>；(b)</w:t>
       </w:r>
       <w:r>
         <w:rPr>
@@ -7973,7 +8033,7 @@
           <w:iCs/>
           <w:sz w:val="21"/>
         </w:rPr>
-        <w:t>图</w:t>
+        <w:t>云母</w:t>
       </w:r>
       <w:r>
         <w:rPr>
@@ -7983,7 +8043,7 @@
           <w:iCs/>
           <w:sz w:val="21"/>
         </w:rPr>
-        <w:t>14.17）——</w:t>
+        <w:t>——K</w:t>
       </w:r>
       <w:r>
         <w:rPr>
@@ -7992,18 +8052,9 @@
           <w:i w:val="0"/>
           <w:iCs/>
           <w:sz w:val="21"/>
-        </w:rPr>
-        <w:t>内容</w:t>
-      </w:r>
-      <w:r>
-        <w:rPr>
-          <w:rFonts w:hint="eastAsia" w:ascii="Times New Roman" w:hAnsi="Times New Roman" w:eastAsia="FangSong" w:cs="Times New Roman"/>
-          <w:b w:val="0"/>
-          <w:i w:val="0"/>
-          <w:iCs/>
-          <w:sz w:val="21"/>
-        </w:rPr>
-        <w:t>：Si—O</w:t>
+          <w:vertAlign w:val="superscript"/>
+        </w:rPr>
+        <w:t>+</w:t>
       </w:r>
       <w:r>
         <w:rPr>
@@ -8023,7 +8074,7 @@
           <w:iCs/>
           <w:sz w:val="21"/>
         </w:rPr>
-        <w:t xml:space="preserve">键能</w:t>
+        <w:t xml:space="preserve">层间嵌入</w:t>
       </w:r>
       <w:r>
         <w:rPr>
@@ -8033,47 +8084,7 @@
           <w:iCs/>
           <w:sz w:val="21"/>
         </w:rPr>
-        <w:t xml:space="preserve"> 368 </w:t>
-      </w:r>
-      <w:r>
-        <w:rPr>
-          <w:rFonts w:hint="eastAsia" w:ascii="Times New Roman" w:hAnsi="Times New Roman" w:eastAsia="FangSong" w:cs="Times New Roman"/>
-          <w:b w:val="0"/>
-          <w:i w:val="0"/>
-          <w:iCs/>
-          <w:sz w:val="21"/>
-        </w:rPr>
-        <w:t>kJ/mol（</w:t>
-      </w:r>
-      <w:r>
-        <w:rPr>
-          <w:rFonts w:hint="eastAsia" w:ascii="Times New Roman" w:hAnsi="Times New Roman" w:eastAsia="FangSong" w:cs="Times New Roman"/>
-          <w:b w:val="0"/>
-          <w:i w:val="0"/>
-          <w:iCs/>
-          <w:sz w:val="21"/>
-        </w:rPr>
-        <w:t>普化原理表</w:t>
-      </w:r>
-      <w:r>
-        <w:rPr>
-          <w:rFonts w:hint="eastAsia" w:ascii="Times New Roman" w:hAnsi="Times New Roman" w:eastAsia="FangSong" w:cs="Times New Roman"/>
-          <w:b w:val="0"/>
-          <w:i w:val="0"/>
-          <w:iCs/>
-          <w:sz w:val="21"/>
-        </w:rPr>
-        <w:t>15.9）</w:t>
-      </w:r>
-      <w:r>
-        <w:rPr>
-          <w:rFonts w:hint="eastAsia" w:ascii="Times New Roman" w:hAnsi="Times New Roman" w:eastAsia="FangSong" w:cs="Times New Roman"/>
-          <w:b w:val="0"/>
-          <w:i w:val="0"/>
-          <w:iCs/>
-          <w:sz w:val="21"/>
-        </w:rPr>
-        <w:t>远高于</w:t>
+        <w:t xml:space="preserve"> AlO</w:t>
       </w:r>
       <w:r>
         <w:rPr>
@@ -8082,28 +8093,9 @@
           <w:i w:val="0"/>
           <w:iCs/>
           <w:sz w:val="21"/>
-        </w:rPr>
-        <w:t xml:space="preserve"> </w:t>
-      </w:r>
-      <w:r>
-        <w:rPr>
-          <w:rFonts w:hint="eastAsia" w:ascii="Times New Roman" w:hAnsi="Times New Roman" w:eastAsia="FangSong" w:cs="Times New Roman"/>
-          <w:b w:val="0"/>
-          <w:i w:val="0"/>
-          <w:iCs/>
-          <w:sz w:val="21"/>
-        </w:rPr>
-        <w:t>Si—Si，</w:t>
-      </w:r>
-      <w:r>
-        <w:rPr>
-          <w:rFonts w:hint="eastAsia" w:ascii="Times New Roman" w:hAnsi="Times New Roman" w:eastAsia="FangSong" w:cs="Times New Roman"/>
-          <w:b w:val="0"/>
-          <w:i w:val="0"/>
-          <w:iCs/>
-          <w:sz w:val="21"/>
-        </w:rPr>
-        <w:t>硅化学以</w:t>
+          <w:vertAlign w:val="subscript"/>
+        </w:rPr>
+        <w:t>6</w:t>
       </w:r>
       <w:r>
         <w:rPr>
@@ -8113,7 +8105,7 @@
           <w:iCs/>
           <w:sz w:val="21"/>
         </w:rPr>
-        <w:t xml:space="preserve"> Si—O </w:t>
+        <w:t xml:space="preserve"> </w:t>
       </w:r>
       <w:r>
         <w:rPr>
@@ -8123,7 +8115,218 @@
           <w:iCs/>
           <w:sz w:val="21"/>
         </w:rPr>
-        <w:t xml:space="preserve">为骨架</w:t>
+        <w:t xml:space="preserve">八面体与</w:t>
+      </w:r>
+      <w:r>
+        <w:rPr>
+          <w:rFonts w:ascii="Times New Roman" w:hAnsi="Times New Roman" w:eastAsia="FangSong" w:cs="Times New Roman"/>
+          <w:b w:val="0"/>
+          <w:i w:val="0"/>
+          <w:iCs/>
+          <w:sz w:val="21"/>
+        </w:rPr>
+        <w:t xml:space="preserve"> SiO</w:t>
+      </w:r>
+      <w:r>
+        <w:rPr>
+          <w:rFonts w:ascii="Times New Roman" w:hAnsi="Times New Roman" w:eastAsia="FangSong" w:cs="Times New Roman"/>
+          <w:b w:val="0"/>
+          <w:i w:val="0"/>
+          <w:iCs/>
+          <w:sz w:val="21"/>
+          <w:vertAlign w:val="subscript"/>
+        </w:rPr>
+        <w:t>4</w:t>
+      </w:r>
+      <w:r>
+        <w:rPr>
+          <w:rFonts w:ascii="Times New Roman" w:hAnsi="Times New Roman" w:eastAsia="FangSong" w:cs="Times New Roman"/>
+          <w:b w:val="0"/>
+          <w:i w:val="0"/>
+          <w:iCs/>
+          <w:sz w:val="21"/>
+        </w:rPr>
+        <w:t xml:space="preserve"> </w:t>
+      </w:r>
+      <w:r>
+        <w:rPr>
+          <w:rFonts w:hint="eastAsia" w:ascii="Times New Roman" w:hAnsi="Times New Roman" w:eastAsia="FangSong" w:cs="Times New Roman"/>
+          <w:b w:val="0"/>
+          <w:i w:val="0"/>
+          <w:iCs/>
+          <w:sz w:val="21"/>
+        </w:rPr>
+        <w:t>四面体层</w:t>
+      </w:r>
+      <w:r>
+        <w:rPr>
+          <w:rFonts w:hint="eastAsia" w:ascii="Times New Roman" w:hAnsi="Times New Roman" w:eastAsia="FangSong" w:cs="Times New Roman"/>
+          <w:b w:val="0"/>
+          <w:i w:val="0"/>
+          <w:iCs/>
+          <w:sz w:val="21"/>
+        </w:rPr>
+        <w:t>。Si—O</w:t>
+      </w:r>
+      <w:r>
+        <w:rPr>
+          <w:rFonts w:ascii="Times New Roman" w:hAnsi="Times New Roman" w:eastAsia="FangSong" w:cs="Times New Roman"/>
+          <w:b w:val="0"/>
+          <w:i w:val="0"/>
+          <w:iCs/>
+          <w:sz w:val="21"/>
+        </w:rPr>
+        <w:t xml:space="preserve"> </w:t>
+      </w:r>
+      <w:r>
+        <w:rPr>
+          <w:rFonts w:hint="eastAsia" w:ascii="Times New Roman" w:hAnsi="Times New Roman" w:eastAsia="FangSong" w:cs="Times New Roman"/>
+          <w:b w:val="0"/>
+          <w:i w:val="0"/>
+          <w:iCs/>
+          <w:sz w:val="21"/>
+        </w:rPr>
+        <w:t xml:space="preserve">键能</w:t>
+      </w:r>
+      <w:r>
+        <w:rPr>
+          <w:rFonts w:ascii="Times New Roman" w:hAnsi="Times New Roman" w:eastAsia="FangSong" w:cs="Times New Roman"/>
+          <w:b w:val="0"/>
+          <w:i w:val="0"/>
+          <w:iCs/>
+          <w:sz w:val="21"/>
+        </w:rPr>
+        <w:t xml:space="preserve"> 368 </w:t>
+      </w:r>
+      <w:r>
+        <w:rPr>
+          <w:rFonts w:hint="eastAsia" w:ascii="Times New Roman" w:hAnsi="Times New Roman" w:eastAsia="FangSong" w:cs="Times New Roman"/>
+          <w:b w:val="0"/>
+          <w:i w:val="0"/>
+          <w:iCs/>
+          <w:sz w:val="21"/>
+        </w:rPr>
+        <w:t>kJ/mol（</w:t>
+      </w:r>
+      <w:r>
+        <w:rPr>
+          <w:rFonts w:hint="eastAsia" w:ascii="Times New Roman" w:hAnsi="Times New Roman" w:eastAsia="FangSong" w:cs="Times New Roman"/>
+          <w:b w:val="0"/>
+          <w:i w:val="0"/>
+          <w:iCs/>
+          <w:sz w:val="21"/>
+        </w:rPr>
+        <w:t>普化原理表</w:t>
+      </w:r>
+      <w:r>
+        <w:rPr>
+          <w:rFonts w:hint="eastAsia" w:ascii="Times New Roman" w:hAnsi="Times New Roman" w:eastAsia="FangSong" w:cs="Times New Roman"/>
+          <w:b w:val="0"/>
+          <w:i w:val="0"/>
+          <w:iCs/>
+          <w:sz w:val="21"/>
+        </w:rPr>
+        <w:t>15.9）</w:t>
+      </w:r>
+      <w:r>
+        <w:rPr>
+          <w:rFonts w:hint="eastAsia" w:ascii="Times New Roman" w:hAnsi="Times New Roman" w:eastAsia="FangSong" w:cs="Times New Roman"/>
+          <w:b w:val="0"/>
+          <w:i w:val="0"/>
+          <w:iCs/>
+          <w:sz w:val="21"/>
+        </w:rPr>
+        <w:t>远高于</w:t>
+      </w:r>
+      <w:r>
+        <w:rPr>
+          <w:rFonts w:ascii="Times New Roman" w:hAnsi="Times New Roman" w:eastAsia="FangSong" w:cs="Times New Roman"/>
+          <w:b w:val="0"/>
+          <w:i w:val="0"/>
+          <w:iCs/>
+          <w:sz w:val="21"/>
+        </w:rPr>
+        <w:t xml:space="preserve"> </w:t>
+      </w:r>
+      <w:r>
+        <w:rPr>
+          <w:rFonts w:hint="eastAsia" w:ascii="Times New Roman" w:hAnsi="Times New Roman" w:eastAsia="FangSong" w:cs="Times New Roman"/>
+          <w:b w:val="0"/>
+          <w:i w:val="0"/>
+          <w:iCs/>
+          <w:sz w:val="21"/>
+        </w:rPr>
+        <w:t>Si—Si，</w:t>
+      </w:r>
+      <w:r>
+        <w:rPr>
+          <w:rFonts w:hint="eastAsia" w:ascii="Times New Roman" w:hAnsi="Times New Roman" w:eastAsia="FangSong" w:cs="Times New Roman"/>
+          <w:b w:val="0"/>
+          <w:i w:val="0"/>
+          <w:iCs/>
+          <w:sz w:val="21"/>
+        </w:rPr>
+        <w:t>硅化学以</w:t>
+      </w:r>
+      <w:r>
+        <w:rPr>
+          <w:rFonts w:ascii="Times New Roman" w:hAnsi="Times New Roman" w:eastAsia="FangSong" w:cs="Times New Roman"/>
+          <w:b w:val="0"/>
+          <w:i w:val="0"/>
+          <w:iCs/>
+          <w:sz w:val="21"/>
+        </w:rPr>
+        <w:t xml:space="preserve"> Si—O </w:t>
+      </w:r>
+      <w:r>
+        <w:rPr>
+          <w:rFonts w:hint="eastAsia" w:ascii="Times New Roman" w:hAnsi="Times New Roman" w:eastAsia="FangSong" w:cs="Times New Roman"/>
+          <w:b w:val="0"/>
+          <w:i w:val="0"/>
+          <w:iCs/>
+          <w:sz w:val="21"/>
+        </w:rPr>
+        <w:t>为骨架</w:t>
+      </w:r>
+      <w:r>
+        <w:rPr>
+          <w:rFonts w:hint="eastAsia" w:ascii="Times New Roman" w:hAnsi="Times New Roman" w:eastAsia="FangSong" w:cs="Times New Roman"/>
+          <w:b w:val="0"/>
+          <w:i w:val="0"/>
+          <w:iCs/>
+          <w:sz w:val="21"/>
+        </w:rPr>
+        <w:t>（</w:t>
+      </w:r>
+      <w:r>
+        <w:rPr>
+          <w:rFonts w:hint="eastAsia" w:ascii="Times New Roman" w:hAnsi="Times New Roman" w:eastAsia="FangSong" w:cs="Times New Roman"/>
+          <w:b w:val="0"/>
+          <w:i w:val="0"/>
+          <w:iCs/>
+          <w:sz w:val="21"/>
+        </w:rPr>
+        <w:t>三维网状例见沸石图</w:t>
+      </w:r>
+      <w:r>
+        <w:rPr>
+          <w:rFonts w:ascii="Times New Roman" w:hAnsi="Times New Roman" w:eastAsia="FangSong" w:cs="Times New Roman"/>
+          <w:b w:val="0"/>
+          <w:i w:val="0"/>
+          <w:iCs/>
+          <w:sz w:val="21"/>
+        </w:rPr>
+        <w:t xml:space="preserve"> </w:t>
+      </w:r>
+      <w:r>
+        <w:rPr>
+          <w:rFonts w:hint="eastAsia" w:ascii="Times New Roman" w:hAnsi="Times New Roman" w:eastAsia="FangSong" w:cs="Times New Roman"/>
+          <w:b w:val="0"/>
+          <w:i w:val="0"/>
+          <w:iCs/>
+          <w:sz w:val="21"/>
+        </w:rPr>
+        <w:t xml:space="preserve">6）</w:t>
       </w:r>
     </w:p>
     <w:bookmarkEnd w:id="39"/>
@@ -13988,7 +14191,7 @@
           <w:iCs/>
           <w:sz w:val="21"/>
         </w:rPr>
-        <w:t xml:space="preserve"> 9 </w:t>
+        <w:t xml:space="preserve"> 8 </w:t>
       </w:r>
       <w:r>
         <w:rPr>
@@ -14286,7 +14489,7 @@
           <w:iCs/>
           <w:sz w:val="21"/>
         </w:rPr>
-        <w:t xml:space="preserve"> 10 3c-2e </w:t>
+        <w:t xml:space="preserve"> 9 3c-2e </w:t>
       </w:r>
       <w:r>
         <w:rPr>
@@ -14553,7 +14756,7 @@
           <w:iCs/>
           <w:sz w:val="21"/>
         </w:rPr>
-        <w:t xml:space="preserve"> 11 </w:t>
+        <w:t xml:space="preserve"> 10 </w:t>
       </w:r>
       <w:r>
         <w:rPr>
@@ -14563,7 +14766,7 @@
           <w:iCs/>
           <w:sz w:val="21"/>
         </w:rPr>
-        <w:t>氮化硼两种结构</w:t>
+        <w:t>氮化硼立方晶胞</w:t>
       </w:r>
       <w:r>
         <w:rPr>
@@ -14603,37 +14806,7 @@
           <w:iCs/>
           <w:sz w:val="21"/>
         </w:rPr>
-        <w:t>13.4/13.5）——</w:t>
-      </w:r>
-      <w:r>
-        <w:rPr>
-          <w:rFonts w:hint="eastAsia" w:ascii="Times New Roman" w:hAnsi="Times New Roman" w:eastAsia="FangSong" w:cs="Times New Roman"/>
-          <w:b w:val="0"/>
-          <w:i w:val="0"/>
-          <w:iCs/>
-          <w:sz w:val="21"/>
-        </w:rPr>
-        <w:t>内容</w:t>
-      </w:r>
-      <w:r>
-        <w:rPr>
-          <w:rFonts w:hint="eastAsia" w:ascii="Times New Roman" w:hAnsi="Times New Roman" w:eastAsia="FangSong" w:cs="Times New Roman"/>
-          <w:b w:val="0"/>
-          <w:i w:val="0"/>
-          <w:iCs/>
-          <w:sz w:val="21"/>
-        </w:rPr>
-        <w:t>：</w:t>
-      </w:r>
-      <w:r>
-        <w:rPr>
-          <w:rFonts w:hint="eastAsia" w:ascii="Times New Roman" w:hAnsi="Times New Roman" w:eastAsia="FangSong" w:cs="Times New Roman"/>
-          <w:b w:val="0"/>
-          <w:i w:val="0"/>
-          <w:iCs/>
-          <w:sz w:val="21"/>
-        </w:rPr>
-        <w:t>六方</w:t>
+        <w:t>）：B/N</w:t>
       </w:r>
       <w:r>
         <w:rPr>
@@ -14643,7 +14816,7 @@
           <w:iCs/>
           <w:sz w:val="21"/>
         </w:rPr>
-        <w:t xml:space="preserve"> h-BN </w:t>
+        <w:t xml:space="preserve"> </w:t>
       </w:r>
       <w:r>
         <w:rPr>
@@ -14653,7 +14826,7 @@
           <w:iCs/>
           <w:sz w:val="21"/>
         </w:rPr>
-        <w:t>类石墨</w:t>
+        <w:t>两套原子交替排列成类金刚石网络</w:t>
       </w:r>
       <w:r>
         <w:rPr>
@@ -14663,17 +14836,7 @@
           <w:iCs/>
           <w:sz w:val="21"/>
         </w:rPr>
-        <w:t>、</w:t>
-      </w:r>
-      <w:r>
-        <w:rPr>
-          <w:rFonts w:hint="eastAsia" w:ascii="Times New Roman" w:hAnsi="Times New Roman" w:eastAsia="FangSong" w:cs="Times New Roman"/>
-          <w:b w:val="0"/>
-          <w:i w:val="0"/>
-          <w:iCs/>
-          <w:sz w:val="21"/>
-        </w:rPr>
-        <w:t>立方</w:t>
+        <w:t>（c-BN）——h-BN</w:t>
       </w:r>
       <w:r>
         <w:rPr>
@@ -14683,7 +14846,7 @@
           <w:iCs/>
           <w:sz w:val="21"/>
         </w:rPr>
-        <w:t xml:space="preserve"> c-BN </w:t>
+        <w:t xml:space="preserve"> </w:t>
       </w:r>
       <w:r>
         <w:rPr>
@@ -14693,7 +14856,7 @@
           <w:iCs/>
           <w:sz w:val="21"/>
         </w:rPr>
-        <w:t>类金刚石</w:t>
+        <w:t>类石墨层状结构</w:t>
       </w:r>
       <w:r>
         <w:rPr>
@@ -14703,7 +14866,7 @@
           <w:iCs/>
           <w:sz w:val="21"/>
         </w:rPr>
-        <w:t>（BN</w:t>
+        <w:t>（Weller</w:t>
       </w:r>
       <w:r>
         <w:rPr>
@@ -14723,7 +14886,7 @@
           <w:iCs/>
           <w:sz w:val="21"/>
         </w:rPr>
-        <w:t>模拟碳同素异形体</w:t>
+        <w:t>图</w:t>
       </w:r>
       <w:r>
         <w:rPr>
@@ -14733,7 +14896,47 @@
           <w:iCs/>
           <w:sz w:val="21"/>
         </w:rPr>
-        <w:t>）</w:t>
+        <w:t>13.4）</w:t>
+      </w:r>
+      <w:r>
+        <w:rPr>
+          <w:rFonts w:hint="eastAsia" w:ascii="Times New Roman" w:hAnsi="Times New Roman" w:eastAsia="FangSong" w:cs="Times New Roman"/>
+          <w:b w:val="0"/>
+          <w:i w:val="0"/>
+          <w:iCs/>
+          <w:sz w:val="21"/>
+        </w:rPr>
+        <w:t>从略</w:t>
+      </w:r>
+      <w:r>
+        <w:rPr>
+          <w:rFonts w:hint="eastAsia" w:ascii="Times New Roman" w:hAnsi="Times New Roman" w:eastAsia="FangSong" w:cs="Times New Roman"/>
+          <w:b w:val="0"/>
+          <w:i w:val="0"/>
+          <w:iCs/>
+          <w:sz w:val="21"/>
+        </w:rPr>
+        <w:t>；BN</w:t>
+      </w:r>
+      <w:r>
+        <w:rPr>
+          <w:rFonts w:ascii="Times New Roman" w:hAnsi="Times New Roman" w:eastAsia="FangSong" w:cs="Times New Roman"/>
+          <w:b w:val="0"/>
+          <w:i w:val="0"/>
+          <w:iCs/>
+          <w:sz w:val="21"/>
+        </w:rPr>
+        <w:t xml:space="preserve"> </w:t>
+      </w:r>
+      <w:r>
+        <w:rPr>
+          <w:rFonts w:hint="eastAsia" w:ascii="Times New Roman" w:hAnsi="Times New Roman" w:eastAsia="FangSong" w:cs="Times New Roman"/>
+          <w:b w:val="0"/>
+          <w:i w:val="0"/>
+          <w:iCs/>
+          <w:sz w:val="21"/>
+        </w:rPr>
+        <w:t xml:space="preserve">模拟碳同素异形体</w:t>
       </w:r>
       <w:r>
         <w:rPr>
@@ -14819,7 +15022,7 @@
           <w:iCs/>
           <w:sz w:val="21"/>
         </w:rPr>
-        <w:t xml:space="preserve"> 12 B</w:t>
+        <w:t xml:space="preserve"> 11 B</w:t>
       </w:r>
       <w:r>
         <w:rPr>
@@ -19814,7 +20017,59 @@
         <w:rPr>
           <w:rFonts w:ascii="Times New Roman" w:hAnsi="Times New Roman" w:eastAsia="Times New Roman" w:cs="Times New Roman"/>
         </w:rPr>
-        <w:t xml:space="preserve"> = −853.8 </w:t>
+        <w:t xml:space="preserve"> = ΔHf(Al</w:t>
+      </w:r>
+      <w:r>
+        <w:rPr>
+          <w:rFonts w:ascii="Times New Roman" w:hAnsi="Times New Roman" w:eastAsia="Times New Roman" w:cs="Times New Roman"/>
+          <w:vertAlign w:val="subscript"/>
+        </w:rPr>
+        <w:t>2</w:t>
+      </w:r>
+      <w:r>
+        <w:rPr>
+          <w:rFonts w:ascii="Times New Roman" w:hAnsi="Times New Roman" w:eastAsia="Times New Roman" w:cs="Times New Roman"/>
+        </w:rPr>
+        <w:t>O</w:t>
+      </w:r>
+      <w:r>
+        <w:rPr>
+          <w:rFonts w:ascii="Times New Roman" w:hAnsi="Times New Roman" w:eastAsia="Times New Roman" w:cs="Times New Roman"/>
+          <w:vertAlign w:val="subscript"/>
+        </w:rPr>
+        <w:t>3</w:t>
+      </w:r>
+      <w:r>
+        <w:rPr>
+          <w:rFonts w:ascii="Times New Roman" w:hAnsi="Times New Roman" w:eastAsia="Times New Roman" w:cs="Times New Roman"/>
+        </w:rPr>
+        <w:t>) − ΔHf(Fe</w:t>
+      </w:r>
+      <w:r>
+        <w:rPr>
+          <w:rFonts w:ascii="Times New Roman" w:hAnsi="Times New Roman" w:eastAsia="Times New Roman" w:cs="Times New Roman"/>
+          <w:vertAlign w:val="subscript"/>
+        </w:rPr>
+        <w:t>2</w:t>
+      </w:r>
+      <w:r>
+        <w:rPr>
+          <w:rFonts w:ascii="Times New Roman" w:hAnsi="Times New Roman" w:eastAsia="Times New Roman" w:cs="Times New Roman"/>
+        </w:rPr>
+        <w:t>O</w:t>
+      </w:r>
+      <w:r>
+        <w:rPr>
+          <w:rFonts w:ascii="Times New Roman" w:hAnsi="Times New Roman" w:eastAsia="Times New Roman" w:cs="Times New Roman"/>
+          <w:vertAlign w:val="subscript"/>
+        </w:rPr>
+        <w:t>3</w:t>
+      </w:r>
+      <w:r>
+        <w:rPr>
+          <w:rFonts w:ascii="Times New Roman" w:hAnsi="Times New Roman" w:eastAsia="Times New Roman" w:cs="Times New Roman"/>
+        </w:rPr>
+        <w:t xml:space="preserve">) = −1669.7 − (−824.2) = −845.5 </w:t>
       </w:r>
       <w:r>
         <w:rPr>

--- a/06-学生侧材料/讲义/5-无机化学/碳族与硼族元素-超级充实版（自学完整）.docx
+++ b/06-学生侧材料/讲义/5-无机化学/碳族与硼族元素-超级充实版（自学完整）.docx
@@ -2,7 +2,7 @@
 <file path=word/document.xml><?xml version="1.0" encoding="utf-8"?>
 <w:document xmlns:w="http://schemas.openxmlformats.org/wordprocessingml/2006/main" xmlns:m="http://schemas.openxmlformats.org/officeDocument/2006/math" xmlns:r="http://schemas.openxmlformats.org/officeDocument/2006/relationships" xmlns:o="urn:schemas-microsoft-com:office:office" xmlns:v="urn:schemas-microsoft-com:vml" xmlns:w10="urn:schemas-microsoft-com:office:word" xmlns:a="http://schemas.openxmlformats.org/drawingml/2006/main" xmlns:pic="http://schemas.openxmlformats.org/drawingml/2006/picture" xmlns:wp="http://schemas.openxmlformats.org/drawingml/2006/wordprocessingDrawing">
   <w:body>
-    <w:bookmarkStart w:id="112" w:name="第三讲碳族与硼族元素"/>
+    <w:bookmarkStart w:id="110" w:name="第三讲碳族与硼族元素"/>
     <w:p>
       <w:pPr>
         <w:pStyle w:val="Heading1"/>
@@ -1409,7 +1409,7 @@
     </w:p>
     <w:p>
       <w:pPr>
-        <w:pStyle w:val="BlockText"/>
+        <w:pStyle w:val="FirstParagraph"/>
       </w:pPr>
       <w:r>
         <w:rPr>
@@ -3162,7 +3162,7 @@
     </w:tbl>
     <w:p>
       <w:pPr>
-        <w:pStyle w:val="BlockText"/>
+        <w:pStyle w:val="BodyText"/>
         <w:spacing w:before="120"/>
       </w:pPr>
       <w:r>
@@ -3394,11 +3394,121 @@
           <w:rFonts w:hint="eastAsia" w:ascii="Times New Roman" w:hAnsi="Times New Roman" w:eastAsia="Times New Roman" w:cs="Times New Roman"/>
         </w:rPr>
         <w:t>）。</w:t>
+      </w:r>
+      <w:r>
+        <w:rPr>
+          <w:rFonts w:hint="eastAsia" w:ascii="Times New Roman" w:hAnsi="Times New Roman" w:eastAsia="FangSong" w:cs="Times New Roman"/>
+        </w:rPr>
+        <w:t>结构实图对照</w:t>
+      </w:r>
+      <w:r>
+        <w:rPr>
+          <w:rFonts w:hint="eastAsia" w:ascii="Times New Roman" w:hAnsi="Times New Roman" w:eastAsia="Times New Roman" w:cs="Times New Roman"/>
+        </w:rPr>
+        <w:t>：</w:t>
+      </w:r>
+      <w:r>
+        <w:rPr>
+          <w:rFonts w:hint="eastAsia" w:ascii="Times New Roman" w:hAnsi="Times New Roman" w:eastAsia="FangSong" w:cs="Times New Roman"/>
+        </w:rPr>
+        <w:t>金刚石</w:t>
+      </w:r>
+      <w:r>
+        <w:rPr>
+          <w:rFonts w:hint="eastAsia" w:ascii="Times New Roman" w:hAnsi="Times New Roman" w:eastAsia="Times New Roman" w:cs="Times New Roman"/>
+        </w:rPr>
+        <w:t>/</w:t>
+      </w:r>
+      <w:r>
+        <w:rPr>
+          <w:rFonts w:hint="eastAsia" w:ascii="Times New Roman" w:hAnsi="Times New Roman" w:eastAsia="FangSong" w:cs="Times New Roman"/>
+        </w:rPr>
+        <w:t>石墨见图</w:t>
+      </w:r>
+      <w:r>
+        <w:rPr>
+          <w:rFonts w:ascii="Times New Roman" w:hAnsi="Times New Roman" w:eastAsia="Times New Roman" w:cs="Times New Roman"/>
+        </w:rPr>
+        <w:t xml:space="preserve"> </w:t>
+      </w:r>
+      <w:r>
+        <w:rPr>
+          <w:rFonts w:hint="eastAsia" w:ascii="Times New Roman" w:hAnsi="Times New Roman" w:eastAsia="Times New Roman" w:cs="Times New Roman"/>
+        </w:rPr>
+        <w:t>1，C</w:t>
+      </w:r>
+      <w:r>
+        <w:rPr>
+          <w:rFonts w:hint="eastAsia" w:ascii="Times New Roman" w:hAnsi="Times New Roman" w:eastAsia="Times New Roman" w:cs="Times New Roman"/>
+          <w:vertAlign w:val="subscript"/>
+        </w:rPr>
+        <w:t>60</w:t>
+      </w:r>
+      <w:r>
+        <w:rPr>
+          <w:rFonts w:hint="eastAsia" w:ascii="Times New Roman" w:hAnsi="Times New Roman" w:eastAsia="Times New Roman" w:cs="Times New Roman"/>
+        </w:rPr>
+        <w:t>/</w:t>
+      </w:r>
+      <w:r>
+        <w:rPr>
+          <w:rFonts w:hint="eastAsia" w:ascii="Times New Roman" w:hAnsi="Times New Roman" w:eastAsia="FangSong" w:cs="Times New Roman"/>
+        </w:rPr>
+        <w:t>石墨烯见图</w:t>
+      </w:r>
+      <w:r>
+        <w:rPr>
+          <w:rFonts w:ascii="Times New Roman" w:hAnsi="Times New Roman" w:eastAsia="Times New Roman" w:cs="Times New Roman"/>
+        </w:rPr>
+        <w:t xml:space="preserve"> </w:t>
+      </w:r>
+      <w:r>
+        <w:rPr>
+          <w:rFonts w:hint="eastAsia" w:ascii="Times New Roman" w:hAnsi="Times New Roman" w:eastAsia="Times New Roman" w:cs="Times New Roman"/>
+        </w:rPr>
+        <w:t>2，</w:t>
+      </w:r>
+      <w:r>
+        <w:rPr>
+          <w:rFonts w:hint="eastAsia" w:ascii="Times New Roman" w:hAnsi="Times New Roman" w:eastAsia="FangSong" w:cs="Times New Roman"/>
+        </w:rPr>
+        <w:t>碳纳米管与插层化合物</w:t>
+      </w:r>
+      <w:r>
+        <w:rPr>
+          <w:rFonts w:ascii="Times New Roman" w:hAnsi="Times New Roman" w:eastAsia="Times New Roman" w:cs="Times New Roman"/>
+        </w:rPr>
+        <w:t xml:space="preserve"> KC</w:t>
+      </w:r>
+      <w:r>
+        <w:rPr>
+          <w:rFonts w:ascii="Times New Roman" w:hAnsi="Times New Roman" w:eastAsia="Times New Roman" w:cs="Times New Roman"/>
+          <w:vertAlign w:val="subscript"/>
+        </w:rPr>
+        <w:t>8</w:t>
+      </w:r>
+      <w:r>
+        <w:rPr>
+          <w:rFonts w:ascii="Times New Roman" w:hAnsi="Times New Roman" w:eastAsia="Times New Roman" w:cs="Times New Roman"/>
+        </w:rPr>
+        <w:t xml:space="preserve"> </w:t>
+      </w:r>
+      <w:r>
+        <w:rPr>
+          <w:rFonts w:hint="eastAsia" w:ascii="Times New Roman" w:hAnsi="Times New Roman" w:eastAsia="FangSong" w:cs="Times New Roman"/>
+        </w:rPr>
+        <w:t xml:space="preserve">见图</w:t>
+      </w:r>
+      <w:r>
+        <w:rPr>
+          <w:rFonts w:ascii="Times New Roman" w:hAnsi="Times New Roman" w:eastAsia="Times New Roman" w:cs="Times New Roman"/>
+        </w:rPr>
+        <w:t xml:space="preserve"> 3。</w:t>
       </w:r>
     </w:p>
     <w:p>
       <w:pPr>
-        <w:pStyle w:val="FirstParagraph"/>
+        <w:pStyle w:val="BodyText"/>
       </w:pPr>
       <w:r>
         <w:rPr>
@@ -4962,7 +5072,7 @@
     </w:tbl>
     <w:p>
       <w:pPr>
-        <w:pStyle w:val="BlockText"/>
+        <w:pStyle w:val="BodyText"/>
         <w:spacing w:before="120"/>
       </w:pPr>
       <w:r>
@@ -5095,7 +5205,32 @@
         <w:rPr>
           <w:rFonts w:hint="eastAsia" w:ascii="Times New Roman" w:hAnsi="Times New Roman" w:eastAsia="Times New Roman" w:cs="Times New Roman"/>
         </w:rPr>
-        <w:t>」。</w:t>
+        <w:t>」。CaC</w:t>
+      </w:r>
+      <w:r>
+        <w:rPr>
+          <w:rFonts w:hint="eastAsia" w:ascii="Times New Roman" w:hAnsi="Times New Roman" w:eastAsia="Times New Roman" w:cs="Times New Roman"/>
+          <w:vertAlign w:val="subscript"/>
+        </w:rPr>
+        <w:t>2</w:t>
+      </w:r>
+      <w:r>
+        <w:rPr>
+          <w:rFonts w:ascii="Times New Roman" w:hAnsi="Times New Roman" w:eastAsia="Times New Roman" w:cs="Times New Roman"/>
+        </w:rPr>
+        <w:t xml:space="preserve"> </w:t>
+      </w:r>
+      <w:r>
+        <w:rPr>
+          <w:rFonts w:hint="eastAsia" w:ascii="Times New Roman" w:hAnsi="Times New Roman" w:eastAsia="FangSong" w:cs="Times New Roman"/>
+        </w:rPr>
+        <w:t xml:space="preserve">晶体结构见图</w:t>
+      </w:r>
+      <w:r>
+        <w:rPr>
+          <w:rFonts w:ascii="Times New Roman" w:hAnsi="Times New Roman" w:eastAsia="Times New Roman" w:cs="Times New Roman"/>
+        </w:rPr>
+        <w:t xml:space="preserve"> 4。</w:t>
       </w:r>
     </w:p>
     <w:p>
@@ -6428,7 +6563,7 @@
     </w:p>
     <w:bookmarkEnd w:id="34"/>
     <w:bookmarkEnd w:id="35"/>
-    <w:bookmarkStart w:id="44" w:name="二硅与硅酸盐"/>
+    <w:bookmarkStart w:id="45" w:name="二硅与硅酸盐"/>
     <w:p>
       <w:pPr>
         <w:pStyle w:val="Heading2"/>
@@ -6455,7 +6590,7 @@
     </w:p>
     <w:p>
       <w:pPr>
-        <w:pStyle w:val="BlockText"/>
+        <w:pStyle w:val="FirstParagraph"/>
       </w:pPr>
       <w:r>
         <w:rPr>
@@ -7478,7 +7613,7 @@
     </w:tbl>
     <w:p>
       <w:pPr>
-        <w:pStyle w:val="BlockText"/>
+        <w:pStyle w:val="BodyText"/>
         <w:spacing w:before="120"/>
       </w:pPr>
       <w:r>
@@ -7650,22 +7785,35 @@
         </w:rPr>
         <w:t>。</w:t>
       </w:r>
-    </w:p>
-    <w:p>
-      <w:pPr>
-        <w:pStyle w:val="BlockText"/>
-      </w:pPr>
-      <w:r>
-        <w:rPr>
-          <w:rFonts w:ascii="Times New Roman" w:hAnsi="Times New Roman" w:eastAsia="Times New Roman" w:cs="Times New Roman"/>
-        </w:rPr>
-        <w:t xml:space="preserve">[!info] </w:t>
+      <w:r>
+        <w:rPr>
+          <w:rFonts w:ascii="Times New Roman" w:hAnsi="Times New Roman" w:eastAsia="Times New Roman" w:cs="Times New Roman"/>
+        </w:rPr>
+        <w:t xml:space="preserve"> </w:t>
+      </w:r>
+      <w:r>
+        <w:rPr>
+          <w:rFonts w:ascii="Times New Roman" w:hAnsi="Times New Roman" w:eastAsia="Times New Roman" w:cs="Times New Roman"/>
+        </w:rPr>
+        <w:t xml:space="preserve">&gt; [!info] </w:t>
       </w:r>
       <w:r>
         <w:rPr>
           <w:rFonts w:hint="eastAsia" w:ascii="Times New Roman" w:hAnsi="Times New Roman" w:eastAsia="FangSong" w:cs="Times New Roman"/>
         </w:rPr>
         <w:t xml:space="preserve">深入思考</w:t>
+      </w:r>
+      <w:r>
+        <w:rPr>
+          <w:rFonts w:ascii="Times New Roman" w:hAnsi="Times New Roman" w:eastAsia="Times New Roman" w:cs="Times New Roman"/>
+        </w:rPr>
+        <w:t xml:space="preserve"> </w:t>
+      </w:r>
+      <w:r>
+        <w:rPr>
+          <w:rFonts w:ascii="Times New Roman" w:hAnsi="Times New Roman" w:eastAsia="Times New Roman" w:cs="Times New Roman"/>
+        </w:rPr>
+        <w:t xml:space="preserve">&gt;</w:t>
       </w:r>
       <w:r>
         <w:rPr>
@@ -8438,6 +8586,42 @@
         </w:rPr>
         <w:t>：</w:t>
       </w:r>
+      <w:r>
+        <w:rPr>
+          <w:rFonts w:hint="eastAsia" w:ascii="Times New Roman" w:hAnsi="Times New Roman" w:eastAsia="FangSong" w:cs="Times New Roman"/>
+        </w:rPr>
+        <w:t>片状硅酸盐</w:t>
+      </w:r>
+      <w:r>
+        <w:rPr>
+          <w:rFonts w:hint="eastAsia" w:ascii="Times New Roman" w:hAnsi="Times New Roman" w:eastAsia="Times New Roman" w:cs="Times New Roman"/>
+        </w:rPr>
+        <w:t>（</w:t>
+      </w:r>
+      <w:r>
+        <w:rPr>
+          <w:rFonts w:hint="eastAsia" w:ascii="Times New Roman" w:hAnsi="Times New Roman" w:eastAsia="FangSong" w:cs="Times New Roman"/>
+        </w:rPr>
+        <w:t>云母</w:t>
+      </w:r>
+      <w:r>
+        <w:rPr>
+          <w:rFonts w:hint="eastAsia" w:ascii="Times New Roman" w:hAnsi="Times New Roman" w:eastAsia="Times New Roman" w:cs="Times New Roman"/>
+        </w:rPr>
+        <w:t>）</w:t>
+      </w:r>
+      <w:r>
+        <w:rPr>
+          <w:rFonts w:hint="eastAsia" w:ascii="Times New Roman" w:hAnsi="Times New Roman" w:eastAsia="FangSong" w:cs="Times New Roman"/>
+        </w:rPr>
+        <w:t>的层状实构见图</w:t>
+      </w:r>
+      <w:r>
+        <w:rPr>
+          <w:rFonts w:ascii="Times New Roman" w:hAnsi="Times New Roman" w:eastAsia="Times New Roman" w:cs="Times New Roman"/>
+        </w:rPr>
+        <w:t xml:space="preserve"> 5。</w:t>
+      </w:r>
     </w:p>
     <w:tbl>
       <w:tblPr>
@@ -9159,7 +9343,7 @@
     </w:tbl>
     <w:p>
       <w:pPr>
-        <w:pStyle w:val="BlockText"/>
+        <w:pStyle w:val="BodyText"/>
         <w:spacing w:before="120"/>
       </w:pPr>
       <w:r>
@@ -9295,7 +9479,7 @@
     </w:p>
     <w:p>
       <w:pPr>
-        <w:pStyle w:val="FirstParagraph"/>
+        <w:pStyle w:val="BodyText"/>
       </w:pPr>
       <w:r>
         <w:rPr>
@@ -9387,7 +9571,31 @@
         <w:rPr>
           <w:rFonts w:hint="eastAsia" w:ascii="Times New Roman" w:hAnsi="Times New Roman" w:eastAsia="Times New Roman" w:cs="Times New Roman"/>
         </w:rPr>
-        <w:t>。</w:t>
+        <w:t>（A</w:t>
+      </w:r>
+      <w:r>
+        <w:rPr>
+          <w:rFonts w:ascii="Times New Roman" w:hAnsi="Times New Roman" w:eastAsia="Times New Roman" w:cs="Times New Roman"/>
+        </w:rPr>
+        <w:t xml:space="preserve"> </w:t>
+      </w:r>
+      <w:r>
+        <w:rPr>
+          <w:rFonts w:hint="eastAsia" w:ascii="Times New Roman" w:hAnsi="Times New Roman" w:eastAsia="FangSong" w:cs="Times New Roman"/>
+        </w:rPr>
+        <w:t xml:space="preserve">型沸石骨架与孔道见图</w:t>
+      </w:r>
+      <w:r>
+        <w:rPr>
+          <w:rFonts w:ascii="Times New Roman" w:hAnsi="Times New Roman" w:eastAsia="Times New Roman" w:cs="Times New Roman"/>
+        </w:rPr>
+        <w:t xml:space="preserve"> </w:t>
+      </w:r>
+      <w:r>
+        <w:rPr>
+          <w:rFonts w:hint="eastAsia" w:ascii="Times New Roman" w:hAnsi="Times New Roman" w:eastAsia="Times New Roman" w:cs="Times New Roman"/>
+        </w:rPr>
+        <w:t xml:space="preserve">6）。</w:t>
       </w:r>
     </w:p>
     <w:p>
@@ -9405,7 +9613,7 @@
         </w:rPr>
         <w:drawing>
           <wp:inline>
-            <wp:extent cx="3600000" cy="2148329"/>
+            <wp:extent cx="3600000" cy="1940836"/>
             <wp:effectExtent b="0" l="0" r="0" t="0"/>
             <wp:docPr descr="" title="" id="41" name="Picture"/>
             <a:graphic>
@@ -9426,7 +9634,7 @@
                   <pic:spPr bwMode="auto">
                     <a:xfrm>
                       <a:off x="0" y="0"/>
-                      <a:ext cx="3600000" cy="2148329"/>
+                      <a:ext cx="3600000" cy="1940836"/>
                     </a:xfrm>
                     <a:prstGeom prst="rect">
                       <a:avLst/>
@@ -9614,6 +9822,867 @@
         <w:t>）</w:t>
       </w:r>
     </w:p>
+    <w:bookmarkEnd w:id="43"/>
+    <w:bookmarkStart w:id="44" w:name="硅的制备与提纯工业流程判据"/>
+    <w:p>
+      <w:pPr>
+        <w:pStyle w:val="Heading3"/>
+        <w:spacing w:before="280" w:after="120"/>
+      </w:pPr>
+      <w:r>
+        <w:rPr>
+          <w:rFonts w:ascii="Times New Roman" w:hAnsi="Times New Roman" w:eastAsia="Times New Roman" w:cs="Times New Roman"/>
+        </w:rPr>
+        <w:t xml:space="preserve">2.3 </w:t>
+      </w:r>
+      <w:r>
+        <w:rPr>
+          <w:rFonts w:hint="eastAsia" w:ascii="Times New Roman" w:hAnsi="Times New Roman" w:eastAsia="SimHei" w:cs="Times New Roman"/>
+        </w:rPr>
+        <w:t>硅的制备与提纯</w:t>
+      </w:r>
+      <w:r>
+        <w:rPr>
+          <w:rFonts w:hint="eastAsia" w:ascii="Times New Roman" w:hAnsi="Times New Roman" w:eastAsia="Times New Roman" w:cs="Times New Roman"/>
+        </w:rPr>
+        <w:t>（</w:t>
+      </w:r>
+      <w:r>
+        <w:rPr>
+          <w:rFonts w:hint="eastAsia" w:ascii="Times New Roman" w:hAnsi="Times New Roman" w:eastAsia="SimHei" w:cs="Times New Roman"/>
+        </w:rPr>
+        <w:t>工业流程判据</w:t>
+      </w:r>
+      <w:r>
+        <w:rPr>
+          <w:rFonts w:hint="eastAsia" w:ascii="Times New Roman" w:hAnsi="Times New Roman" w:eastAsia="Times New Roman" w:cs="Times New Roman"/>
+        </w:rPr>
+        <w:t>）</w:t>
+      </w:r>
+    </w:p>
+    <w:p>
+      <w:pPr>
+        <w:pStyle w:val="FirstParagraph"/>
+      </w:pPr>
+      <m:oMathPara>
+        <m:oMathParaPr>
+          <m:jc m:val="center"/>
+          <m:ctrlPr>
+            <w:rPr>
+              <w:sz w:val="28"/>
+              <w:szCs w:val="28"/>
+            </w:rPr>
+          </m:ctrlPr>
+        </m:oMathParaPr>
+        <m:oMath>
+          <m:r>
+            <m:rPr>
+              <m:sty m:val="p"/>
+            </m:rPr>
+            <m:t>S</m:t>
+          </m:r>
+          <m:r>
+            <m:rPr>
+              <m:sty m:val="p"/>
+            </m:rPr>
+            <m:t>i</m:t>
+          </m:r>
+          <m:sSub>
+            <m:e>
+              <m:r>
+                <m:rPr>
+                  <m:sty m:val="p"/>
+                </m:rPr>
+                <m:t>O</m:t>
+              </m:r>
+            </m:e>
+            <m:sub>
+              <m:r>
+                <m:rPr>
+                  <m:sty m:val="p"/>
+                </m:rPr>
+                <m:t>2</m:t>
+              </m:r>
+            </m:sub>
+          </m:sSub>
+          <m:r>
+            <m:rPr>
+              <m:sty m:val="p"/>
+            </m:rPr>
+            <m:t>+</m:t>
+          </m:r>
+          <m:r>
+            <m:rPr>
+              <m:sty m:val="p"/>
+            </m:rPr>
+            <m:t>2</m:t>
+          </m:r>
+          <m:r>
+            <m:rPr>
+              <m:sty m:val="p"/>
+            </m:rPr>
+            <m:t>C</m:t>
+          </m:r>
+          <m:limUpp>
+            <m:e>
+              <m:r>
+                <m:rPr>
+                  <m:sty m:val="p"/>
+                </m:rPr>
+                <m:t>→</m:t>
+              </m:r>
+            </m:e>
+            <m:lim>
+              <m:r>
+                <m:rPr>
+                  <m:sty m:val="p"/>
+                </m:rPr>
+                <m:t>高</m:t>
+              </m:r>
+              <m:r>
+                <m:rPr>
+                  <m:sty m:val="p"/>
+                </m:rPr>
+                <m:t>温</m:t>
+              </m:r>
+            </m:lim>
+          </m:limUpp>
+          <m:r>
+            <m:rPr>
+              <m:sty m:val="p"/>
+            </m:rPr>
+            <m:t>S</m:t>
+          </m:r>
+          <m:r>
+            <m:rPr>
+              <m:sty m:val="p"/>
+            </m:rPr>
+            <m:t>i</m:t>
+          </m:r>
+          <m:r>
+            <m:rPr>
+              <m:sty m:val="p"/>
+            </m:rPr>
+            <m:t>（</m:t>
+          </m:r>
+          <m:r>
+            <m:rPr>
+              <m:sty m:val="p"/>
+            </m:rPr>
+            <m:t>粗</m:t>
+          </m:r>
+          <m:r>
+            <m:rPr>
+              <m:sty m:val="p"/>
+            </m:rPr>
+            <m:t>）</m:t>
+          </m:r>
+          <m:r>
+            <m:rPr>
+              <m:sty m:val="p"/>
+            </m:rPr>
+            <m:t>+</m:t>
+          </m:r>
+          <m:r>
+            <m:rPr>
+              <m:sty m:val="p"/>
+            </m:rPr>
+            <m:t>2</m:t>
+          </m:r>
+          <m:r>
+            <m:rPr>
+              <m:sty m:val="p"/>
+            </m:rPr>
+            <m:t>C</m:t>
+          </m:r>
+          <m:r>
+            <m:rPr>
+              <m:sty m:val="p"/>
+            </m:rPr>
+            <m:t>O</m:t>
+          </m:r>
+          <m:r>
+            <m:rPr>
+              <m:sty m:val="p"/>
+            </m:rPr>
+            <m:t>↑</m:t>
+          </m:r>
+        </m:oMath>
+      </m:oMathPara>
+    </w:p>
+    <w:p>
+      <w:pPr>
+        <w:pStyle w:val="FirstParagraph"/>
+      </w:pPr>
+      <m:oMathPara>
+        <m:oMathParaPr>
+          <m:jc m:val="center"/>
+          <m:ctrlPr>
+            <w:rPr>
+              <w:sz w:val="28"/>
+              <w:szCs w:val="28"/>
+            </w:rPr>
+          </m:ctrlPr>
+        </m:oMathParaPr>
+        <m:oMath>
+          <m:r>
+            <m:rPr>
+              <m:sty m:val="p"/>
+            </m:rPr>
+            <m:t>S</m:t>
+          </m:r>
+          <m:r>
+            <m:rPr>
+              <m:sty m:val="p"/>
+            </m:rPr>
+            <m:t>i</m:t>
+          </m:r>
+          <m:r>
+            <m:rPr>
+              <m:sty m:val="p"/>
+            </m:rPr>
+            <m:t>+</m:t>
+          </m:r>
+          <m:r>
+            <m:rPr>
+              <m:sty m:val="p"/>
+            </m:rPr>
+            <m:t>3</m:t>
+          </m:r>
+          <m:r>
+            <m:rPr>
+              <m:sty m:val="p"/>
+            </m:rPr>
+            <m:t>H</m:t>
+          </m:r>
+          <m:r>
+            <m:rPr>
+              <m:sty m:val="p"/>
+            </m:rPr>
+            <m:t>C</m:t>
+          </m:r>
+          <m:r>
+            <m:rPr>
+              <m:sty m:val="p"/>
+            </m:rPr>
+            <m:t>l</m:t>
+          </m:r>
+          <m:limUpp>
+            <m:e>
+              <m:r>
+                <m:rPr>
+                  <m:sty m:val="p"/>
+                </m:rPr>
+                <m:t>→</m:t>
+              </m:r>
+            </m:e>
+            <m:lim>
+              <m:r>
+                <m:rPr>
+                  <m:sty m:val="p"/>
+                </m:rPr>
+                <m:t>300</m:t>
+              </m:r>
+              <m:r>
+                <m:rPr>
+                  <m:sty m:val="p"/>
+                </m:rPr>
+                <m:t>°</m:t>
+              </m:r>
+              <m:r>
+                <m:rPr>
+                  <m:sty m:val="p"/>
+                </m:rPr>
+                <m:t>C</m:t>
+              </m:r>
+            </m:lim>
+          </m:limUpp>
+          <m:r>
+            <m:rPr>
+              <m:sty m:val="p"/>
+            </m:rPr>
+            <m:t>S</m:t>
+          </m:r>
+          <m:r>
+            <m:rPr>
+              <m:sty m:val="p"/>
+            </m:rPr>
+            <m:t>i</m:t>
+          </m:r>
+          <m:r>
+            <m:rPr>
+              <m:sty m:val="p"/>
+            </m:rPr>
+            <m:t>H</m:t>
+          </m:r>
+          <m:r>
+            <m:rPr>
+              <m:sty m:val="p"/>
+            </m:rPr>
+            <m:t>C</m:t>
+          </m:r>
+          <m:sSub>
+            <m:e>
+              <m:r>
+                <m:rPr>
+                  <m:sty m:val="p"/>
+                </m:rPr>
+                <m:t>l</m:t>
+              </m:r>
+            </m:e>
+            <m:sub>
+              <m:r>
+                <m:rPr>
+                  <m:sty m:val="p"/>
+                </m:rPr>
+                <m:t>3</m:t>
+              </m:r>
+            </m:sub>
+          </m:sSub>
+          <m:r>
+            <m:rPr>
+              <m:sty m:val="p"/>
+            </m:rPr>
+            <m:t>+</m:t>
+          </m:r>
+          <m:sSub>
+            <m:e>
+              <m:r>
+                <m:rPr>
+                  <m:sty m:val="p"/>
+                </m:rPr>
+                <m:t>H</m:t>
+              </m:r>
+            </m:e>
+            <m:sub>
+              <m:r>
+                <m:rPr>
+                  <m:sty m:val="p"/>
+                </m:rPr>
+                <m:t>2</m:t>
+              </m:r>
+            </m:sub>
+          </m:sSub>
+        </m:oMath>
+      </m:oMathPara>
+    </w:p>
+    <w:p>
+      <w:pPr>
+        <w:pStyle w:val="FirstParagraph"/>
+      </w:pPr>
+      <m:oMathPara>
+        <m:oMathParaPr>
+          <m:jc m:val="center"/>
+          <m:ctrlPr>
+            <w:rPr>
+              <w:sz w:val="28"/>
+              <w:szCs w:val="28"/>
+            </w:rPr>
+          </m:ctrlPr>
+        </m:oMathParaPr>
+        <m:oMath>
+          <m:r>
+            <m:rPr>
+              <m:sty m:val="p"/>
+            </m:rPr>
+            <m:t>S</m:t>
+          </m:r>
+          <m:r>
+            <m:rPr>
+              <m:sty m:val="p"/>
+            </m:rPr>
+            <m:t>i</m:t>
+          </m:r>
+          <m:r>
+            <m:rPr>
+              <m:sty m:val="p"/>
+            </m:rPr>
+            <m:t>H</m:t>
+          </m:r>
+          <m:r>
+            <m:rPr>
+              <m:sty m:val="p"/>
+            </m:rPr>
+            <m:t>C</m:t>
+          </m:r>
+          <m:sSub>
+            <m:e>
+              <m:r>
+                <m:rPr>
+                  <m:sty m:val="p"/>
+                </m:rPr>
+                <m:t>l</m:t>
+              </m:r>
+            </m:e>
+            <m:sub>
+              <m:r>
+                <m:rPr>
+                  <m:sty m:val="p"/>
+                </m:rPr>
+                <m:t>3</m:t>
+              </m:r>
+            </m:sub>
+          </m:sSub>
+          <m:r>
+            <m:rPr>
+              <m:sty m:val="p"/>
+            </m:rPr>
+            <m:t>+</m:t>
+          </m:r>
+          <m:sSub>
+            <m:e>
+              <m:r>
+                <m:rPr>
+                  <m:sty m:val="p"/>
+                </m:rPr>
+                <m:t>H</m:t>
+              </m:r>
+            </m:e>
+            <m:sub>
+              <m:r>
+                <m:rPr>
+                  <m:sty m:val="p"/>
+                </m:rPr>
+                <m:t>2</m:t>
+              </m:r>
+            </m:sub>
+          </m:sSub>
+          <m:limUpp>
+            <m:e>
+              <m:r>
+                <m:rPr>
+                  <m:sty m:val="p"/>
+                </m:rPr>
+                <m:t>→</m:t>
+              </m:r>
+            </m:e>
+            <m:lim>
+              <m:r>
+                <m:rPr>
+                  <m:sty m:val="p"/>
+                </m:rPr>
+                <m:t>高</m:t>
+              </m:r>
+              <m:r>
+                <m:rPr>
+                  <m:sty m:val="p"/>
+                </m:rPr>
+                <m:t>温</m:t>
+              </m:r>
+            </m:lim>
+          </m:limUpp>
+          <m:r>
+            <m:rPr>
+              <m:sty m:val="p"/>
+            </m:rPr>
+            <m:t>S</m:t>
+          </m:r>
+          <m:r>
+            <m:rPr>
+              <m:sty m:val="p"/>
+            </m:rPr>
+            <m:t>i</m:t>
+          </m:r>
+          <m:r>
+            <m:rPr>
+              <m:sty m:val="p"/>
+            </m:rPr>
+            <m:t>+</m:t>
+          </m:r>
+          <m:r>
+            <m:rPr>
+              <m:sty m:val="p"/>
+            </m:rPr>
+            <m:t>3</m:t>
+          </m:r>
+          <m:r>
+            <m:rPr>
+              <m:sty m:val="p"/>
+            </m:rPr>
+            <m:t>H</m:t>
+          </m:r>
+          <m:r>
+            <m:rPr>
+              <m:sty m:val="p"/>
+            </m:rPr>
+            <m:t>C</m:t>
+          </m:r>
+          <m:r>
+            <m:rPr>
+              <m:sty m:val="p"/>
+            </m:rPr>
+            <m:t>l</m:t>
+          </m:r>
+        </m:oMath>
+      </m:oMathPara>
+    </w:p>
+    <w:p>
+      <w:pPr>
+        <w:pStyle w:val="FirstParagraph"/>
+      </w:pPr>
+      <w:r>
+        <w:rPr>
+          <w:rFonts w:hint="eastAsia" w:ascii="Times New Roman" w:hAnsi="Times New Roman" w:eastAsia="FangSong" w:cs="Times New Roman"/>
+          <w:b/>
+          <w:bCs/>
+        </w:rPr>
+        <w:t xml:space="preserve">判据</w:t>
+      </w:r>
+      <w:r>
+        <w:rPr>
+          <w:rFonts w:hint="eastAsia" w:ascii="Times New Roman" w:hAnsi="Times New Roman" w:eastAsia="Times New Roman" w:cs="Times New Roman"/>
+        </w:rPr>
+        <w:t>：</w:t>
+      </w:r>
+      <w:r>
+        <w:rPr>
+          <w:rFonts w:hint="eastAsia" w:ascii="Times New Roman" w:hAnsi="Times New Roman" w:eastAsia="FangSong" w:cs="Times New Roman"/>
+        </w:rPr>
+        <w:t>粗硅先氯化为易挥发</w:t>
+      </w:r>
+      <w:r>
+        <w:rPr>
+          <w:rFonts w:ascii="Times New Roman" w:hAnsi="Times New Roman" w:eastAsia="Times New Roman" w:cs="Times New Roman"/>
+        </w:rPr>
+        <w:t xml:space="preserve"> </w:t>
+      </w:r>
+      <w:r>
+        <w:rPr>
+          <w:rFonts w:hint="eastAsia" w:ascii="Times New Roman" w:hAnsi="Times New Roman" w:eastAsia="Times New Roman" w:cs="Times New Roman"/>
+        </w:rPr>
+        <w:t>SiHCl</w:t>
+      </w:r>
+      <w:r>
+        <w:rPr>
+          <w:rFonts w:hint="eastAsia" w:ascii="Times New Roman" w:hAnsi="Times New Roman" w:eastAsia="Times New Roman" w:cs="Times New Roman"/>
+          <w:vertAlign w:val="subscript"/>
+        </w:rPr>
+        <w:t>3</w:t>
+      </w:r>
+      <w:r>
+        <w:rPr>
+          <w:rFonts w:hint="eastAsia" w:ascii="Times New Roman" w:hAnsi="Times New Roman" w:eastAsia="Times New Roman" w:cs="Times New Roman"/>
+        </w:rPr>
+        <w:t>，</w:t>
+      </w:r>
+      <w:r>
+        <w:rPr>
+          <w:rFonts w:hint="eastAsia" w:ascii="Times New Roman" w:hAnsi="Times New Roman" w:eastAsia="FangSong" w:cs="Times New Roman"/>
+        </w:rPr>
+        <w:t>精馏提纯后氢气还原</w:t>
+      </w:r>
+      <w:r>
+        <w:rPr>
+          <w:rFonts w:hint="eastAsia" w:ascii="Times New Roman" w:hAnsi="Times New Roman" w:eastAsia="Times New Roman" w:cs="Times New Roman"/>
+        </w:rPr>
+        <w:t>——「</w:t>
+      </w:r>
+      <w:r>
+        <w:rPr>
+          <w:rFonts w:hint="eastAsia" w:ascii="Times New Roman" w:hAnsi="Times New Roman" w:eastAsia="FangSong" w:cs="Times New Roman"/>
+        </w:rPr>
+        <w:t>氯化</w:t>
+      </w:r>
+      <w:r>
+        <w:rPr>
+          <w:rFonts w:hint="eastAsia" w:ascii="Times New Roman" w:hAnsi="Times New Roman" w:eastAsia="Times New Roman" w:cs="Times New Roman"/>
+        </w:rPr>
+        <w:t>—</w:t>
+      </w:r>
+      <w:r>
+        <w:rPr>
+          <w:rFonts w:hint="eastAsia" w:ascii="Times New Roman" w:hAnsi="Times New Roman" w:eastAsia="FangSong" w:cs="Times New Roman"/>
+        </w:rPr>
+        <w:t>精馏</w:t>
+      </w:r>
+      <w:r>
+        <w:rPr>
+          <w:rFonts w:hint="eastAsia" w:ascii="Times New Roman" w:hAnsi="Times New Roman" w:eastAsia="Times New Roman" w:cs="Times New Roman"/>
+        </w:rPr>
+        <w:t>—</w:t>
+      </w:r>
+      <w:r>
+        <w:rPr>
+          <w:rFonts w:hint="eastAsia" w:ascii="Times New Roman" w:hAnsi="Times New Roman" w:eastAsia="FangSong" w:cs="Times New Roman"/>
+        </w:rPr>
+        <w:t>还原</w:t>
+      </w:r>
+      <w:r>
+        <w:rPr>
+          <w:rFonts w:hint="eastAsia" w:ascii="Times New Roman" w:hAnsi="Times New Roman" w:eastAsia="Times New Roman" w:cs="Times New Roman"/>
+        </w:rPr>
+        <w:t>」</w:t>
+      </w:r>
+      <w:r>
+        <w:rPr>
+          <w:rFonts w:hint="eastAsia" w:ascii="Times New Roman" w:hAnsi="Times New Roman" w:eastAsia="FangSong" w:cs="Times New Roman"/>
+        </w:rPr>
+        <w:t>三步是半导体材料提纯的通用套路</w:t>
+      </w:r>
+      <w:r>
+        <w:rPr>
+          <w:rFonts w:hint="eastAsia" w:ascii="Times New Roman" w:hAnsi="Times New Roman" w:eastAsia="Times New Roman" w:cs="Times New Roman"/>
+        </w:rPr>
+        <w:t>（</w:t>
+      </w:r>
+      <w:r>
+        <w:rPr>
+          <w:rFonts w:hint="eastAsia" w:ascii="Times New Roman" w:hAnsi="Times New Roman" w:eastAsia="FangSong" w:cs="Times New Roman"/>
+        </w:rPr>
+        <w:t>与</w:t>
+      </w:r>
+      <w:r>
+        <w:rPr>
+          <w:rFonts w:ascii="Times New Roman" w:hAnsi="Times New Roman" w:eastAsia="Times New Roman" w:cs="Times New Roman"/>
+        </w:rPr>
+        <w:t xml:space="preserve"> GeCl</w:t>
+      </w:r>
+      <w:r>
+        <w:rPr>
+          <w:rFonts w:ascii="Times New Roman" w:hAnsi="Times New Roman" w:eastAsia="Times New Roman" w:cs="Times New Roman"/>
+          <w:vertAlign w:val="subscript"/>
+        </w:rPr>
+        <w:t>4</w:t>
+      </w:r>
+      <w:r>
+        <w:rPr>
+          <w:rFonts w:ascii="Times New Roman" w:hAnsi="Times New Roman" w:eastAsia="Times New Roman" w:cs="Times New Roman"/>
+        </w:rPr>
+        <w:t>、TiCl</w:t>
+      </w:r>
+      <w:r>
+        <w:rPr>
+          <w:rFonts w:ascii="Times New Roman" w:hAnsi="Times New Roman" w:eastAsia="Times New Roman" w:cs="Times New Roman"/>
+          <w:vertAlign w:val="subscript"/>
+        </w:rPr>
+        <w:t>4</w:t>
+      </w:r>
+      <w:r>
+        <w:rPr>
+          <w:rFonts w:ascii="Times New Roman" w:hAnsi="Times New Roman" w:eastAsia="Times New Roman" w:cs="Times New Roman"/>
+        </w:rPr>
+        <w:t xml:space="preserve"> </w:t>
+      </w:r>
+      <w:r>
+        <w:rPr>
+          <w:rFonts w:hint="eastAsia" w:ascii="Times New Roman" w:hAnsi="Times New Roman" w:eastAsia="FangSong" w:cs="Times New Roman"/>
+        </w:rPr>
+        <w:t>提纯同构</w:t>
+      </w:r>
+      <w:r>
+        <w:rPr>
+          <w:rFonts w:hint="eastAsia" w:ascii="Times New Roman" w:hAnsi="Times New Roman" w:eastAsia="Times New Roman" w:cs="Times New Roman"/>
+        </w:rPr>
+        <w:t>）。</w:t>
+      </w:r>
+      <w:r>
+        <w:rPr>
+          <w:rFonts w:hint="eastAsia" w:ascii="Times New Roman" w:hAnsi="Times New Roman" w:eastAsia="FangSong" w:cs="Times New Roman"/>
+        </w:rPr>
+        <w:t>水玻璃</w:t>
+      </w:r>
+      <w:r>
+        <w:rPr>
+          <w:rFonts w:hint="eastAsia" w:ascii="Times New Roman" w:hAnsi="Times New Roman" w:eastAsia="Times New Roman" w:cs="Times New Roman"/>
+        </w:rPr>
+        <w:t>（Na</w:t>
+      </w:r>
+      <w:r>
+        <w:rPr>
+          <w:rFonts w:hint="eastAsia" w:ascii="Times New Roman" w:hAnsi="Times New Roman" w:eastAsia="Times New Roman" w:cs="Times New Roman"/>
+          <w:vertAlign w:val="subscript"/>
+        </w:rPr>
+        <w:t>2</w:t>
+      </w:r>
+      <w:r>
+        <w:rPr>
+          <w:rFonts w:hint="eastAsia" w:ascii="Times New Roman" w:hAnsi="Times New Roman" w:eastAsia="Times New Roman" w:cs="Times New Roman"/>
+        </w:rPr>
+        <w:t>SiO</w:t>
+      </w:r>
+      <w:r>
+        <w:rPr>
+          <w:rFonts w:hint="eastAsia" w:ascii="Times New Roman" w:hAnsi="Times New Roman" w:eastAsia="Times New Roman" w:cs="Times New Roman"/>
+          <w:vertAlign w:val="subscript"/>
+        </w:rPr>
+        <w:t>3</w:t>
+      </w:r>
+      <w:r>
+        <w:rPr>
+          <w:rFonts w:ascii="Times New Roman" w:hAnsi="Times New Roman" w:eastAsia="Times New Roman" w:cs="Times New Roman"/>
+        </w:rPr>
+        <w:t xml:space="preserve"> </w:t>
+      </w:r>
+      <w:r>
+        <w:rPr>
+          <w:rFonts w:hint="eastAsia" w:ascii="Times New Roman" w:hAnsi="Times New Roman" w:eastAsia="FangSong" w:cs="Times New Roman"/>
+        </w:rPr>
+        <w:t>溶液</w:t>
+      </w:r>
+      <w:r>
+        <w:rPr>
+          <w:rFonts w:hint="eastAsia" w:ascii="Times New Roman" w:hAnsi="Times New Roman" w:eastAsia="Times New Roman" w:cs="Times New Roman"/>
+        </w:rPr>
+        <w:t>）</w:t>
+      </w:r>
+      <w:r>
+        <w:rPr>
+          <w:rFonts w:hint="eastAsia" w:ascii="Times New Roman" w:hAnsi="Times New Roman" w:eastAsia="FangSong" w:cs="Times New Roman"/>
+        </w:rPr>
+        <w:t>与硅胶</w:t>
+      </w:r>
+      <w:r>
+        <w:rPr>
+          <w:rFonts w:hint="eastAsia" w:ascii="Times New Roman" w:hAnsi="Times New Roman" w:eastAsia="Times New Roman" w:cs="Times New Roman"/>
+        </w:rPr>
+        <w:t>（H</w:t>
+      </w:r>
+      <w:r>
+        <w:rPr>
+          <w:rFonts w:hint="eastAsia" w:ascii="Times New Roman" w:hAnsi="Times New Roman" w:eastAsia="Times New Roman" w:cs="Times New Roman"/>
+          <w:vertAlign w:val="subscript"/>
+        </w:rPr>
+        <w:t>2</w:t>
+      </w:r>
+      <w:r>
+        <w:rPr>
+          <w:rFonts w:hint="eastAsia" w:ascii="Times New Roman" w:hAnsi="Times New Roman" w:eastAsia="Times New Roman" w:cs="Times New Roman"/>
+        </w:rPr>
+        <w:t>SiO</w:t>
+      </w:r>
+      <w:r>
+        <w:rPr>
+          <w:rFonts w:hint="eastAsia" w:ascii="Times New Roman" w:hAnsi="Times New Roman" w:eastAsia="Times New Roman" w:cs="Times New Roman"/>
+          <w:vertAlign w:val="subscript"/>
+        </w:rPr>
+        <w:t>3</w:t>
+      </w:r>
+      <w:r>
+        <w:rPr>
+          <w:rFonts w:ascii="Times New Roman" w:hAnsi="Times New Roman" w:eastAsia="Times New Roman" w:cs="Times New Roman"/>
+        </w:rPr>
+        <w:t xml:space="preserve"> </w:t>
+      </w:r>
+      <w:r>
+        <w:rPr>
+          <w:rFonts w:hint="eastAsia" w:ascii="Times New Roman" w:hAnsi="Times New Roman" w:eastAsia="FangSong" w:cs="Times New Roman"/>
+        </w:rPr>
+        <w:t>脱水</w:t>
+      </w:r>
+      <w:r>
+        <w:rPr>
+          <w:rFonts w:hint="eastAsia" w:ascii="Times New Roman" w:hAnsi="Times New Roman" w:eastAsia="Times New Roman" w:cs="Times New Roman"/>
+        </w:rPr>
+        <w:t>）</w:t>
+      </w:r>
+      <w:r>
+        <w:rPr>
+          <w:rFonts w:hint="eastAsia" w:ascii="Times New Roman" w:hAnsi="Times New Roman" w:eastAsia="FangSong" w:cs="Times New Roman"/>
+        </w:rPr>
+        <w:t>是硅酸盐的两大应用出口</w:t>
+      </w:r>
+      <w:r>
+        <w:rPr>
+          <w:rFonts w:hint="eastAsia" w:ascii="Times New Roman" w:hAnsi="Times New Roman" w:eastAsia="Times New Roman" w:cs="Times New Roman"/>
+        </w:rPr>
+        <w:t>。</w:t>
+      </w:r>
+    </w:p>
+    <w:p>
+      <w:pPr>
+        <w:pStyle w:val="BodyText"/>
+      </w:pPr>
+      <w:r>
+        <w:rPr>
+          <w:rFonts w:hint="eastAsia" w:ascii="Times New Roman" w:hAnsi="Times New Roman" w:eastAsia="FangSong" w:cs="Times New Roman"/>
+        </w:rPr>
+        <w:t>素材锚点</w:t>
+      </w:r>
+      <w:r>
+        <w:rPr>
+          <w:rFonts w:hint="eastAsia" w:ascii="Times New Roman" w:hAnsi="Times New Roman" w:eastAsia="Times New Roman" w:cs="Times New Roman"/>
+        </w:rPr>
+        <w:t>：07-</w:t>
+      </w:r>
+      <w:r>
+        <w:rPr>
+          <w:rFonts w:hint="eastAsia" w:ascii="Times New Roman" w:hAnsi="Times New Roman" w:eastAsia="FangSong" w:cs="Times New Roman"/>
+        </w:rPr>
+        <w:t>资料提炼</w:t>
+      </w:r>
+      <w:r>
+        <w:rPr>
+          <w:rFonts w:hint="eastAsia" w:ascii="Times New Roman" w:hAnsi="Times New Roman" w:eastAsia="Times New Roman" w:cs="Times New Roman"/>
+        </w:rPr>
+        <w:t>/</w:t>
+      </w:r>
+      <w:r>
+        <w:rPr>
+          <w:rFonts w:hint="eastAsia" w:ascii="Times New Roman" w:hAnsi="Times New Roman" w:eastAsia="FangSong" w:cs="Times New Roman"/>
+        </w:rPr>
+        <w:t>书籍提炼</w:t>
+      </w:r>
+      <w:r>
+        <w:rPr>
+          <w:rFonts w:hint="eastAsia" w:ascii="Times New Roman" w:hAnsi="Times New Roman" w:eastAsia="Times New Roman" w:cs="Times New Roman"/>
+        </w:rPr>
+        <w:t>/</w:t>
+      </w:r>
+      <w:r>
+        <w:rPr>
+          <w:rFonts w:hint="eastAsia" w:ascii="Times New Roman" w:hAnsi="Times New Roman" w:eastAsia="FangSong" w:cs="Times New Roman"/>
+        </w:rPr>
+        <w:t>提炼</w:t>
+      </w:r>
+      <w:r>
+        <w:rPr>
+          <w:rFonts w:hint="eastAsia" w:ascii="Times New Roman" w:hAnsi="Times New Roman" w:eastAsia="Times New Roman" w:cs="Times New Roman"/>
+        </w:rPr>
+        <w:t>-</w:t>
+      </w:r>
+      <w:r>
+        <w:rPr>
+          <w:rFonts w:hint="eastAsia" w:ascii="Times New Roman" w:hAnsi="Times New Roman" w:eastAsia="FangSong" w:cs="Times New Roman"/>
+        </w:rPr>
+        <w:t>无机化学第五版</w:t>
+      </w:r>
+      <w:r>
+        <w:rPr>
+          <w:rFonts w:hint="eastAsia" w:ascii="Times New Roman" w:hAnsi="Times New Roman" w:eastAsia="Times New Roman" w:cs="Times New Roman"/>
+        </w:rPr>
+        <w:t>-</w:t>
+      </w:r>
+      <w:r>
+        <w:rPr>
+          <w:rFonts w:hint="eastAsia" w:ascii="Times New Roman" w:hAnsi="Times New Roman" w:eastAsia="FangSong" w:cs="Times New Roman"/>
+        </w:rPr>
+        <w:t>第</w:t>
+      </w:r>
+      <w:r>
+        <w:rPr>
+          <w:rFonts w:hint="eastAsia" w:ascii="Times New Roman" w:hAnsi="Times New Roman" w:eastAsia="Times New Roman" w:cs="Times New Roman"/>
+        </w:rPr>
+        <w:t>14</w:t>
+      </w:r>
+      <w:r>
+        <w:rPr>
+          <w:rFonts w:hint="eastAsia" w:ascii="Times New Roman" w:hAnsi="Times New Roman" w:eastAsia="FangSong" w:cs="Times New Roman"/>
+        </w:rPr>
+        <w:t>章</w:t>
+      </w:r>
+      <w:r>
+        <w:rPr>
+          <w:rFonts w:hint="eastAsia" w:ascii="Times New Roman" w:hAnsi="Times New Roman" w:eastAsia="Times New Roman" w:cs="Times New Roman"/>
+        </w:rPr>
+        <w:t>-</w:t>
+      </w:r>
+      <w:r>
+        <w:rPr>
+          <w:rFonts w:hint="eastAsia" w:ascii="Times New Roman" w:hAnsi="Times New Roman" w:eastAsia="FangSong" w:cs="Times New Roman"/>
+        </w:rPr>
+        <w:t>碳族元素</w:t>
+      </w:r>
+    </w:p>
     <w:p>
       <w:pPr>
         <w:spacing w:before="160" w:after="80"/>
@@ -9624,9 +10693,9 @@
         </w:pict>
       </w:r>
     </w:p>
-    <w:bookmarkEnd w:id="43"/>
     <w:bookmarkEnd w:id="44"/>
-    <w:bookmarkStart w:id="52" w:name="三snpb-惰性电子对效应"/>
+    <w:bookmarkEnd w:id="45"/>
+    <w:bookmarkStart w:id="53" w:name="三snpb-惰性电子对效应"/>
     <w:p>
       <w:pPr>
         <w:pStyle w:val="Heading2"/>
@@ -9659,7 +10728,7 @@
     </w:p>
     <w:p>
       <w:pPr>
-        <w:pStyle w:val="BlockText"/>
+        <w:pStyle w:val="FirstParagraph"/>
       </w:pPr>
       <w:r>
         <w:rPr>
@@ -9817,7 +10886,7 @@
         <w:t>。</w:t>
       </w:r>
     </w:p>
-    <w:bookmarkStart w:id="45" w:name="gesnpb-氧化还原递变"/>
+    <w:bookmarkStart w:id="46" w:name="gesnpb-氧化还原递变"/>
     <w:p>
       <w:pPr>
         <w:pStyle w:val="Heading3"/>
@@ -10804,64 +11873,20 @@
       <w:r>
         <w:rPr>
           <w:rFonts w:hint="eastAsia" w:ascii="Times New Roman" w:hAnsi="Times New Roman" w:eastAsia="FangSong" w:cs="Times New Roman"/>
-          <w:b/>
-          <w:bCs/>
-        </w:rPr>
-        <w:t xml:space="preserve">口诀</w:t>
-      </w:r>
-      <w:r>
-        <w:rPr>
-          <w:rFonts w:hint="eastAsia" w:ascii="Times New Roman" w:hAnsi="Times New Roman" w:eastAsia="Times New Roman" w:cs="Times New Roman"/>
-        </w:rPr>
-        <w:t>：</w:t>
-      </w:r>
-      <w:r>
-        <w:rPr>
-          <w:rFonts w:hint="eastAsia" w:ascii="Times New Roman" w:hAnsi="Times New Roman" w:eastAsia="FangSong" w:cs="Times New Roman"/>
-        </w:rPr>
-        <w:t>碳硅锗</w:t>
-      </w:r>
-      <w:r>
-        <w:rPr>
-          <w:rFonts w:hint="eastAsia" w:ascii="Times New Roman" w:hAnsi="Times New Roman" w:eastAsia="Times New Roman" w:cs="Times New Roman"/>
-        </w:rPr>
-        <w:t>→</w:t>
-      </w:r>
-      <w:r>
-        <w:rPr>
-          <w:rFonts w:hint="eastAsia" w:ascii="Times New Roman" w:hAnsi="Times New Roman" w:eastAsia="FangSong" w:cs="Times New Roman"/>
-        </w:rPr>
-        <w:t>四价铁</w:t>
-      </w:r>
-      <w:r>
-        <w:rPr>
-          <w:rFonts w:hint="eastAsia" w:ascii="Times New Roman" w:hAnsi="Times New Roman" w:eastAsia="Times New Roman" w:cs="Times New Roman"/>
-        </w:rPr>
-        <w:t>；</w:t>
-      </w:r>
-      <w:r>
-        <w:rPr>
-          <w:rFonts w:hint="eastAsia" w:ascii="Times New Roman" w:hAnsi="Times New Roman" w:eastAsia="FangSong" w:cs="Times New Roman"/>
-        </w:rPr>
-        <w:t>锡分两边</w:t>
-      </w:r>
-      <w:r>
-        <w:rPr>
-          <w:rFonts w:hint="eastAsia" w:ascii="Times New Roman" w:hAnsi="Times New Roman" w:eastAsia="Times New Roman" w:cs="Times New Roman"/>
-        </w:rPr>
-        <w:t>→</w:t>
-      </w:r>
-      <w:r>
-        <w:rPr>
-          <w:rFonts w:hint="eastAsia" w:ascii="Times New Roman" w:hAnsi="Times New Roman" w:eastAsia="FangSong" w:cs="Times New Roman"/>
-        </w:rPr>
-        <w:t>铅回二</w:t>
-      </w:r>
-      <w:r>
-        <w:rPr>
-          <w:rFonts w:hint="eastAsia" w:ascii="Times New Roman" w:hAnsi="Times New Roman" w:eastAsia="Times New Roman" w:cs="Times New Roman"/>
-        </w:rPr>
-        <w:t>。（C/Si/Ge</w:t>
+        </w:rPr>
+        <w:t>不要把</w:t>
+      </w:r>
+      <w:r>
+        <w:rPr>
+          <w:rFonts w:hint="eastAsia" w:ascii="Times New Roman" w:hAnsi="Times New Roman" w:eastAsia="Times New Roman" w:cs="Times New Roman"/>
+        </w:rPr>
+        <w:t>「</w:t>
+      </w:r>
+      <w:r>
+        <w:rPr>
+          <w:rFonts w:hint="eastAsia" w:ascii="Times New Roman" w:hAnsi="Times New Roman" w:eastAsia="FangSong" w:cs="Times New Roman"/>
+        </w:rPr>
+        <w:t>同族</w:t>
       </w:r>
       <w:r>
         <w:rPr>
@@ -10873,49 +11898,88 @@
         <w:rPr>
           <w:rFonts w:hint="eastAsia" w:ascii="Times New Roman" w:hAnsi="Times New Roman" w:eastAsia="FangSong" w:cs="Times New Roman"/>
         </w:rPr>
-        <w:t>主导</w:t>
-      </w:r>
-      <w:r>
-        <w:rPr>
-          <w:rFonts w:hint="eastAsia" w:ascii="Times New Roman" w:hAnsi="Times New Roman" w:eastAsia="Times New Roman" w:cs="Times New Roman"/>
-        </w:rPr>
-        <w:t>；Sn</w:t>
-      </w:r>
-      <w:r>
-        <w:rPr>
-          <w:rFonts w:ascii="Times New Roman" w:hAnsi="Times New Roman" w:eastAsia="Times New Roman" w:cs="Times New Roman"/>
-        </w:rPr>
-        <w:t xml:space="preserve"> +2/+4 </w:t>
-      </w:r>
-      <w:r>
-        <w:rPr>
-          <w:rFonts w:hint="eastAsia" w:ascii="Times New Roman" w:hAnsi="Times New Roman" w:eastAsia="FangSong" w:cs="Times New Roman"/>
-        </w:rPr>
-        <w:t>共存</w:t>
-      </w:r>
-      <w:r>
-        <w:rPr>
-          <w:rFonts w:hint="eastAsia" w:ascii="Times New Roman" w:hAnsi="Times New Roman" w:eastAsia="Times New Roman" w:cs="Times New Roman"/>
-        </w:rPr>
-        <w:t>；Pb</w:t>
-      </w:r>
-      <w:r>
-        <w:rPr>
-          <w:rFonts w:ascii="Times New Roman" w:hAnsi="Times New Roman" w:eastAsia="Times New Roman" w:cs="Times New Roman"/>
-        </w:rPr>
-        <w:t xml:space="preserve"> +2 </w:t>
-      </w:r>
-      <w:r>
-        <w:rPr>
-          <w:rFonts w:hint="eastAsia" w:ascii="Times New Roman" w:hAnsi="Times New Roman" w:eastAsia="FangSong" w:cs="Times New Roman"/>
-        </w:rPr>
-        <w:t>主导</w:t>
-      </w:r>
-      <w:r>
-        <w:rPr>
-          <w:rFonts w:hint="eastAsia" w:ascii="Times New Roman" w:hAnsi="Times New Roman" w:eastAsia="Times New Roman" w:cs="Times New Roman"/>
-        </w:rPr>
-        <w:t>）</w:t>
+        <w:t>价稳定</w:t>
+      </w:r>
+      <w:r>
+        <w:rPr>
+          <w:rFonts w:hint="eastAsia" w:ascii="Times New Roman" w:hAnsi="Times New Roman" w:eastAsia="Times New Roman" w:cs="Times New Roman"/>
+        </w:rPr>
+        <w:t>」</w:t>
+      </w:r>
+      <w:r>
+        <w:rPr>
+          <w:rFonts w:hint="eastAsia" w:ascii="Times New Roman" w:hAnsi="Times New Roman" w:eastAsia="FangSong" w:cs="Times New Roman"/>
+        </w:rPr>
+        <w:t>机械套到铅</w:t>
+      </w:r>
+      <w:r>
+        <w:rPr>
+          <w:rFonts w:hint="eastAsia" w:ascii="Times New Roman" w:hAnsi="Times New Roman" w:eastAsia="Times New Roman" w:cs="Times New Roman"/>
+        </w:rPr>
+        <w:t>——PbCl</w:t>
+      </w:r>
+      <w:r>
+        <w:rPr>
+          <w:rFonts w:hint="eastAsia" w:ascii="Times New Roman" w:hAnsi="Times New Roman" w:eastAsia="Times New Roman" w:cs="Times New Roman"/>
+          <w:vertAlign w:val="subscript"/>
+        </w:rPr>
+        <w:t>4</w:t>
+      </w:r>
+      <w:r>
+        <w:rPr>
+          <w:rFonts w:ascii="Times New Roman" w:hAnsi="Times New Roman" w:eastAsia="Times New Roman" w:cs="Times New Roman"/>
+        </w:rPr>
+        <w:t xml:space="preserve"> </w:t>
+      </w:r>
+      <w:r>
+        <w:rPr>
+          <w:rFonts w:hint="eastAsia" w:ascii="Times New Roman" w:hAnsi="Times New Roman" w:eastAsia="FangSong" w:cs="Times New Roman"/>
+        </w:rPr>
+        <w:t>极易分解</w:t>
+      </w:r>
+      <w:r>
+        <w:rPr>
+          <w:rFonts w:hint="eastAsia" w:ascii="Times New Roman" w:hAnsi="Times New Roman" w:eastAsia="Times New Roman" w:cs="Times New Roman"/>
+        </w:rPr>
+        <w:t>、PbBr</w:t>
+      </w:r>
+      <w:r>
+        <w:rPr>
+          <w:rFonts w:hint="eastAsia" w:ascii="Times New Roman" w:hAnsi="Times New Roman" w:eastAsia="Times New Roman" w:cs="Times New Roman"/>
+          <w:vertAlign w:val="subscript"/>
+        </w:rPr>
+        <w:t>4</w:t>
+      </w:r>
+      <w:r>
+        <w:rPr>
+          <w:rFonts w:hint="eastAsia" w:ascii="Times New Roman" w:hAnsi="Times New Roman" w:eastAsia="Times New Roman" w:cs="Times New Roman"/>
+        </w:rPr>
+        <w:t>/PbI</w:t>
+      </w:r>
+      <w:r>
+        <w:rPr>
+          <w:rFonts w:hint="eastAsia" w:ascii="Times New Roman" w:hAnsi="Times New Roman" w:eastAsia="Times New Roman" w:cs="Times New Roman"/>
+          <w:vertAlign w:val="subscript"/>
+        </w:rPr>
+        <w:t>4</w:t>
+      </w:r>
+      <w:r>
+        <w:rPr>
+          <w:rFonts w:ascii="Times New Roman" w:hAnsi="Times New Roman" w:eastAsia="Times New Roman" w:cs="Times New Roman"/>
+        </w:rPr>
+        <w:t xml:space="preserve"> </w:t>
+      </w:r>
+      <w:r>
+        <w:rPr>
+          <w:rFonts w:hint="eastAsia" w:ascii="Times New Roman" w:hAnsi="Times New Roman" w:eastAsia="FangSong" w:cs="Times New Roman"/>
+        </w:rPr>
+        <w:t>不存在</w:t>
+      </w:r>
+      <w:r>
+        <w:rPr>
+          <w:rFonts w:hint="eastAsia" w:ascii="Times New Roman" w:hAnsi="Times New Roman" w:eastAsia="Times New Roman" w:cs="Times New Roman"/>
+        </w:rPr>
+        <w:t>。</w:t>
       </w:r>
     </w:p>
     <w:p>
@@ -10925,32 +11989,64 @@
       <w:r>
         <w:rPr>
           <w:rFonts w:hint="eastAsia" w:ascii="Times New Roman" w:hAnsi="Times New Roman" w:eastAsia="FangSong" w:cs="Times New Roman"/>
-        </w:rPr>
-        <w:t xml:space="preserve">易错</w:t>
-      </w:r>
-      <w:r>
-        <w:rPr>
-          <w:rFonts w:ascii="Times New Roman" w:hAnsi="Times New Roman" w:eastAsia="Times New Roman" w:cs="Times New Roman"/>
-        </w:rPr>
-        <w:t xml:space="preserve"> </w:t>
-      </w:r>
-      <w:r>
-        <w:rPr>
-          <w:rFonts w:hint="eastAsia" w:ascii="Times New Roman" w:hAnsi="Times New Roman" w:eastAsia="FangSong" w:cs="Times New Roman"/>
-        </w:rPr>
-        <w:t>不要把</w:t>
-      </w:r>
-      <w:r>
-        <w:rPr>
-          <w:rFonts w:hint="eastAsia" w:ascii="Times New Roman" w:hAnsi="Times New Roman" w:eastAsia="Times New Roman" w:cs="Times New Roman"/>
-        </w:rPr>
-        <w:t>「</w:t>
-      </w:r>
-      <w:r>
-        <w:rPr>
-          <w:rFonts w:hint="eastAsia" w:ascii="Times New Roman" w:hAnsi="Times New Roman" w:eastAsia="FangSong" w:cs="Times New Roman"/>
-        </w:rPr>
-        <w:t>同族</w:t>
+          <w:b/>
+          <w:bCs/>
+        </w:rPr>
+        <w:t xml:space="preserve">口诀</w:t>
+      </w:r>
+      <w:r>
+        <w:rPr>
+          <w:rFonts w:hint="eastAsia" w:ascii="Times New Roman" w:hAnsi="Times New Roman" w:eastAsia="Times New Roman" w:cs="Times New Roman"/>
+        </w:rPr>
+        <w:t>：</w:t>
+      </w:r>
+      <w:r>
+        <w:rPr>
+          <w:rFonts w:hint="eastAsia" w:ascii="Times New Roman" w:hAnsi="Times New Roman" w:eastAsia="FangSong" w:cs="Times New Roman"/>
+        </w:rPr>
+        <w:t>碳硅锗</w:t>
+      </w:r>
+      <w:r>
+        <w:rPr>
+          <w:rFonts w:hint="eastAsia" w:ascii="Times New Roman" w:hAnsi="Times New Roman" w:eastAsia="Times New Roman" w:cs="Times New Roman"/>
+        </w:rPr>
+        <w:t>→</w:t>
+      </w:r>
+      <w:r>
+        <w:rPr>
+          <w:rFonts w:hint="eastAsia" w:ascii="Times New Roman" w:hAnsi="Times New Roman" w:eastAsia="FangSong" w:cs="Times New Roman"/>
+        </w:rPr>
+        <w:t>四价铁</w:t>
+      </w:r>
+      <w:r>
+        <w:rPr>
+          <w:rFonts w:hint="eastAsia" w:ascii="Times New Roman" w:hAnsi="Times New Roman" w:eastAsia="Times New Roman" w:cs="Times New Roman"/>
+        </w:rPr>
+        <w:t>；</w:t>
+      </w:r>
+      <w:r>
+        <w:rPr>
+          <w:rFonts w:hint="eastAsia" w:ascii="Times New Roman" w:hAnsi="Times New Roman" w:eastAsia="FangSong" w:cs="Times New Roman"/>
+        </w:rPr>
+        <w:t>锡分两边</w:t>
+      </w:r>
+      <w:r>
+        <w:rPr>
+          <w:rFonts w:hint="eastAsia" w:ascii="Times New Roman" w:hAnsi="Times New Roman" w:eastAsia="Times New Roman" w:cs="Times New Roman"/>
+        </w:rPr>
+        <w:t>→</w:t>
+      </w:r>
+      <w:r>
+        <w:rPr>
+          <w:rFonts w:hint="eastAsia" w:ascii="Times New Roman" w:hAnsi="Times New Roman" w:eastAsia="FangSong" w:cs="Times New Roman"/>
+        </w:rPr>
+        <w:t>铅回二</w:t>
+      </w:r>
+      <w:r>
+        <w:rPr>
+          <w:rFonts w:hint="eastAsia" w:ascii="Times New Roman" w:hAnsi="Times New Roman" w:eastAsia="Times New Roman" w:cs="Times New Roman"/>
+        </w:rPr>
+        <w:t>。（C/Si/Ge</w:t>
       </w:r>
       <w:r>
         <w:rPr>
@@ -10962,117 +12058,53 @@
         <w:rPr>
           <w:rFonts w:hint="eastAsia" w:ascii="Times New Roman" w:hAnsi="Times New Roman" w:eastAsia="FangSong" w:cs="Times New Roman"/>
         </w:rPr>
-        <w:t>价稳定</w:t>
-      </w:r>
-      <w:r>
-        <w:rPr>
-          <w:rFonts w:hint="eastAsia" w:ascii="Times New Roman" w:hAnsi="Times New Roman" w:eastAsia="Times New Roman" w:cs="Times New Roman"/>
-        </w:rPr>
-        <w:t>」</w:t>
-      </w:r>
-      <w:r>
-        <w:rPr>
-          <w:rFonts w:hint="eastAsia" w:ascii="Times New Roman" w:hAnsi="Times New Roman" w:eastAsia="FangSong" w:cs="Times New Roman"/>
-        </w:rPr>
-        <w:t>机械套到铅</w:t>
-      </w:r>
-      <w:r>
-        <w:rPr>
-          <w:rFonts w:hint="eastAsia" w:ascii="Times New Roman" w:hAnsi="Times New Roman" w:eastAsia="Times New Roman" w:cs="Times New Roman"/>
-        </w:rPr>
-        <w:t>——PbCl</w:t>
-      </w:r>
-      <w:r>
-        <w:rPr>
-          <w:rFonts w:hint="eastAsia" w:ascii="Times New Roman" w:hAnsi="Times New Roman" w:eastAsia="Times New Roman" w:cs="Times New Roman"/>
-          <w:vertAlign w:val="subscript"/>
-        </w:rPr>
-        <w:t>4</w:t>
-      </w:r>
-      <w:r>
-        <w:rPr>
-          <w:rFonts w:ascii="Times New Roman" w:hAnsi="Times New Roman" w:eastAsia="Times New Roman" w:cs="Times New Roman"/>
-        </w:rPr>
-        <w:t xml:space="preserve"> </w:t>
-      </w:r>
-      <w:r>
-        <w:rPr>
-          <w:rFonts w:hint="eastAsia" w:ascii="Times New Roman" w:hAnsi="Times New Roman" w:eastAsia="FangSong" w:cs="Times New Roman"/>
-        </w:rPr>
-        <w:t>极易分解</w:t>
-      </w:r>
-      <w:r>
-        <w:rPr>
-          <w:rFonts w:hint="eastAsia" w:ascii="Times New Roman" w:hAnsi="Times New Roman" w:eastAsia="Times New Roman" w:cs="Times New Roman"/>
-        </w:rPr>
-        <w:t>、PbBr</w:t>
-      </w:r>
-      <w:r>
-        <w:rPr>
-          <w:rFonts w:hint="eastAsia" w:ascii="Times New Roman" w:hAnsi="Times New Roman" w:eastAsia="Times New Roman" w:cs="Times New Roman"/>
-          <w:vertAlign w:val="subscript"/>
-        </w:rPr>
-        <w:t>4</w:t>
-      </w:r>
-      <w:r>
-        <w:rPr>
-          <w:rFonts w:hint="eastAsia" w:ascii="Times New Roman" w:hAnsi="Times New Roman" w:eastAsia="Times New Roman" w:cs="Times New Roman"/>
-        </w:rPr>
-        <w:t>/PbI</w:t>
-      </w:r>
-      <w:r>
-        <w:rPr>
-          <w:rFonts w:hint="eastAsia" w:ascii="Times New Roman" w:hAnsi="Times New Roman" w:eastAsia="Times New Roman" w:cs="Times New Roman"/>
-          <w:vertAlign w:val="subscript"/>
-        </w:rPr>
-        <w:t>4</w:t>
-      </w:r>
-      <w:r>
-        <w:rPr>
-          <w:rFonts w:ascii="Times New Roman" w:hAnsi="Times New Roman" w:eastAsia="Times New Roman" w:cs="Times New Roman"/>
-        </w:rPr>
-        <w:t xml:space="preserve"> </w:t>
-      </w:r>
-      <w:r>
-        <w:rPr>
-          <w:rFonts w:hint="eastAsia" w:ascii="Times New Roman" w:hAnsi="Times New Roman" w:eastAsia="FangSong" w:cs="Times New Roman"/>
-        </w:rPr>
-        <w:t>不存在</w:t>
-      </w:r>
-      <w:r>
-        <w:rPr>
-          <w:rFonts w:hint="eastAsia" w:ascii="Times New Roman" w:hAnsi="Times New Roman" w:eastAsia="Times New Roman" w:cs="Times New Roman"/>
-        </w:rPr>
-        <w:t>，PbI</w:t>
-      </w:r>
-      <w:r>
-        <w:rPr>
-          <w:rFonts w:hint="eastAsia" w:ascii="Times New Roman" w:hAnsi="Times New Roman" w:eastAsia="Times New Roman" w:cs="Times New Roman"/>
-          <w:vertAlign w:val="subscript"/>
-        </w:rPr>
-        <w:t>4</w:t>
-      </w:r>
-      <w:r>
-        <w:rPr>
-          <w:rFonts w:ascii="Times New Roman" w:hAnsi="Times New Roman" w:eastAsia="Times New Roman" w:cs="Times New Roman"/>
-        </w:rPr>
-        <w:t xml:space="preserve"> </w:t>
-      </w:r>
-      <w:r>
-        <w:rPr>
-          <w:rFonts w:hint="eastAsia" w:ascii="Times New Roman" w:hAnsi="Times New Roman" w:eastAsia="FangSong" w:cs="Times New Roman"/>
-        </w:rPr>
-        <w:t>想都别想</w:t>
-      </w:r>
-      <w:r>
-        <w:rPr>
-          <w:rFonts w:hint="eastAsia" w:ascii="Times New Roman" w:hAnsi="Times New Roman" w:eastAsia="Times New Roman" w:cs="Times New Roman"/>
-        </w:rPr>
-        <w:t>。</w:t>
+        <w:t>主导</w:t>
+      </w:r>
+      <w:r>
+        <w:rPr>
+          <w:rFonts w:hint="eastAsia" w:ascii="Times New Roman" w:hAnsi="Times New Roman" w:eastAsia="Times New Roman" w:cs="Times New Roman"/>
+        </w:rPr>
+        <w:t>；Sn</w:t>
+      </w:r>
+      <w:r>
+        <w:rPr>
+          <w:rFonts w:ascii="Times New Roman" w:hAnsi="Times New Roman" w:eastAsia="Times New Roman" w:cs="Times New Roman"/>
+        </w:rPr>
+        <w:t xml:space="preserve"> +2/+4 </w:t>
+      </w:r>
+      <w:r>
+        <w:rPr>
+          <w:rFonts w:hint="eastAsia" w:ascii="Times New Roman" w:hAnsi="Times New Roman" w:eastAsia="FangSong" w:cs="Times New Roman"/>
+        </w:rPr>
+        <w:t>共存</w:t>
+      </w:r>
+      <w:r>
+        <w:rPr>
+          <w:rFonts w:hint="eastAsia" w:ascii="Times New Roman" w:hAnsi="Times New Roman" w:eastAsia="Times New Roman" w:cs="Times New Roman"/>
+        </w:rPr>
+        <w:t>；Pb</w:t>
+      </w:r>
+      <w:r>
+        <w:rPr>
+          <w:rFonts w:ascii="Times New Roman" w:hAnsi="Times New Roman" w:eastAsia="Times New Roman" w:cs="Times New Roman"/>
+        </w:rPr>
+        <w:t xml:space="preserve"> +2 </w:t>
+      </w:r>
+      <w:r>
+        <w:rPr>
+          <w:rFonts w:hint="eastAsia" w:ascii="Times New Roman" w:hAnsi="Times New Roman" w:eastAsia="FangSong" w:cs="Times New Roman"/>
+        </w:rPr>
+        <w:t>主导</w:t>
+      </w:r>
+      <w:r>
+        <w:rPr>
+          <w:rFonts w:hint="eastAsia" w:ascii="Times New Roman" w:hAnsi="Times New Roman" w:eastAsia="Times New Roman" w:cs="Times New Roman"/>
+        </w:rPr>
+        <w:t>）</w:t>
       </w:r>
     </w:p>
-    <w:bookmarkEnd w:id="45"/>
-    <w:bookmarkStart w:id="46" w:name="sn²-的还原性与-sncl₂-配制"/>
+    <w:bookmarkEnd w:id="46"/>
+    <w:bookmarkStart w:id="47" w:name="sn²-的还原性与-sncl₂-配制"/>
     <w:p>
       <w:pPr>
         <w:pStyle w:val="Heading3"/>
@@ -11624,8 +12656,8 @@
         <w:t>）。</w:t>
       </w:r>
     </w:p>
-    <w:bookmarkEnd w:id="46"/>
-    <w:bookmarkStart w:id="47" w:name="pbo₂-的强氧化性"/>
+    <w:bookmarkEnd w:id="47"/>
+    <w:bookmarkStart w:id="48" w:name="pbo₂-的强氧化性"/>
     <w:p>
       <w:pPr>
         <w:pStyle w:val="Heading3"/>
@@ -12024,7 +13056,7 @@
     </w:p>
     <w:p>
       <w:pPr>
-        <w:pStyle w:val="BlockText"/>
+        <w:pStyle w:val="BodyText"/>
       </w:pPr>
       <w:r>
         <w:rPr>
@@ -12220,8 +13252,313 @@
         <w:t>。</w:t>
       </w:r>
     </w:p>
-    <w:bookmarkEnd w:id="47"/>
-    <w:bookmarkStart w:id="51" w:name="pb₃o₄-的混合价态"/>
+    <w:p>
+      <w:pPr>
+        <w:pStyle w:val="BodyText"/>
+      </w:pPr>
+      <w:r>
+        <w:rPr>
+          <w:rFonts w:hint="eastAsia" w:ascii="Times New Roman" w:hAnsi="Times New Roman" w:eastAsia="FangSong" w:cs="Times New Roman"/>
+          <w:b/>
+          <w:bCs/>
+        </w:rPr>
+        <w:t>铅蓄电池</w:t>
+      </w:r>
+      <w:r>
+        <w:rPr>
+          <w:rFonts w:hint="eastAsia" w:ascii="Times New Roman" w:hAnsi="Times New Roman" w:eastAsia="Times New Roman" w:cs="Times New Roman"/>
+          <w:b/>
+          <w:bCs/>
+        </w:rPr>
+        <w:t>（PbO</w:t>
+      </w:r>
+      <w:r>
+        <w:rPr>
+          <w:rFonts w:hint="eastAsia" w:ascii="Times New Roman" w:hAnsi="Times New Roman" w:eastAsia="Times New Roman" w:cs="Times New Roman"/>
+          <w:b/>
+          <w:bCs/>
+          <w:vertAlign w:val="subscript"/>
+        </w:rPr>
+        <w:t>2</w:t>
+      </w:r>
+      <w:r>
+        <w:rPr>
+          <w:rFonts w:ascii="Times New Roman" w:hAnsi="Times New Roman" w:eastAsia="Times New Roman" w:cs="Times New Roman"/>
+          <w:b/>
+          <w:bCs/>
+        </w:rPr>
+        <w:t xml:space="preserve"> </w:t>
+      </w:r>
+      <w:r>
+        <w:rPr>
+          <w:rFonts w:hint="eastAsia" w:ascii="Times New Roman" w:hAnsi="Times New Roman" w:eastAsia="FangSong" w:cs="Times New Roman"/>
+          <w:b/>
+          <w:bCs/>
+        </w:rPr>
+        <w:t>氧化性的应用</w:t>
+      </w:r>
+      <w:r>
+        <w:rPr>
+          <w:rFonts w:hint="eastAsia" w:ascii="Times New Roman" w:hAnsi="Times New Roman" w:eastAsia="Times New Roman" w:cs="Times New Roman"/>
+          <w:b/>
+          <w:bCs/>
+        </w:rPr>
+        <w:t>）</w:t>
+      </w:r>
+      <w:r>
+        <w:rPr>
+          <w:rFonts w:hint="eastAsia" w:ascii="Times New Roman" w:hAnsi="Times New Roman" w:eastAsia="Times New Roman" w:cs="Times New Roman"/>
+        </w:rPr>
+        <w:t>：</w:t>
+      </w:r>
+      <w:r>
+        <w:rPr>
+          <w:rFonts w:hint="eastAsia" w:ascii="Times New Roman" w:hAnsi="Times New Roman" w:eastAsia="FangSong" w:cs="Times New Roman"/>
+        </w:rPr>
+        <w:t>放电反应</w:t>
+      </w:r>
+      <w:r>
+        <w:rPr>
+          <w:rFonts w:ascii="Times New Roman" w:hAnsi="Times New Roman" w:eastAsia="Times New Roman" w:cs="Times New Roman"/>
+        </w:rPr>
+        <w:t xml:space="preserve"> Pb + PbO</w:t>
+      </w:r>
+      <w:r>
+        <w:rPr>
+          <w:rFonts w:ascii="Times New Roman" w:hAnsi="Times New Roman" w:eastAsia="Times New Roman" w:cs="Times New Roman"/>
+          <w:vertAlign w:val="subscript"/>
+        </w:rPr>
+        <w:t>2</w:t>
+      </w:r>
+      <w:r>
+        <w:rPr>
+          <w:rFonts w:ascii="Times New Roman" w:hAnsi="Times New Roman" w:eastAsia="Times New Roman" w:cs="Times New Roman"/>
+        </w:rPr>
+        <w:t xml:space="preserve"> + 2H</w:t>
+      </w:r>
+      <w:r>
+        <w:rPr>
+          <w:rFonts w:ascii="Times New Roman" w:hAnsi="Times New Roman" w:eastAsia="Times New Roman" w:cs="Times New Roman"/>
+          <w:vertAlign w:val="subscript"/>
+        </w:rPr>
+        <w:t>2</w:t>
+      </w:r>
+      <w:r>
+        <w:rPr>
+          <w:rFonts w:ascii="Times New Roman" w:hAnsi="Times New Roman" w:eastAsia="Times New Roman" w:cs="Times New Roman"/>
+        </w:rPr>
+        <w:t>SO</w:t>
+      </w:r>
+      <w:r>
+        <w:rPr>
+          <w:rFonts w:ascii="Times New Roman" w:hAnsi="Times New Roman" w:eastAsia="Times New Roman" w:cs="Times New Roman"/>
+          <w:vertAlign w:val="subscript"/>
+        </w:rPr>
+        <w:t>4</w:t>
+      </w:r>
+      <w:r>
+        <w:rPr>
+          <w:rFonts w:ascii="Times New Roman" w:hAnsi="Times New Roman" w:eastAsia="Times New Roman" w:cs="Times New Roman"/>
+        </w:rPr>
+        <w:t xml:space="preserve"> ⇌ 2PbSO</w:t>
+      </w:r>
+      <w:r>
+        <w:rPr>
+          <w:rFonts w:ascii="Times New Roman" w:hAnsi="Times New Roman" w:eastAsia="Times New Roman" w:cs="Times New Roman"/>
+          <w:vertAlign w:val="subscript"/>
+        </w:rPr>
+        <w:t>4</w:t>
+      </w:r>
+      <w:r>
+        <w:rPr>
+          <w:rFonts w:ascii="Times New Roman" w:hAnsi="Times New Roman" w:eastAsia="Times New Roman" w:cs="Times New Roman"/>
+        </w:rPr>
+        <w:t xml:space="preserve"> + </w:t>
+      </w:r>
+      <w:r>
+        <w:rPr>
+          <w:rFonts w:hint="eastAsia" w:ascii="Times New Roman" w:hAnsi="Times New Roman" w:eastAsia="Times New Roman" w:cs="Times New Roman"/>
+        </w:rPr>
+        <w:t>2H</w:t>
+      </w:r>
+      <w:r>
+        <w:rPr>
+          <w:rFonts w:hint="eastAsia" w:ascii="Times New Roman" w:hAnsi="Times New Roman" w:eastAsia="Times New Roman" w:cs="Times New Roman"/>
+          <w:vertAlign w:val="subscript"/>
+        </w:rPr>
+        <w:t>2</w:t>
+      </w:r>
+      <w:r>
+        <w:rPr>
+          <w:rFonts w:hint="eastAsia" w:ascii="Times New Roman" w:hAnsi="Times New Roman" w:eastAsia="Times New Roman" w:cs="Times New Roman"/>
+        </w:rPr>
+        <w:t>O——</w:t>
+      </w:r>
+      <w:r>
+        <w:rPr>
+          <w:rFonts w:hint="eastAsia" w:ascii="Times New Roman" w:hAnsi="Times New Roman" w:eastAsia="FangSong" w:cs="Times New Roman"/>
+        </w:rPr>
+        <w:t>两电极均生成难溶</w:t>
+      </w:r>
+      <w:r>
+        <w:rPr>
+          <w:rFonts w:ascii="Times New Roman" w:hAnsi="Times New Roman" w:eastAsia="Times New Roman" w:cs="Times New Roman"/>
+        </w:rPr>
+        <w:t xml:space="preserve"> PbSO</w:t>
+      </w:r>
+      <w:r>
+        <w:rPr>
+          <w:rFonts w:ascii="Times New Roman" w:hAnsi="Times New Roman" w:eastAsia="Times New Roman" w:cs="Times New Roman"/>
+          <w:vertAlign w:val="subscript"/>
+        </w:rPr>
+        <w:t>4</w:t>
+      </w:r>
+      <w:r>
+        <w:rPr>
+          <w:rFonts w:ascii="Times New Roman" w:hAnsi="Times New Roman" w:eastAsia="Times New Roman" w:cs="Times New Roman"/>
+        </w:rPr>
+        <w:t xml:space="preserve"> </w:t>
+      </w:r>
+      <w:r>
+        <w:rPr>
+          <w:rFonts w:hint="eastAsia" w:ascii="Times New Roman" w:hAnsi="Times New Roman" w:eastAsia="FangSong" w:cs="Times New Roman"/>
+        </w:rPr>
+        <w:t>覆盖电极</w:t>
+      </w:r>
+      <w:r>
+        <w:rPr>
+          <w:rFonts w:hint="eastAsia" w:ascii="Times New Roman" w:hAnsi="Times New Roman" w:eastAsia="Times New Roman" w:cs="Times New Roman"/>
+        </w:rPr>
+        <w:t>，</w:t>
+      </w:r>
+      <w:r>
+        <w:rPr>
+          <w:rFonts w:hint="eastAsia" w:ascii="Times New Roman" w:hAnsi="Times New Roman" w:eastAsia="FangSong" w:cs="Times New Roman"/>
+        </w:rPr>
+        <w:t>充电时逆反应复原</w:t>
+      </w:r>
+      <w:r>
+        <w:rPr>
+          <w:rFonts w:hint="eastAsia" w:ascii="Times New Roman" w:hAnsi="Times New Roman" w:eastAsia="Times New Roman" w:cs="Times New Roman"/>
+        </w:rPr>
+        <w:t>。</w:t>
+      </w:r>
+    </w:p>
+    <w:p>
+      <w:pPr>
+        <w:pStyle w:val="BodyText"/>
+      </w:pPr>
+      <w:r>
+        <w:rPr>
+          <w:rFonts w:hint="eastAsia" w:ascii="Times New Roman" w:hAnsi="Times New Roman" w:eastAsia="FangSong" w:cs="Times New Roman"/>
+        </w:rPr>
+        <w:t>素材锚点</w:t>
+      </w:r>
+      <w:r>
+        <w:rPr>
+          <w:rFonts w:hint="eastAsia" w:ascii="Times New Roman" w:hAnsi="Times New Roman" w:eastAsia="Times New Roman" w:cs="Times New Roman"/>
+        </w:rPr>
+        <w:t>：07-</w:t>
+      </w:r>
+      <w:r>
+        <w:rPr>
+          <w:rFonts w:hint="eastAsia" w:ascii="Times New Roman" w:hAnsi="Times New Roman" w:eastAsia="FangSong" w:cs="Times New Roman"/>
+        </w:rPr>
+        <w:t>资料提炼</w:t>
+      </w:r>
+      <w:r>
+        <w:rPr>
+          <w:rFonts w:hint="eastAsia" w:ascii="Times New Roman" w:hAnsi="Times New Roman" w:eastAsia="Times New Roman" w:cs="Times New Roman"/>
+        </w:rPr>
+        <w:t>/</w:t>
+      </w:r>
+      <w:r>
+        <w:rPr>
+          <w:rFonts w:hint="eastAsia" w:ascii="Times New Roman" w:hAnsi="Times New Roman" w:eastAsia="FangSong" w:cs="Times New Roman"/>
+        </w:rPr>
+        <w:t>习题提炼</w:t>
+      </w:r>
+      <w:r>
+        <w:rPr>
+          <w:rFonts w:hint="eastAsia" w:ascii="Times New Roman" w:hAnsi="Times New Roman" w:eastAsia="Times New Roman" w:cs="Times New Roman"/>
+        </w:rPr>
+        <w:t>/</w:t>
+      </w:r>
+      <w:r>
+        <w:rPr>
+          <w:rFonts w:hint="eastAsia" w:ascii="Times New Roman" w:hAnsi="Times New Roman" w:eastAsia="FangSong" w:cs="Times New Roman"/>
+        </w:rPr>
+        <w:t>习题</w:t>
+      </w:r>
+      <w:r>
+        <w:rPr>
+          <w:rFonts w:hint="eastAsia" w:ascii="Times New Roman" w:hAnsi="Times New Roman" w:eastAsia="Times New Roman" w:cs="Times New Roman"/>
+        </w:rPr>
+        <w:t>-</w:t>
+      </w:r>
+      <w:r>
+        <w:rPr>
+          <w:rFonts w:hint="eastAsia" w:ascii="Times New Roman" w:hAnsi="Times New Roman" w:eastAsia="FangSong" w:cs="Times New Roman"/>
+        </w:rPr>
+        <w:t>普化原理</w:t>
+      </w:r>
+      <w:r>
+        <w:rPr>
+          <w:rFonts w:hint="eastAsia" w:ascii="Times New Roman" w:hAnsi="Times New Roman" w:eastAsia="Times New Roman" w:cs="Times New Roman"/>
+        </w:rPr>
+        <w:t>-</w:t>
+      </w:r>
+      <w:r>
+        <w:rPr>
+          <w:rFonts w:hint="eastAsia" w:ascii="Times New Roman" w:hAnsi="Times New Roman" w:eastAsia="FangSong" w:cs="Times New Roman"/>
+        </w:rPr>
+        <w:t>第</w:t>
+      </w:r>
+      <w:r>
+        <w:rPr>
+          <w:rFonts w:hint="eastAsia" w:ascii="Times New Roman" w:hAnsi="Times New Roman" w:eastAsia="Times New Roman" w:cs="Times New Roman"/>
+        </w:rPr>
+        <w:t>10</w:t>
+      </w:r>
+      <w:r>
+        <w:rPr>
+          <w:rFonts w:hint="eastAsia" w:ascii="Times New Roman" w:hAnsi="Times New Roman" w:eastAsia="FangSong" w:cs="Times New Roman"/>
+        </w:rPr>
+        <w:t>章</w:t>
+      </w:r>
+      <w:r>
+        <w:rPr>
+          <w:rFonts w:hint="eastAsia" w:ascii="Times New Roman" w:hAnsi="Times New Roman" w:eastAsia="Times New Roman" w:cs="Times New Roman"/>
+        </w:rPr>
+        <w:t>-</w:t>
+      </w:r>
+      <w:r>
+        <w:rPr>
+          <w:rFonts w:hint="eastAsia" w:ascii="Times New Roman" w:hAnsi="Times New Roman" w:eastAsia="FangSong" w:cs="Times New Roman"/>
+        </w:rPr>
+        <w:t>氧化还原电化学</w:t>
+      </w:r>
+      <w:r>
+        <w:rPr>
+          <w:rFonts w:hint="eastAsia" w:ascii="Times New Roman" w:hAnsi="Times New Roman" w:eastAsia="Times New Roman" w:cs="Times New Roman"/>
+        </w:rPr>
+        <w:t>（</w:t>
+      </w:r>
+      <w:r>
+        <w:rPr>
+          <w:rFonts w:hint="eastAsia" w:ascii="Times New Roman" w:hAnsi="Times New Roman" w:eastAsia="FangSong" w:cs="Times New Roman"/>
+        </w:rPr>
+        <w:t>铅蓄电池</w:t>
+      </w:r>
+      <w:r>
+        <w:rPr>
+          <w:rFonts w:hint="eastAsia" w:ascii="Times New Roman" w:hAnsi="Times New Roman" w:eastAsia="Times New Roman" w:cs="Times New Roman"/>
+        </w:rPr>
+        <w:t>）</w:t>
+      </w:r>
+    </w:p>
+    <w:bookmarkEnd w:id="48"/>
+    <w:bookmarkStart w:id="52" w:name="pb₃o₄-的混合价态"/>
     <w:p>
       <w:pPr>
         <w:pStyle w:val="Heading3"/>
@@ -12540,6 +13877,531 @@
     </w:p>
     <w:p>
       <w:pPr>
+        <w:pStyle w:val="FirstParagraph"/>
+      </w:pPr>
+      <w:r>
+        <w:rPr>
+          <w:rFonts w:ascii="Times New Roman" w:hAnsi="Times New Roman" w:eastAsia="Times New Roman" w:cs="Times New Roman"/>
+          <w:b/>
+          <w:bCs/>
+        </w:rPr>
+        <w:t>Pb</w:t>
+      </w:r>
+      <w:r>
+        <w:rPr>
+          <w:rFonts w:ascii="Times New Roman" w:hAnsi="Times New Roman" w:eastAsia="Times New Roman" w:cs="Times New Roman"/>
+          <w:b/>
+          <w:bCs/>
+          <w:vertAlign w:val="superscript"/>
+        </w:rPr>
+        <w:t>2+</w:t>
+      </w:r>
+      <w:r>
+        <w:rPr>
+          <w:rFonts w:ascii="Times New Roman" w:hAnsi="Times New Roman" w:eastAsia="Times New Roman" w:cs="Times New Roman"/>
+          <w:b/>
+          <w:bCs/>
+        </w:rPr>
+        <w:t xml:space="preserve"> </w:t>
+      </w:r>
+      <w:r>
+        <w:rPr>
+          <w:rFonts w:hint="eastAsia" w:ascii="Times New Roman" w:hAnsi="Times New Roman" w:eastAsia="FangSong" w:cs="Times New Roman"/>
+          <w:b/>
+          <w:bCs/>
+        </w:rPr>
+        <w:t xml:space="preserve">的鉴定信号</w:t>
+      </w:r>
+      <w:r>
+        <w:rPr>
+          <w:rFonts w:hint="eastAsia" w:ascii="Times New Roman" w:hAnsi="Times New Roman" w:eastAsia="Times New Roman" w:cs="Times New Roman"/>
+        </w:rPr>
+        <w:t>：PbS（</w:t>
+      </w:r>
+      <w:r>
+        <w:rPr>
+          <w:rFonts w:hint="eastAsia" w:ascii="Times New Roman" w:hAnsi="Times New Roman" w:eastAsia="FangSong" w:cs="Times New Roman"/>
+        </w:rPr>
+        <w:t>黑色</w:t>
+      </w:r>
+      <w:r>
+        <w:rPr>
+          <w:rFonts w:hint="eastAsia" w:ascii="Times New Roman" w:hAnsi="Times New Roman" w:eastAsia="Times New Roman" w:cs="Times New Roman"/>
+        </w:rPr>
+        <w:t>，</w:t>
+      </w:r>
+      <w:r>
+        <w:rPr>
+          <w:rFonts w:hint="eastAsia" w:ascii="Times New Roman" w:hAnsi="Times New Roman" w:eastAsia="FangSong" w:cs="Times New Roman"/>
+        </w:rPr>
+        <w:t>通</w:t>
+      </w:r>
+      <w:r>
+        <w:rPr>
+          <w:rFonts w:ascii="Times New Roman" w:hAnsi="Times New Roman" w:eastAsia="Times New Roman" w:cs="Times New Roman"/>
+        </w:rPr>
+        <w:t xml:space="preserve"> H</w:t>
+      </w:r>
+      <w:r>
+        <w:rPr>
+          <w:rFonts w:ascii="Times New Roman" w:hAnsi="Times New Roman" w:eastAsia="Times New Roman" w:cs="Times New Roman"/>
+          <w:vertAlign w:val="subscript"/>
+        </w:rPr>
+        <w:t>2</w:t>
+      </w:r>
+      <w:r>
+        <w:rPr>
+          <w:rFonts w:ascii="Times New Roman" w:hAnsi="Times New Roman" w:eastAsia="Times New Roman" w:cs="Times New Roman"/>
+        </w:rPr>
+        <w:t xml:space="preserve">S </w:t>
+      </w:r>
+      <w:r>
+        <w:rPr>
+          <w:rFonts w:hint="eastAsia" w:ascii="Times New Roman" w:hAnsi="Times New Roman" w:eastAsia="FangSong" w:cs="Times New Roman"/>
+        </w:rPr>
+        <w:t>生成</w:t>
+      </w:r>
+      <w:r>
+        <w:rPr>
+          <w:rFonts w:hint="eastAsia" w:ascii="Times New Roman" w:hAnsi="Times New Roman" w:eastAsia="Times New Roman" w:cs="Times New Roman"/>
+        </w:rPr>
+        <w:t>）</w:t>
+      </w:r>
+      <w:r>
+        <w:rPr>
+          <w:rFonts w:hint="eastAsia" w:ascii="Times New Roman" w:hAnsi="Times New Roman" w:eastAsia="FangSong" w:cs="Times New Roman"/>
+        </w:rPr>
+        <w:t>与</w:t>
+      </w:r>
+      <w:r>
+        <w:rPr>
+          <w:rFonts w:ascii="Times New Roman" w:hAnsi="Times New Roman" w:eastAsia="Times New Roman" w:cs="Times New Roman"/>
+        </w:rPr>
+        <w:t xml:space="preserve"> </w:t>
+      </w:r>
+      <w:r>
+        <w:rPr>
+          <w:rFonts w:hint="eastAsia" w:ascii="Times New Roman" w:hAnsi="Times New Roman" w:eastAsia="Times New Roman" w:cs="Times New Roman"/>
+        </w:rPr>
+        <w:t>PbCrO</w:t>
+      </w:r>
+      <w:r>
+        <w:rPr>
+          <w:rFonts w:hint="eastAsia" w:ascii="Times New Roman" w:hAnsi="Times New Roman" w:eastAsia="Times New Roman" w:cs="Times New Roman"/>
+          <w:vertAlign w:val="subscript"/>
+        </w:rPr>
+        <w:t>4</w:t>
+      </w:r>
+      <w:r>
+        <w:rPr>
+          <w:rFonts w:hint="eastAsia" w:ascii="Times New Roman" w:hAnsi="Times New Roman" w:eastAsia="Times New Roman" w:cs="Times New Roman"/>
+        </w:rPr>
+        <w:t>（</w:t>
+      </w:r>
+      <w:r>
+        <w:rPr>
+          <w:rFonts w:hint="eastAsia" w:ascii="Times New Roman" w:hAnsi="Times New Roman" w:eastAsia="FangSong" w:cs="Times New Roman"/>
+        </w:rPr>
+        <w:t>黄色</w:t>
+      </w:r>
+      <w:r>
+        <w:rPr>
+          <w:rFonts w:hint="eastAsia" w:ascii="Times New Roman" w:hAnsi="Times New Roman" w:eastAsia="Times New Roman" w:cs="Times New Roman"/>
+        </w:rPr>
+        <w:t>，「</w:t>
+      </w:r>
+      <w:r>
+        <w:rPr>
+          <w:rFonts w:hint="eastAsia" w:ascii="Times New Roman" w:hAnsi="Times New Roman" w:eastAsia="FangSong" w:cs="Times New Roman"/>
+        </w:rPr>
+        <w:t>铬黄</w:t>
+      </w:r>
+      <w:r>
+        <w:rPr>
+          <w:rFonts w:hint="eastAsia" w:ascii="Times New Roman" w:hAnsi="Times New Roman" w:eastAsia="Times New Roman" w:cs="Times New Roman"/>
+        </w:rPr>
+        <w:t>」</w:t>
+      </w:r>
+      <w:r>
+        <w:rPr>
+          <w:rFonts w:hint="eastAsia" w:ascii="Times New Roman" w:hAnsi="Times New Roman" w:eastAsia="FangSong" w:cs="Times New Roman"/>
+        </w:rPr>
+        <w:t>颜料</w:t>
+      </w:r>
+      <w:r>
+        <w:rPr>
+          <w:rFonts w:hint="eastAsia" w:ascii="Times New Roman" w:hAnsi="Times New Roman" w:eastAsia="Times New Roman" w:cs="Times New Roman"/>
+        </w:rPr>
+        <w:t>）</w:t>
+      </w:r>
+      <w:r>
+        <w:rPr>
+          <w:rFonts w:hint="eastAsia" w:ascii="Times New Roman" w:hAnsi="Times New Roman" w:eastAsia="FangSong" w:cs="Times New Roman"/>
+        </w:rPr>
+        <w:t>是</w:t>
+      </w:r>
+      <w:r>
+        <w:rPr>
+          <w:rFonts w:ascii="Times New Roman" w:hAnsi="Times New Roman" w:eastAsia="Times New Roman" w:cs="Times New Roman"/>
+        </w:rPr>
+        <w:t xml:space="preserve"> Pb</w:t>
+      </w:r>
+      <w:r>
+        <w:rPr>
+          <w:rFonts w:ascii="Times New Roman" w:hAnsi="Times New Roman" w:eastAsia="Times New Roman" w:cs="Times New Roman"/>
+          <w:vertAlign w:val="superscript"/>
+        </w:rPr>
+        <w:t>2+</w:t>
+      </w:r>
+      <w:r>
+        <w:rPr>
+          <w:rFonts w:ascii="Times New Roman" w:hAnsi="Times New Roman" w:eastAsia="Times New Roman" w:cs="Times New Roman"/>
+        </w:rPr>
+        <w:t xml:space="preserve"> </w:t>
+      </w:r>
+      <w:r>
+        <w:rPr>
+          <w:rFonts w:hint="eastAsia" w:ascii="Times New Roman" w:hAnsi="Times New Roman" w:eastAsia="FangSong" w:cs="Times New Roman"/>
+        </w:rPr>
+        <w:t>的特征沉淀</w:t>
+      </w:r>
+      <w:r>
+        <w:rPr>
+          <w:rFonts w:hint="eastAsia" w:ascii="Times New Roman" w:hAnsi="Times New Roman" w:eastAsia="Times New Roman" w:cs="Times New Roman"/>
+        </w:rPr>
+        <w:t>；SnS</w:t>
+      </w:r>
+      <w:r>
+        <w:rPr>
+          <w:rFonts w:ascii="Times New Roman" w:hAnsi="Times New Roman" w:eastAsia="Times New Roman" w:cs="Times New Roman"/>
+        </w:rPr>
+        <w:t xml:space="preserve"> </w:t>
+      </w:r>
+      <w:r>
+        <w:rPr>
+          <w:rFonts w:hint="eastAsia" w:ascii="Times New Roman" w:hAnsi="Times New Roman" w:eastAsia="FangSong" w:cs="Times New Roman"/>
+        </w:rPr>
+        <w:t>呈棕色</w:t>
+      </w:r>
+      <w:r>
+        <w:rPr>
+          <w:rFonts w:hint="eastAsia" w:ascii="Times New Roman" w:hAnsi="Times New Roman" w:eastAsia="Times New Roman" w:cs="Times New Roman"/>
+        </w:rPr>
+        <w:t>——</w:t>
+      </w:r>
+      <w:r>
+        <w:rPr>
+          <w:rFonts w:hint="eastAsia" w:ascii="Times New Roman" w:hAnsi="Times New Roman" w:eastAsia="FangSong" w:cs="Times New Roman"/>
+        </w:rPr>
+        <w:t>硫化物与铬酸盐沉淀颜色是推断题锁定</w:t>
+      </w:r>
+      <w:r>
+        <w:rPr>
+          <w:rFonts w:ascii="Times New Roman" w:hAnsi="Times New Roman" w:eastAsia="Times New Roman" w:cs="Times New Roman"/>
+        </w:rPr>
+        <w:t xml:space="preserve"> Sn/Pb </w:t>
+      </w:r>
+      <w:r>
+        <w:rPr>
+          <w:rFonts w:hint="eastAsia" w:ascii="Times New Roman" w:hAnsi="Times New Roman" w:eastAsia="FangSong" w:cs="Times New Roman"/>
+        </w:rPr>
+        <w:t>的指纹</w:t>
+      </w:r>
+      <w:r>
+        <w:rPr>
+          <w:rFonts w:hint="eastAsia" w:ascii="Times New Roman" w:hAnsi="Times New Roman" w:eastAsia="Times New Roman" w:cs="Times New Roman"/>
+        </w:rPr>
+        <w:t>。SnO</w:t>
+      </w:r>
+      <w:r>
+        <w:rPr>
+          <w:rFonts w:ascii="Times New Roman" w:hAnsi="Times New Roman" w:eastAsia="Times New Roman" w:cs="Times New Roman"/>
+        </w:rPr>
+        <w:t xml:space="preserve"> </w:t>
+      </w:r>
+      <w:r>
+        <w:rPr>
+          <w:rFonts w:hint="eastAsia" w:ascii="Times New Roman" w:hAnsi="Times New Roman" w:eastAsia="FangSong" w:cs="Times New Roman"/>
+        </w:rPr>
+        <w:t xml:space="preserve">与</w:t>
+      </w:r>
+      <w:r>
+        <w:rPr>
+          <w:rFonts w:ascii="Times New Roman" w:hAnsi="Times New Roman" w:eastAsia="Times New Roman" w:cs="Times New Roman"/>
+        </w:rPr>
+        <w:t xml:space="preserve"> PbO </w:t>
+      </w:r>
+      <w:r>
+        <w:rPr>
+          <w:rFonts w:hint="eastAsia" w:ascii="Times New Roman" w:hAnsi="Times New Roman" w:eastAsia="FangSong" w:cs="Times New Roman"/>
+        </w:rPr>
+        <w:t xml:space="preserve">的畸变层状结构及立体化学活性孤对电子见图</w:t>
+      </w:r>
+      <w:r>
+        <w:rPr>
+          <w:rFonts w:ascii="Times New Roman" w:hAnsi="Times New Roman" w:eastAsia="Times New Roman" w:cs="Times New Roman"/>
+        </w:rPr>
+        <w:t xml:space="preserve"> 7。</w:t>
+      </w:r>
+    </w:p>
+    <w:p>
+      <w:pPr>
+        <w:pStyle w:val="BodyText"/>
+      </w:pPr>
+      <w:r>
+        <w:rPr>
+          <w:rFonts w:hint="eastAsia" w:ascii="Times New Roman" w:hAnsi="Times New Roman" w:eastAsia="FangSong" w:cs="Times New Roman"/>
+          <w:b/>
+          <w:bCs/>
+        </w:rPr>
+        <w:t xml:space="preserve">安全边界</w:t>
+      </w:r>
+      <w:r>
+        <w:rPr>
+          <w:rFonts w:hint="eastAsia" w:ascii="Times New Roman" w:hAnsi="Times New Roman" w:eastAsia="Times New Roman" w:cs="Times New Roman"/>
+        </w:rPr>
+        <w:t>：Pb</w:t>
+      </w:r>
+      <w:r>
+        <w:rPr>
+          <w:rFonts w:hint="eastAsia" w:ascii="Times New Roman" w:hAnsi="Times New Roman" w:eastAsia="Times New Roman" w:cs="Times New Roman"/>
+          <w:vertAlign w:val="subscript"/>
+        </w:rPr>
+        <w:t>3</w:t>
+      </w:r>
+      <w:r>
+        <w:rPr>
+          <w:rFonts w:hint="eastAsia" w:ascii="Times New Roman" w:hAnsi="Times New Roman" w:eastAsia="Times New Roman" w:cs="Times New Roman"/>
+        </w:rPr>
+        <w:t>O</w:t>
+      </w:r>
+      <w:r>
+        <w:rPr>
+          <w:rFonts w:hint="eastAsia" w:ascii="Times New Roman" w:hAnsi="Times New Roman" w:eastAsia="Times New Roman" w:cs="Times New Roman"/>
+          <w:vertAlign w:val="subscript"/>
+        </w:rPr>
+        <w:t>4</w:t>
+      </w:r>
+      <w:r>
+        <w:rPr>
+          <w:rFonts w:hint="eastAsia" w:ascii="Times New Roman" w:hAnsi="Times New Roman" w:eastAsia="Times New Roman" w:cs="Times New Roman"/>
+        </w:rPr>
+        <w:t>、PbO</w:t>
+      </w:r>
+      <w:r>
+        <w:rPr>
+          <w:rFonts w:hint="eastAsia" w:ascii="Times New Roman" w:hAnsi="Times New Roman" w:eastAsia="Times New Roman" w:cs="Times New Roman"/>
+          <w:vertAlign w:val="subscript"/>
+        </w:rPr>
+        <w:t>2</w:t>
+      </w:r>
+      <w:r>
+        <w:rPr>
+          <w:rFonts w:ascii="Times New Roman" w:hAnsi="Times New Roman" w:eastAsia="Times New Roman" w:cs="Times New Roman"/>
+        </w:rPr>
+        <w:t xml:space="preserve"> </w:t>
+      </w:r>
+      <w:r>
+        <w:rPr>
+          <w:rFonts w:hint="eastAsia" w:ascii="Times New Roman" w:hAnsi="Times New Roman" w:eastAsia="FangSong" w:cs="Times New Roman"/>
+        </w:rPr>
+        <w:t>及一切铅盐有累积性毒性</w:t>
+      </w:r>
+      <w:r>
+        <w:rPr>
+          <w:rFonts w:hint="eastAsia" w:ascii="Times New Roman" w:hAnsi="Times New Roman" w:eastAsia="Times New Roman" w:cs="Times New Roman"/>
+        </w:rPr>
+        <w:t>（</w:t>
+      </w:r>
+      <w:r>
+        <w:rPr>
+          <w:rFonts w:hint="eastAsia" w:ascii="Times New Roman" w:hAnsi="Times New Roman" w:eastAsia="FangSong" w:cs="Times New Roman"/>
+        </w:rPr>
+        <w:t>铅中毒不可逆</w:t>
+      </w:r>
+      <w:r>
+        <w:rPr>
+          <w:rFonts w:hint="eastAsia" w:ascii="Times New Roman" w:hAnsi="Times New Roman" w:eastAsia="Times New Roman" w:cs="Times New Roman"/>
+        </w:rPr>
+        <w:t>，</w:t>
+      </w:r>
+      <w:r>
+        <w:rPr>
+          <w:rFonts w:hint="eastAsia" w:ascii="Times New Roman" w:hAnsi="Times New Roman" w:eastAsia="FangSong" w:cs="Times New Roman"/>
+        </w:rPr>
+        <w:t>经口</w:t>
+      </w:r>
+      <w:r>
+        <w:rPr>
+          <w:rFonts w:hint="eastAsia" w:ascii="Times New Roman" w:hAnsi="Times New Roman" w:eastAsia="Times New Roman" w:cs="Times New Roman"/>
+        </w:rPr>
+        <w:t>、</w:t>
+      </w:r>
+      <w:r>
+        <w:rPr>
+          <w:rFonts w:hint="eastAsia" w:ascii="Times New Roman" w:hAnsi="Times New Roman" w:eastAsia="FangSong" w:cs="Times New Roman"/>
+        </w:rPr>
+        <w:t>吸入途径</w:t>
+      </w:r>
+      <w:r>
+        <w:rPr>
+          <w:rFonts w:hint="eastAsia" w:ascii="Times New Roman" w:hAnsi="Times New Roman" w:eastAsia="Times New Roman" w:cs="Times New Roman"/>
+        </w:rPr>
+        <w:t>）——</w:t>
+      </w:r>
+      <w:r>
+        <w:rPr>
+          <w:rFonts w:hint="eastAsia" w:ascii="Times New Roman" w:hAnsi="Times New Roman" w:eastAsia="FangSong" w:cs="Times New Roman"/>
+        </w:rPr>
+        <w:t>含铅实验须通风操作</w:t>
+      </w:r>
+      <w:r>
+        <w:rPr>
+          <w:rFonts w:hint="eastAsia" w:ascii="Times New Roman" w:hAnsi="Times New Roman" w:eastAsia="Times New Roman" w:cs="Times New Roman"/>
+        </w:rPr>
+        <w:t>、</w:t>
+      </w:r>
+      <w:r>
+        <w:rPr>
+          <w:rFonts w:hint="eastAsia" w:ascii="Times New Roman" w:hAnsi="Times New Roman" w:eastAsia="FangSong" w:cs="Times New Roman"/>
+        </w:rPr>
+        <w:t>废液集中回收</w:t>
+      </w:r>
+      <w:r>
+        <w:rPr>
+          <w:rFonts w:hint="eastAsia" w:ascii="Times New Roman" w:hAnsi="Times New Roman" w:eastAsia="Times New Roman" w:cs="Times New Roman"/>
+        </w:rPr>
+        <w:t>，</w:t>
+      </w:r>
+      <w:r>
+        <w:rPr>
+          <w:rFonts w:hint="eastAsia" w:ascii="Times New Roman" w:hAnsi="Times New Roman" w:eastAsia="FangSong" w:cs="Times New Roman"/>
+        </w:rPr>
+        <w:t>严禁倒入水槽</w:t>
+      </w:r>
+      <w:r>
+        <w:rPr>
+          <w:rFonts w:hint="eastAsia" w:ascii="Times New Roman" w:hAnsi="Times New Roman" w:eastAsia="Times New Roman" w:cs="Times New Roman"/>
+        </w:rPr>
+        <w:t>。</w:t>
+      </w:r>
+    </w:p>
+    <w:p>
+      <w:pPr>
+        <w:pStyle w:val="BodyText"/>
+      </w:pPr>
+      <w:r>
+        <w:rPr>
+          <w:rFonts w:hint="eastAsia" w:ascii="Times New Roman" w:hAnsi="Times New Roman" w:eastAsia="FangSong" w:cs="Times New Roman"/>
+        </w:rPr>
+        <w:t>素材锚点</w:t>
+      </w:r>
+      <w:r>
+        <w:rPr>
+          <w:rFonts w:hint="eastAsia" w:ascii="Times New Roman" w:hAnsi="Times New Roman" w:eastAsia="Times New Roman" w:cs="Times New Roman"/>
+        </w:rPr>
+        <w:t>：07-</w:t>
+      </w:r>
+      <w:r>
+        <w:rPr>
+          <w:rFonts w:hint="eastAsia" w:ascii="Times New Roman" w:hAnsi="Times New Roman" w:eastAsia="FangSong" w:cs="Times New Roman"/>
+        </w:rPr>
+        <w:t>资料提炼</w:t>
+      </w:r>
+      <w:r>
+        <w:rPr>
+          <w:rFonts w:hint="eastAsia" w:ascii="Times New Roman" w:hAnsi="Times New Roman" w:eastAsia="Times New Roman" w:cs="Times New Roman"/>
+        </w:rPr>
+        <w:t>/</w:t>
+      </w:r>
+      <w:r>
+        <w:rPr>
+          <w:rFonts w:hint="eastAsia" w:ascii="Times New Roman" w:hAnsi="Times New Roman" w:eastAsia="FangSong" w:cs="Times New Roman"/>
+        </w:rPr>
+        <w:t>书籍提炼</w:t>
+      </w:r>
+      <w:r>
+        <w:rPr>
+          <w:rFonts w:hint="eastAsia" w:ascii="Times New Roman" w:hAnsi="Times New Roman" w:eastAsia="Times New Roman" w:cs="Times New Roman"/>
+        </w:rPr>
+        <w:t>/</w:t>
+      </w:r>
+      <w:r>
+        <w:rPr>
+          <w:rFonts w:hint="eastAsia" w:ascii="Times New Roman" w:hAnsi="Times New Roman" w:eastAsia="FangSong" w:cs="Times New Roman"/>
+        </w:rPr>
+        <w:t>提炼</w:t>
+      </w:r>
+      <w:r>
+        <w:rPr>
+          <w:rFonts w:hint="eastAsia" w:ascii="Times New Roman" w:hAnsi="Times New Roman" w:eastAsia="Times New Roman" w:cs="Times New Roman"/>
+        </w:rPr>
+        <w:t>-</w:t>
+      </w:r>
+      <w:r>
+        <w:rPr>
+          <w:rFonts w:hint="eastAsia" w:ascii="Times New Roman" w:hAnsi="Times New Roman" w:eastAsia="FangSong" w:cs="Times New Roman"/>
+        </w:rPr>
+        <w:t>上海中学竞赛课程</w:t>
+      </w:r>
+      <w:r>
+        <w:rPr>
+          <w:rFonts w:hint="eastAsia" w:ascii="Times New Roman" w:hAnsi="Times New Roman" w:eastAsia="Times New Roman" w:cs="Times New Roman"/>
+        </w:rPr>
+        <w:t>-</w:t>
+      </w:r>
+      <w:r>
+        <w:rPr>
+          <w:rFonts w:hint="eastAsia" w:ascii="Times New Roman" w:hAnsi="Times New Roman" w:eastAsia="FangSong" w:cs="Times New Roman"/>
+        </w:rPr>
+        <w:t>第三分册</w:t>
+      </w:r>
+      <w:r>
+        <w:rPr>
+          <w:rFonts w:hint="eastAsia" w:ascii="Times New Roman" w:hAnsi="Times New Roman" w:eastAsia="Times New Roman" w:cs="Times New Roman"/>
+        </w:rPr>
+        <w:t>-</w:t>
+      </w:r>
+      <w:r>
+        <w:rPr>
+          <w:rFonts w:hint="eastAsia" w:ascii="Times New Roman" w:hAnsi="Times New Roman" w:eastAsia="FangSong" w:cs="Times New Roman"/>
+        </w:rPr>
+        <w:t>过渡金属</w:t>
+      </w:r>
+      <w:r>
+        <w:rPr>
+          <w:rFonts w:hint="eastAsia" w:ascii="Times New Roman" w:hAnsi="Times New Roman" w:eastAsia="Times New Roman" w:cs="Times New Roman"/>
+        </w:rPr>
+        <w:t>（PbCrO</w:t>
+      </w:r>
+      <w:r>
+        <w:rPr>
+          <w:rFonts w:hint="eastAsia" w:ascii="Times New Roman" w:hAnsi="Times New Roman" w:eastAsia="Times New Roman" w:cs="Times New Roman"/>
+          <w:vertAlign w:val="subscript"/>
+        </w:rPr>
+        <w:t>4</w:t>
+      </w:r>
+      <w:r>
+        <w:rPr>
+          <w:rFonts w:ascii="Times New Roman" w:hAnsi="Times New Roman" w:eastAsia="Times New Roman" w:cs="Times New Roman"/>
+        </w:rPr>
+        <w:t xml:space="preserve"> </w:t>
+      </w:r>
+      <w:r>
+        <w:rPr>
+          <w:rFonts w:hint="eastAsia" w:ascii="Times New Roman" w:hAnsi="Times New Roman" w:eastAsia="FangSong" w:cs="Times New Roman"/>
+        </w:rPr>
+        <w:t>铬黄</w:t>
+      </w:r>
+      <w:r>
+        <w:rPr>
+          <w:rFonts w:hint="eastAsia" w:ascii="Times New Roman" w:hAnsi="Times New Roman" w:eastAsia="Times New Roman" w:cs="Times New Roman"/>
+        </w:rPr>
+        <w:t>）</w:t>
+      </w:r>
+    </w:p>
+    <w:p>
+      <w:pPr>
         <w:pStyle w:val="BlockText"/>
         <w:spacing w:before="160" w:after="80"/>
         <w:jc w:val="center"/>
@@ -12553,20 +14415,20 @@
         </w:rPr>
         <w:drawing>
           <wp:inline>
-            <wp:extent cx="3600000" cy="1943221"/>
+            <wp:extent cx="3600000" cy="1984782"/>
             <wp:effectExtent b="0" l="0" r="0" t="0"/>
-            <wp:docPr descr="" title="" id="49" name="Picture"/>
+            <wp:docPr descr="" title="" id="50" name="Picture"/>
             <a:graphic>
               <a:graphicData uri="http://schemas.openxmlformats.org/drawingml/2006/picture">
                 <pic:pic>
                   <pic:nvPicPr>
-                    <pic:cNvPr descr="a8bdc74df3f8d4fe27290dff2bcae7e804fa7d72310271e30afecac16b7d4b10.png" id="50" name="Picture"/>
+                    <pic:cNvPr descr="a8bdc74df3f8d4fe27290dff2bcae7e804fa7d72310271e30afecac16b7d4b10.png" id="51" name="Picture"/>
                     <pic:cNvPicPr>
                       <a:picLocks noChangeArrowheads="1" noChangeAspect="1"/>
                     </pic:cNvPicPr>
                   </pic:nvPicPr>
                   <pic:blipFill>
-                    <a:blip r:embed="rId48"/>
+                    <a:blip r:embed="rId49"/>
                     <a:stretch>
                       <a:fillRect/>
                     </a:stretch>
@@ -12574,7 +14436,7 @@
                   <pic:spPr bwMode="auto">
                     <a:xfrm>
                       <a:off x="0" y="0"/>
-                      <a:ext cx="3600000" cy="1943221"/>
+                      <a:ext cx="3600000" cy="1984782"/>
                     </a:xfrm>
                     <a:prstGeom prst="rect">
                       <a:avLst/>
@@ -12713,9 +14575,9 @@
         </w:pict>
       </w:r>
     </w:p>
-    <w:bookmarkEnd w:id="51"/>
     <w:bookmarkEnd w:id="52"/>
-    <w:bookmarkStart w:id="75" w:name="四硼族缺电子化学"/>
+    <w:bookmarkEnd w:id="53"/>
+    <w:bookmarkStart w:id="76" w:name="四硼族缺电子化学"/>
     <w:p>
       <w:pPr>
         <w:pStyle w:val="Heading2"/>
@@ -12754,7 +14616,7 @@
     </w:p>
     <w:p>
       <w:pPr>
-        <w:pStyle w:val="BlockText"/>
+        <w:pStyle w:val="FirstParagraph"/>
       </w:pPr>
       <w:r>
         <w:rPr>
@@ -12929,7 +14791,7 @@
         <w:t>。</w:t>
       </w:r>
     </w:p>
-    <w:bookmarkStart w:id="65" w:name="硼烷与-3c-2e-键b₂h₆"/>
+    <w:bookmarkStart w:id="66" w:name="硼烷与-3c-2e-键b₂h₆"/>
     <w:p>
       <w:pPr>
         <w:pStyle w:val="Heading3"/>
@@ -13303,7 +15165,75 @@
         <w:rPr>
           <w:rFonts w:hint="eastAsia" w:ascii="Times New Roman" w:hAnsi="Times New Roman" w:eastAsia="FangSong" w:cs="Times New Roman"/>
         </w:rPr>
-        <w:t xml:space="preserve">氢桥</w:t>
+        <w:t>氢桥</w:t>
+      </w:r>
+      <w:r>
+        <w:rPr>
+          <w:rFonts w:hint="eastAsia" w:ascii="Times New Roman" w:hAnsi="Times New Roman" w:eastAsia="Times New Roman" w:cs="Times New Roman"/>
+        </w:rPr>
+        <w:t>（B</w:t>
+      </w:r>
+      <w:r>
+        <w:rPr>
+          <w:rFonts w:hint="eastAsia" w:ascii="Times New Roman" w:hAnsi="Times New Roman" w:eastAsia="Times New Roman" w:cs="Times New Roman"/>
+          <w:vertAlign w:val="subscript"/>
+        </w:rPr>
+        <w:t>2</w:t>
+      </w:r>
+      <w:r>
+        <w:rPr>
+          <w:rFonts w:hint="eastAsia" w:ascii="Times New Roman" w:hAnsi="Times New Roman" w:eastAsia="Times New Roman" w:cs="Times New Roman"/>
+        </w:rPr>
+        <w:t>H</w:t>
+      </w:r>
+      <w:r>
+        <w:rPr>
+          <w:rFonts w:hint="eastAsia" w:ascii="Times New Roman" w:hAnsi="Times New Roman" w:eastAsia="Times New Roman" w:cs="Times New Roman"/>
+          <w:vertAlign w:val="subscript"/>
+        </w:rPr>
+        <w:t>6</w:t>
+      </w:r>
+      <w:r>
+        <w:rPr>
+          <w:rFonts w:ascii="Times New Roman" w:hAnsi="Times New Roman" w:eastAsia="Times New Roman" w:cs="Times New Roman"/>
+        </w:rPr>
+        <w:t xml:space="preserve"> </w:t>
+      </w:r>
+      <w:r>
+        <w:rPr>
+          <w:rFonts w:hint="eastAsia" w:ascii="Times New Roman" w:hAnsi="Times New Roman" w:eastAsia="FangSong" w:cs="Times New Roman"/>
+        </w:rPr>
+        <w:t xml:space="preserve">桥式结构见图</w:t>
+      </w:r>
+      <w:r>
+        <w:rPr>
+          <w:rFonts w:ascii="Times New Roman" w:hAnsi="Times New Roman" w:eastAsia="Times New Roman" w:cs="Times New Roman"/>
+        </w:rPr>
+        <w:t xml:space="preserve"> </w:t>
+      </w:r>
+      <w:r>
+        <w:rPr>
+          <w:rFonts w:hint="eastAsia" w:ascii="Times New Roman" w:hAnsi="Times New Roman" w:eastAsia="Times New Roman" w:cs="Times New Roman"/>
+        </w:rPr>
+        <w:t>8，</w:t>
+      </w:r>
+      <w:r>
+        <w:rPr>
+          <w:rFonts w:hint="eastAsia" w:ascii="Times New Roman" w:hAnsi="Times New Roman" w:eastAsia="FangSong" w:cs="Times New Roman"/>
+        </w:rPr>
+        <w:t>氢桥键轨道示意见图</w:t>
+      </w:r>
+      <w:r>
+        <w:rPr>
+          <w:rFonts w:ascii="Times New Roman" w:hAnsi="Times New Roman" w:eastAsia="Times New Roman" w:cs="Times New Roman"/>
+        </w:rPr>
+        <w:t xml:space="preserve"> </w:t>
+      </w:r>
+      <w:r>
+        <w:rPr>
+          <w:rFonts w:hint="eastAsia" w:ascii="Times New Roman" w:hAnsi="Times New Roman" w:eastAsia="Times New Roman" w:cs="Times New Roman"/>
+        </w:rPr>
+        <w:t xml:space="preserve">9）</w:t>
       </w:r>
     </w:p>
     <w:p>
@@ -13472,6 +15402,18 @@
         <w:rPr>
           <w:rFonts w:hint="eastAsia" w:ascii="Times New Roman" w:hAnsi="Times New Roman" w:eastAsia="FangSong" w:cs="Times New Roman"/>
         </w:rPr>
+        <w:t>剧毒</w:t>
+      </w:r>
+      <w:r>
+        <w:rPr>
+          <w:rFonts w:hint="eastAsia" w:ascii="Times New Roman" w:hAnsi="Times New Roman" w:eastAsia="Times New Roman" w:cs="Times New Roman"/>
+        </w:rPr>
+        <w:t>，</w:t>
+      </w:r>
+      <w:r>
+        <w:rPr>
+          <w:rFonts w:hint="eastAsia" w:ascii="Times New Roman" w:hAnsi="Times New Roman" w:eastAsia="FangSong" w:cs="Times New Roman"/>
+        </w:rPr>
         <w:t>空气中自燃</w:t>
       </w:r>
       <w:r>
@@ -13644,280 +15586,252 @@
     </w:p>
     <w:p>
       <w:pPr>
-        <w:pStyle w:val="MistakeBlock"/>
+        <w:pStyle w:val="Compact"/>
+        <w:numPr>
+          <w:ilvl w:val="0"/>
+          <w:numId w:val="1003"/>
+        </w:numPr>
       </w:pPr>
       <w:r>
         <w:rPr>
-          <w:rFonts w:ascii="Times New Roman" w:hAnsi="Times New Roman" w:eastAsia="Times New Roman" w:cs="Times New Roman"/>
+          <w:rFonts w:hint="eastAsia" w:ascii="Times New Roman" w:hAnsi="Times New Roman" w:eastAsia="FangSong" w:cs="Times New Roman"/>
           <w:b/>
           <w:bCs/>
         </w:rPr>
-        <w:t>B</w:t>
-      </w:r>
+        <w:t xml:space="preserve">安全边界</w:t>
+      </w:r>
+      <w:r>
+        <w:rPr>
+          <w:rFonts w:hint="eastAsia" w:ascii="Times New Roman" w:hAnsi="Times New Roman" w:eastAsia="Times New Roman" w:cs="Times New Roman"/>
+        </w:rPr>
+        <w:t>：B</w:t>
+      </w:r>
+      <w:r>
+        <w:rPr>
+          <w:rFonts w:hint="eastAsia" w:ascii="Times New Roman" w:hAnsi="Times New Roman" w:eastAsia="Times New Roman" w:cs="Times New Roman"/>
+          <w:vertAlign w:val="subscript"/>
+        </w:rPr>
+        <w:t>2</w:t>
+      </w:r>
+      <w:r>
+        <w:rPr>
+          <w:rFonts w:hint="eastAsia" w:ascii="Times New Roman" w:hAnsi="Times New Roman" w:eastAsia="Times New Roman" w:cs="Times New Roman"/>
+        </w:rPr>
+        <w:t>H</w:t>
+      </w:r>
+      <w:r>
+        <w:rPr>
+          <w:rFonts w:hint="eastAsia" w:ascii="Times New Roman" w:hAnsi="Times New Roman" w:eastAsia="Times New Roman" w:cs="Times New Roman"/>
+          <w:vertAlign w:val="subscript"/>
+        </w:rPr>
+        <w:t>6</w:t>
+      </w:r>
+      <w:r>
+        <w:rPr>
+          <w:rFonts w:ascii="Times New Roman" w:hAnsi="Times New Roman" w:eastAsia="Times New Roman" w:cs="Times New Roman"/>
+        </w:rPr>
+        <w:t xml:space="preserve"> </w:t>
+      </w:r>
+      <w:r>
+        <w:rPr>
+          <w:rFonts w:hint="eastAsia" w:ascii="Times New Roman" w:hAnsi="Times New Roman" w:eastAsia="FangSong" w:cs="Times New Roman"/>
+        </w:rPr>
+        <w:t>剧毒且空气中自燃</w:t>
+      </w:r>
+      <w:r>
+        <w:rPr>
+          <w:rFonts w:hint="eastAsia" w:ascii="Times New Roman" w:hAnsi="Times New Roman" w:eastAsia="Times New Roman" w:cs="Times New Roman"/>
+        </w:rPr>
+        <w:t>，</w:t>
+      </w:r>
+      <w:r>
+        <w:rPr>
+          <w:rFonts w:hint="eastAsia" w:ascii="Times New Roman" w:hAnsi="Times New Roman" w:eastAsia="FangSong" w:cs="Times New Roman"/>
+        </w:rPr>
+        <w:t>只能在无水无氧的真空管路中微量操作</w:t>
+      </w:r>
+    </w:p>
+    <w:p>
+      <w:pPr>
+        <w:pStyle w:val="Compact"/>
+        <w:numPr>
+          <w:ilvl w:val="0"/>
+          <w:numId w:val="1003"/>
+        </w:numPr>
+      </w:pPr>
       <w:r>
         <w:rPr>
           <w:rFonts w:ascii="Times New Roman" w:hAnsi="Times New Roman" w:eastAsia="Times New Roman" w:cs="Times New Roman"/>
           <w:b/>
           <w:bCs/>
-          <w:vertAlign w:val="subscript"/>
-        </w:rPr>
-        <w:t>2</w:t>
-      </w:r>
-      <w:r>
-        <w:rPr>
-          <w:rFonts w:ascii="Times New Roman" w:hAnsi="Times New Roman" w:eastAsia="Times New Roman" w:cs="Times New Roman"/>
+        </w:rPr>
+        <w:t xml:space="preserve">BN </w:t>
+      </w:r>
+      <w:r>
+        <w:rPr>
+          <w:rFonts w:hint="eastAsia" w:ascii="Times New Roman" w:hAnsi="Times New Roman" w:eastAsia="FangSong" w:cs="Times New Roman"/>
           <w:b/>
           <w:bCs/>
         </w:rPr>
-        <w:t>H</w:t>
-      </w:r>
-      <w:r>
-        <w:rPr>
-          <w:rFonts w:ascii="Times New Roman" w:hAnsi="Times New Roman" w:eastAsia="Times New Roman" w:cs="Times New Roman"/>
-          <w:b/>
-          <w:bCs/>
+        <w:t xml:space="preserve">与碳的同构</w:t>
+      </w:r>
+      <w:r>
+        <w:rPr>
+          <w:rFonts w:hint="eastAsia" w:ascii="Times New Roman" w:hAnsi="Times New Roman" w:eastAsia="Times New Roman" w:cs="Times New Roman"/>
+        </w:rPr>
+        <w:t xml:space="preserve">：BN</w:t>
+      </w:r>
+      <w:r>
+        <w:rPr>
+          <w:rFonts w:ascii="Times New Roman" w:hAnsi="Times New Roman" w:eastAsia="Times New Roman" w:cs="Times New Roman"/>
+        </w:rPr>
+        <w:t xml:space="preserve"> </w:t>
+      </w:r>
+      <w:r>
+        <w:rPr>
+          <w:rFonts w:hint="eastAsia" w:ascii="Times New Roman" w:hAnsi="Times New Roman" w:eastAsia="FangSong" w:cs="Times New Roman"/>
+        </w:rPr>
+        <w:t xml:space="preserve">与</w:t>
+      </w:r>
+      <w:r>
+        <w:rPr>
+          <w:rFonts w:ascii="Times New Roman" w:hAnsi="Times New Roman" w:eastAsia="Times New Roman" w:cs="Times New Roman"/>
+        </w:rPr>
+        <w:t xml:space="preserve"> C</w:t>
+      </w:r>
+      <w:r>
+        <w:rPr>
+          <w:rFonts w:ascii="Times New Roman" w:hAnsi="Times New Roman" w:eastAsia="Times New Roman" w:cs="Times New Roman"/>
           <w:vertAlign w:val="subscript"/>
         </w:rPr>
-        <w:t>6</w:t>
-      </w:r>
-      <w:r>
-        <w:rPr>
-          <w:rFonts w:ascii="Times New Roman" w:hAnsi="Times New Roman" w:eastAsia="Times New Roman" w:cs="Times New Roman"/>
-          <w:b/>
-          <w:bCs/>
-        </w:rPr>
-        <w:t xml:space="preserve"> </w:t>
-      </w:r>
-      <w:r>
-        <w:rPr>
-          <w:rFonts w:hint="eastAsia" w:ascii="Times New Roman" w:hAnsi="Times New Roman" w:eastAsia="FangSong" w:cs="Times New Roman"/>
-          <w:b/>
-          <w:bCs/>
-        </w:rPr>
-        <w:t>不是乙烷型</w:t>
-      </w:r>
-      <w:r>
-        <w:rPr>
-          <w:rFonts w:hint="eastAsia" w:ascii="Times New Roman" w:hAnsi="Times New Roman" w:eastAsia="Times New Roman" w:cs="Times New Roman"/>
-          <w:b/>
-          <w:bCs/>
-        </w:rPr>
-        <w:t>！</w:t>
-      </w:r>
-      <w:r>
-        <w:rPr>
-          <w:rFonts w:ascii="Times New Roman" w:hAnsi="Times New Roman" w:eastAsia="Times New Roman" w:cs="Times New Roman"/>
-        </w:rPr>
-        <w:t xml:space="preserve"> </w:t>
-      </w:r>
-      <w:r>
-        <w:rPr>
-          <w:rFonts w:ascii="Times New Roman" w:hAnsi="Times New Roman" w:eastAsia="Times New Roman" w:cs="Times New Roman"/>
-        </w:rPr>
-        <w:t>BH</w:t>
+        <w:t>2</w:t>
+      </w:r>
+      <w:r>
+        <w:rPr>
+          <w:rFonts w:ascii="Times New Roman" w:hAnsi="Times New Roman" w:eastAsia="Times New Roman" w:cs="Times New Roman"/>
+        </w:rPr>
+        <w:t xml:space="preserve"> </w:t>
+      </w:r>
+      <w:r>
+        <w:rPr>
+          <w:rFonts w:hint="eastAsia" w:ascii="Times New Roman" w:hAnsi="Times New Roman" w:eastAsia="FangSong" w:cs="Times New Roman"/>
+        </w:rPr>
+        <w:t>等电子</w:t>
+      </w:r>
+      <w:r>
+        <w:rPr>
+          <w:rFonts w:hint="eastAsia" w:ascii="Times New Roman" w:hAnsi="Times New Roman" w:eastAsia="Times New Roman" w:cs="Times New Roman"/>
+        </w:rPr>
+        <w:t>——h-BN</w:t>
+      </w:r>
+      <w:r>
+        <w:rPr>
+          <w:rFonts w:ascii="Times New Roman" w:hAnsi="Times New Roman" w:eastAsia="Times New Roman" w:cs="Times New Roman"/>
+        </w:rPr>
+        <w:t xml:space="preserve"> </w:t>
+      </w:r>
+      <w:r>
+        <w:rPr>
+          <w:rFonts w:hint="eastAsia" w:ascii="Times New Roman" w:hAnsi="Times New Roman" w:eastAsia="FangSong" w:cs="Times New Roman"/>
+        </w:rPr>
+        <w:t>类石墨层状</w:t>
+      </w:r>
+      <w:r>
+        <w:rPr>
+          <w:rFonts w:hint="eastAsia" w:ascii="Times New Roman" w:hAnsi="Times New Roman" w:eastAsia="Times New Roman" w:cs="Times New Roman"/>
+        </w:rPr>
+        <w:t>、c-BN</w:t>
+      </w:r>
+      <w:r>
+        <w:rPr>
+          <w:rFonts w:ascii="Times New Roman" w:hAnsi="Times New Roman" w:eastAsia="Times New Roman" w:cs="Times New Roman"/>
+        </w:rPr>
+        <w:t xml:space="preserve"> </w:t>
+      </w:r>
+      <w:r>
+        <w:rPr>
+          <w:rFonts w:hint="eastAsia" w:ascii="Times New Roman" w:hAnsi="Times New Roman" w:eastAsia="FangSong" w:cs="Times New Roman"/>
+        </w:rPr>
+        <w:t>类金刚石三维网状</w:t>
+      </w:r>
+      <w:r>
+        <w:rPr>
+          <w:rFonts w:hint="eastAsia" w:ascii="Times New Roman" w:hAnsi="Times New Roman" w:eastAsia="Times New Roman" w:cs="Times New Roman"/>
+        </w:rPr>
+        <w:t>（</w:t>
+      </w:r>
+      <w:r>
+        <w:rPr>
+          <w:rFonts w:hint="eastAsia" w:ascii="Times New Roman" w:hAnsi="Times New Roman" w:eastAsia="FangSong" w:cs="Times New Roman"/>
+        </w:rPr>
+        <w:t>立方晶胞见图</w:t>
+      </w:r>
+      <w:r>
+        <w:rPr>
+          <w:rFonts w:ascii="Times New Roman" w:hAnsi="Times New Roman" w:eastAsia="Times New Roman" w:cs="Times New Roman"/>
+        </w:rPr>
+        <w:t xml:space="preserve"> </w:t>
+      </w:r>
+      <w:r>
+        <w:rPr>
+          <w:rFonts w:hint="eastAsia" w:ascii="Times New Roman" w:hAnsi="Times New Roman" w:eastAsia="Times New Roman" w:cs="Times New Roman"/>
+        </w:rPr>
+        <w:t>10）；</w:t>
+      </w:r>
+      <w:r>
+        <w:rPr>
+          <w:rFonts w:hint="eastAsia" w:ascii="Times New Roman" w:hAnsi="Times New Roman" w:eastAsia="FangSong" w:cs="Times New Roman"/>
+        </w:rPr>
+        <w:t>结晶硼含</w:t>
+      </w:r>
+      <w:r>
+        <w:rPr>
+          <w:rFonts w:ascii="Times New Roman" w:hAnsi="Times New Roman" w:eastAsia="Times New Roman" w:cs="Times New Roman"/>
+        </w:rPr>
+        <w:t xml:space="preserve"> B</w:t>
       </w:r>
       <w:r>
         <w:rPr>
           <w:rFonts w:ascii="Times New Roman" w:hAnsi="Times New Roman" w:eastAsia="Times New Roman" w:cs="Times New Roman"/>
           <w:vertAlign w:val="subscript"/>
         </w:rPr>
-        <w:t>3</w:t>
-      </w:r>
-      <w:r>
-        <w:rPr>
-          <w:rFonts w:ascii="Times New Roman" w:hAnsi="Times New Roman" w:eastAsia="Times New Roman" w:cs="Times New Roman"/>
-        </w:rPr>
-        <w:t xml:space="preserve"> </w:t>
-      </w:r>
-      <w:r>
-        <w:rPr>
-          <w:rFonts w:hint="eastAsia" w:ascii="Times New Roman" w:hAnsi="Times New Roman" w:eastAsia="FangSong" w:cs="Times New Roman"/>
-        </w:rPr>
-        <w:t>单体不能存在</w:t>
-      </w:r>
-      <w:r>
-        <w:rPr>
-          <w:rFonts w:hint="eastAsia" w:ascii="Times New Roman" w:hAnsi="Times New Roman" w:eastAsia="Times New Roman" w:cs="Times New Roman"/>
-        </w:rPr>
-        <w:t>（B</w:t>
-      </w:r>
-      <w:r>
-        <w:rPr>
-          <w:rFonts w:ascii="Times New Roman" w:hAnsi="Times New Roman" w:eastAsia="Times New Roman" w:cs="Times New Roman"/>
-        </w:rPr>
-        <w:t xml:space="preserve"> </w:t>
-      </w:r>
-      <w:r>
-        <w:rPr>
-          <w:rFonts w:hint="eastAsia" w:ascii="Times New Roman" w:hAnsi="Times New Roman" w:eastAsia="FangSong" w:cs="Times New Roman"/>
-        </w:rPr>
-        <w:t xml:space="preserve">只有</w:t>
-      </w:r>
-      <w:r>
-        <w:rPr>
-          <w:rFonts w:ascii="Times New Roman" w:hAnsi="Times New Roman" w:eastAsia="Times New Roman" w:cs="Times New Roman"/>
-        </w:rPr>
-        <w:t xml:space="preserve"> 6 </w:t>
-      </w:r>
-      <w:r>
-        <w:rPr>
-          <w:rFonts w:hint="eastAsia" w:ascii="Times New Roman" w:hAnsi="Times New Roman" w:eastAsia="FangSong" w:cs="Times New Roman"/>
-        </w:rPr>
-        <w:t>电子</w:t>
-      </w:r>
-      <w:r>
-        <w:rPr>
-          <w:rFonts w:hint="eastAsia" w:ascii="Times New Roman" w:hAnsi="Times New Roman" w:eastAsia="Times New Roman" w:cs="Times New Roman"/>
-        </w:rPr>
-        <w:t>）。B</w:t>
-      </w:r>
-      <w:r>
-        <w:rPr>
-          <w:rFonts w:hint="eastAsia" w:ascii="Times New Roman" w:hAnsi="Times New Roman" w:eastAsia="Times New Roman" w:cs="Times New Roman"/>
-          <w:vertAlign w:val="subscript"/>
-        </w:rPr>
-        <w:t>2</w:t>
-      </w:r>
-      <w:r>
-        <w:rPr>
-          <w:rFonts w:hint="eastAsia" w:ascii="Times New Roman" w:hAnsi="Times New Roman" w:eastAsia="Times New Roman" w:cs="Times New Roman"/>
-        </w:rPr>
-        <w:t>H</w:t>
-      </w:r>
-      <w:r>
-        <w:rPr>
-          <w:rFonts w:hint="eastAsia" w:ascii="Times New Roman" w:hAnsi="Times New Roman" w:eastAsia="Times New Roman" w:cs="Times New Roman"/>
-          <w:vertAlign w:val="subscript"/>
-        </w:rPr>
-        <w:t>6</w:t>
-      </w:r>
-      <w:r>
-        <w:rPr>
-          <w:rFonts w:ascii="Times New Roman" w:hAnsi="Times New Roman" w:eastAsia="Times New Roman" w:cs="Times New Roman"/>
-        </w:rPr>
-        <w:t xml:space="preserve"> </w:t>
-      </w:r>
-      <w:r>
-        <w:rPr>
-          <w:rFonts w:hint="eastAsia" w:ascii="Times New Roman" w:hAnsi="Times New Roman" w:eastAsia="FangSong" w:cs="Times New Roman"/>
-        </w:rPr>
-        <w:t xml:space="preserve">是两个</w:t>
-      </w:r>
-      <w:r>
-        <w:rPr>
-          <w:rFonts w:ascii="Times New Roman" w:hAnsi="Times New Roman" w:eastAsia="Times New Roman" w:cs="Times New Roman"/>
-        </w:rPr>
-        <w:t xml:space="preserve"> B </w:t>
-      </w:r>
-      <w:r>
-        <w:rPr>
-          <w:rFonts w:hint="eastAsia" w:ascii="Times New Roman" w:hAnsi="Times New Roman" w:eastAsia="FangSong" w:cs="Times New Roman"/>
-        </w:rPr>
-        <w:t xml:space="preserve">通过</w:t>
-      </w:r>
-      <w:r>
-        <w:rPr>
-          <w:rFonts w:hint="eastAsia" w:ascii="Times New Roman" w:hAnsi="Times New Roman" w:eastAsia="FangSong" w:cs="Times New Roman"/>
-          <w:b/>
-          <w:bCs/>
-        </w:rPr>
-        <w:t xml:space="preserve">两个氢桥键</w:t>
-      </w:r>
-      <w:r>
-        <w:rPr>
-          <w:rFonts w:hint="eastAsia" w:ascii="Times New Roman" w:hAnsi="Times New Roman" w:eastAsia="FangSong" w:cs="Times New Roman"/>
-        </w:rPr>
-        <w:t>连接</w:t>
-      </w:r>
-      <w:r>
-        <w:rPr>
-          <w:rFonts w:hint="eastAsia" w:ascii="Times New Roman" w:hAnsi="Times New Roman" w:eastAsia="Times New Roman" w:cs="Times New Roman"/>
-        </w:rPr>
-        <w:t>：4</w:t>
-      </w:r>
-      <w:r>
-        <w:rPr>
-          <w:rFonts w:ascii="Times New Roman" w:hAnsi="Times New Roman" w:eastAsia="Times New Roman" w:cs="Times New Roman"/>
-        </w:rPr>
-        <w:t xml:space="preserve"> </w:t>
-      </w:r>
-      <w:r>
-        <w:rPr>
-          <w:rFonts w:hint="eastAsia" w:ascii="Times New Roman" w:hAnsi="Times New Roman" w:eastAsia="FangSong" w:cs="Times New Roman"/>
-        </w:rPr>
-        <w:t xml:space="preserve">个端</w:t>
-      </w:r>
-      <w:r>
-        <w:rPr>
-          <w:rFonts w:ascii="Times New Roman" w:hAnsi="Times New Roman" w:eastAsia="Times New Roman" w:cs="Times New Roman"/>
-        </w:rPr>
-        <w:t xml:space="preserve"> H </w:t>
-      </w:r>
-      <w:r>
-        <w:rPr>
-          <w:rFonts w:hint="eastAsia" w:ascii="Times New Roman" w:hAnsi="Times New Roman" w:eastAsia="FangSong" w:cs="Times New Roman"/>
-        </w:rPr>
-        <w:t xml:space="preserve">与</w:t>
-      </w:r>
-      <w:r>
-        <w:rPr>
-          <w:rFonts w:ascii="Times New Roman" w:hAnsi="Times New Roman" w:eastAsia="Times New Roman" w:cs="Times New Roman"/>
-        </w:rPr>
-        <w:t xml:space="preserve"> 2 </w:t>
-      </w:r>
-      <w:r>
-        <w:rPr>
-          <w:rFonts w:hint="eastAsia" w:ascii="Times New Roman" w:hAnsi="Times New Roman" w:eastAsia="FangSong" w:cs="Times New Roman"/>
-        </w:rPr>
-        <w:t xml:space="preserve">个</w:t>
-      </w:r>
-      <w:r>
-        <w:rPr>
-          <w:rFonts w:ascii="Times New Roman" w:hAnsi="Times New Roman" w:eastAsia="Times New Roman" w:cs="Times New Roman"/>
-        </w:rPr>
-        <w:t xml:space="preserve"> B </w:t>
-      </w:r>
-      <w:r>
-        <w:rPr>
-          <w:rFonts w:hint="eastAsia" w:ascii="Times New Roman" w:hAnsi="Times New Roman" w:eastAsia="FangSong" w:cs="Times New Roman"/>
-        </w:rPr>
-        <w:t>共面</w:t>
-      </w:r>
-      <w:r>
-        <w:rPr>
-          <w:rFonts w:hint="eastAsia" w:ascii="Times New Roman" w:hAnsi="Times New Roman" w:eastAsia="Times New Roman" w:cs="Times New Roman"/>
-        </w:rPr>
-        <w:t>，2</w:t>
-      </w:r>
-      <w:r>
-        <w:rPr>
-          <w:rFonts w:ascii="Times New Roman" w:hAnsi="Times New Roman" w:eastAsia="Times New Roman" w:cs="Times New Roman"/>
-        </w:rPr>
-        <w:t xml:space="preserve"> </w:t>
-      </w:r>
-      <w:r>
-        <w:rPr>
-          <w:rFonts w:hint="eastAsia" w:ascii="Times New Roman" w:hAnsi="Times New Roman" w:eastAsia="FangSong" w:cs="Times New Roman"/>
-        </w:rPr>
-        <w:t xml:space="preserve">个桥</w:t>
-      </w:r>
-      <w:r>
-        <w:rPr>
-          <w:rFonts w:ascii="Times New Roman" w:hAnsi="Times New Roman" w:eastAsia="Times New Roman" w:cs="Times New Roman"/>
-        </w:rPr>
-        <w:t xml:space="preserve"> H </w:t>
-      </w:r>
-      <w:r>
-        <w:rPr>
-          <w:rFonts w:hint="eastAsia" w:ascii="Times New Roman" w:hAnsi="Times New Roman" w:eastAsia="FangSong" w:cs="Times New Roman"/>
-        </w:rPr>
-        <w:t>在面的上下方</w:t>
-      </w:r>
-      <w:r>
-        <w:rPr>
-          <w:rFonts w:hint="eastAsia" w:ascii="Times New Roman" w:hAnsi="Times New Roman" w:eastAsia="Times New Roman" w:cs="Times New Roman"/>
-        </w:rPr>
-        <w:t>。</w:t>
+        <w:t>12</w:t>
+      </w:r>
+      <w:r>
+        <w:rPr>
+          <w:rFonts w:ascii="Times New Roman" w:hAnsi="Times New Roman" w:eastAsia="Times New Roman" w:cs="Times New Roman"/>
+        </w:rPr>
+        <w:t xml:space="preserve"> </w:t>
+      </w:r>
+      <w:r>
+        <w:rPr>
+          <w:rFonts w:hint="eastAsia" w:ascii="Times New Roman" w:hAnsi="Times New Roman" w:eastAsia="FangSong" w:cs="Times New Roman"/>
+        </w:rPr>
+        <w:t>二十面体骨架</w:t>
+      </w:r>
+      <w:r>
+        <w:rPr>
+          <w:rFonts w:hint="eastAsia" w:ascii="Times New Roman" w:hAnsi="Times New Roman" w:eastAsia="Times New Roman" w:cs="Times New Roman"/>
+        </w:rPr>
+        <w:t>（</w:t>
+      </w:r>
+      <w:r>
+        <w:rPr>
+          <w:rFonts w:hint="eastAsia" w:ascii="Times New Roman" w:hAnsi="Times New Roman" w:eastAsia="FangSong" w:cs="Times New Roman"/>
+        </w:rPr>
+        <w:t>见图</w:t>
+      </w:r>
+      <w:r>
+        <w:rPr>
+          <w:rFonts w:ascii="Times New Roman" w:hAnsi="Times New Roman" w:eastAsia="Times New Roman" w:cs="Times New Roman"/>
+        </w:rPr>
+        <w:t xml:space="preserve"> </w:t>
+      </w:r>
+      <w:r>
+        <w:rPr>
+          <w:rFonts w:hint="eastAsia" w:ascii="Times New Roman" w:hAnsi="Times New Roman" w:eastAsia="Times New Roman" w:cs="Times New Roman"/>
+        </w:rPr>
+        <w:t xml:space="preserve">11）</w:t>
       </w:r>
     </w:p>
     <w:p>
@@ -13926,23 +15840,79 @@
       </w:pPr>
       <w:r>
         <w:rPr>
-          <w:rFonts w:hint="eastAsia" w:ascii="Times New Roman" w:hAnsi="Times New Roman" w:eastAsia="FangSong" w:cs="Times New Roman"/>
+          <w:rFonts w:ascii="Times New Roman" w:hAnsi="Times New Roman" w:eastAsia="Times New Roman" w:cs="Times New Roman"/>
           <w:b/>
           <w:bCs/>
         </w:rPr>
-        <w:t xml:space="preserve">口诀</w:t>
-      </w:r>
-      <w:r>
-        <w:rPr>
-          <w:rFonts w:hint="eastAsia" w:ascii="Times New Roman" w:hAnsi="Times New Roman" w:eastAsia="Times New Roman" w:cs="Times New Roman"/>
-        </w:rPr>
-        <w:t>：BH</w:t>
-      </w:r>
-      <w:r>
-        <w:rPr>
-          <w:rFonts w:hint="eastAsia" w:ascii="Times New Roman" w:hAnsi="Times New Roman" w:eastAsia="Times New Roman" w:cs="Times New Roman"/>
+        <w:t>B</w:t>
+      </w:r>
+      <w:r>
+        <w:rPr>
+          <w:rFonts w:ascii="Times New Roman" w:hAnsi="Times New Roman" w:eastAsia="Times New Roman" w:cs="Times New Roman"/>
+          <w:b/>
+          <w:bCs/>
           <w:vertAlign w:val="subscript"/>
         </w:rPr>
+        <w:t>2</w:t>
+      </w:r>
+      <w:r>
+        <w:rPr>
+          <w:rFonts w:ascii="Times New Roman" w:hAnsi="Times New Roman" w:eastAsia="Times New Roman" w:cs="Times New Roman"/>
+          <w:b/>
+          <w:bCs/>
+        </w:rPr>
+        <w:t>H</w:t>
+      </w:r>
+      <w:r>
+        <w:rPr>
+          <w:rFonts w:ascii="Times New Roman" w:hAnsi="Times New Roman" w:eastAsia="Times New Roman" w:cs="Times New Roman"/>
+          <w:b/>
+          <w:bCs/>
+          <w:vertAlign w:val="subscript"/>
+        </w:rPr>
+        <w:t>6</w:t>
+      </w:r>
+      <w:r>
+        <w:rPr>
+          <w:rFonts w:ascii="Times New Roman" w:hAnsi="Times New Roman" w:eastAsia="Times New Roman" w:cs="Times New Roman"/>
+          <w:b/>
+          <w:bCs/>
+        </w:rPr>
+        <w:t xml:space="preserve"> </w:t>
+      </w:r>
+      <w:r>
+        <w:rPr>
+          <w:rFonts w:hint="eastAsia" w:ascii="Times New Roman" w:hAnsi="Times New Roman" w:eastAsia="FangSong" w:cs="Times New Roman"/>
+          <w:b/>
+          <w:bCs/>
+        </w:rPr>
+        <w:t>不是乙烷型</w:t>
+      </w:r>
+      <w:r>
+        <w:rPr>
+          <w:rFonts w:hint="eastAsia" w:ascii="Times New Roman" w:hAnsi="Times New Roman" w:eastAsia="Times New Roman" w:cs="Times New Roman"/>
+          <w:b/>
+          <w:bCs/>
+        </w:rPr>
+        <w:t>！</w:t>
+      </w:r>
+      <w:r>
+        <w:rPr>
+          <w:rFonts w:ascii="Times New Roman" w:hAnsi="Times New Roman" w:eastAsia="Times New Roman" w:cs="Times New Roman"/>
+        </w:rPr>
+        <w:t xml:space="preserve"> </w:t>
+      </w:r>
+      <w:r>
+        <w:rPr>
+          <w:rFonts w:ascii="Times New Roman" w:hAnsi="Times New Roman" w:eastAsia="Times New Roman" w:cs="Times New Roman"/>
+        </w:rPr>
+        <w:t>BH</w:t>
+      </w:r>
+      <w:r>
+        <w:rPr>
+          <w:rFonts w:ascii="Times New Roman" w:hAnsi="Times New Roman" w:eastAsia="Times New Roman" w:cs="Times New Roman"/>
+          <w:vertAlign w:val="subscript"/>
+        </w:rPr>
         <w:t>3</w:t>
       </w:r>
       <w:r>
@@ -13955,80 +15925,185 @@
         <w:rPr>
           <w:rFonts w:hint="eastAsia" w:ascii="Times New Roman" w:hAnsi="Times New Roman" w:eastAsia="FangSong" w:cs="Times New Roman"/>
         </w:rPr>
-        <w:t>不存在</w:t>
-      </w:r>
-      <w:r>
-        <w:rPr>
-          <w:rFonts w:hint="eastAsia" w:ascii="Times New Roman" w:hAnsi="Times New Roman" w:eastAsia="Times New Roman" w:cs="Times New Roman"/>
-        </w:rPr>
-        <w:t>——</w:t>
-      </w:r>
-      <w:r>
-        <w:rPr>
-          <w:rFonts w:hint="eastAsia" w:ascii="Times New Roman" w:hAnsi="Times New Roman" w:eastAsia="FangSong" w:cs="Times New Roman"/>
-        </w:rPr>
-        <w:t>缺电子逼它找邻居借电子</w:t>
-      </w:r>
-      <w:r>
-        <w:rPr>
-          <w:rFonts w:hint="eastAsia" w:ascii="Times New Roman" w:hAnsi="Times New Roman" w:eastAsia="Times New Roman" w:cs="Times New Roman"/>
-        </w:rPr>
-        <w:t>。</w:t>
-      </w:r>
-      <w:r>
-        <w:rPr>
-          <w:rFonts w:hint="eastAsia" w:ascii="Times New Roman" w:hAnsi="Times New Roman" w:eastAsia="FangSong" w:cs="Times New Roman"/>
-        </w:rPr>
-        <w:t>两个</w:t>
-      </w:r>
-      <w:r>
-        <w:rPr>
-          <w:rFonts w:ascii="Times New Roman" w:hAnsi="Times New Roman" w:eastAsia="Times New Roman" w:cs="Times New Roman"/>
-        </w:rPr>
-        <w:t xml:space="preserve"> BH</w:t>
-      </w:r>
-      <w:r>
-        <w:rPr>
-          <w:rFonts w:ascii="Times New Roman" w:hAnsi="Times New Roman" w:eastAsia="Times New Roman" w:cs="Times New Roman"/>
+        <w:t>单体不能存在</w:t>
+      </w:r>
+      <w:r>
+        <w:rPr>
+          <w:rFonts w:hint="eastAsia" w:ascii="Times New Roman" w:hAnsi="Times New Roman" w:eastAsia="Times New Roman" w:cs="Times New Roman"/>
+        </w:rPr>
+        <w:t>（B</w:t>
+      </w:r>
+      <w:r>
+        <w:rPr>
+          <w:rFonts w:ascii="Times New Roman" w:hAnsi="Times New Roman" w:eastAsia="Times New Roman" w:cs="Times New Roman"/>
+        </w:rPr>
+        <w:t xml:space="preserve"> </w:t>
+      </w:r>
+      <w:r>
+        <w:rPr>
+          <w:rFonts w:hint="eastAsia" w:ascii="Times New Roman" w:hAnsi="Times New Roman" w:eastAsia="FangSong" w:cs="Times New Roman"/>
+        </w:rPr>
+        <w:t xml:space="preserve">只有</w:t>
+      </w:r>
+      <w:r>
+        <w:rPr>
+          <w:rFonts w:ascii="Times New Roman" w:hAnsi="Times New Roman" w:eastAsia="Times New Roman" w:cs="Times New Roman"/>
+        </w:rPr>
+        <w:t xml:space="preserve"> 6 </w:t>
+      </w:r>
+      <w:r>
+        <w:rPr>
+          <w:rFonts w:hint="eastAsia" w:ascii="Times New Roman" w:hAnsi="Times New Roman" w:eastAsia="FangSong" w:cs="Times New Roman"/>
+        </w:rPr>
+        <w:t>电子</w:t>
+      </w:r>
+      <w:r>
+        <w:rPr>
+          <w:rFonts w:hint="eastAsia" w:ascii="Times New Roman" w:hAnsi="Times New Roman" w:eastAsia="Times New Roman" w:cs="Times New Roman"/>
+        </w:rPr>
+        <w:t>）。B</w:t>
+      </w:r>
+      <w:r>
+        <w:rPr>
+          <w:rFonts w:hint="eastAsia" w:ascii="Times New Roman" w:hAnsi="Times New Roman" w:eastAsia="Times New Roman" w:cs="Times New Roman"/>
           <w:vertAlign w:val="subscript"/>
         </w:rPr>
-        <w:t>3</w:t>
-      </w:r>
-      <w:r>
-        <w:rPr>
-          <w:rFonts w:ascii="Times New Roman" w:hAnsi="Times New Roman" w:eastAsia="Times New Roman" w:cs="Times New Roman"/>
-        </w:rPr>
-        <w:t xml:space="preserve"> </w:t>
-      </w:r>
-      <w:r>
-        <w:rPr>
-          <w:rFonts w:hint="eastAsia" w:ascii="Times New Roman" w:hAnsi="Times New Roman" w:eastAsia="FangSong" w:cs="Times New Roman"/>
-        </w:rPr>
-        <w:t xml:space="preserve">各借一个</w:t>
-      </w:r>
-      <w:r>
-        <w:rPr>
-          <w:rFonts w:ascii="Times New Roman" w:hAnsi="Times New Roman" w:eastAsia="Times New Roman" w:cs="Times New Roman"/>
-        </w:rPr>
-        <w:t xml:space="preserve"> H → </w:t>
-      </w:r>
-      <w:r>
-        <w:rPr>
-          <w:rFonts w:hint="eastAsia" w:ascii="Times New Roman" w:hAnsi="Times New Roman" w:eastAsia="FangSong" w:cs="Times New Roman"/>
-        </w:rPr>
-        <w:t>氢桥</w:t>
-      </w:r>
-      <w:r>
-        <w:rPr>
-          <w:rFonts w:hint="eastAsia" w:ascii="Times New Roman" w:hAnsi="Times New Roman" w:eastAsia="Times New Roman" w:cs="Times New Roman"/>
-        </w:rPr>
-        <w:t>，</w:t>
-      </w:r>
-      <w:r>
-        <w:rPr>
-          <w:rFonts w:hint="eastAsia" w:ascii="Times New Roman" w:hAnsi="Times New Roman" w:eastAsia="FangSong" w:cs="Times New Roman"/>
-        </w:rPr>
-        <w:t>三中心两电子</w:t>
+        <w:t>2</w:t>
+      </w:r>
+      <w:r>
+        <w:rPr>
+          <w:rFonts w:hint="eastAsia" w:ascii="Times New Roman" w:hAnsi="Times New Roman" w:eastAsia="Times New Roman" w:cs="Times New Roman"/>
+        </w:rPr>
+        <w:t>H</w:t>
+      </w:r>
+      <w:r>
+        <w:rPr>
+          <w:rFonts w:hint="eastAsia" w:ascii="Times New Roman" w:hAnsi="Times New Roman" w:eastAsia="Times New Roman" w:cs="Times New Roman"/>
+          <w:vertAlign w:val="subscript"/>
+        </w:rPr>
+        <w:t>6</w:t>
+      </w:r>
+      <w:r>
+        <w:rPr>
+          <w:rFonts w:ascii="Times New Roman" w:hAnsi="Times New Roman" w:eastAsia="Times New Roman" w:cs="Times New Roman"/>
+        </w:rPr>
+        <w:t xml:space="preserve"> </w:t>
+      </w:r>
+      <w:r>
+        <w:rPr>
+          <w:rFonts w:hint="eastAsia" w:ascii="Times New Roman" w:hAnsi="Times New Roman" w:eastAsia="FangSong" w:cs="Times New Roman"/>
+        </w:rPr>
+        <w:t xml:space="preserve">是两个</w:t>
+      </w:r>
+      <w:r>
+        <w:rPr>
+          <w:rFonts w:ascii="Times New Roman" w:hAnsi="Times New Roman" w:eastAsia="Times New Roman" w:cs="Times New Roman"/>
+        </w:rPr>
+        <w:t xml:space="preserve"> B </w:t>
+      </w:r>
+      <w:r>
+        <w:rPr>
+          <w:rFonts w:hint="eastAsia" w:ascii="Times New Roman" w:hAnsi="Times New Roman" w:eastAsia="FangSong" w:cs="Times New Roman"/>
+        </w:rPr>
+        <w:t xml:space="preserve">通过</w:t>
+      </w:r>
+      <w:r>
+        <w:rPr>
+          <w:rFonts w:hint="eastAsia" w:ascii="Times New Roman" w:hAnsi="Times New Roman" w:eastAsia="FangSong" w:cs="Times New Roman"/>
+          <w:b/>
+          <w:bCs/>
+        </w:rPr>
+        <w:t xml:space="preserve">两个氢桥键</w:t>
+      </w:r>
+      <w:r>
+        <w:rPr>
+          <w:rFonts w:hint="eastAsia" w:ascii="Times New Roman" w:hAnsi="Times New Roman" w:eastAsia="FangSong" w:cs="Times New Roman"/>
+        </w:rPr>
+        <w:t>连接</w:t>
+      </w:r>
+      <w:r>
+        <w:rPr>
+          <w:rFonts w:hint="eastAsia" w:ascii="Times New Roman" w:hAnsi="Times New Roman" w:eastAsia="Times New Roman" w:cs="Times New Roman"/>
+        </w:rPr>
+        <w:t>：4</w:t>
+      </w:r>
+      <w:r>
+        <w:rPr>
+          <w:rFonts w:ascii="Times New Roman" w:hAnsi="Times New Roman" w:eastAsia="Times New Roman" w:cs="Times New Roman"/>
+        </w:rPr>
+        <w:t xml:space="preserve"> </w:t>
+      </w:r>
+      <w:r>
+        <w:rPr>
+          <w:rFonts w:hint="eastAsia" w:ascii="Times New Roman" w:hAnsi="Times New Roman" w:eastAsia="FangSong" w:cs="Times New Roman"/>
+        </w:rPr>
+        <w:t xml:space="preserve">个端</w:t>
+      </w:r>
+      <w:r>
+        <w:rPr>
+          <w:rFonts w:ascii="Times New Roman" w:hAnsi="Times New Roman" w:eastAsia="Times New Roman" w:cs="Times New Roman"/>
+        </w:rPr>
+        <w:t xml:space="preserve"> H </w:t>
+      </w:r>
+      <w:r>
+        <w:rPr>
+          <w:rFonts w:hint="eastAsia" w:ascii="Times New Roman" w:hAnsi="Times New Roman" w:eastAsia="FangSong" w:cs="Times New Roman"/>
+        </w:rPr>
+        <w:t xml:space="preserve">与</w:t>
+      </w:r>
+      <w:r>
+        <w:rPr>
+          <w:rFonts w:ascii="Times New Roman" w:hAnsi="Times New Roman" w:eastAsia="Times New Roman" w:cs="Times New Roman"/>
+        </w:rPr>
+        <w:t xml:space="preserve"> 2 </w:t>
+      </w:r>
+      <w:r>
+        <w:rPr>
+          <w:rFonts w:hint="eastAsia" w:ascii="Times New Roman" w:hAnsi="Times New Roman" w:eastAsia="FangSong" w:cs="Times New Roman"/>
+        </w:rPr>
+        <w:t xml:space="preserve">个</w:t>
+      </w:r>
+      <w:r>
+        <w:rPr>
+          <w:rFonts w:ascii="Times New Roman" w:hAnsi="Times New Roman" w:eastAsia="Times New Roman" w:cs="Times New Roman"/>
+        </w:rPr>
+        <w:t xml:space="preserve"> B </w:t>
+      </w:r>
+      <w:r>
+        <w:rPr>
+          <w:rFonts w:hint="eastAsia" w:ascii="Times New Roman" w:hAnsi="Times New Roman" w:eastAsia="FangSong" w:cs="Times New Roman"/>
+        </w:rPr>
+        <w:t>共面</w:t>
+      </w:r>
+      <w:r>
+        <w:rPr>
+          <w:rFonts w:hint="eastAsia" w:ascii="Times New Roman" w:hAnsi="Times New Roman" w:eastAsia="Times New Roman" w:cs="Times New Roman"/>
+        </w:rPr>
+        <w:t>，2</w:t>
+      </w:r>
+      <w:r>
+        <w:rPr>
+          <w:rFonts w:ascii="Times New Roman" w:hAnsi="Times New Roman" w:eastAsia="Times New Roman" w:cs="Times New Roman"/>
+        </w:rPr>
+        <w:t xml:space="preserve"> </w:t>
+      </w:r>
+      <w:r>
+        <w:rPr>
+          <w:rFonts w:hint="eastAsia" w:ascii="Times New Roman" w:hAnsi="Times New Roman" w:eastAsia="FangSong" w:cs="Times New Roman"/>
+        </w:rPr>
+        <w:t xml:space="preserve">个桥</w:t>
+      </w:r>
+      <w:r>
+        <w:rPr>
+          <w:rFonts w:ascii="Times New Roman" w:hAnsi="Times New Roman" w:eastAsia="Times New Roman" w:cs="Times New Roman"/>
+        </w:rPr>
+        <w:t xml:space="preserve"> H </w:t>
+      </w:r>
+      <w:r>
+        <w:rPr>
+          <w:rFonts w:hint="eastAsia" w:ascii="Times New Roman" w:hAnsi="Times New Roman" w:eastAsia="FangSong" w:cs="Times New Roman"/>
+        </w:rPr>
+        <w:t>在面的上下方</w:t>
       </w:r>
       <w:r>
         <w:rPr>
@@ -14039,7 +16114,124 @@
     </w:p>
     <w:p>
       <w:pPr>
-        <w:pStyle w:val="BlockText"/>
+        <w:pStyle w:val="MistakeBlock"/>
+      </w:pPr>
+      <w:r>
+        <w:rPr>
+          <w:rFonts w:hint="eastAsia" w:ascii="Times New Roman" w:hAnsi="Times New Roman" w:eastAsia="FangSong" w:cs="Times New Roman"/>
+          <w:b/>
+          <w:bCs/>
+        </w:rPr>
+        <w:t xml:space="preserve">口诀</w:t>
+      </w:r>
+      <w:r>
+        <w:rPr>
+          <w:rFonts w:hint="eastAsia" w:ascii="Times New Roman" w:hAnsi="Times New Roman" w:eastAsia="Times New Roman" w:cs="Times New Roman"/>
+        </w:rPr>
+        <w:t>：BH</w:t>
+      </w:r>
+      <w:r>
+        <w:rPr>
+          <w:rFonts w:hint="eastAsia" w:ascii="Times New Roman" w:hAnsi="Times New Roman" w:eastAsia="Times New Roman" w:cs="Times New Roman"/>
+          <w:vertAlign w:val="subscript"/>
+        </w:rPr>
+        <w:t>3</w:t>
+      </w:r>
+      <w:r>
+        <w:rPr>
+          <w:rFonts w:ascii="Times New Roman" w:hAnsi="Times New Roman" w:eastAsia="Times New Roman" w:cs="Times New Roman"/>
+        </w:rPr>
+        <w:t xml:space="preserve"> </w:t>
+      </w:r>
+      <w:r>
+        <w:rPr>
+          <w:rFonts w:hint="eastAsia" w:ascii="Times New Roman" w:hAnsi="Times New Roman" w:eastAsia="FangSong" w:cs="Times New Roman"/>
+        </w:rPr>
+        <w:t>不存在</w:t>
+      </w:r>
+      <w:r>
+        <w:rPr>
+          <w:rFonts w:hint="eastAsia" w:ascii="Times New Roman" w:hAnsi="Times New Roman" w:eastAsia="Times New Roman" w:cs="Times New Roman"/>
+        </w:rPr>
+        <w:t>——</w:t>
+      </w:r>
+      <w:r>
+        <w:rPr>
+          <w:rFonts w:hint="eastAsia" w:ascii="Times New Roman" w:hAnsi="Times New Roman" w:eastAsia="FangSong" w:cs="Times New Roman"/>
+        </w:rPr>
+        <w:t>缺电子逼它找邻居借电子</w:t>
+      </w:r>
+      <w:r>
+        <w:rPr>
+          <w:rFonts w:hint="eastAsia" w:ascii="Times New Roman" w:hAnsi="Times New Roman" w:eastAsia="Times New Roman" w:cs="Times New Roman"/>
+        </w:rPr>
+        <w:t>。</w:t>
+      </w:r>
+      <w:r>
+        <w:rPr>
+          <w:rFonts w:hint="eastAsia" w:ascii="Times New Roman" w:hAnsi="Times New Roman" w:eastAsia="FangSong" w:cs="Times New Roman"/>
+        </w:rPr>
+        <w:t>两个</w:t>
+      </w:r>
+      <w:r>
+        <w:rPr>
+          <w:rFonts w:ascii="Times New Roman" w:hAnsi="Times New Roman" w:eastAsia="Times New Roman" w:cs="Times New Roman"/>
+        </w:rPr>
+        <w:t xml:space="preserve"> BH</w:t>
+      </w:r>
+      <w:r>
+        <w:rPr>
+          <w:rFonts w:ascii="Times New Roman" w:hAnsi="Times New Roman" w:eastAsia="Times New Roman" w:cs="Times New Roman"/>
+          <w:vertAlign w:val="subscript"/>
+        </w:rPr>
+        <w:t>3</w:t>
+      </w:r>
+      <w:r>
+        <w:rPr>
+          <w:rFonts w:ascii="Times New Roman" w:hAnsi="Times New Roman" w:eastAsia="Times New Roman" w:cs="Times New Roman"/>
+        </w:rPr>
+        <w:t xml:space="preserve"> </w:t>
+      </w:r>
+      <w:r>
+        <w:rPr>
+          <w:rFonts w:hint="eastAsia" w:ascii="Times New Roman" w:hAnsi="Times New Roman" w:eastAsia="FangSong" w:cs="Times New Roman"/>
+        </w:rPr>
+        <w:t xml:space="preserve">各借一个</w:t>
+      </w:r>
+      <w:r>
+        <w:rPr>
+          <w:rFonts w:ascii="Times New Roman" w:hAnsi="Times New Roman" w:eastAsia="Times New Roman" w:cs="Times New Roman"/>
+        </w:rPr>
+        <w:t xml:space="preserve"> H → </w:t>
+      </w:r>
+      <w:r>
+        <w:rPr>
+          <w:rFonts w:hint="eastAsia" w:ascii="Times New Roman" w:hAnsi="Times New Roman" w:eastAsia="FangSong" w:cs="Times New Roman"/>
+        </w:rPr>
+        <w:t>氢桥</w:t>
+      </w:r>
+      <w:r>
+        <w:rPr>
+          <w:rFonts w:hint="eastAsia" w:ascii="Times New Roman" w:hAnsi="Times New Roman" w:eastAsia="Times New Roman" w:cs="Times New Roman"/>
+        </w:rPr>
+        <w:t>，</w:t>
+      </w:r>
+      <w:r>
+        <w:rPr>
+          <w:rFonts w:hint="eastAsia" w:ascii="Times New Roman" w:hAnsi="Times New Roman" w:eastAsia="FangSong" w:cs="Times New Roman"/>
+        </w:rPr>
+        <w:t>三中心两电子</w:t>
+      </w:r>
+      <w:r>
+        <w:rPr>
+          <w:rFonts w:hint="eastAsia" w:ascii="Times New Roman" w:hAnsi="Times New Roman" w:eastAsia="Times New Roman" w:cs="Times New Roman"/>
+        </w:rPr>
+        <w:t>。</w:t>
+      </w:r>
+    </w:p>
+    <w:p>
+      <w:pPr>
+        <w:pStyle w:val="BodyText"/>
       </w:pPr>
       <w:r>
         <w:rPr>
@@ -14127,18 +16319,18 @@
           <wp:inline>
             <wp:extent cx="3600000" cy="2238157"/>
             <wp:effectExtent b="0" l="0" r="0" t="0"/>
-            <wp:docPr descr="" title="" id="54" name="Picture"/>
+            <wp:docPr descr="" title="" id="55" name="Picture"/>
             <a:graphic>
               <a:graphicData uri="http://schemas.openxmlformats.org/drawingml/2006/picture">
                 <pic:pic>
                   <pic:nvPicPr>
-                    <pic:cNvPr descr="8c42f36410e8e37837e8ea15bd6ea12e9b7dfbcc8ea8597c2183c4519507c39b.jpg" id="55" name="Picture"/>
+                    <pic:cNvPr descr="8c42f36410e8e37837e8ea15bd6ea12e9b7dfbcc8ea8597c2183c4519507c39b.jpg" id="56" name="Picture"/>
                     <pic:cNvPicPr>
                       <a:picLocks noChangeArrowheads="1" noChangeAspect="1"/>
                     </pic:cNvPicPr>
                   </pic:nvPicPr>
                   <pic:blipFill>
-                    <a:blip r:embed="rId53"/>
+                    <a:blip r:embed="rId54"/>
                     <a:stretch>
                       <a:fillRect/>
                     </a:stretch>
@@ -14423,20 +16615,20 @@
         </w:rPr>
         <w:drawing>
           <wp:inline>
-            <wp:extent cx="3600000" cy="2400000"/>
+            <wp:extent cx="3600000" cy="2390743"/>
             <wp:effectExtent b="0" l="0" r="0" t="0"/>
-            <wp:docPr descr="" title="" id="57" name="Picture"/>
+            <wp:docPr descr="" title="" id="58" name="Picture"/>
             <a:graphic>
               <a:graphicData uri="http://schemas.openxmlformats.org/drawingml/2006/picture">
                 <pic:pic>
                   <pic:nvPicPr>
-                    <pic:cNvPr descr="8203710cb0f11b53222a04500250e92bbb67961ab7d7c0bf8468755f4859e4ce.jpg" id="58" name="Picture"/>
+                    <pic:cNvPr descr="8203710cb0f11b53222a04500250e92bbb67961ab7d7c0bf8468755f4859e4ce.jpg" id="59" name="Picture"/>
                     <pic:cNvPicPr>
                       <a:picLocks noChangeArrowheads="1" noChangeAspect="1"/>
                     </pic:cNvPicPr>
                   </pic:nvPicPr>
                   <pic:blipFill>
-                    <a:blip r:embed="rId56"/>
+                    <a:blip r:embed="rId57"/>
                     <a:stretch>
                       <a:fillRect/>
                     </a:stretch>
@@ -14444,7 +16636,7 @@
                   <pic:spPr bwMode="auto">
                     <a:xfrm>
                       <a:off x="0" y="0"/>
-                      <a:ext cx="3600000" cy="2400000"/>
+                      <a:ext cx="3600000" cy="2390743"/>
                     </a:xfrm>
                     <a:prstGeom prst="rect">
                       <a:avLst/>
@@ -14692,18 +16884,18 @@
           <wp:inline>
             <wp:extent cx="3240000" cy="2620102"/>
             <wp:effectExtent b="0" l="0" r="0" t="0"/>
-            <wp:docPr descr="" title="" id="60" name="Picture"/>
+            <wp:docPr descr="" title="" id="61" name="Picture"/>
             <a:graphic>
               <a:graphicData uri="http://schemas.openxmlformats.org/drawingml/2006/picture">
                 <pic:pic>
                   <pic:nvPicPr>
-                    <pic:cNvPr descr="b695705be186e24a86213af3c4d42109b2f81d56bd76b6f7314f43d500956255.jpg" id="61" name="Picture"/>
+                    <pic:cNvPr descr="b695705be186e24a86213af3c4d42109b2f81d56bd76b6f7314f43d500956255.jpg" id="62" name="Picture"/>
                     <pic:cNvPicPr>
                       <a:picLocks noChangeArrowheads="1" noChangeAspect="1"/>
                     </pic:cNvPicPr>
                   </pic:nvPicPr>
                   <pic:blipFill>
-                    <a:blip r:embed="rId59"/>
+                    <a:blip r:embed="rId60"/>
                     <a:stretch>
                       <a:fillRect/>
                     </a:stretch>
@@ -14958,18 +17150,18 @@
           <wp:inline>
             <wp:extent cx="3240000" cy="3516585"/>
             <wp:effectExtent b="0" l="0" r="0" t="0"/>
-            <wp:docPr descr="" title="" id="63" name="Picture"/>
+            <wp:docPr descr="" title="" id="64" name="Picture"/>
             <a:graphic>
               <a:graphicData uri="http://schemas.openxmlformats.org/drawingml/2006/picture">
                 <pic:pic>
                   <pic:nvPicPr>
-                    <pic:cNvPr descr="873cbe75eb3febf36d01f2dec2ee98bdf5d4ec3a688469ba12e1355be002ec44.jpg" id="64" name="Picture"/>
+                    <pic:cNvPr descr="873cbe75eb3febf36d01f2dec2ee98bdf5d4ec3a688469ba12e1355be002ec44.jpg" id="65" name="Picture"/>
                     <pic:cNvPicPr>
                       <a:picLocks noChangeArrowheads="1" noChangeAspect="1"/>
                     </pic:cNvPicPr>
                   </pic:nvPicPr>
                   <pic:blipFill>
-                    <a:blip r:embed="rId62"/>
+                    <a:blip r:embed="rId63"/>
                     <a:stretch>
                       <a:fillRect/>
                     </a:stretch>
@@ -15136,8 +17328,8 @@
         <w:t xml:space="preserve">倾向形成多面体簇合物</w:t>
       </w:r>
     </w:p>
-    <w:bookmarkEnd w:id="65"/>
-    <w:bookmarkStart w:id="66" w:name="硼酸的特殊酸性lewis-酸"/>
+    <w:bookmarkEnd w:id="66"/>
+    <w:bookmarkStart w:id="67" w:name="硼酸的特殊酸性lewis-酸"/>
     <w:p>
       <w:pPr>
         <w:pStyle w:val="Heading3"/>
@@ -15968,7 +18160,7 @@
     </w:tbl>
     <w:p>
       <w:pPr>
-        <w:pStyle w:val="BlockText"/>
+        <w:pStyle w:val="BodyText"/>
         <w:spacing w:before="120"/>
       </w:pPr>
       <w:r>
@@ -16145,6 +18337,111 @@
           <w:rFonts w:hint="eastAsia" w:ascii="Times New Roman" w:hAnsi="Times New Roman" w:eastAsia="FangSong" w:cs="Times New Roman"/>
         </w:rPr>
         <w:t>浓度增大</w:t>
+      </w:r>
+      <w:r>
+        <w:rPr>
+          <w:rFonts w:hint="eastAsia" w:ascii="Times New Roman" w:hAnsi="Times New Roman" w:eastAsia="Times New Roman" w:cs="Times New Roman"/>
+        </w:rPr>
+        <w:t>。</w:t>
+      </w:r>
+      <w:r>
+        <w:rPr>
+          <w:rFonts w:ascii="Times New Roman" w:hAnsi="Times New Roman" w:eastAsia="Times New Roman" w:cs="Times New Roman"/>
+        </w:rPr>
+        <w:t xml:space="preserve"> </w:t>
+      </w:r>
+      <w:r>
+        <w:rPr>
+          <w:rFonts w:hint="eastAsia" w:ascii="Times New Roman" w:hAnsi="Times New Roman" w:eastAsia="FangSong" w:cs="Times New Roman"/>
+          <w:b/>
+          <w:bCs/>
+        </w:rPr>
+        <w:t xml:space="preserve">口诀</w:t>
+      </w:r>
+      <w:r>
+        <w:rPr>
+          <w:rFonts w:hint="eastAsia" w:ascii="Times New Roman" w:hAnsi="Times New Roman" w:eastAsia="Times New Roman" w:cs="Times New Roman"/>
+        </w:rPr>
+        <w:t>：</w:t>
+      </w:r>
+      <w:r>
+        <w:rPr>
+          <w:rFonts w:hint="eastAsia" w:ascii="Times New Roman" w:hAnsi="Times New Roman" w:eastAsia="FangSong" w:cs="Times New Roman"/>
+        </w:rPr>
+        <w:t>硼酸有三个</w:t>
+      </w:r>
+      <w:r>
+        <w:rPr>
+          <w:rFonts w:ascii="Times New Roman" w:hAnsi="Times New Roman" w:eastAsia="Times New Roman" w:cs="Times New Roman"/>
+        </w:rPr>
+        <w:t xml:space="preserve"> OH </w:t>
+      </w:r>
+      <w:r>
+        <w:rPr>
+          <w:rFonts w:hint="eastAsia" w:ascii="Times New Roman" w:hAnsi="Times New Roman" w:eastAsia="FangSong" w:cs="Times New Roman"/>
+        </w:rPr>
+        <w:t>非三元</w:t>
+      </w:r>
+      <w:r>
+        <w:rPr>
+          <w:rFonts w:hint="eastAsia" w:ascii="Times New Roman" w:hAnsi="Times New Roman" w:eastAsia="Times New Roman" w:cs="Times New Roman"/>
+        </w:rPr>
+        <w:t>，</w:t>
+      </w:r>
+      <w:r>
+        <w:rPr>
+          <w:rFonts w:hint="eastAsia" w:ascii="Times New Roman" w:hAnsi="Times New Roman" w:eastAsia="FangSong" w:cs="Times New Roman"/>
+        </w:rPr>
+        <w:t>结合</w:t>
+      </w:r>
+      <w:r>
+        <w:rPr>
+          <w:rFonts w:ascii="Times New Roman" w:hAnsi="Times New Roman" w:eastAsia="Times New Roman" w:cs="Times New Roman"/>
+        </w:rPr>
+        <w:t xml:space="preserve"> H</w:t>
+      </w:r>
+      <w:r>
+        <w:rPr>
+          <w:rFonts w:ascii="Times New Roman" w:hAnsi="Times New Roman" w:eastAsia="Times New Roman" w:cs="Times New Roman"/>
+          <w:vertAlign w:val="subscript"/>
+        </w:rPr>
+        <w:t>2</w:t>
+      </w:r>
+      <w:r>
+        <w:rPr>
+          <w:rFonts w:ascii="Times New Roman" w:hAnsi="Times New Roman" w:eastAsia="Times New Roman" w:cs="Times New Roman"/>
+        </w:rPr>
+        <w:t xml:space="preserve">O </w:t>
+      </w:r>
+      <w:r>
+        <w:rPr>
+          <w:rFonts w:hint="eastAsia" w:ascii="Times New Roman" w:hAnsi="Times New Roman" w:eastAsia="FangSong" w:cs="Times New Roman"/>
+        </w:rPr>
+        <w:t>成一元</w:t>
+      </w:r>
+      <w:r>
+        <w:rPr>
+          <w:rFonts w:hint="eastAsia" w:ascii="Times New Roman" w:hAnsi="Times New Roman" w:eastAsia="Times New Roman" w:cs="Times New Roman"/>
+        </w:rPr>
+        <w:t>；</w:t>
+      </w:r>
+      <w:r>
+        <w:rPr>
+          <w:rFonts w:hint="eastAsia" w:ascii="Times New Roman" w:hAnsi="Times New Roman" w:eastAsia="FangSong" w:cs="Times New Roman"/>
+        </w:rPr>
+        <w:t>甘油螯合强酸性</w:t>
+      </w:r>
+      <w:r>
+        <w:rPr>
+          <w:rFonts w:hint="eastAsia" w:ascii="Times New Roman" w:hAnsi="Times New Roman" w:eastAsia="Times New Roman" w:cs="Times New Roman"/>
+        </w:rPr>
+        <w:t>，</w:t>
+      </w:r>
+      <w:r>
+        <w:rPr>
+          <w:rFonts w:hint="eastAsia" w:ascii="Times New Roman" w:hAnsi="Times New Roman" w:eastAsia="FangSong" w:cs="Times New Roman"/>
+        </w:rPr>
+        <w:t>滴定定量好手段</w:t>
       </w:r>
       <w:r>
         <w:rPr>
@@ -16155,7 +18452,7 @@
     </w:p>
     <w:p>
       <w:pPr>
-        <w:pStyle w:val="BlockText"/>
+        <w:pStyle w:val="BodyText"/>
       </w:pPr>
       <w:r>
         <w:rPr>
@@ -16163,7 +18460,7 @@
           <w:b/>
           <w:bCs/>
         </w:rPr>
-        <w:t xml:space="preserve">口诀</w:t>
+        <w:t xml:space="preserve">硼珠反应</w:t>
       </w:r>
       <w:r>
         <w:rPr>
@@ -16175,19 +18472,39 @@
         <w:rPr>
           <w:rFonts w:hint="eastAsia" w:ascii="Times New Roman" w:hAnsi="Times New Roman" w:eastAsia="FangSong" w:cs="Times New Roman"/>
         </w:rPr>
-        <w:t>硼酸有三个</w:t>
-      </w:r>
-      <w:r>
-        <w:rPr>
-          <w:rFonts w:ascii="Times New Roman" w:hAnsi="Times New Roman" w:eastAsia="Times New Roman" w:cs="Times New Roman"/>
-        </w:rPr>
-        <w:t xml:space="preserve"> OH </w:t>
-      </w:r>
-      <w:r>
-        <w:rPr>
-          <w:rFonts w:hint="eastAsia" w:ascii="Times New Roman" w:hAnsi="Times New Roman" w:eastAsia="FangSong" w:cs="Times New Roman"/>
-        </w:rPr>
-        <w:t>非三元</w:t>
+        <w:t>硼砂高温分解为</w:t>
+      </w:r>
+      <w:r>
+        <w:rPr>
+          <w:rFonts w:ascii="Times New Roman" w:hAnsi="Times New Roman" w:eastAsia="Times New Roman" w:cs="Times New Roman"/>
+        </w:rPr>
+        <w:t xml:space="preserve"> </w:t>
+      </w:r>
+      <w:r>
+        <w:rPr>
+          <w:rFonts w:hint="eastAsia" w:ascii="Times New Roman" w:hAnsi="Times New Roman" w:eastAsia="Times New Roman" w:cs="Times New Roman"/>
+        </w:rPr>
+        <w:t>B</w:t>
+      </w:r>
+      <w:r>
+        <w:rPr>
+          <w:rFonts w:hint="eastAsia" w:ascii="Times New Roman" w:hAnsi="Times New Roman" w:eastAsia="Times New Roman" w:cs="Times New Roman"/>
+          <w:vertAlign w:val="subscript"/>
+        </w:rPr>
+        <w:t>2</w:t>
+      </w:r>
+      <w:r>
+        <w:rPr>
+          <w:rFonts w:hint="eastAsia" w:ascii="Times New Roman" w:hAnsi="Times New Roman" w:eastAsia="Times New Roman" w:cs="Times New Roman"/>
+        </w:rPr>
+        <w:t>O</w:t>
+      </w:r>
+      <w:r>
+        <w:rPr>
+          <w:rFonts w:hint="eastAsia" w:ascii="Times New Roman" w:hAnsi="Times New Roman" w:eastAsia="Times New Roman" w:cs="Times New Roman"/>
+          <w:vertAlign w:val="subscript"/>
+        </w:rPr>
+        <w:t>3</w:t>
       </w:r>
       <w:r>
         <w:rPr>
@@ -16199,67 +18516,138 @@
         <w:rPr>
           <w:rFonts w:hint="eastAsia" w:ascii="Times New Roman" w:hAnsi="Times New Roman" w:eastAsia="FangSong" w:cs="Times New Roman"/>
         </w:rPr>
-        <w:t>结合</w:t>
-      </w:r>
-      <w:r>
-        <w:rPr>
-          <w:rFonts w:ascii="Times New Roman" w:hAnsi="Times New Roman" w:eastAsia="Times New Roman" w:cs="Times New Roman"/>
-        </w:rPr>
-        <w:t xml:space="preserve"> H</w:t>
-      </w:r>
-      <w:r>
-        <w:rPr>
-          <w:rFonts w:ascii="Times New Roman" w:hAnsi="Times New Roman" w:eastAsia="Times New Roman" w:cs="Times New Roman"/>
-          <w:vertAlign w:val="subscript"/>
-        </w:rPr>
-        <w:t>2</w:t>
-      </w:r>
-      <w:r>
-        <w:rPr>
-          <w:rFonts w:ascii="Times New Roman" w:hAnsi="Times New Roman" w:eastAsia="Times New Roman" w:cs="Times New Roman"/>
-        </w:rPr>
-        <w:t xml:space="preserve">O </w:t>
-      </w:r>
-      <w:r>
-        <w:rPr>
-          <w:rFonts w:hint="eastAsia" w:ascii="Times New Roman" w:hAnsi="Times New Roman" w:eastAsia="FangSong" w:cs="Times New Roman"/>
-        </w:rPr>
-        <w:t>成一元</w:t>
-      </w:r>
-      <w:r>
-        <w:rPr>
-          <w:rFonts w:hint="eastAsia" w:ascii="Times New Roman" w:hAnsi="Times New Roman" w:eastAsia="Times New Roman" w:cs="Times New Roman"/>
-        </w:rPr>
-        <w:t>；</w:t>
-      </w:r>
-      <w:r>
-        <w:rPr>
-          <w:rFonts w:hint="eastAsia" w:ascii="Times New Roman" w:hAnsi="Times New Roman" w:eastAsia="FangSong" w:cs="Times New Roman"/>
-        </w:rPr>
-        <w:t>甘油螯合强酸性</w:t>
-      </w:r>
-      <w:r>
-        <w:rPr>
-          <w:rFonts w:hint="eastAsia" w:ascii="Times New Roman" w:hAnsi="Times New Roman" w:eastAsia="Times New Roman" w:cs="Times New Roman"/>
-        </w:rPr>
-        <w:t>，</w:t>
-      </w:r>
-      <w:r>
-        <w:rPr>
-          <w:rFonts w:hint="eastAsia" w:ascii="Times New Roman" w:hAnsi="Times New Roman" w:eastAsia="FangSong" w:cs="Times New Roman"/>
-        </w:rPr>
-        <w:t>滴定定量好手段</w:t>
-      </w:r>
-      <w:r>
-        <w:rPr>
-          <w:rFonts w:hint="eastAsia" w:ascii="Times New Roman" w:hAnsi="Times New Roman" w:eastAsia="Times New Roman" w:cs="Times New Roman"/>
-        </w:rPr>
-        <w:t>。</w:t>
+        <w:t>与过渡金属氧化物形成偏硼酸盐显特征色</w:t>
+      </w:r>
+      <w:r>
+        <w:rPr>
+          <w:rFonts w:hint="eastAsia" w:ascii="Times New Roman" w:hAnsi="Times New Roman" w:eastAsia="Times New Roman" w:cs="Times New Roman"/>
+        </w:rPr>
+        <w:t>——Co</w:t>
+      </w:r>
+      <w:r>
+        <w:rPr>
+          <w:rFonts w:ascii="Times New Roman" w:hAnsi="Times New Roman" w:eastAsia="Times New Roman" w:cs="Times New Roman"/>
+        </w:rPr>
+        <w:t xml:space="preserve"> </w:t>
+      </w:r>
+      <w:r>
+        <w:rPr>
+          <w:rFonts w:hint="eastAsia" w:ascii="Times New Roman" w:hAnsi="Times New Roman" w:eastAsia="FangSong" w:cs="Times New Roman"/>
+        </w:rPr>
+        <w:t>深蓝</w:t>
+      </w:r>
+      <w:r>
+        <w:rPr>
+          <w:rFonts w:hint="eastAsia" w:ascii="Times New Roman" w:hAnsi="Times New Roman" w:eastAsia="Times New Roman" w:cs="Times New Roman"/>
+        </w:rPr>
+        <w:t>/Cr</w:t>
+      </w:r>
+      <w:r>
+        <w:rPr>
+          <w:rFonts w:ascii="Times New Roman" w:hAnsi="Times New Roman" w:eastAsia="Times New Roman" w:cs="Times New Roman"/>
+        </w:rPr>
+        <w:t xml:space="preserve"> </w:t>
+      </w:r>
+      <w:r>
+        <w:rPr>
+          <w:rFonts w:hint="eastAsia" w:ascii="Times New Roman" w:hAnsi="Times New Roman" w:eastAsia="FangSong" w:cs="Times New Roman"/>
+        </w:rPr>
+        <w:t>绿</w:t>
+      </w:r>
+      <w:r>
+        <w:rPr>
+          <w:rFonts w:hint="eastAsia" w:ascii="Times New Roman" w:hAnsi="Times New Roman" w:eastAsia="Times New Roman" w:cs="Times New Roman"/>
+        </w:rPr>
+        <w:t>/Cu</w:t>
+      </w:r>
+      <w:r>
+        <w:rPr>
+          <w:rFonts w:ascii="Times New Roman" w:hAnsi="Times New Roman" w:eastAsia="Times New Roman" w:cs="Times New Roman"/>
+        </w:rPr>
+        <w:t xml:space="preserve"> </w:t>
+      </w:r>
+      <w:r>
+        <w:rPr>
+          <w:rFonts w:hint="eastAsia" w:ascii="Times New Roman" w:hAnsi="Times New Roman" w:eastAsia="FangSong" w:cs="Times New Roman"/>
+        </w:rPr>
+        <w:t>蓝</w:t>
+      </w:r>
+      <w:r>
+        <w:rPr>
+          <w:rFonts w:hint="eastAsia" w:ascii="Times New Roman" w:hAnsi="Times New Roman" w:eastAsia="Times New Roman" w:cs="Times New Roman"/>
+        </w:rPr>
+        <w:t>/Mn</w:t>
+      </w:r>
+      <w:r>
+        <w:rPr>
+          <w:rFonts w:ascii="Times New Roman" w:hAnsi="Times New Roman" w:eastAsia="Times New Roman" w:cs="Times New Roman"/>
+        </w:rPr>
+        <w:t xml:space="preserve"> </w:t>
+      </w:r>
+      <w:r>
+        <w:rPr>
+          <w:rFonts w:hint="eastAsia" w:ascii="Times New Roman" w:hAnsi="Times New Roman" w:eastAsia="FangSong" w:cs="Times New Roman"/>
+        </w:rPr>
+        <w:t>紫</w:t>
+      </w:r>
+      <w:r>
+        <w:rPr>
+          <w:rFonts w:hint="eastAsia" w:ascii="Times New Roman" w:hAnsi="Times New Roman" w:eastAsia="Times New Roman" w:cs="Times New Roman"/>
+        </w:rPr>
+        <w:t>/Ni</w:t>
+      </w:r>
+      <w:r>
+        <w:rPr>
+          <w:rFonts w:ascii="Times New Roman" w:hAnsi="Times New Roman" w:eastAsia="Times New Roman" w:cs="Times New Roman"/>
+        </w:rPr>
+        <w:t xml:space="preserve"> </w:t>
+      </w:r>
+      <w:r>
+        <w:rPr>
+          <w:rFonts w:hint="eastAsia" w:ascii="Times New Roman" w:hAnsi="Times New Roman" w:eastAsia="FangSong" w:cs="Times New Roman"/>
+        </w:rPr>
+        <w:t>绿</w:t>
+      </w:r>
+      <w:r>
+        <w:rPr>
+          <w:rFonts w:hint="eastAsia" w:ascii="Times New Roman" w:hAnsi="Times New Roman" w:eastAsia="Times New Roman" w:cs="Times New Roman"/>
+        </w:rPr>
+        <w:t>/Fe</w:t>
+      </w:r>
+      <w:r>
+        <w:rPr>
+          <w:rFonts w:ascii="Times New Roman" w:hAnsi="Times New Roman" w:eastAsia="Times New Roman" w:cs="Times New Roman"/>
+        </w:rPr>
+        <w:t xml:space="preserve"> </w:t>
+      </w:r>
+      <w:r>
+        <w:rPr>
+          <w:rFonts w:hint="eastAsia" w:ascii="Times New Roman" w:hAnsi="Times New Roman" w:eastAsia="FangSong" w:cs="Times New Roman"/>
+        </w:rPr>
+        <w:t>黄</w:t>
+      </w:r>
+      <w:r>
+        <w:rPr>
+          <w:rFonts w:hint="eastAsia" w:ascii="Times New Roman" w:hAnsi="Times New Roman" w:eastAsia="Times New Roman" w:cs="Times New Roman"/>
+        </w:rPr>
+        <w:t>（</w:t>
+      </w:r>
+      <w:r>
+        <w:rPr>
+          <w:rFonts w:hint="eastAsia" w:ascii="Times New Roman" w:hAnsi="Times New Roman" w:eastAsia="FangSong" w:cs="Times New Roman"/>
+        </w:rPr>
+        <w:t>类似焰色反应的定性鉴定</w:t>
+      </w:r>
+      <w:r>
+        <w:rPr>
+          <w:rFonts w:hint="eastAsia" w:ascii="Times New Roman" w:hAnsi="Times New Roman" w:eastAsia="Times New Roman" w:cs="Times New Roman"/>
+        </w:rPr>
+        <w:t>）。</w:t>
       </w:r>
     </w:p>
     <w:p>
       <w:pPr>
-        <w:pStyle w:val="BlockText"/>
+        <w:pStyle w:val="BodyText"/>
       </w:pPr>
       <w:r>
         <w:rPr>
@@ -16267,42 +18655,100 @@
           <w:b/>
           <w:bCs/>
         </w:rPr>
-        <w:t xml:space="preserve">硼珠反应</w:t>
-      </w:r>
-      <w:r>
-        <w:rPr>
-          <w:rFonts w:hint="eastAsia" w:ascii="Times New Roman" w:hAnsi="Times New Roman" w:eastAsia="Times New Roman" w:cs="Times New Roman"/>
-        </w:rPr>
-        <w:t>：</w:t>
-      </w:r>
-      <w:r>
-        <w:rPr>
-          <w:rFonts w:hint="eastAsia" w:ascii="Times New Roman" w:hAnsi="Times New Roman" w:eastAsia="FangSong" w:cs="Times New Roman"/>
-        </w:rPr>
-        <w:t>硼砂高温分解为</w:t>
-      </w:r>
-      <w:r>
-        <w:rPr>
-          <w:rFonts w:ascii="Times New Roman" w:hAnsi="Times New Roman" w:eastAsia="Times New Roman" w:cs="Times New Roman"/>
-        </w:rPr>
-        <w:t xml:space="preserve"> </w:t>
-      </w:r>
-      <w:r>
-        <w:rPr>
-          <w:rFonts w:hint="eastAsia" w:ascii="Times New Roman" w:hAnsi="Times New Roman" w:eastAsia="Times New Roman" w:cs="Times New Roman"/>
+        <w:t>硼砂</w:t>
+      </w:r>
+      <w:r>
+        <w:rPr>
+          <w:rFonts w:hint="eastAsia" w:ascii="Times New Roman" w:hAnsi="Times New Roman" w:eastAsia="Times New Roman" w:cs="Times New Roman"/>
+          <w:b/>
+          <w:bCs/>
+        </w:rPr>
+        <w:t>（Na</w:t>
+      </w:r>
+      <w:r>
+        <w:rPr>
+          <w:rFonts w:hint="eastAsia" w:ascii="Times New Roman" w:hAnsi="Times New Roman" w:eastAsia="Times New Roman" w:cs="Times New Roman"/>
+          <w:b/>
+          <w:bCs/>
+          <w:vertAlign w:val="subscript"/>
+        </w:rPr>
+        <w:t>2</w:t>
+      </w:r>
+      <w:r>
+        <w:rPr>
+          <w:rFonts w:hint="eastAsia" w:ascii="Times New Roman" w:hAnsi="Times New Roman" w:eastAsia="Times New Roman" w:cs="Times New Roman"/>
+          <w:b/>
+          <w:bCs/>
         </w:rPr>
         <w:t>B</w:t>
       </w:r>
       <w:r>
         <w:rPr>
           <w:rFonts w:hint="eastAsia" w:ascii="Times New Roman" w:hAnsi="Times New Roman" w:eastAsia="Times New Roman" w:cs="Times New Roman"/>
+          <w:b/>
+          <w:bCs/>
           <w:vertAlign w:val="subscript"/>
         </w:rPr>
+        <w:t>4</w:t>
+      </w:r>
+      <w:r>
+        <w:rPr>
+          <w:rFonts w:hint="eastAsia" w:ascii="Times New Roman" w:hAnsi="Times New Roman" w:eastAsia="Times New Roman" w:cs="Times New Roman"/>
+          <w:b/>
+          <w:bCs/>
+        </w:rPr>
+        <w:t>O</w:t>
+      </w:r>
+      <w:r>
+        <w:rPr>
+          <w:rFonts w:hint="eastAsia" w:ascii="Times New Roman" w:hAnsi="Times New Roman" w:eastAsia="Times New Roman" w:cs="Times New Roman"/>
+          <w:b/>
+          <w:bCs/>
+          <w:vertAlign w:val="subscript"/>
+        </w:rPr>
+        <w:t>7</w:t>
+      </w:r>
+      <w:r>
+        <w:rPr>
+          <w:rFonts w:hint="eastAsia" w:ascii="Times New Roman" w:hAnsi="Times New Roman" w:eastAsia="Times New Roman" w:cs="Times New Roman"/>
+          <w:b/>
+          <w:bCs/>
+        </w:rPr>
+        <w:t>·10H</w:t>
+      </w:r>
+      <w:r>
+        <w:rPr>
+          <w:rFonts w:hint="eastAsia" w:ascii="Times New Roman" w:hAnsi="Times New Roman" w:eastAsia="Times New Roman" w:cs="Times New Roman"/>
+          <w:b/>
+          <w:bCs/>
+          <w:vertAlign w:val="subscript"/>
+        </w:rPr>
         <w:t>2</w:t>
       </w:r>
       <w:r>
         <w:rPr>
           <w:rFonts w:hint="eastAsia" w:ascii="Times New Roman" w:hAnsi="Times New Roman" w:eastAsia="Times New Roman" w:cs="Times New Roman"/>
+          <w:b/>
+          <w:bCs/>
+        </w:rPr>
+        <w:t>O）</w:t>
+      </w:r>
+      <w:r>
+        <w:rPr>
+          <w:rFonts w:hint="eastAsia" w:ascii="Times New Roman" w:hAnsi="Times New Roman" w:eastAsia="Times New Roman" w:cs="Times New Roman"/>
+        </w:rPr>
+        <w:t>：B</w:t>
+      </w:r>
+      <w:r>
+        <w:rPr>
+          <w:rFonts w:hint="eastAsia" w:ascii="Times New Roman" w:hAnsi="Times New Roman" w:eastAsia="Times New Roman" w:cs="Times New Roman"/>
+          <w:vertAlign w:val="subscript"/>
+        </w:rPr>
+        <w:t>4</w:t>
+      </w:r>
+      <w:r>
+        <w:rPr>
+          <w:rFonts w:hint="eastAsia" w:ascii="Times New Roman" w:hAnsi="Times New Roman" w:eastAsia="Times New Roman" w:cs="Times New Roman"/>
         </w:rPr>
         <w:t>O</w:t>
       </w:r>
@@ -16311,10 +18757,234 @@
           <w:rFonts w:hint="eastAsia" w:ascii="Times New Roman" w:hAnsi="Times New Roman" w:eastAsia="Times New Roman" w:cs="Times New Roman"/>
           <w:vertAlign w:val="subscript"/>
         </w:rPr>
+        <w:t>7</w:t>
+      </w:r>
+      <w:r>
+        <w:rPr>
+          <w:rFonts w:hint="eastAsia" w:ascii="Times New Roman" w:hAnsi="Times New Roman" w:eastAsia="Times New Roman" w:cs="Times New Roman"/>
+          <w:vertAlign w:val="superscript"/>
+        </w:rPr>
+        <w:t>2-</w:t>
+      </w:r>
+      <w:r>
+        <w:rPr>
+          <w:rFonts w:ascii="Times New Roman" w:hAnsi="Times New Roman" w:eastAsia="Times New Roman" w:cs="Times New Roman"/>
+        </w:rPr>
+        <w:t xml:space="preserve"> </w:t>
+      </w:r>
+      <w:r>
+        <w:rPr>
+          <w:rFonts w:hint="eastAsia" w:ascii="Times New Roman" w:hAnsi="Times New Roman" w:eastAsia="FangSong" w:cs="Times New Roman"/>
+        </w:rPr>
+        <w:t>水解呈缓冲性</w:t>
+      </w:r>
+      <w:r>
+        <w:rPr>
+          <w:rFonts w:hint="eastAsia" w:ascii="Times New Roman" w:hAnsi="Times New Roman" w:eastAsia="Times New Roman" w:cs="Times New Roman"/>
+        </w:rPr>
+        <w:t>（B</w:t>
+      </w:r>
+      <w:r>
+        <w:rPr>
+          <w:rFonts w:hint="eastAsia" w:ascii="Times New Roman" w:hAnsi="Times New Roman" w:eastAsia="Times New Roman" w:cs="Times New Roman"/>
+          <w:vertAlign w:val="subscript"/>
+        </w:rPr>
+        <w:t>4</w:t>
+      </w:r>
+      <w:r>
+        <w:rPr>
+          <w:rFonts w:hint="eastAsia" w:ascii="Times New Roman" w:hAnsi="Times New Roman" w:eastAsia="Times New Roman" w:cs="Times New Roman"/>
+        </w:rPr>
+        <w:t>O</w:t>
+      </w:r>
+      <w:r>
+        <w:rPr>
+          <w:rFonts w:hint="eastAsia" w:ascii="Times New Roman" w:hAnsi="Times New Roman" w:eastAsia="Times New Roman" w:cs="Times New Roman"/>
+          <w:vertAlign w:val="subscript"/>
+        </w:rPr>
+        <w:t>7</w:t>
+      </w:r>
+      <w:r>
+        <w:rPr>
+          <w:rFonts w:hint="eastAsia" w:ascii="Times New Roman" w:hAnsi="Times New Roman" w:eastAsia="Times New Roman" w:cs="Times New Roman"/>
+          <w:vertAlign w:val="superscript"/>
+        </w:rPr>
+        <w:t>2-</w:t>
+      </w:r>
+      <w:r>
+        <w:rPr>
+          <w:rFonts w:ascii="Times New Roman" w:hAnsi="Times New Roman" w:eastAsia="Times New Roman" w:cs="Times New Roman"/>
+        </w:rPr>
+        <w:t xml:space="preserve"> + 7H</w:t>
+      </w:r>
+      <w:r>
+        <w:rPr>
+          <w:rFonts w:ascii="Times New Roman" w:hAnsi="Times New Roman" w:eastAsia="Times New Roman" w:cs="Times New Roman"/>
+          <w:vertAlign w:val="subscript"/>
+        </w:rPr>
+        <w:t>2</w:t>
+      </w:r>
+      <w:r>
+        <w:rPr>
+          <w:rFonts w:ascii="Times New Roman" w:hAnsi="Times New Roman" w:eastAsia="Times New Roman" w:cs="Times New Roman"/>
+        </w:rPr>
+        <w:t>O ⇌ 4H</w:t>
+      </w:r>
+      <w:r>
+        <w:rPr>
+          <w:rFonts w:ascii="Times New Roman" w:hAnsi="Times New Roman" w:eastAsia="Times New Roman" w:cs="Times New Roman"/>
+          <w:vertAlign w:val="subscript"/>
+        </w:rPr>
         <w:t>3</w:t>
       </w:r>
       <w:r>
         <w:rPr>
+          <w:rFonts w:ascii="Times New Roman" w:hAnsi="Times New Roman" w:eastAsia="Times New Roman" w:cs="Times New Roman"/>
+        </w:rPr>
+        <w:t>BO</w:t>
+      </w:r>
+      <w:r>
+        <w:rPr>
+          <w:rFonts w:ascii="Times New Roman" w:hAnsi="Times New Roman" w:eastAsia="Times New Roman" w:cs="Times New Roman"/>
+          <w:vertAlign w:val="subscript"/>
+        </w:rPr>
+        <w:t>3</w:t>
+      </w:r>
+      <w:r>
+        <w:rPr>
+          <w:rFonts w:ascii="Times New Roman" w:hAnsi="Times New Roman" w:eastAsia="Times New Roman" w:cs="Times New Roman"/>
+        </w:rPr>
+        <w:t xml:space="preserve"> + </w:t>
+      </w:r>
+      <w:r>
+        <w:rPr>
+          <w:rFonts w:hint="eastAsia" w:ascii="Times New Roman" w:hAnsi="Times New Roman" w:eastAsia="Times New Roman" w:cs="Times New Roman"/>
+        </w:rPr>
+        <w:t>2OH</w:t>
+      </w:r>
+      <w:r>
+        <w:rPr>
+          <w:rFonts w:hint="eastAsia" w:ascii="Times New Roman" w:hAnsi="Times New Roman" w:eastAsia="Times New Roman" w:cs="Times New Roman"/>
+          <w:vertAlign w:val="superscript"/>
+        </w:rPr>
+        <w:t>-</w:t>
+      </w:r>
+      <w:r>
+        <w:rPr>
+          <w:rFonts w:hint="eastAsia" w:ascii="Times New Roman" w:hAnsi="Times New Roman" w:eastAsia="Times New Roman" w:cs="Times New Roman"/>
+        </w:rPr>
+        <w:t>）→</w:t>
+      </w:r>
+      <w:r>
+        <w:rPr>
+          <w:rFonts w:ascii="Times New Roman" w:hAnsi="Times New Roman" w:eastAsia="Times New Roman" w:cs="Times New Roman"/>
+        </w:rPr>
+        <w:t xml:space="preserve"> </w:t>
+      </w:r>
+      <w:r>
+        <w:rPr>
+          <w:rFonts w:hint="eastAsia" w:ascii="Times New Roman" w:hAnsi="Times New Roman" w:eastAsia="FangSong" w:cs="Times New Roman"/>
+        </w:rPr>
+        <w:t>可作基准物质与缓冲溶液</w:t>
+      </w:r>
+      <w:r>
+        <w:rPr>
+          <w:rFonts w:hint="eastAsia" w:ascii="Times New Roman" w:hAnsi="Times New Roman" w:eastAsia="Times New Roman" w:cs="Times New Roman"/>
+        </w:rPr>
+        <w:t>。</w:t>
+      </w:r>
+      <w:r>
+        <w:rPr>
+          <w:rFonts w:hint="eastAsia" w:ascii="Times New Roman" w:hAnsi="Times New Roman" w:eastAsia="FangSong" w:cs="Times New Roman"/>
+          <w:b/>
+          <w:bCs/>
+        </w:rPr>
+        <w:t xml:space="preserve">硼氢化物</w:t>
+      </w:r>
+      <w:r>
+        <w:rPr>
+          <w:rFonts w:hint="eastAsia" w:ascii="Times New Roman" w:hAnsi="Times New Roman" w:eastAsia="Times New Roman" w:cs="Times New Roman"/>
+        </w:rPr>
+        <w:t>：NaBH</w:t>
+      </w:r>
+      <w:r>
+        <w:rPr>
+          <w:rFonts w:hint="eastAsia" w:ascii="Times New Roman" w:hAnsi="Times New Roman" w:eastAsia="Times New Roman" w:cs="Times New Roman"/>
+          <w:vertAlign w:val="subscript"/>
+        </w:rPr>
+        <w:t>4</w:t>
+      </w:r>
+      <w:r>
+        <w:rPr>
+          <w:rFonts w:hint="eastAsia" w:ascii="Times New Roman" w:hAnsi="Times New Roman" w:eastAsia="Times New Roman" w:cs="Times New Roman"/>
+        </w:rPr>
+        <w:t>、LiAlH</w:t>
+      </w:r>
+      <w:r>
+        <w:rPr>
+          <w:rFonts w:hint="eastAsia" w:ascii="Times New Roman" w:hAnsi="Times New Roman" w:eastAsia="Times New Roman" w:cs="Times New Roman"/>
+          <w:vertAlign w:val="subscript"/>
+        </w:rPr>
+        <w:t>4</w:t>
+      </w:r>
+      <w:r>
+        <w:rPr>
+          <w:rFonts w:ascii="Times New Roman" w:hAnsi="Times New Roman" w:eastAsia="Times New Roman" w:cs="Times New Roman"/>
+        </w:rPr>
+        <w:t xml:space="preserve"> </w:t>
+      </w:r>
+      <w:r>
+        <w:rPr>
+          <w:rFonts w:hint="eastAsia" w:ascii="Times New Roman" w:hAnsi="Times New Roman" w:eastAsia="FangSong" w:cs="Times New Roman"/>
+        </w:rPr>
+        <w:t>是选择性还原剂家族</w:t>
+      </w:r>
+      <w:r>
+        <w:rPr>
+          <w:rFonts w:hint="eastAsia" w:ascii="Times New Roman" w:hAnsi="Times New Roman" w:eastAsia="Times New Roman" w:cs="Times New Roman"/>
+        </w:rPr>
+        <w:t>——BH</w:t>
+      </w:r>
+      <w:r>
+        <w:rPr>
+          <w:rFonts w:hint="eastAsia" w:ascii="Times New Roman" w:hAnsi="Times New Roman" w:eastAsia="Times New Roman" w:cs="Times New Roman"/>
+          <w:vertAlign w:val="subscript"/>
+        </w:rPr>
+        <w:t>4</w:t>
+      </w:r>
+      <w:r>
+        <w:rPr>
+          <w:rFonts w:hint="eastAsia" w:ascii="Times New Roman" w:hAnsi="Times New Roman" w:eastAsia="Times New Roman" w:cs="Times New Roman"/>
+          <w:vertAlign w:val="superscript"/>
+        </w:rPr>
+        <w:t>-</w:t>
+      </w:r>
+      <w:r>
+        <w:rPr>
+          <w:rFonts w:ascii="Times New Roman" w:hAnsi="Times New Roman" w:eastAsia="Times New Roman" w:cs="Times New Roman"/>
+        </w:rPr>
+        <w:t xml:space="preserve"> </w:t>
+      </w:r>
+      <w:r>
+        <w:rPr>
+          <w:rFonts w:hint="eastAsia" w:ascii="Times New Roman" w:hAnsi="Times New Roman" w:eastAsia="FangSong" w:cs="Times New Roman"/>
+        </w:rPr>
+        <w:t xml:space="preserve">中的氢为</w:t>
+      </w:r>
+      <w:r>
+        <w:rPr>
+          <w:rFonts w:ascii="Times New Roman" w:hAnsi="Times New Roman" w:eastAsia="Times New Roman" w:cs="Times New Roman"/>
+        </w:rPr>
+        <w:t xml:space="preserve"> −1 </w:t>
+      </w:r>
+      <w:r>
+        <w:rPr>
+          <w:rFonts w:hint="eastAsia" w:ascii="Times New Roman" w:hAnsi="Times New Roman" w:eastAsia="FangSong" w:cs="Times New Roman"/>
+        </w:rPr>
+        <w:t>价</w:t>
+      </w:r>
+      <w:r>
+        <w:rPr>
           <w:rFonts w:hint="eastAsia" w:ascii="Times New Roman" w:hAnsi="Times New Roman" w:eastAsia="Times New Roman" w:cs="Times New Roman"/>
         </w:rPr>
         <w:t>，</w:t>
@@ -16323,115 +18993,133 @@
         <w:rPr>
           <w:rFonts w:hint="eastAsia" w:ascii="Times New Roman" w:hAnsi="Times New Roman" w:eastAsia="FangSong" w:cs="Times New Roman"/>
         </w:rPr>
-        <w:t>与过渡金属氧化物形成偏硼酸盐显特征色</w:t>
-      </w:r>
-      <w:r>
-        <w:rPr>
-          <w:rFonts w:hint="eastAsia" w:ascii="Times New Roman" w:hAnsi="Times New Roman" w:eastAsia="Times New Roman" w:cs="Times New Roman"/>
-        </w:rPr>
-        <w:t>——Co</w:t>
-      </w:r>
-      <w:r>
-        <w:rPr>
-          <w:rFonts w:ascii="Times New Roman" w:hAnsi="Times New Roman" w:eastAsia="Times New Roman" w:cs="Times New Roman"/>
-        </w:rPr>
-        <w:t xml:space="preserve"> </w:t>
-      </w:r>
-      <w:r>
-        <w:rPr>
-          <w:rFonts w:hint="eastAsia" w:ascii="Times New Roman" w:hAnsi="Times New Roman" w:eastAsia="FangSong" w:cs="Times New Roman"/>
-        </w:rPr>
-        <w:t>深蓝</w:t>
-      </w:r>
-      <w:r>
-        <w:rPr>
-          <w:rFonts w:hint="eastAsia" w:ascii="Times New Roman" w:hAnsi="Times New Roman" w:eastAsia="Times New Roman" w:cs="Times New Roman"/>
-        </w:rPr>
-        <w:t>/Cr</w:t>
-      </w:r>
-      <w:r>
-        <w:rPr>
-          <w:rFonts w:ascii="Times New Roman" w:hAnsi="Times New Roman" w:eastAsia="Times New Roman" w:cs="Times New Roman"/>
-        </w:rPr>
-        <w:t xml:space="preserve"> </w:t>
-      </w:r>
-      <w:r>
-        <w:rPr>
-          <w:rFonts w:hint="eastAsia" w:ascii="Times New Roman" w:hAnsi="Times New Roman" w:eastAsia="FangSong" w:cs="Times New Roman"/>
-        </w:rPr>
-        <w:t>绿</w:t>
-      </w:r>
-      <w:r>
-        <w:rPr>
-          <w:rFonts w:hint="eastAsia" w:ascii="Times New Roman" w:hAnsi="Times New Roman" w:eastAsia="Times New Roman" w:cs="Times New Roman"/>
-        </w:rPr>
-        <w:t>/Cu</w:t>
-      </w:r>
-      <w:r>
-        <w:rPr>
-          <w:rFonts w:ascii="Times New Roman" w:hAnsi="Times New Roman" w:eastAsia="Times New Roman" w:cs="Times New Roman"/>
-        </w:rPr>
-        <w:t xml:space="preserve"> </w:t>
-      </w:r>
-      <w:r>
-        <w:rPr>
-          <w:rFonts w:hint="eastAsia" w:ascii="Times New Roman" w:hAnsi="Times New Roman" w:eastAsia="FangSong" w:cs="Times New Roman"/>
-        </w:rPr>
-        <w:t>蓝</w:t>
-      </w:r>
-      <w:r>
-        <w:rPr>
-          <w:rFonts w:hint="eastAsia" w:ascii="Times New Roman" w:hAnsi="Times New Roman" w:eastAsia="Times New Roman" w:cs="Times New Roman"/>
-        </w:rPr>
-        <w:t>/Mn</w:t>
-      </w:r>
-      <w:r>
-        <w:rPr>
-          <w:rFonts w:ascii="Times New Roman" w:hAnsi="Times New Roman" w:eastAsia="Times New Roman" w:cs="Times New Roman"/>
-        </w:rPr>
-        <w:t xml:space="preserve"> </w:t>
-      </w:r>
-      <w:r>
-        <w:rPr>
-          <w:rFonts w:hint="eastAsia" w:ascii="Times New Roman" w:hAnsi="Times New Roman" w:eastAsia="FangSong" w:cs="Times New Roman"/>
-        </w:rPr>
-        <w:t>紫</w:t>
-      </w:r>
-      <w:r>
-        <w:rPr>
-          <w:rFonts w:hint="eastAsia" w:ascii="Times New Roman" w:hAnsi="Times New Roman" w:eastAsia="Times New Roman" w:cs="Times New Roman"/>
-        </w:rPr>
-        <w:t>/Ni</w:t>
-      </w:r>
-      <w:r>
-        <w:rPr>
-          <w:rFonts w:ascii="Times New Roman" w:hAnsi="Times New Roman" w:eastAsia="Times New Roman" w:cs="Times New Roman"/>
-        </w:rPr>
-        <w:t xml:space="preserve"> </w:t>
-      </w:r>
-      <w:r>
-        <w:rPr>
-          <w:rFonts w:hint="eastAsia" w:ascii="Times New Roman" w:hAnsi="Times New Roman" w:eastAsia="FangSong" w:cs="Times New Roman"/>
-        </w:rPr>
-        <w:t>绿</w:t>
-      </w:r>
-      <w:r>
-        <w:rPr>
-          <w:rFonts w:hint="eastAsia" w:ascii="Times New Roman" w:hAnsi="Times New Roman" w:eastAsia="Times New Roman" w:cs="Times New Roman"/>
-        </w:rPr>
-        <w:t>/Fe</w:t>
-      </w:r>
-      <w:r>
-        <w:rPr>
-          <w:rFonts w:ascii="Times New Roman" w:hAnsi="Times New Roman" w:eastAsia="Times New Roman" w:cs="Times New Roman"/>
-        </w:rPr>
-        <w:t xml:space="preserve"> </w:t>
-      </w:r>
-      <w:r>
-        <w:rPr>
-          <w:rFonts w:hint="eastAsia" w:ascii="Times New Roman" w:hAnsi="Times New Roman" w:eastAsia="FangSong" w:cs="Times New Roman"/>
-        </w:rPr>
-        <w:t>黄</w:t>
+        <w:t>反应本质是氢负离子</w:t>
+      </w:r>
+      <w:r>
+        <w:rPr>
+          <w:rFonts w:hint="eastAsia" w:ascii="Times New Roman" w:hAnsi="Times New Roman" w:eastAsia="Times New Roman" w:cs="Times New Roman"/>
+        </w:rPr>
+        <w:t>（H</w:t>
+      </w:r>
+      <w:r>
+        <w:rPr>
+          <w:rFonts w:hint="eastAsia" w:ascii="Times New Roman" w:hAnsi="Times New Roman" w:eastAsia="Times New Roman" w:cs="Times New Roman"/>
+          <w:vertAlign w:val="superscript"/>
+        </w:rPr>
+        <w:t>-</w:t>
+      </w:r>
+      <w:r>
+        <w:rPr>
+          <w:rFonts w:hint="eastAsia" w:ascii="Times New Roman" w:hAnsi="Times New Roman" w:eastAsia="Times New Roman" w:cs="Times New Roman"/>
+        </w:rPr>
+        <w:t>）</w:t>
+      </w:r>
+      <w:r>
+        <w:rPr>
+          <w:rFonts w:hint="eastAsia" w:ascii="Times New Roman" w:hAnsi="Times New Roman" w:eastAsia="FangSong" w:cs="Times New Roman"/>
+        </w:rPr>
+        <w:t>转移</w:t>
+      </w:r>
+      <w:r>
+        <w:rPr>
+          <w:rFonts w:hint="eastAsia" w:ascii="Times New Roman" w:hAnsi="Times New Roman" w:eastAsia="Times New Roman" w:cs="Times New Roman"/>
+        </w:rPr>
+        <w:t>。</w:t>
+      </w:r>
+    </w:p>
+    <w:p>
+      <w:pPr>
+        <w:pStyle w:val="BodyText"/>
+      </w:pPr>
+      <w:r>
+        <w:rPr>
+          <w:rFonts w:hint="eastAsia" w:ascii="Times New Roman" w:hAnsi="Times New Roman" w:eastAsia="FangSong" w:cs="Times New Roman"/>
+        </w:rPr>
+        <w:t>素材锚点</w:t>
+      </w:r>
+      <w:r>
+        <w:rPr>
+          <w:rFonts w:hint="eastAsia" w:ascii="Times New Roman" w:hAnsi="Times New Roman" w:eastAsia="Times New Roman" w:cs="Times New Roman"/>
+        </w:rPr>
+        <w:t>：07-</w:t>
+      </w:r>
+      <w:r>
+        <w:rPr>
+          <w:rFonts w:hint="eastAsia" w:ascii="Times New Roman" w:hAnsi="Times New Roman" w:eastAsia="FangSong" w:cs="Times New Roman"/>
+        </w:rPr>
+        <w:t>资料提炼</w:t>
+      </w:r>
+      <w:r>
+        <w:rPr>
+          <w:rFonts w:hint="eastAsia" w:ascii="Times New Roman" w:hAnsi="Times New Roman" w:eastAsia="Times New Roman" w:cs="Times New Roman"/>
+        </w:rPr>
+        <w:t>/</w:t>
+      </w:r>
+      <w:r>
+        <w:rPr>
+          <w:rFonts w:hint="eastAsia" w:ascii="Times New Roman" w:hAnsi="Times New Roman" w:eastAsia="FangSong" w:cs="Times New Roman"/>
+        </w:rPr>
+        <w:t>书籍提炼</w:t>
+      </w:r>
+      <w:r>
+        <w:rPr>
+          <w:rFonts w:hint="eastAsia" w:ascii="Times New Roman" w:hAnsi="Times New Roman" w:eastAsia="Times New Roman" w:cs="Times New Roman"/>
+        </w:rPr>
+        <w:t>/</w:t>
+      </w:r>
+      <w:r>
+        <w:rPr>
+          <w:rFonts w:hint="eastAsia" w:ascii="Times New Roman" w:hAnsi="Times New Roman" w:eastAsia="FangSong" w:cs="Times New Roman"/>
+        </w:rPr>
+        <w:t>提炼</w:t>
+      </w:r>
+      <w:r>
+        <w:rPr>
+          <w:rFonts w:hint="eastAsia" w:ascii="Times New Roman" w:hAnsi="Times New Roman" w:eastAsia="Times New Roman" w:cs="Times New Roman"/>
+        </w:rPr>
+        <w:t>-</w:t>
+      </w:r>
+      <w:r>
+        <w:rPr>
+          <w:rFonts w:hint="eastAsia" w:ascii="Times New Roman" w:hAnsi="Times New Roman" w:eastAsia="FangSong" w:cs="Times New Roman"/>
+        </w:rPr>
+        <w:t>无机化学第五版</w:t>
+      </w:r>
+      <w:r>
+        <w:rPr>
+          <w:rFonts w:hint="eastAsia" w:ascii="Times New Roman" w:hAnsi="Times New Roman" w:eastAsia="Times New Roman" w:cs="Times New Roman"/>
+        </w:rPr>
+        <w:t>-</w:t>
+      </w:r>
+      <w:r>
+        <w:rPr>
+          <w:rFonts w:hint="eastAsia" w:ascii="Times New Roman" w:hAnsi="Times New Roman" w:eastAsia="FangSong" w:cs="Times New Roman"/>
+        </w:rPr>
+        <w:t>第</w:t>
+      </w:r>
+      <w:r>
+        <w:rPr>
+          <w:rFonts w:hint="eastAsia" w:ascii="Times New Roman" w:hAnsi="Times New Roman" w:eastAsia="Times New Roman" w:cs="Times New Roman"/>
+        </w:rPr>
+        <w:t>13</w:t>
+      </w:r>
+      <w:r>
+        <w:rPr>
+          <w:rFonts w:hint="eastAsia" w:ascii="Times New Roman" w:hAnsi="Times New Roman" w:eastAsia="FangSong" w:cs="Times New Roman"/>
+        </w:rPr>
+        <w:t>章</w:t>
+      </w:r>
+      <w:r>
+        <w:rPr>
+          <w:rFonts w:hint="eastAsia" w:ascii="Times New Roman" w:hAnsi="Times New Roman" w:eastAsia="Times New Roman" w:cs="Times New Roman"/>
+        </w:rPr>
+        <w:t>-</w:t>
+      </w:r>
+      <w:r>
+        <w:rPr>
+          <w:rFonts w:hint="eastAsia" w:ascii="Times New Roman" w:hAnsi="Times New Roman" w:eastAsia="FangSong" w:cs="Times New Roman"/>
+        </w:rPr>
+        <w:t>硼族元素</w:t>
       </w:r>
       <w:r>
         <w:rPr>
@@ -16443,17 +19131,17 @@
         <w:rPr>
           <w:rFonts w:hint="eastAsia" w:ascii="Times New Roman" w:hAnsi="Times New Roman" w:eastAsia="FangSong" w:cs="Times New Roman"/>
         </w:rPr>
-        <w:t>类似焰色反应的定性鉴定</w:t>
-      </w:r>
-      <w:r>
-        <w:rPr>
-          <w:rFonts w:hint="eastAsia" w:ascii="Times New Roman" w:hAnsi="Times New Roman" w:eastAsia="Times New Roman" w:cs="Times New Roman"/>
-        </w:rPr>
-        <w:t>）。</w:t>
+        <w:t>硼砂</w:t>
+      </w:r>
+      <w:r>
+        <w:rPr>
+          <w:rFonts w:hint="eastAsia" w:ascii="Times New Roman" w:hAnsi="Times New Roman" w:eastAsia="Times New Roman" w:cs="Times New Roman"/>
+        </w:rPr>
+        <w:t>）</w:t>
       </w:r>
     </w:p>
-    <w:bookmarkEnd w:id="66"/>
-    <w:bookmarkStart w:id="67" w:name="缺电子化合物的三种补偿方式"/>
+    <w:bookmarkEnd w:id="67"/>
+    <w:bookmarkStart w:id="68" w:name="缺电子化合物的三种补偿方式"/>
     <w:p>
       <w:pPr>
         <w:pStyle w:val="Heading3"/>
@@ -17045,7 +19733,7 @@
     </w:tbl>
     <w:p>
       <w:pPr>
-        <w:pStyle w:val="BlockText"/>
+        <w:pStyle w:val="BodyText"/>
         <w:spacing w:before="120"/>
       </w:pPr>
       <w:r>
@@ -17212,8 +19900,8 @@
         <w:t>）</w:t>
       </w:r>
     </w:p>
-    <w:bookmarkEnd w:id="67"/>
-    <w:bookmarkStart w:id="74" w:name="bf₃-路易斯酸性的反常规律"/>
+    <w:bookmarkEnd w:id="68"/>
+    <w:bookmarkStart w:id="75" w:name="bf₃-路易斯酸性的反常规律"/>
     <w:p>
       <w:pPr>
         <w:pStyle w:val="Heading3"/>
@@ -17679,7 +20367,50 @@
         <w:rPr>
           <w:rFonts w:hint="eastAsia" w:ascii="Times New Roman" w:hAnsi="Times New Roman" w:eastAsia="Times New Roman" w:cs="Times New Roman"/>
         </w:rPr>
-        <w:t>。</w:t>
+        <w:t>（BF</w:t>
+      </w:r>
+      <w:r>
+        <w:rPr>
+          <w:rFonts w:hint="eastAsia" w:ascii="Times New Roman" w:hAnsi="Times New Roman" w:eastAsia="Times New Roman" w:cs="Times New Roman"/>
+          <w:vertAlign w:val="subscript"/>
+        </w:rPr>
+        <w:t>3</w:t>
+      </w:r>
+      <w:r>
+        <w:rPr>
+          <w:rFonts w:ascii="Times New Roman" w:hAnsi="Times New Roman" w:eastAsia="Times New Roman" w:cs="Times New Roman"/>
+        </w:rPr>
+        <w:t xml:space="preserve"> </w:t>
+      </w:r>
+      <w:r>
+        <w:rPr>
+          <w:rFonts w:hint="eastAsia" w:ascii="Times New Roman" w:hAnsi="Times New Roman" w:eastAsia="FangSong" w:cs="Times New Roman"/>
+        </w:rPr>
+        <w:t xml:space="preserve">中</w:t>
+      </w:r>
+      <w:r>
+        <w:rPr>
+          <w:rFonts w:ascii="Times New Roman" w:hAnsi="Times New Roman" w:eastAsia="Times New Roman" w:cs="Times New Roman"/>
+        </w:rPr>
+        <w:t xml:space="preserve"> pπ-pπ </w:t>
+      </w:r>
+      <w:r>
+        <w:rPr>
+          <w:rFonts w:hint="eastAsia" w:ascii="Times New Roman" w:hAnsi="Times New Roman" w:eastAsia="FangSong" w:cs="Times New Roman"/>
+        </w:rPr>
+        <w:t xml:space="preserve">反馈成键示意见图</w:t>
+      </w:r>
+      <w:r>
+        <w:rPr>
+          <w:rFonts w:ascii="Times New Roman" w:hAnsi="Times New Roman" w:eastAsia="Times New Roman" w:cs="Times New Roman"/>
+        </w:rPr>
+        <w:t xml:space="preserve"> </w:t>
+      </w:r>
+      <w:r>
+        <w:rPr>
+          <w:rFonts w:hint="eastAsia" w:ascii="Times New Roman" w:hAnsi="Times New Roman" w:eastAsia="Times New Roman" w:cs="Times New Roman"/>
+        </w:rPr>
+        <w:t xml:space="preserve">13）。</w:t>
       </w:r>
     </w:p>
     <w:p>
@@ -17790,18 +20521,18 @@
           <wp:inline>
             <wp:extent cx="3600000" cy="2140273"/>
             <wp:effectExtent b="0" l="0" r="0" t="0"/>
-            <wp:docPr descr="" title="" id="69" name="Picture"/>
+            <wp:docPr descr="" title="" id="70" name="Picture"/>
             <a:graphic>
               <a:graphicData uri="http://schemas.openxmlformats.org/drawingml/2006/picture">
                 <pic:pic>
                   <pic:nvPicPr>
-                    <pic:cNvPr descr="f17db7bdb9b9bd51da5ab21e8b6852fe7593ba9c4be42e2786ba902818e6993c.jpg" id="70" name="Picture"/>
+                    <pic:cNvPr descr="f17db7bdb9b9bd51da5ab21e8b6852fe7593ba9c4be42e2786ba902818e6993c.jpg" id="71" name="Picture"/>
                     <pic:cNvPicPr>
                       <a:picLocks noChangeArrowheads="1" noChangeAspect="1"/>
                     </pic:cNvPicPr>
                   </pic:nvPicPr>
                   <pic:blipFill>
-                    <a:blip r:embed="rId68"/>
+                    <a:blip r:embed="rId69"/>
                     <a:stretch>
                       <a:fillRect/>
                     </a:stretch>
@@ -17988,13 +20719,6 @@
         </w:rPr>
         <w:t>）</w:t>
       </w:r>
-    </w:p>
-    <w:p>
-      <w:pPr>
-        <w:pStyle w:val="BlockText"/>
-        <w:spacing w:before="160" w:after="80"/>
-        <w:jc w:val="center"/>
-      </w:pPr>
       <w:r>
         <w:rPr>
           <w:rFonts w:ascii="Times New Roman" w:hAnsi="Times New Roman" w:eastAsia="FangSong" w:cs="Times New Roman"/>
@@ -18002,22 +20726,31 @@
           <w:i w:val="0"/>
           <w:sz w:val="21"/>
         </w:rPr>
+        <w:t xml:space="preserve"> </w:t>
+      </w:r>
+      <w:r>
+        <w:rPr>
+          <w:rFonts w:ascii="Times New Roman" w:hAnsi="Times New Roman" w:eastAsia="FangSong" w:cs="Times New Roman"/>
+          <w:b w:val="0"/>
+          <w:i w:val="0"/>
+          <w:sz w:val="21"/>
+        </w:rPr>
         <w:drawing>
           <wp:inline>
-            <wp:extent cx="3600000" cy="1869230"/>
+            <wp:extent cx="3600000" cy="1594858"/>
             <wp:effectExtent b="0" l="0" r="0" t="0"/>
-            <wp:docPr descr="" title="" id="72" name="Picture"/>
+            <wp:docPr descr="" title="" id="73" name="Picture"/>
             <a:graphic>
               <a:graphicData uri="http://schemas.openxmlformats.org/drawingml/2006/picture">
                 <pic:pic>
                   <pic:nvPicPr>
-                    <pic:cNvPr descr="1a23633cf952c33a7d32cb4b71d0af79dd342d4b696e7f240ed1f986d5e7c4a0.png" id="73" name="Picture"/>
+                    <pic:cNvPr descr="1a23633cf952c33a7d32cb4b71d0af79dd342d4b696e7f240ed1f986d5e7c4a0.png" id="74" name="Picture"/>
                     <pic:cNvPicPr>
                       <a:picLocks noChangeArrowheads="1" noChangeAspect="1"/>
                     </pic:cNvPicPr>
                   </pic:nvPicPr>
                   <pic:blipFill>
-                    <a:blip r:embed="rId71"/>
+                    <a:blip r:embed="rId72"/>
                     <a:stretch>
                       <a:fillRect/>
                     </a:stretch>
@@ -18025,7 +20758,7 @@
                   <pic:spPr bwMode="auto">
                     <a:xfrm>
                       <a:off x="0" y="0"/>
-                      <a:ext cx="3600000" cy="1869230"/>
+                      <a:ext cx="3600000" cy="1594858"/>
                     </a:xfrm>
                     <a:prstGeom prst="rect">
                       <a:avLst/>
@@ -18306,9 +21039,9 @@
         </w:pict>
       </w:r>
     </w:p>
-    <w:bookmarkEnd w:id="74"/>
     <w:bookmarkEnd w:id="75"/>
-    <w:bookmarkStart w:id="79" w:name="五铝的两性与亲氧性"/>
+    <w:bookmarkEnd w:id="76"/>
+    <w:bookmarkStart w:id="80" w:name="五铝的两性与亲氧性"/>
     <w:p>
       <w:pPr>
         <w:pStyle w:val="Heading2"/>
@@ -18335,7 +21068,7 @@
     </w:p>
     <w:p>
       <w:pPr>
-        <w:pStyle w:val="BlockText"/>
+        <w:pStyle w:val="FirstParagraph"/>
       </w:pPr>
       <w:r>
         <w:rPr>
@@ -18474,7 +21207,7 @@
         <w:t>。</w:t>
       </w:r>
     </w:p>
-    <w:bookmarkStart w:id="76" w:name="铝的两性"/>
+    <w:bookmarkStart w:id="77" w:name="铝的两性"/>
     <w:p>
       <w:pPr>
         <w:pStyle w:val="Heading3"/>
@@ -18797,7 +21530,7 @@
     </w:p>
     <w:p>
       <w:pPr>
-        <w:pStyle w:val="BlockText"/>
+        <w:pStyle w:val="FirstParagraph"/>
       </w:pPr>
       <w:r>
         <w:rPr>
@@ -19151,8 +21884,8 @@
         <w:t>。</w:t>
       </w:r>
     </w:p>
-    <w:bookmarkEnd w:id="76"/>
-    <w:bookmarkStart w:id="77" w:name="alcl₃-的相变与键型过渡认知冲突"/>
+    <w:bookmarkEnd w:id="77"/>
+    <w:bookmarkStart w:id="78" w:name="alcl₃-的相变与键型过渡认知冲突"/>
     <w:p>
       <w:pPr>
         <w:pStyle w:val="Heading3"/>
@@ -19709,78 +22442,55 @@
         <w:rPr>
           <w:rFonts w:hint="eastAsia" w:ascii="Times New Roman" w:hAnsi="Times New Roman" w:eastAsia="Times New Roman" w:cs="Times New Roman"/>
         </w:rPr>
-        <w:t>。</w:t>
+        <w:t>（Al</w:t>
+      </w:r>
+      <w:r>
+        <w:rPr>
+          <w:rFonts w:hint="eastAsia" w:ascii="Times New Roman" w:hAnsi="Times New Roman" w:eastAsia="Times New Roman" w:cs="Times New Roman"/>
+          <w:vertAlign w:val="subscript"/>
+        </w:rPr>
+        <w:t>2</w:t>
+      </w:r>
+      <w:r>
+        <w:rPr>
+          <w:rFonts w:hint="eastAsia" w:ascii="Times New Roman" w:hAnsi="Times New Roman" w:eastAsia="Times New Roman" w:cs="Times New Roman"/>
+        </w:rPr>
+        <w:t>Cl</w:t>
+      </w:r>
+      <w:r>
+        <w:rPr>
+          <w:rFonts w:hint="eastAsia" w:ascii="Times New Roman" w:hAnsi="Times New Roman" w:eastAsia="Times New Roman" w:cs="Times New Roman"/>
+          <w:vertAlign w:val="subscript"/>
+        </w:rPr>
+        <w:t>6</w:t>
+      </w:r>
+      <w:r>
+        <w:rPr>
+          <w:rFonts w:ascii="Times New Roman" w:hAnsi="Times New Roman" w:eastAsia="Times New Roman" w:cs="Times New Roman"/>
+        </w:rPr>
+        <w:t xml:space="preserve"> </w:t>
+      </w:r>
+      <w:r>
+        <w:rPr>
+          <w:rFonts w:hint="eastAsia" w:ascii="Times New Roman" w:hAnsi="Times New Roman" w:eastAsia="FangSong" w:cs="Times New Roman"/>
+        </w:rPr>
+        <w:t xml:space="preserve">双聚体结构见图</w:t>
+      </w:r>
+      <w:r>
+        <w:rPr>
+          <w:rFonts w:ascii="Times New Roman" w:hAnsi="Times New Roman" w:eastAsia="Times New Roman" w:cs="Times New Roman"/>
+        </w:rPr>
+        <w:t xml:space="preserve"> </w:t>
+      </w:r>
+      <w:r>
+        <w:rPr>
+          <w:rFonts w:hint="eastAsia" w:ascii="Times New Roman" w:hAnsi="Times New Roman" w:eastAsia="Times New Roman" w:cs="Times New Roman"/>
+        </w:rPr>
+        <w:t xml:space="preserve">12）。</w:t>
       </w:r>
     </w:p>
-    <w:p>
-      <w:pPr>
-        <w:pStyle w:val="MistakeBlock"/>
-      </w:pPr>
-      <w:r>
-        <w:rPr>
-          <w:rFonts w:hint="eastAsia" w:ascii="Times New Roman" w:hAnsi="Times New Roman" w:eastAsia="FangSong" w:cs="Times New Roman"/>
-          <w:b/>
-          <w:bCs/>
-        </w:rPr>
-        <w:t xml:space="preserve">口诀</w:t>
-      </w:r>
-      <w:r>
-        <w:rPr>
-          <w:rFonts w:hint="eastAsia" w:ascii="Times New Roman" w:hAnsi="Times New Roman" w:eastAsia="Times New Roman" w:cs="Times New Roman"/>
-        </w:rPr>
-        <w:t>：</w:t>
-      </w:r>
-      <w:r>
-        <w:rPr>
-          <w:rFonts w:hint="eastAsia" w:ascii="Times New Roman" w:hAnsi="Times New Roman" w:eastAsia="FangSong" w:cs="Times New Roman"/>
-        </w:rPr>
-        <w:t>铝氟八面体</w:t>
-      </w:r>
-      <w:r>
-        <w:rPr>
-          <w:rFonts w:hint="eastAsia" w:ascii="Times New Roman" w:hAnsi="Times New Roman" w:eastAsia="Times New Roman" w:cs="Times New Roman"/>
-        </w:rPr>
-        <w:t>，</w:t>
-      </w:r>
-      <w:r>
-        <w:rPr>
-          <w:rFonts w:hint="eastAsia" w:ascii="Times New Roman" w:hAnsi="Times New Roman" w:eastAsia="FangSong" w:cs="Times New Roman"/>
-        </w:rPr>
-        <w:t>铝氯变二聚</w:t>
-      </w:r>
-      <w:r>
-        <w:rPr>
-          <w:rFonts w:hint="eastAsia" w:ascii="Times New Roman" w:hAnsi="Times New Roman" w:eastAsia="Times New Roman" w:cs="Times New Roman"/>
-        </w:rPr>
-        <w:t>——</w:t>
-      </w:r>
-      <w:r>
-        <w:rPr>
-          <w:rFonts w:hint="eastAsia" w:ascii="Times New Roman" w:hAnsi="Times New Roman" w:eastAsia="FangSong" w:cs="Times New Roman"/>
-        </w:rPr>
-        <w:t>差一个周期</w:t>
-      </w:r>
-      <w:r>
-        <w:rPr>
-          <w:rFonts w:hint="eastAsia" w:ascii="Times New Roman" w:hAnsi="Times New Roman" w:eastAsia="Times New Roman" w:cs="Times New Roman"/>
-        </w:rPr>
-        <w:t>，</w:t>
-      </w:r>
-      <w:r>
-        <w:rPr>
-          <w:rFonts w:hint="eastAsia" w:ascii="Times New Roman" w:hAnsi="Times New Roman" w:eastAsia="FangSong" w:cs="Times New Roman"/>
-        </w:rPr>
-        <w:t>差一个键型</w:t>
-      </w:r>
-      <w:r>
-        <w:rPr>
-          <w:rFonts w:hint="eastAsia" w:ascii="Times New Roman" w:hAnsi="Times New Roman" w:eastAsia="Times New Roman" w:cs="Times New Roman"/>
-        </w:rPr>
-        <w:t>。</w:t>
-      </w:r>
-    </w:p>
-    <w:bookmarkEnd w:id="77"/>
-    <w:bookmarkStart w:id="78" w:name="铝热反应亲氧性"/>
+    <w:bookmarkEnd w:id="78"/>
+    <w:bookmarkStart w:id="79" w:name="铝热反应亲氧性"/>
     <w:p>
       <w:pPr>
         <w:pStyle w:val="Heading3"/>
@@ -20137,7 +22847,11 @@
     </w:p>
     <w:p>
       <w:pPr>
-        <w:pStyle w:val="BlockText"/>
+        <w:pStyle w:val="Compact"/>
+        <w:numPr>
+          <w:ilvl w:val="0"/>
+          <w:numId w:val="1006"/>
+        </w:numPr>
       </w:pPr>
       <w:r>
         <w:rPr>
@@ -20145,6 +22859,55 @@
           <w:b/>
           <w:bCs/>
         </w:rPr>
+        <w:t xml:space="preserve">安全边界</w:t>
+      </w:r>
+      <w:r>
+        <w:rPr>
+          <w:rFonts w:hint="eastAsia" w:ascii="Times New Roman" w:hAnsi="Times New Roman" w:eastAsia="Times New Roman" w:cs="Times New Roman"/>
+        </w:rPr>
+        <w:t>：</w:t>
+      </w:r>
+      <w:r>
+        <w:rPr>
+          <w:rFonts w:hint="eastAsia" w:ascii="Times New Roman" w:hAnsi="Times New Roman" w:eastAsia="FangSong" w:cs="Times New Roman"/>
+        </w:rPr>
+        <w:t>反应区约</w:t>
+      </w:r>
+      <w:r>
+        <w:rPr>
+          <w:rFonts w:ascii="Times New Roman" w:hAnsi="Times New Roman" w:eastAsia="Times New Roman" w:cs="Times New Roman"/>
+        </w:rPr>
+        <w:t xml:space="preserve"> 3000°C </w:t>
+      </w:r>
+      <w:r>
+        <w:rPr>
+          <w:rFonts w:hint="eastAsia" w:ascii="Times New Roman" w:hAnsi="Times New Roman" w:eastAsia="FangSong" w:cs="Times New Roman"/>
+        </w:rPr>
+        <w:t>且火星飞溅</w:t>
+      </w:r>
+      <w:r>
+        <w:rPr>
+          <w:rFonts w:hint="eastAsia" w:ascii="Times New Roman" w:hAnsi="Times New Roman" w:eastAsia="Times New Roman" w:cs="Times New Roman"/>
+        </w:rPr>
+        <w:t>，</w:t>
+      </w:r>
+      <w:r>
+        <w:rPr>
+          <w:rFonts w:hint="eastAsia" w:ascii="Times New Roman" w:hAnsi="Times New Roman" w:eastAsia="FangSong" w:cs="Times New Roman"/>
+        </w:rPr>
+        <w:t>操作与演示均须远距离防护</w:t>
+      </w:r>
+    </w:p>
+    <w:p>
+      <w:pPr>
+        <w:pStyle w:val="FirstParagraph"/>
+      </w:pPr>
+      <w:r>
+        <w:rPr>
+          <w:rFonts w:hint="eastAsia" w:ascii="Times New Roman" w:hAnsi="Times New Roman" w:eastAsia="FangSong" w:cs="Times New Roman"/>
+          <w:b/>
+          <w:bCs/>
+        </w:rPr>
         <w:t xml:space="preserve">本质</w:t>
       </w:r>
       <w:r>
@@ -20218,6 +22981,573 @@
           <w:rFonts w:hint="eastAsia" w:ascii="Times New Roman" w:hAnsi="Times New Roman" w:eastAsia="Times New Roman" w:cs="Times New Roman"/>
         </w:rPr>
         <w:t>。</w:t>
+      </w:r>
+    </w:p>
+    <w:p>
+      <w:pPr>
+        <w:pStyle w:val="BodyText"/>
+      </w:pPr>
+      <w:r>
+        <w:rPr>
+          <w:rFonts w:hint="eastAsia" w:ascii="Times New Roman" w:hAnsi="Times New Roman" w:eastAsia="FangSong" w:cs="Times New Roman"/>
+          <w:b/>
+          <w:bCs/>
+        </w:rPr>
+        <w:t xml:space="preserve">工业炼铝</w:t>
+      </w:r>
+      <w:r>
+        <w:rPr>
+          <w:rFonts w:hint="eastAsia" w:ascii="Times New Roman" w:hAnsi="Times New Roman" w:eastAsia="Times New Roman" w:cs="Times New Roman"/>
+        </w:rPr>
+        <w:t>：Al</w:t>
+      </w:r>
+      <w:r>
+        <w:rPr>
+          <w:rFonts w:hint="eastAsia" w:ascii="Times New Roman" w:hAnsi="Times New Roman" w:eastAsia="Times New Roman" w:cs="Times New Roman"/>
+          <w:vertAlign w:val="subscript"/>
+        </w:rPr>
+        <w:t>2</w:t>
+      </w:r>
+      <w:r>
+        <w:rPr>
+          <w:rFonts w:hint="eastAsia" w:ascii="Times New Roman" w:hAnsi="Times New Roman" w:eastAsia="Times New Roman" w:cs="Times New Roman"/>
+        </w:rPr>
+        <w:t>O</w:t>
+      </w:r>
+      <w:r>
+        <w:rPr>
+          <w:rFonts w:hint="eastAsia" w:ascii="Times New Roman" w:hAnsi="Times New Roman" w:eastAsia="Times New Roman" w:cs="Times New Roman"/>
+          <w:vertAlign w:val="subscript"/>
+        </w:rPr>
+        <w:t>3</w:t>
+      </w:r>
+      <w:r>
+        <w:rPr>
+          <w:rFonts w:ascii="Times New Roman" w:hAnsi="Times New Roman" w:eastAsia="Times New Roman" w:cs="Times New Roman"/>
+        </w:rPr>
+        <w:t xml:space="preserve"> </w:t>
+      </w:r>
+      <w:r>
+        <w:rPr>
+          <w:rFonts w:hint="eastAsia" w:ascii="Times New Roman" w:hAnsi="Times New Roman" w:eastAsia="FangSong" w:cs="Times New Roman"/>
+        </w:rPr>
+        <w:t xml:space="preserve">熔点</w:t>
+      </w:r>
+      <w:r>
+        <w:rPr>
+          <w:rFonts w:ascii="Times New Roman" w:hAnsi="Times New Roman" w:eastAsia="Times New Roman" w:cs="Times New Roman"/>
+        </w:rPr>
+        <w:t xml:space="preserve"> </w:t>
+      </w:r>
+      <w:r>
+        <w:rPr>
+          <w:rFonts w:hint="eastAsia" w:ascii="Times New Roman" w:hAnsi="Times New Roman" w:eastAsia="Times New Roman" w:cs="Times New Roman"/>
+        </w:rPr>
+        <w:t>2054°C，</w:t>
+      </w:r>
+      <w:r>
+        <w:rPr>
+          <w:rFonts w:hint="eastAsia" w:ascii="Times New Roman" w:hAnsi="Times New Roman" w:eastAsia="FangSong" w:cs="Times New Roman"/>
+        </w:rPr>
+        <w:t>直接电解不现实</w:t>
+      </w:r>
+      <w:r>
+        <w:rPr>
+          <w:rFonts w:hint="eastAsia" w:ascii="Times New Roman" w:hAnsi="Times New Roman" w:eastAsia="Times New Roman" w:cs="Times New Roman"/>
+        </w:rPr>
+        <w:t>——</w:t>
+      </w:r>
+      <w:r>
+        <w:rPr>
+          <w:rFonts w:hint="eastAsia" w:ascii="Times New Roman" w:hAnsi="Times New Roman" w:eastAsia="FangSong" w:cs="Times New Roman"/>
+        </w:rPr>
+        <w:t>溶于熔融冰晶石</w:t>
+      </w:r>
+      <w:r>
+        <w:rPr>
+          <w:rFonts w:ascii="Times New Roman" w:hAnsi="Times New Roman" w:eastAsia="Times New Roman" w:cs="Times New Roman"/>
+        </w:rPr>
+        <w:t xml:space="preserve"> Na</w:t>
+      </w:r>
+      <w:r>
+        <w:rPr>
+          <w:rFonts w:ascii="Times New Roman" w:hAnsi="Times New Roman" w:eastAsia="Times New Roman" w:cs="Times New Roman"/>
+          <w:vertAlign w:val="subscript"/>
+        </w:rPr>
+        <w:t>3</w:t>
+      </w:r>
+      <w:r>
+        <w:rPr>
+          <w:rFonts w:ascii="Times New Roman" w:hAnsi="Times New Roman" w:eastAsia="Times New Roman" w:cs="Times New Roman"/>
+        </w:rPr>
+        <w:t>AlF</w:t>
+      </w:r>
+      <w:r>
+        <w:rPr>
+          <w:rFonts w:ascii="Times New Roman" w:hAnsi="Times New Roman" w:eastAsia="Times New Roman" w:cs="Times New Roman"/>
+          <w:vertAlign w:val="subscript"/>
+        </w:rPr>
+        <w:t>6</w:t>
+      </w:r>
+      <w:r>
+        <w:rPr>
+          <w:rFonts w:ascii="Times New Roman" w:hAnsi="Times New Roman" w:eastAsia="Times New Roman" w:cs="Times New Roman"/>
+        </w:rPr>
+        <w:t xml:space="preserve"> </w:t>
+      </w:r>
+      <w:r>
+        <w:rPr>
+          <w:rFonts w:hint="eastAsia" w:ascii="Times New Roman" w:hAnsi="Times New Roman" w:eastAsia="FangSong" w:cs="Times New Roman"/>
+        </w:rPr>
+        <w:t>降低熔点后电解</w:t>
+      </w:r>
+      <w:r>
+        <w:rPr>
+          <w:rFonts w:hint="eastAsia" w:ascii="Times New Roman" w:hAnsi="Times New Roman" w:eastAsia="Times New Roman" w:cs="Times New Roman"/>
+        </w:rPr>
+        <w:t>：2Al</w:t>
+      </w:r>
+      <w:r>
+        <w:rPr>
+          <w:rFonts w:hint="eastAsia" w:ascii="Times New Roman" w:hAnsi="Times New Roman" w:eastAsia="Times New Roman" w:cs="Times New Roman"/>
+          <w:vertAlign w:val="subscript"/>
+        </w:rPr>
+        <w:t>2</w:t>
+      </w:r>
+      <w:r>
+        <w:rPr>
+          <w:rFonts w:hint="eastAsia" w:ascii="Times New Roman" w:hAnsi="Times New Roman" w:eastAsia="Times New Roman" w:cs="Times New Roman"/>
+        </w:rPr>
+        <w:t>O</w:t>
+      </w:r>
+      <w:r>
+        <w:rPr>
+          <w:rFonts w:hint="eastAsia" w:ascii="Times New Roman" w:hAnsi="Times New Roman" w:eastAsia="Times New Roman" w:cs="Times New Roman"/>
+          <w:vertAlign w:val="subscript"/>
+        </w:rPr>
+        <w:t>3</w:t>
+      </w:r>
+      <w:r>
+        <w:rPr>
+          <w:rFonts w:hint="eastAsia" w:ascii="Times New Roman" w:hAnsi="Times New Roman" w:eastAsia="Times New Roman" w:cs="Times New Roman"/>
+        </w:rPr>
+        <w:t>(l)</w:t>
+      </w:r>
+      <w:r>
+        <w:rPr>
+          <w:rFonts w:ascii="Times New Roman" w:hAnsi="Times New Roman" w:eastAsia="Times New Roman" w:cs="Times New Roman"/>
+        </w:rPr>
+        <w:t xml:space="preserve"> → 4Al + </w:t>
+      </w:r>
+      <w:r>
+        <w:rPr>
+          <w:rFonts w:hint="eastAsia" w:ascii="Times New Roman" w:hAnsi="Times New Roman" w:eastAsia="Times New Roman" w:cs="Times New Roman"/>
+        </w:rPr>
+        <w:t>3O</w:t>
+      </w:r>
+      <w:r>
+        <w:rPr>
+          <w:rFonts w:hint="eastAsia" w:ascii="Times New Roman" w:hAnsi="Times New Roman" w:eastAsia="Times New Roman" w:cs="Times New Roman"/>
+          <w:vertAlign w:val="subscript"/>
+        </w:rPr>
+        <w:t>2</w:t>
+      </w:r>
+      <w:r>
+        <w:rPr>
+          <w:rFonts w:hint="eastAsia" w:ascii="Times New Roman" w:hAnsi="Times New Roman" w:eastAsia="Times New Roman" w:cs="Times New Roman"/>
+        </w:rPr>
+        <w:t>↑（</w:t>
+      </w:r>
+      <w:r>
+        <w:rPr>
+          <w:rFonts w:hint="eastAsia" w:ascii="Times New Roman" w:hAnsi="Times New Roman" w:eastAsia="FangSong" w:cs="Times New Roman"/>
+        </w:rPr>
+        <w:t>阳极石墨持续消耗</w:t>
+      </w:r>
+      <w:r>
+        <w:rPr>
+          <w:rFonts w:hint="eastAsia" w:ascii="Times New Roman" w:hAnsi="Times New Roman" w:eastAsia="Times New Roman" w:cs="Times New Roman"/>
+        </w:rPr>
+        <w:t>，</w:t>
+      </w:r>
+      <w:r>
+        <w:rPr>
+          <w:rFonts w:hint="eastAsia" w:ascii="Times New Roman" w:hAnsi="Times New Roman" w:eastAsia="FangSong" w:cs="Times New Roman"/>
+        </w:rPr>
+        <w:t>总反应</w:t>
+      </w:r>
+      <w:r>
+        <w:rPr>
+          <w:rFonts w:ascii="Times New Roman" w:hAnsi="Times New Roman" w:eastAsia="Times New Roman" w:cs="Times New Roman"/>
+        </w:rPr>
+        <w:t xml:space="preserve"> 2Al</w:t>
+      </w:r>
+      <w:r>
+        <w:rPr>
+          <w:rFonts w:ascii="Times New Roman" w:hAnsi="Times New Roman" w:eastAsia="Times New Roman" w:cs="Times New Roman"/>
+          <w:vertAlign w:val="subscript"/>
+        </w:rPr>
+        <w:t>2</w:t>
+      </w:r>
+      <w:r>
+        <w:rPr>
+          <w:rFonts w:ascii="Times New Roman" w:hAnsi="Times New Roman" w:eastAsia="Times New Roman" w:cs="Times New Roman"/>
+        </w:rPr>
+        <w:t>O</w:t>
+      </w:r>
+      <w:r>
+        <w:rPr>
+          <w:rFonts w:ascii="Times New Roman" w:hAnsi="Times New Roman" w:eastAsia="Times New Roman" w:cs="Times New Roman"/>
+          <w:vertAlign w:val="subscript"/>
+        </w:rPr>
+        <w:t>3</w:t>
+      </w:r>
+      <w:r>
+        <w:rPr>
+          <w:rFonts w:ascii="Times New Roman" w:hAnsi="Times New Roman" w:eastAsia="Times New Roman" w:cs="Times New Roman"/>
+        </w:rPr>
+        <w:t xml:space="preserve"> + 3C → 4Al + </w:t>
+      </w:r>
+      <w:r>
+        <w:rPr>
+          <w:rFonts w:hint="eastAsia" w:ascii="Times New Roman" w:hAnsi="Times New Roman" w:eastAsia="Times New Roman" w:cs="Times New Roman"/>
+        </w:rPr>
+        <w:t>3CO</w:t>
+      </w:r>
+      <w:r>
+        <w:rPr>
+          <w:rFonts w:hint="eastAsia" w:ascii="Times New Roman" w:hAnsi="Times New Roman" w:eastAsia="Times New Roman" w:cs="Times New Roman"/>
+          <w:vertAlign w:val="subscript"/>
+        </w:rPr>
+        <w:t>2</w:t>
+      </w:r>
+      <w:r>
+        <w:rPr>
+          <w:rFonts w:hint="eastAsia" w:ascii="Times New Roman" w:hAnsi="Times New Roman" w:eastAsia="Times New Roman" w:cs="Times New Roman"/>
+        </w:rPr>
+        <w:t>↑）。</w:t>
+      </w:r>
+      <w:r>
+        <w:rPr>
+          <w:rFonts w:hint="eastAsia" w:ascii="Times New Roman" w:hAnsi="Times New Roman" w:eastAsia="FangSong" w:cs="Times New Roman"/>
+          <w:b/>
+          <w:bCs/>
+        </w:rPr>
+        <w:t xml:space="preserve">钝化</w:t>
+      </w:r>
+      <w:r>
+        <w:rPr>
+          <w:rFonts w:hint="eastAsia" w:ascii="Times New Roman" w:hAnsi="Times New Roman" w:eastAsia="Times New Roman" w:cs="Times New Roman"/>
+        </w:rPr>
+        <w:t xml:space="preserve">：Al</w:t>
+      </w:r>
+      <w:r>
+        <w:rPr>
+          <w:rFonts w:ascii="Times New Roman" w:hAnsi="Times New Roman" w:eastAsia="Times New Roman" w:cs="Times New Roman"/>
+        </w:rPr>
+        <w:t xml:space="preserve"> </w:t>
+      </w:r>
+      <w:r>
+        <w:rPr>
+          <w:rFonts w:hint="eastAsia" w:ascii="Times New Roman" w:hAnsi="Times New Roman" w:eastAsia="FangSong" w:cs="Times New Roman"/>
+        </w:rPr>
+        <w:t xml:space="preserve">在冷的浓</w:t>
+      </w:r>
+      <w:r>
+        <w:rPr>
+          <w:rFonts w:ascii="Times New Roman" w:hAnsi="Times New Roman" w:eastAsia="Times New Roman" w:cs="Times New Roman"/>
+        </w:rPr>
+        <w:t xml:space="preserve"> </w:t>
+      </w:r>
+      <w:r>
+        <w:rPr>
+          <w:rFonts w:hint="eastAsia" w:ascii="Times New Roman" w:hAnsi="Times New Roman" w:eastAsia="Times New Roman" w:cs="Times New Roman"/>
+        </w:rPr>
+        <w:t>HNO</w:t>
+      </w:r>
+      <w:r>
+        <w:rPr>
+          <w:rFonts w:hint="eastAsia" w:ascii="Times New Roman" w:hAnsi="Times New Roman" w:eastAsia="Times New Roman" w:cs="Times New Roman"/>
+          <w:vertAlign w:val="subscript"/>
+        </w:rPr>
+        <w:t>3</w:t>
+      </w:r>
+      <w:r>
+        <w:rPr>
+          <w:rFonts w:hint="eastAsia" w:ascii="Times New Roman" w:hAnsi="Times New Roman" w:eastAsia="Times New Roman" w:cs="Times New Roman"/>
+        </w:rPr>
+        <w:t>、</w:t>
+      </w:r>
+      <w:r>
+        <w:rPr>
+          <w:rFonts w:hint="eastAsia" w:ascii="Times New Roman" w:hAnsi="Times New Roman" w:eastAsia="FangSong" w:cs="Times New Roman"/>
+        </w:rPr>
+        <w:t>浓</w:t>
+      </w:r>
+      <w:r>
+        <w:rPr>
+          <w:rFonts w:ascii="Times New Roman" w:hAnsi="Times New Roman" w:eastAsia="Times New Roman" w:cs="Times New Roman"/>
+        </w:rPr>
+        <w:t xml:space="preserve"> H</w:t>
+      </w:r>
+      <w:r>
+        <w:rPr>
+          <w:rFonts w:ascii="Times New Roman" w:hAnsi="Times New Roman" w:eastAsia="Times New Roman" w:cs="Times New Roman"/>
+          <w:vertAlign w:val="subscript"/>
+        </w:rPr>
+        <w:t>2</w:t>
+      </w:r>
+      <w:r>
+        <w:rPr>
+          <w:rFonts w:ascii="Times New Roman" w:hAnsi="Times New Roman" w:eastAsia="Times New Roman" w:cs="Times New Roman"/>
+        </w:rPr>
+        <w:t>SO</w:t>
+      </w:r>
+      <w:r>
+        <w:rPr>
+          <w:rFonts w:ascii="Times New Roman" w:hAnsi="Times New Roman" w:eastAsia="Times New Roman" w:cs="Times New Roman"/>
+          <w:vertAlign w:val="subscript"/>
+        </w:rPr>
+        <w:t>4</w:t>
+      </w:r>
+      <w:r>
+        <w:rPr>
+          <w:rFonts w:ascii="Times New Roman" w:hAnsi="Times New Roman" w:eastAsia="Times New Roman" w:cs="Times New Roman"/>
+        </w:rPr>
+        <w:t xml:space="preserve"> </w:t>
+      </w:r>
+      <w:r>
+        <w:rPr>
+          <w:rFonts w:hint="eastAsia" w:ascii="Times New Roman" w:hAnsi="Times New Roman" w:eastAsia="FangSong" w:cs="Times New Roman"/>
+        </w:rPr>
+        <w:t>中表面生成致密氧化膜而钝化</w:t>
+      </w:r>
+      <w:r>
+        <w:rPr>
+          <w:rFonts w:hint="eastAsia" w:ascii="Times New Roman" w:hAnsi="Times New Roman" w:eastAsia="Times New Roman" w:cs="Times New Roman"/>
+        </w:rPr>
+        <w:t>——「</w:t>
+      </w:r>
+      <w:r>
+        <w:rPr>
+          <w:rFonts w:hint="eastAsia" w:ascii="Times New Roman" w:hAnsi="Times New Roman" w:eastAsia="FangSong" w:cs="Times New Roman"/>
+        </w:rPr>
+        <w:t>两性活泼</w:t>
+      </w:r>
+      <w:r>
+        <w:rPr>
+          <w:rFonts w:hint="eastAsia" w:ascii="Times New Roman" w:hAnsi="Times New Roman" w:eastAsia="Times New Roman" w:cs="Times New Roman"/>
+        </w:rPr>
+        <w:t>」</w:t>
+      </w:r>
+      <w:r>
+        <w:rPr>
+          <w:rFonts w:hint="eastAsia" w:ascii="Times New Roman" w:hAnsi="Times New Roman" w:eastAsia="FangSong" w:cs="Times New Roman"/>
+        </w:rPr>
+        <w:t>与</w:t>
+      </w:r>
+      <w:r>
+        <w:rPr>
+          <w:rFonts w:hint="eastAsia" w:ascii="Times New Roman" w:hAnsi="Times New Roman" w:eastAsia="Times New Roman" w:cs="Times New Roman"/>
+        </w:rPr>
+        <w:t>「</w:t>
+      </w:r>
+      <w:r>
+        <w:rPr>
+          <w:rFonts w:hint="eastAsia" w:ascii="Times New Roman" w:hAnsi="Times New Roman" w:eastAsia="FangSong" w:cs="Times New Roman"/>
+        </w:rPr>
+        <w:t>可钝化</w:t>
+      </w:r>
+      <w:r>
+        <w:rPr>
+          <w:rFonts w:hint="eastAsia" w:ascii="Times New Roman" w:hAnsi="Times New Roman" w:eastAsia="Times New Roman" w:cs="Times New Roman"/>
+        </w:rPr>
+        <w:t>」</w:t>
+      </w:r>
+      <w:r>
+        <w:rPr>
+          <w:rFonts w:hint="eastAsia" w:ascii="Times New Roman" w:hAnsi="Times New Roman" w:eastAsia="FangSong" w:cs="Times New Roman"/>
+        </w:rPr>
+        <w:t>并存</w:t>
+      </w:r>
+      <w:r>
+        <w:rPr>
+          <w:rFonts w:hint="eastAsia" w:ascii="Times New Roman" w:hAnsi="Times New Roman" w:eastAsia="Times New Roman" w:cs="Times New Roman"/>
+        </w:rPr>
+        <w:t>。</w:t>
+      </w:r>
+    </w:p>
+    <w:p>
+      <w:pPr>
+        <w:pStyle w:val="BodyText"/>
+      </w:pPr>
+      <w:r>
+        <w:rPr>
+          <w:rFonts w:hint="eastAsia" w:ascii="Times New Roman" w:hAnsi="Times New Roman" w:eastAsia="FangSong" w:cs="Times New Roman"/>
+        </w:rPr>
+        <w:t>素材锚点</w:t>
+      </w:r>
+      <w:r>
+        <w:rPr>
+          <w:rFonts w:hint="eastAsia" w:ascii="Times New Roman" w:hAnsi="Times New Roman" w:eastAsia="Times New Roman" w:cs="Times New Roman"/>
+        </w:rPr>
+        <w:t>：07-</w:t>
+      </w:r>
+      <w:r>
+        <w:rPr>
+          <w:rFonts w:hint="eastAsia" w:ascii="Times New Roman" w:hAnsi="Times New Roman" w:eastAsia="FangSong" w:cs="Times New Roman"/>
+        </w:rPr>
+        <w:t>资料提炼</w:t>
+      </w:r>
+      <w:r>
+        <w:rPr>
+          <w:rFonts w:hint="eastAsia" w:ascii="Times New Roman" w:hAnsi="Times New Roman" w:eastAsia="Times New Roman" w:cs="Times New Roman"/>
+        </w:rPr>
+        <w:t>/</w:t>
+      </w:r>
+      <w:r>
+        <w:rPr>
+          <w:rFonts w:hint="eastAsia" w:ascii="Times New Roman" w:hAnsi="Times New Roman" w:eastAsia="FangSong" w:cs="Times New Roman"/>
+        </w:rPr>
+        <w:t>教师用书</w:t>
+      </w:r>
+      <w:r>
+        <w:rPr>
+          <w:rFonts w:hint="eastAsia" w:ascii="Times New Roman" w:hAnsi="Times New Roman" w:eastAsia="Times New Roman" w:cs="Times New Roman"/>
+        </w:rPr>
+        <w:t>/</w:t>
+      </w:r>
+      <w:r>
+        <w:rPr>
+          <w:rFonts w:hint="eastAsia" w:ascii="Times New Roman" w:hAnsi="Times New Roman" w:eastAsia="FangSong" w:cs="Times New Roman"/>
+        </w:rPr>
+        <w:t>必修</w:t>
+      </w:r>
+      <w:r>
+        <w:rPr>
+          <w:rFonts w:hint="eastAsia" w:ascii="Times New Roman" w:hAnsi="Times New Roman" w:eastAsia="Times New Roman" w:cs="Times New Roman"/>
+        </w:rPr>
+        <w:t>2/Ch8-</w:t>
+      </w:r>
+      <w:r>
+        <w:rPr>
+          <w:rFonts w:hint="eastAsia" w:ascii="Times New Roman" w:hAnsi="Times New Roman" w:eastAsia="FangSong" w:cs="Times New Roman"/>
+        </w:rPr>
+        <w:t>化学与可持续发展</w:t>
+      </w:r>
+      <w:r>
+        <w:rPr>
+          <w:rFonts w:hint="eastAsia" w:ascii="Times New Roman" w:hAnsi="Times New Roman" w:eastAsia="Times New Roman" w:cs="Times New Roman"/>
+        </w:rPr>
+        <w:t>（</w:t>
+      </w:r>
+      <w:r>
+        <w:rPr>
+          <w:rFonts w:hint="eastAsia" w:ascii="Times New Roman" w:hAnsi="Times New Roman" w:eastAsia="FangSong" w:cs="Times New Roman"/>
+        </w:rPr>
+        <w:t>冰晶石熔盐电解</w:t>
+      </w:r>
+      <w:r>
+        <w:rPr>
+          <w:rFonts w:hint="eastAsia" w:ascii="Times New Roman" w:hAnsi="Times New Roman" w:eastAsia="Times New Roman" w:cs="Times New Roman"/>
+        </w:rPr>
+        <w:t>）·</w:t>
+      </w:r>
+      <w:r>
+        <w:rPr>
+          <w:rFonts w:ascii="Times New Roman" w:hAnsi="Times New Roman" w:eastAsia="Times New Roman" w:cs="Times New Roman"/>
+        </w:rPr>
+        <w:t xml:space="preserve"> </w:t>
+      </w:r>
+      <w:r>
+        <w:rPr>
+          <w:rFonts w:hint="eastAsia" w:ascii="Times New Roman" w:hAnsi="Times New Roman" w:eastAsia="Times New Roman" w:cs="Times New Roman"/>
+        </w:rPr>
+        <w:t>07-</w:t>
+      </w:r>
+      <w:r>
+        <w:rPr>
+          <w:rFonts w:hint="eastAsia" w:ascii="Times New Roman" w:hAnsi="Times New Roman" w:eastAsia="FangSong" w:cs="Times New Roman"/>
+        </w:rPr>
+        <w:t>资料提炼</w:t>
+      </w:r>
+      <w:r>
+        <w:rPr>
+          <w:rFonts w:hint="eastAsia" w:ascii="Times New Roman" w:hAnsi="Times New Roman" w:eastAsia="Times New Roman" w:cs="Times New Roman"/>
+        </w:rPr>
+        <w:t>/</w:t>
+      </w:r>
+      <w:r>
+        <w:rPr>
+          <w:rFonts w:hint="eastAsia" w:ascii="Times New Roman" w:hAnsi="Times New Roman" w:eastAsia="FangSong" w:cs="Times New Roman"/>
+        </w:rPr>
+        <w:t>书籍提炼</w:t>
+      </w:r>
+      <w:r>
+        <w:rPr>
+          <w:rFonts w:hint="eastAsia" w:ascii="Times New Roman" w:hAnsi="Times New Roman" w:eastAsia="Times New Roman" w:cs="Times New Roman"/>
+        </w:rPr>
+        <w:t>/</w:t>
+      </w:r>
+      <w:r>
+        <w:rPr>
+          <w:rFonts w:hint="eastAsia" w:ascii="Times New Roman" w:hAnsi="Times New Roman" w:eastAsia="FangSong" w:cs="Times New Roman"/>
+        </w:rPr>
+        <w:t>提炼</w:t>
+      </w:r>
+      <w:r>
+        <w:rPr>
+          <w:rFonts w:hint="eastAsia" w:ascii="Times New Roman" w:hAnsi="Times New Roman" w:eastAsia="Times New Roman" w:cs="Times New Roman"/>
+        </w:rPr>
+        <w:t>-</w:t>
+      </w:r>
+      <w:r>
+        <w:rPr>
+          <w:rFonts w:hint="eastAsia" w:ascii="Times New Roman" w:hAnsi="Times New Roman" w:eastAsia="FangSong" w:cs="Times New Roman"/>
+        </w:rPr>
+        <w:t>上海中学竞赛课程</w:t>
+      </w:r>
+      <w:r>
+        <w:rPr>
+          <w:rFonts w:hint="eastAsia" w:ascii="Times New Roman" w:hAnsi="Times New Roman" w:eastAsia="Times New Roman" w:cs="Times New Roman"/>
+        </w:rPr>
+        <w:t>-</w:t>
+      </w:r>
+      <w:r>
+        <w:rPr>
+          <w:rFonts w:hint="eastAsia" w:ascii="Times New Roman" w:hAnsi="Times New Roman" w:eastAsia="FangSong" w:cs="Times New Roman"/>
+        </w:rPr>
+        <w:t>第三分册</w:t>
+      </w:r>
+      <w:r>
+        <w:rPr>
+          <w:rFonts w:hint="eastAsia" w:ascii="Times New Roman" w:hAnsi="Times New Roman" w:eastAsia="Times New Roman" w:cs="Times New Roman"/>
+        </w:rPr>
+        <w:t>-</w:t>
+      </w:r>
+      <w:r>
+        <w:rPr>
+          <w:rFonts w:hint="eastAsia" w:ascii="Times New Roman" w:hAnsi="Times New Roman" w:eastAsia="FangSong" w:cs="Times New Roman"/>
+        </w:rPr>
+        <w:t>碳族硼族元素</w:t>
+      </w:r>
+      <w:r>
+        <w:rPr>
+          <w:rFonts w:hint="eastAsia" w:ascii="Times New Roman" w:hAnsi="Times New Roman" w:eastAsia="Times New Roman" w:cs="Times New Roman"/>
+        </w:rPr>
+        <w:t>（</w:t>
+      </w:r>
+      <w:r>
+        <w:rPr>
+          <w:rFonts w:hint="eastAsia" w:ascii="Times New Roman" w:hAnsi="Times New Roman" w:eastAsia="FangSong" w:cs="Times New Roman"/>
+        </w:rPr>
+        <w:t>氧化膜钝化</w:t>
+      </w:r>
+      <w:r>
+        <w:rPr>
+          <w:rFonts w:hint="eastAsia" w:ascii="Times New Roman" w:hAnsi="Times New Roman" w:eastAsia="Times New Roman" w:cs="Times New Roman"/>
+        </w:rPr>
+        <w:t>）</w:t>
       </w:r>
     </w:p>
     <w:p>
@@ -20230,9 +23560,9 @@
         </w:pict>
       </w:r>
     </w:p>
-    <w:bookmarkEnd w:id="78"/>
     <w:bookmarkEnd w:id="79"/>
-    <w:bookmarkStart w:id="84" w:name="六方法框架对角线规则与推断信号"/>
+    <w:bookmarkEnd w:id="80"/>
+    <w:bookmarkStart w:id="85" w:name="六方法框架对角线规则与推断信号"/>
     <w:p>
       <w:pPr>
         <w:pStyle w:val="Heading2"/>
@@ -20269,7 +23599,7 @@
         <w:t>对角线规则与推断信号</w:t>
       </w:r>
     </w:p>
-    <w:bookmarkStart w:id="80" w:name="b-si-对角线规则"/>
+    <w:bookmarkStart w:id="81" w:name="b-si-对角线规则"/>
     <w:p>
       <w:pPr>
         <w:pStyle w:val="Heading3"/>
@@ -21084,8 +24414,8 @@
         <w:t>。</w:t>
       </w:r>
     </w:p>
-    <w:bookmarkEnd w:id="80"/>
-    <w:bookmarkStart w:id="81" w:name="惰性电子对跨族统一规律"/>
+    <w:bookmarkEnd w:id="81"/>
+    <w:bookmarkStart w:id="82" w:name="惰性电子对跨族统一规律"/>
     <w:p>
       <w:pPr>
         <w:pStyle w:val="Heading3"/>
@@ -21444,7 +24774,7 @@
     </w:tbl>
     <w:p>
       <w:pPr>
-        <w:pStyle w:val="BlockText"/>
+        <w:pStyle w:val="BodyText"/>
         <w:spacing w:before="120"/>
       </w:pPr>
       <w:r>
@@ -21589,8 +24919,8 @@
         <w:t>）</w:t>
       </w:r>
     </w:p>
-    <w:bookmarkEnd w:id="81"/>
-    <w:bookmarkStart w:id="82" w:name="碳族硼族推断信号速查"/>
+    <w:bookmarkEnd w:id="82"/>
+    <w:bookmarkStart w:id="83" w:name="碳族硼族推断信号速查"/>
     <w:p>
       <w:pPr>
         <w:pStyle w:val="Heading3"/>
@@ -22327,27 +25657,46 @@
             </w:pPr>
             <w:r>
               <w:rPr>
-                <w:rFonts w:ascii="Times New Roman" w:hAnsi="Times New Roman" w:eastAsia="Times New Roman" w:cs="Times New Roman"/>
-              </w:rPr>
-              <w:t xml:space="preserve">3c-2e </w:t>
-            </w:r>
-            <w:r>
-              <w:rPr>
                 <w:rFonts w:hint="eastAsia" w:ascii="Times New Roman" w:hAnsi="Times New Roman" w:eastAsia="FangSong" w:cs="Times New Roman"/>
               </w:rPr>
-              <w:t>键</w:t>
+              <w:t>黑色沉淀</w:t>
             </w:r>
             <w:r>
               <w:rPr>
                 <w:rFonts w:hint="eastAsia" w:ascii="Times New Roman" w:hAnsi="Times New Roman" w:eastAsia="Times New Roman" w:cs="Times New Roman"/>
               </w:rPr>
-              <w:t>、</w:t>
+              <w:t>（</w:t>
             </w:r>
             <w:r>
               <w:rPr>
                 <w:rFonts w:hint="eastAsia" w:ascii="Times New Roman" w:hAnsi="Times New Roman" w:eastAsia="FangSong" w:cs="Times New Roman"/>
               </w:rPr>
-              <w:t>缺电子</w:t>
+              <w:t>通</w:t>
+            </w:r>
+            <w:r>
+              <w:rPr>
+                <w:rFonts w:ascii="Times New Roman" w:hAnsi="Times New Roman" w:eastAsia="Times New Roman" w:cs="Times New Roman"/>
+              </w:rPr>
+              <w:t xml:space="preserve"> </w:t>
+            </w:r>
+            <w:r>
+              <w:rPr>
+                <w:rFonts w:hint="eastAsia" w:ascii="Times New Roman" w:hAnsi="Times New Roman" w:eastAsia="Times New Roman" w:cs="Times New Roman"/>
+              </w:rPr>
+              <w:t>H</w:t>
+            </w:r>
+            <w:r>
+              <w:rPr>
+                <w:rFonts w:hint="eastAsia" w:ascii="Times New Roman" w:hAnsi="Times New Roman" w:eastAsia="Times New Roman" w:cs="Times New Roman"/>
+                <w:vertAlign w:val="subscript"/>
+              </w:rPr>
+              <w:t>2</w:t>
+            </w:r>
+            <w:r>
+              <w:rPr>
+                <w:rFonts w:hint="eastAsia" w:ascii="Times New Roman" w:hAnsi="Times New Roman" w:eastAsia="Times New Roman" w:cs="Times New Roman"/>
+              </w:rPr>
+              <w:t>S）</w:t>
             </w:r>
           </w:p>
         </w:tc>
@@ -22360,6 +25709,188 @@
             </w:pPr>
             <w:r>
               <w:rPr>
+                <w:rFonts w:hint="eastAsia" w:ascii="Times New Roman" w:hAnsi="Times New Roman" w:eastAsia="Times New Roman" w:cs="Times New Roman"/>
+              </w:rPr>
+              <w:t>Pb</w:t>
+            </w:r>
+            <w:r>
+              <w:rPr>
+                <w:rFonts w:hint="eastAsia" w:ascii="Times New Roman" w:hAnsi="Times New Roman" w:eastAsia="Times New Roman" w:cs="Times New Roman"/>
+                <w:vertAlign w:val="superscript"/>
+              </w:rPr>
+              <w:t>2+</w:t>
+            </w:r>
+            <w:r>
+              <w:rPr>
+                <w:rFonts w:hint="eastAsia" w:ascii="Times New Roman" w:hAnsi="Times New Roman" w:eastAsia="Times New Roman" w:cs="Times New Roman"/>
+              </w:rPr>
+              <w:t>（PbS）／Sn</w:t>
+            </w:r>
+            <w:r>
+              <w:rPr>
+                <w:rFonts w:hint="eastAsia" w:ascii="Times New Roman" w:hAnsi="Times New Roman" w:eastAsia="Times New Roman" w:cs="Times New Roman"/>
+                <w:vertAlign w:val="superscript"/>
+              </w:rPr>
+              <w:t>2+</w:t>
+            </w:r>
+            <w:r>
+              <w:rPr>
+                <w:rFonts w:hint="eastAsia" w:ascii="Times New Roman" w:hAnsi="Times New Roman" w:eastAsia="Times New Roman" w:cs="Times New Roman"/>
+              </w:rPr>
+              <w:t>（SnS</w:t>
+            </w:r>
+            <w:r>
+              <w:rPr>
+                <w:rFonts w:ascii="Times New Roman" w:hAnsi="Times New Roman" w:eastAsia="Times New Roman" w:cs="Times New Roman"/>
+              </w:rPr>
+              <w:t xml:space="preserve"> </w:t>
+            </w:r>
+            <w:r>
+              <w:rPr>
+                <w:rFonts w:hint="eastAsia" w:ascii="Times New Roman" w:hAnsi="Times New Roman" w:eastAsia="FangSong" w:cs="Times New Roman"/>
+              </w:rPr>
+              <w:t>棕色</w:t>
+            </w:r>
+            <w:r>
+              <w:rPr>
+                <w:rFonts w:hint="eastAsia" w:ascii="Times New Roman" w:hAnsi="Times New Roman" w:eastAsia="Times New Roman" w:cs="Times New Roman"/>
+              </w:rPr>
+              <w:t>）</w:t>
+            </w:r>
+          </w:p>
+        </w:tc>
+      </w:tr>
+      <w:tr>
+        <w:tc>
+          <w:tcPr/>
+          <w:p>
+            <w:pPr>
+              <w:pStyle w:val="Compact"/>
+              <w:jc w:val="center"/>
+            </w:pPr>
+            <w:r>
+              <w:rPr>
+                <w:rFonts w:hint="eastAsia" w:ascii="Times New Roman" w:hAnsi="Times New Roman" w:eastAsia="FangSong" w:cs="Times New Roman"/>
+              </w:rPr>
+              <w:t>黄色沉淀</w:t>
+            </w:r>
+            <w:r>
+              <w:rPr>
+                <w:rFonts w:hint="eastAsia" w:ascii="Times New Roman" w:hAnsi="Times New Roman" w:eastAsia="Times New Roman" w:cs="Times New Roman"/>
+              </w:rPr>
+              <w:t>（</w:t>
+            </w:r>
+            <w:r>
+              <w:rPr>
+                <w:rFonts w:hint="eastAsia" w:ascii="Times New Roman" w:hAnsi="Times New Roman" w:eastAsia="FangSong" w:cs="Times New Roman"/>
+              </w:rPr>
+              <w:t>铬酸盐</w:t>
+            </w:r>
+            <w:r>
+              <w:rPr>
+                <w:rFonts w:hint="eastAsia" w:ascii="Times New Roman" w:hAnsi="Times New Roman" w:eastAsia="Times New Roman" w:cs="Times New Roman"/>
+              </w:rPr>
+              <w:t>）</w:t>
+            </w:r>
+          </w:p>
+        </w:tc>
+        <w:tc>
+          <w:tcPr/>
+          <w:p>
+            <w:pPr>
+              <w:pStyle w:val="Compact"/>
+              <w:jc w:val="center"/>
+            </w:pPr>
+            <w:r>
+              <w:rPr>
+                <w:rFonts w:hint="eastAsia" w:ascii="Times New Roman" w:hAnsi="Times New Roman" w:eastAsia="Times New Roman" w:cs="Times New Roman"/>
+              </w:rPr>
+              <w:t>Pb</w:t>
+            </w:r>
+            <w:r>
+              <w:rPr>
+                <w:rFonts w:hint="eastAsia" w:ascii="Times New Roman" w:hAnsi="Times New Roman" w:eastAsia="Times New Roman" w:cs="Times New Roman"/>
+                <w:vertAlign w:val="superscript"/>
+              </w:rPr>
+              <w:t>2+</w:t>
+            </w:r>
+            <w:r>
+              <w:rPr>
+                <w:rFonts w:hint="eastAsia" w:ascii="Times New Roman" w:hAnsi="Times New Roman" w:eastAsia="Times New Roman" w:cs="Times New Roman"/>
+              </w:rPr>
+              <w:t>（PbCrO</w:t>
+            </w:r>
+            <w:r>
+              <w:rPr>
+                <w:rFonts w:hint="eastAsia" w:ascii="Times New Roman" w:hAnsi="Times New Roman" w:eastAsia="Times New Roman" w:cs="Times New Roman"/>
+                <w:vertAlign w:val="subscript"/>
+              </w:rPr>
+              <w:t>4</w:t>
+            </w:r>
+            <w:r>
+              <w:rPr>
+                <w:rFonts w:hint="eastAsia" w:ascii="Times New Roman" w:hAnsi="Times New Roman" w:eastAsia="Times New Roman" w:cs="Times New Roman"/>
+              </w:rPr>
+              <w:t>，</w:t>
+            </w:r>
+            <w:r>
+              <w:rPr>
+                <w:rFonts w:hint="eastAsia" w:ascii="Times New Roman" w:hAnsi="Times New Roman" w:eastAsia="FangSong" w:cs="Times New Roman"/>
+              </w:rPr>
+              <w:t>铬黄</w:t>
+            </w:r>
+            <w:r>
+              <w:rPr>
+                <w:rFonts w:hint="eastAsia" w:ascii="Times New Roman" w:hAnsi="Times New Roman" w:eastAsia="Times New Roman" w:cs="Times New Roman"/>
+              </w:rPr>
+              <w:t>）</w:t>
+            </w:r>
+          </w:p>
+        </w:tc>
+      </w:tr>
+      <w:tr>
+        <w:tc>
+          <w:tcPr/>
+          <w:p>
+            <w:pPr>
+              <w:pStyle w:val="Compact"/>
+              <w:jc w:val="center"/>
+            </w:pPr>
+            <w:r>
+              <w:rPr>
+                <w:rFonts w:ascii="Times New Roman" w:hAnsi="Times New Roman" w:eastAsia="Times New Roman" w:cs="Times New Roman"/>
+              </w:rPr>
+              <w:t xml:space="preserve">3c-2e </w:t>
+            </w:r>
+            <w:r>
+              <w:rPr>
+                <w:rFonts w:hint="eastAsia" w:ascii="Times New Roman" w:hAnsi="Times New Roman" w:eastAsia="FangSong" w:cs="Times New Roman"/>
+              </w:rPr>
+              <w:t>键</w:t>
+            </w:r>
+            <w:r>
+              <w:rPr>
+                <w:rFonts w:hint="eastAsia" w:ascii="Times New Roman" w:hAnsi="Times New Roman" w:eastAsia="Times New Roman" w:cs="Times New Roman"/>
+              </w:rPr>
+              <w:t>、</w:t>
+            </w:r>
+            <w:r>
+              <w:rPr>
+                <w:rFonts w:hint="eastAsia" w:ascii="Times New Roman" w:hAnsi="Times New Roman" w:eastAsia="FangSong" w:cs="Times New Roman"/>
+              </w:rPr>
+              <w:t>缺电子</w:t>
+            </w:r>
+          </w:p>
+        </w:tc>
+        <w:tc>
+          <w:tcPr/>
+          <w:p>
+            <w:pPr>
+              <w:pStyle w:val="Compact"/>
+              <w:jc w:val="center"/>
+            </w:pPr>
+            <w:r>
+              <w:rPr>
                 <w:rFonts w:hint="eastAsia" w:ascii="Times New Roman" w:hAnsi="Times New Roman" w:eastAsia="FangSong" w:cs="Times New Roman"/>
               </w:rPr>
               <w:t xml:space="preserve">硼烷</w:t>
@@ -22380,8 +25911,8 @@
         </w:tc>
       </w:tr>
     </w:tbl>
-    <w:bookmarkEnd w:id="82"/>
-    <w:bookmarkStart w:id="83" w:name="推断四步法"/>
+    <w:bookmarkEnd w:id="83"/>
+    <w:bookmarkStart w:id="84" w:name="推断四步法"/>
     <w:p>
       <w:pPr>
         <w:pStyle w:val="Heading3"/>
@@ -22857,7 +26388,7 @@
     </w:tbl>
     <w:p>
       <w:pPr>
-        <w:pStyle w:val="BlockText"/>
+        <w:pStyle w:val="BodyText"/>
         <w:spacing w:before="120"/>
       </w:pPr>
       <w:r>
@@ -22969,9 +26500,9 @@
         </w:pict>
       </w:r>
     </w:p>
-    <w:bookmarkEnd w:id="83"/>
     <w:bookmarkEnd w:id="84"/>
-    <w:bookmarkStart w:id="93" w:name="七典型例题"/>
+    <w:bookmarkEnd w:id="85"/>
+    <w:bookmarkStart w:id="94" w:name="七典型例题"/>
     <w:p>
       <w:pPr>
         <w:pStyle w:val="Heading2"/>
@@ -22996,7 +26527,7 @@
         <w:t>典型例题</w:t>
       </w:r>
     </w:p>
-    <w:bookmarkStart w:id="85" w:name="例题-1sicl₄-水解-vs-ccl₄"/>
+    <w:bookmarkStart w:id="86" w:name="例题-1sicl₄-水解-vs-ccl₄"/>
     <w:p>
       <w:pPr>
         <w:pStyle w:val="Heading3"/>
@@ -23653,8 +27184,8 @@
         <w:t>）</w:t>
       </w:r>
     </w:p>
-    <w:bookmarkEnd w:id="85"/>
-    <w:bookmarkStart w:id="86" w:name="例题-2sn²-还原性与-hgcl₂-检验"/>
+    <w:bookmarkEnd w:id="86"/>
+    <w:bookmarkStart w:id="87" w:name="例题-2sn²-还原性与-hgcl₂-检验"/>
     <w:p>
       <w:pPr>
         <w:pStyle w:val="Heading3"/>
@@ -24273,8 +27804,8 @@
         <w:t>。</w:t>
       </w:r>
     </w:p>
-    <w:bookmarkEnd w:id="86"/>
-    <w:bookmarkStart w:id="87" w:name="例题-3pbo₂-强氧化性-惰性电子对"/>
+    <w:bookmarkEnd w:id="87"/>
+    <w:bookmarkStart w:id="88" w:name="例题-3pbo₂-强氧化性-惰性电子对"/>
     <w:p>
       <w:pPr>
         <w:pStyle w:val="Heading3"/>
@@ -24823,8 +28354,8 @@
         <w:t xml:space="preserve">稳定</w:t>
       </w:r>
     </w:p>
-    <w:bookmarkEnd w:id="87"/>
-    <w:bookmarkStart w:id="88" w:name="例题-4硼酸-lewis-酸性"/>
+    <w:bookmarkEnd w:id="88"/>
+    <w:bookmarkStart w:id="89" w:name="例题-4硼酸-lewis-酸性"/>
     <w:p>
       <w:pPr>
         <w:pStyle w:val="Heading3"/>
@@ -25414,8 +28945,8 @@
         <w:t>）</w:t>
       </w:r>
     </w:p>
-    <w:bookmarkEnd w:id="88"/>
-    <w:bookmarkStart w:id="89" w:name="例题-5缺电子三种补偿方式"/>
+    <w:bookmarkEnd w:id="89"/>
+    <w:bookmarkStart w:id="90" w:name="例题-5缺电子三种补偿方式"/>
     <w:p>
       <w:pPr>
         <w:pStyle w:val="Heading3"/>
@@ -26078,8 +29609,8 @@
         <w:t>）。</w:t>
       </w:r>
     </w:p>
-    <w:bookmarkEnd w:id="89"/>
-    <w:bookmarkStart w:id="90" w:name="例题-6b-si-对角线规则"/>
+    <w:bookmarkEnd w:id="90"/>
+    <w:bookmarkStart w:id="91" w:name="例题-6b-si-对角线规则"/>
     <w:p>
       <w:pPr>
         <w:pStyle w:val="Heading3"/>
@@ -26445,8 +29976,8 @@
         <w:t>）。</w:t>
       </w:r>
     </w:p>
-    <w:bookmarkEnd w:id="90"/>
-    <w:bookmarkStart w:id="91" w:name="例题-7alcl₃-相变与键型"/>
+    <w:bookmarkEnd w:id="91"/>
+    <w:bookmarkStart w:id="92" w:name="例题-7alcl₃-相变与键型"/>
     <w:p>
       <w:pPr>
         <w:pStyle w:val="Heading3"/>
@@ -26862,47 +30393,9 @@
         </w:rPr>
         <w:t>。</w:t>
       </w:r>
-      <w:r>
-        <w:rPr>
-          <w:rFonts w:hint="eastAsia" w:ascii="Times New Roman" w:hAnsi="Times New Roman" w:eastAsia="FangSong" w:cs="Times New Roman"/>
-          <w:b/>
-          <w:bCs/>
-        </w:rPr>
-        <w:t xml:space="preserve">口诀</w:t>
-      </w:r>
-      <w:r>
-        <w:rPr>
-          <w:rFonts w:hint="eastAsia" w:ascii="Times New Roman" w:hAnsi="Times New Roman" w:eastAsia="Times New Roman" w:cs="Times New Roman"/>
-        </w:rPr>
-        <w:t>：</w:t>
-      </w:r>
-      <w:r>
-        <w:rPr>
-          <w:rFonts w:hint="eastAsia" w:ascii="Times New Roman" w:hAnsi="Times New Roman" w:eastAsia="FangSong" w:cs="Times New Roman"/>
-        </w:rPr>
-        <w:t>铝氟八面体</w:t>
-      </w:r>
-      <w:r>
-        <w:rPr>
-          <w:rFonts w:hint="eastAsia" w:ascii="Times New Roman" w:hAnsi="Times New Roman" w:eastAsia="Times New Roman" w:cs="Times New Roman"/>
-        </w:rPr>
-        <w:t>，</w:t>
-      </w:r>
-      <w:r>
-        <w:rPr>
-          <w:rFonts w:hint="eastAsia" w:ascii="Times New Roman" w:hAnsi="Times New Roman" w:eastAsia="FangSong" w:cs="Times New Roman"/>
-        </w:rPr>
-        <w:t>铝氯变二聚</w:t>
-      </w:r>
-      <w:r>
-        <w:rPr>
-          <w:rFonts w:hint="eastAsia" w:ascii="Times New Roman" w:hAnsi="Times New Roman" w:eastAsia="Times New Roman" w:cs="Times New Roman"/>
-        </w:rPr>
-        <w:t>。</w:t>
-      </w:r>
     </w:p>
-    <w:bookmarkEnd w:id="91"/>
-    <w:bookmarkStart w:id="92" w:name="例题-8惰性电子对跨族-bcl-推断-26届"/>
+    <w:bookmarkEnd w:id="92"/>
+    <w:bookmarkStart w:id="93" w:name="例题-8惰性电子对跨族-bcl-推断-26届"/>
     <w:p>
       <w:pPr>
         <w:pStyle w:val="Heading3"/>
@@ -27345,9 +30838,9 @@
         </w:pict>
       </w:r>
     </w:p>
-    <w:bookmarkEnd w:id="92"/>
     <w:bookmarkEnd w:id="93"/>
-    <w:bookmarkStart w:id="100" w:name="八本讲速查"/>
+    <w:bookmarkEnd w:id="94"/>
+    <w:bookmarkStart w:id="102" w:name="八本讲速查"/>
     <w:p>
       <w:pPr>
         <w:pStyle w:val="Heading2"/>
@@ -27372,7 +30865,7 @@
         <w:t>本讲速查</w:t>
       </w:r>
     </w:p>
-    <w:bookmarkStart w:id="94" w:name="碳同素异形体"/>
+    <w:bookmarkStart w:id="95" w:name="碳同素异形体"/>
     <w:p>
       <w:pPr>
         <w:pStyle w:val="Heading3"/>
@@ -27712,8 +31205,8 @@
         </w:tc>
       </w:tr>
     </w:tbl>
-    <w:bookmarkEnd w:id="94"/>
-    <w:bookmarkStart w:id="95" w:name="si-vs-c-要点"/>
+    <w:bookmarkEnd w:id="95"/>
+    <w:bookmarkStart w:id="96" w:name="si-vs-c-要点"/>
     <w:p>
       <w:pPr>
         <w:pStyle w:val="Heading3"/>
@@ -27884,8 +31377,8 @@
         <w:t>。</w:t>
       </w:r>
     </w:p>
-    <w:bookmarkEnd w:id="95"/>
-    <w:bookmarkStart w:id="96" w:name="硅酸盐-osi-比-维度"/>
+    <w:bookmarkEnd w:id="96"/>
+    <w:bookmarkStart w:id="97" w:name="硅酸盐-osi-比-维度"/>
     <w:p>
       <w:pPr>
         <w:pStyle w:val="Heading3"/>
@@ -27999,8 +31492,8 @@
         <w:t>。</w:t>
       </w:r>
     </w:p>
-    <w:bookmarkEnd w:id="96"/>
-    <w:bookmarkStart w:id="97" w:name="惰性电子对跨族"/>
+    <w:bookmarkEnd w:id="97"/>
+    <w:bookmarkStart w:id="98" w:name="惰性电子对跨族"/>
     <w:p>
       <w:pPr>
         <w:pStyle w:val="Heading3"/>
@@ -28059,33 +31552,9 @@
         </w:rPr>
         <w:t>。</w:t>
       </w:r>
-      <w:r>
-        <w:rPr>
-          <w:rFonts w:hint="eastAsia" w:ascii="Times New Roman" w:hAnsi="Times New Roman" w:eastAsia="FangSong" w:cs="Times New Roman"/>
-        </w:rPr>
-        <w:t>口诀</w:t>
-      </w:r>
-      <w:r>
-        <w:rPr>
-          <w:rFonts w:hint="eastAsia" w:ascii="Times New Roman" w:hAnsi="Times New Roman" w:eastAsia="Times New Roman" w:cs="Times New Roman"/>
-        </w:rPr>
-        <w:t>：</w:t>
-      </w:r>
-      <w:r>
-        <w:rPr>
-          <w:rFonts w:hint="eastAsia" w:ascii="Times New Roman" w:hAnsi="Times New Roman" w:eastAsia="FangSong" w:cs="Times New Roman"/>
-        </w:rPr>
-        <w:t>铊一铅二铋三</w:t>
-      </w:r>
-      <w:r>
-        <w:rPr>
-          <w:rFonts w:hint="eastAsia" w:ascii="Times New Roman" w:hAnsi="Times New Roman" w:eastAsia="Times New Roman" w:cs="Times New Roman"/>
-        </w:rPr>
-        <w:t>。</w:t>
-      </w:r>
     </w:p>
-    <w:bookmarkEnd w:id="97"/>
-    <w:bookmarkStart w:id="98" w:name="缺电子三种补偿"/>
+    <w:bookmarkEnd w:id="98"/>
+    <w:bookmarkStart w:id="99" w:name="缺电子三种补偿"/>
     <w:p>
       <w:pPr>
         <w:pStyle w:val="Heading3"/>
@@ -28228,8 +31697,8 @@
         <w:t>。</w:t>
       </w:r>
     </w:p>
-    <w:bookmarkEnd w:id="98"/>
-    <w:bookmarkStart w:id="99" w:name="硼酸"/>
+    <w:bookmarkEnd w:id="99"/>
+    <w:bookmarkStart w:id="100" w:name="硼酸"/>
     <w:p>
       <w:pPr>
         <w:pStyle w:val="Heading3"/>
@@ -28308,1186 +31777,36 @@
         <w:t>。</w:t>
       </w:r>
     </w:p>
+    <w:bookmarkEnd w:id="100"/>
+    <w:bookmarkStart w:id="101" w:name="判据与易错一览"/>
     <w:p>
       <w:pPr>
-        <w:spacing w:before="160" w:after="80"/>
-      </w:pPr>
-      <w:r>
-        <w:pict>
-          <v:rect style="width:0;height:1.5pt" o:hralign="center" o:hrstd="t" o:hr="t"/>
-        </w:pict>
-      </w:r>
-    </w:p>
-    <w:bookmarkEnd w:id="99"/>
-    <w:bookmarkEnd w:id="100"/>
-    <w:bookmarkStart w:id="101" w:name="九本讲小结"/>
-    <w:p>
-      <w:pPr>
-        <w:pStyle w:val="Heading2"/>
+        <w:pStyle w:val="Heading3"/>
         <w:spacing w:before="280" w:after="120"/>
       </w:pPr>
       <w:r>
         <w:rPr>
+          <w:rFonts w:ascii="Times New Roman" w:hAnsi="Times New Roman" w:eastAsia="Times New Roman" w:cs="Times New Roman"/>
+        </w:rPr>
+        <w:t xml:space="preserve">8.7 </w:t>
+      </w:r>
+      <w:r>
+        <w:rPr>
           <w:rFonts w:hint="eastAsia" w:ascii="Times New Roman" w:hAnsi="Times New Roman" w:eastAsia="SimHei" w:cs="Times New Roman"/>
         </w:rPr>
-        <w:t>九</w:t>
-      </w:r>
-      <w:r>
-        <w:rPr>
-          <w:rFonts w:hint="eastAsia" w:ascii="Times New Roman" w:hAnsi="Times New Roman" w:eastAsia="Times New Roman" w:cs="Times New Roman"/>
-        </w:rPr>
-        <w:t>、</w:t>
-      </w:r>
-      <w:r>
-        <w:rPr>
-          <w:rFonts w:hint="eastAsia" w:ascii="Times New Roman" w:hAnsi="Times New Roman" w:eastAsia="SimHei" w:cs="Times New Roman"/>
-        </w:rPr>
-        <w:t>本讲小结</w:t>
+        <w:t xml:space="preserve">判据与易错一览</w:t>
       </w:r>
     </w:p>
     <w:p>
       <w:pPr>
-        <w:pStyle w:val="Compact"/>
-        <w:numPr>
-          <w:ilvl w:val="0"/>
-          <w:numId w:val="1007"/>
-        </w:numPr>
+        <w:pStyle w:val="FirstParagraph"/>
+        <w:spacing w:after="80"/>
       </w:pPr>
       <w:r>
         <w:rPr>
-          <w:rFonts w:ascii="Times New Roman" w:hAnsi="Times New Roman" w:eastAsia="Times New Roman" w:cs="Times New Roman"/>
+          <w:rFonts w:hint="eastAsia" w:ascii="Times New Roman" w:hAnsi="Times New Roman" w:eastAsia="FangSong" w:cs="Times New Roman"/>
           <w:b/>
           <w:bCs/>
-        </w:rPr>
-        <w:t xml:space="preserve">CO </w:t>
-      </w:r>
-      <w:r>
-        <w:rPr>
-          <w:rFonts w:hint="eastAsia" w:ascii="Times New Roman" w:hAnsi="Times New Roman" w:eastAsia="FangSong" w:cs="Times New Roman"/>
-          <w:b/>
-          <w:bCs/>
-        </w:rPr>
-        <w:t xml:space="preserve">结构决定性质</w:t>
-      </w:r>
-      <w:r>
-        <w:rPr>
-          <w:rFonts w:hint="eastAsia" w:ascii="Times New Roman" w:hAnsi="Times New Roman" w:eastAsia="Times New Roman" w:cs="Times New Roman"/>
-        </w:rPr>
-        <w:t xml:space="preserve">：C≡O</w:t>
-      </w:r>
-      <w:r>
-        <w:rPr>
-          <w:rFonts w:ascii="Times New Roman" w:hAnsi="Times New Roman" w:eastAsia="Times New Roman" w:cs="Times New Roman"/>
-        </w:rPr>
-        <w:t xml:space="preserve"> </w:t>
-      </w:r>
-      <w:r>
-        <w:rPr>
-          <w:rFonts w:hint="eastAsia" w:ascii="Times New Roman" w:hAnsi="Times New Roman" w:eastAsia="FangSong" w:cs="Times New Roman"/>
-        </w:rPr>
-        <w:t xml:space="preserve">三键</w:t>
-      </w:r>
-      <w:r>
-        <w:rPr>
-          <w:rFonts w:ascii="Times New Roman" w:hAnsi="Times New Roman" w:eastAsia="Times New Roman" w:cs="Times New Roman"/>
-        </w:rPr>
-        <w:t xml:space="preserve"> + C </w:t>
-      </w:r>
-      <w:r>
-        <w:rPr>
-          <w:rFonts w:hint="eastAsia" w:ascii="Times New Roman" w:hAnsi="Times New Roman" w:eastAsia="FangSong" w:cs="Times New Roman"/>
-        </w:rPr>
-        <w:t xml:space="preserve">上孤对</w:t>
-      </w:r>
-      <w:r>
-        <w:rPr>
-          <w:rFonts w:ascii="Times New Roman" w:hAnsi="Times New Roman" w:eastAsia="Times New Roman" w:cs="Times New Roman"/>
-        </w:rPr>
-        <w:t xml:space="preserve"> → </w:t>
-      </w:r>
-      <w:r>
-        <w:rPr>
-          <w:rFonts w:hint="eastAsia" w:ascii="Times New Roman" w:hAnsi="Times New Roman" w:eastAsia="FangSong" w:cs="Times New Roman"/>
-        </w:rPr>
-        <w:t>强配体</w:t>
-      </w:r>
-      <w:r>
-        <w:rPr>
-          <w:rFonts w:hint="eastAsia" w:ascii="Times New Roman" w:hAnsi="Times New Roman" w:eastAsia="Times New Roman" w:cs="Times New Roman"/>
-        </w:rPr>
-        <w:t>、</w:t>
-      </w:r>
-      <w:r>
-        <w:rPr>
-          <w:rFonts w:hint="eastAsia" w:ascii="Times New Roman" w:hAnsi="Times New Roman" w:eastAsia="FangSong" w:cs="Times New Roman"/>
-        </w:rPr>
-        <w:t>剧毒</w:t>
-      </w:r>
-      <w:r>
-        <w:rPr>
-          <w:rFonts w:hint="eastAsia" w:ascii="Times New Roman" w:hAnsi="Times New Roman" w:eastAsia="Times New Roman" w:cs="Times New Roman"/>
-        </w:rPr>
-        <w:t>；</w:t>
-      </w:r>
-      <w:r>
-        <w:rPr>
-          <w:rFonts w:hint="eastAsia" w:ascii="Times New Roman" w:hAnsi="Times New Roman" w:eastAsia="FangSong" w:cs="Times New Roman"/>
-        </w:rPr>
-        <w:t>与</w:t>
-      </w:r>
-      <w:r>
-        <w:rPr>
-          <w:rFonts w:ascii="Times New Roman" w:hAnsi="Times New Roman" w:eastAsia="Times New Roman" w:cs="Times New Roman"/>
-        </w:rPr>
-        <w:t xml:space="preserve"> CN</w:t>
-      </w:r>
-      <w:r>
-        <w:rPr>
-          <w:rFonts w:ascii="Times New Roman" w:hAnsi="Times New Roman" w:eastAsia="Times New Roman" w:cs="Times New Roman"/>
-          <w:vertAlign w:val="superscript"/>
-        </w:rPr>
-        <w:t>-</w:t>
-      </w:r>
-      <w:r>
-        <w:rPr>
-          <w:rFonts w:ascii="Times New Roman" w:hAnsi="Times New Roman" w:eastAsia="Times New Roman" w:cs="Times New Roman"/>
-        </w:rPr>
-        <w:t xml:space="preserve"> </w:t>
-      </w:r>
-      <w:r>
-        <w:rPr>
-          <w:rFonts w:hint="eastAsia" w:ascii="Times New Roman" w:hAnsi="Times New Roman" w:eastAsia="FangSong" w:cs="Times New Roman"/>
-        </w:rPr>
-        <w:t>等电子</w:t>
-      </w:r>
-      <w:r>
-        <w:rPr>
-          <w:rFonts w:hint="eastAsia" w:ascii="Times New Roman" w:hAnsi="Times New Roman" w:eastAsia="Times New Roman" w:cs="Times New Roman"/>
-        </w:rPr>
-        <w:t>。</w:t>
-      </w:r>
-    </w:p>
-    <w:p>
-      <w:pPr>
-        <w:pStyle w:val="Compact"/>
-        <w:numPr>
-          <w:ilvl w:val="0"/>
-          <w:numId w:val="1007"/>
-        </w:numPr>
-      </w:pPr>
-      <w:r>
-        <w:rPr>
-          <w:rFonts w:hint="eastAsia" w:ascii="Times New Roman" w:hAnsi="Times New Roman" w:eastAsia="FangSong" w:cs="Times New Roman"/>
-          <w:b/>
-          <w:bCs/>
-        </w:rPr>
-        <w:t xml:space="preserve">碳同素异形体</w:t>
-      </w:r>
-      <w:r>
-        <w:rPr>
-          <w:rFonts w:hint="eastAsia" w:ascii="Times New Roman" w:hAnsi="Times New Roman" w:eastAsia="Times New Roman" w:cs="Times New Roman"/>
-        </w:rPr>
-        <w:t>：sp</w:t>
-      </w:r>
-      <w:r>
-        <w:rPr>
-          <w:rFonts w:hint="eastAsia" w:ascii="Times New Roman" w:hAnsi="Times New Roman" w:eastAsia="Times New Roman" w:cs="Times New Roman"/>
-          <w:vertAlign w:val="superscript"/>
-        </w:rPr>
-        <w:t>2</w:t>
-      </w:r>
-      <w:r>
-        <w:rPr>
-          <w:rFonts w:hint="eastAsia" w:ascii="Times New Roman" w:hAnsi="Times New Roman" w:eastAsia="Times New Roman" w:cs="Times New Roman"/>
-        </w:rPr>
-        <w:t>/sp</w:t>
-      </w:r>
-      <w:r>
-        <w:rPr>
-          <w:rFonts w:hint="eastAsia" w:ascii="Times New Roman" w:hAnsi="Times New Roman" w:eastAsia="Times New Roman" w:cs="Times New Roman"/>
-          <w:vertAlign w:val="superscript"/>
-        </w:rPr>
-        <w:t>3</w:t>
-      </w:r>
-      <w:r>
-        <w:rPr>
-          <w:rFonts w:ascii="Times New Roman" w:hAnsi="Times New Roman" w:eastAsia="Times New Roman" w:cs="Times New Roman"/>
-        </w:rPr>
-        <w:t xml:space="preserve"> </w:t>
-      </w:r>
-      <w:r>
-        <w:rPr>
-          <w:rFonts w:hint="eastAsia" w:ascii="Times New Roman" w:hAnsi="Times New Roman" w:eastAsia="FangSong" w:cs="Times New Roman"/>
-        </w:rPr>
-        <w:t>杂化决定导电与硬度</w:t>
-      </w:r>
-      <w:r>
-        <w:rPr>
-          <w:rFonts w:hint="eastAsia" w:ascii="Times New Roman" w:hAnsi="Times New Roman" w:eastAsia="Times New Roman" w:cs="Times New Roman"/>
-        </w:rPr>
-        <w:t>；</w:t>
-      </w:r>
-      <w:r>
-        <w:rPr>
-          <w:rFonts w:hint="eastAsia" w:ascii="Times New Roman" w:hAnsi="Times New Roman" w:eastAsia="FangSong" w:cs="Times New Roman"/>
-        </w:rPr>
-        <w:t>石墨面内导电</w:t>
-      </w:r>
-      <w:r>
-        <w:rPr>
-          <w:rFonts w:hint="eastAsia" w:ascii="Times New Roman" w:hAnsi="Times New Roman" w:eastAsia="Times New Roman" w:cs="Times New Roman"/>
-        </w:rPr>
-        <w:t>、</w:t>
-      </w:r>
-      <w:r>
-        <w:rPr>
-          <w:rFonts w:hint="eastAsia" w:ascii="Times New Roman" w:hAnsi="Times New Roman" w:eastAsia="FangSong" w:cs="Times New Roman"/>
-        </w:rPr>
-        <w:t>金刚石绝缘</w:t>
-      </w:r>
-      <w:r>
-        <w:rPr>
-          <w:rFonts w:hint="eastAsia" w:ascii="Times New Roman" w:hAnsi="Times New Roman" w:eastAsia="Times New Roman" w:cs="Times New Roman"/>
-        </w:rPr>
-        <w:t>。</w:t>
-      </w:r>
-    </w:p>
-    <w:p>
-      <w:pPr>
-        <w:pStyle w:val="Compact"/>
-        <w:numPr>
-          <w:ilvl w:val="0"/>
-          <w:numId w:val="1007"/>
-        </w:numPr>
-      </w:pPr>
-      <w:r>
-        <w:rPr>
-          <w:rFonts w:ascii="Times New Roman" w:hAnsi="Times New Roman" w:eastAsia="Times New Roman" w:cs="Times New Roman"/>
-          <w:b/>
-          <w:bCs/>
-        </w:rPr>
-        <w:t xml:space="preserve">Si </w:t>
-      </w:r>
-      <w:r>
-        <w:rPr>
-          <w:rFonts w:hint="eastAsia" w:ascii="Times New Roman" w:hAnsi="Times New Roman" w:eastAsia="FangSong" w:cs="Times New Roman"/>
-          <w:b/>
-          <w:bCs/>
-        </w:rPr>
-        <w:t xml:space="preserve">的空</w:t>
-      </w:r>
-      <w:r>
-        <w:rPr>
-          <w:rFonts w:ascii="Times New Roman" w:hAnsi="Times New Roman" w:eastAsia="Times New Roman" w:cs="Times New Roman"/>
-          <w:b/>
-          <w:bCs/>
-        </w:rPr>
-        <w:t xml:space="preserve"> d </w:t>
-      </w:r>
-      <w:r>
-        <w:rPr>
-          <w:rFonts w:hint="eastAsia" w:ascii="Times New Roman" w:hAnsi="Times New Roman" w:eastAsia="FangSong" w:cs="Times New Roman"/>
-          <w:b/>
-          <w:bCs/>
-        </w:rPr>
-        <w:t xml:space="preserve">轨道</w:t>
-      </w:r>
-      <w:r>
-        <w:rPr>
-          <w:rFonts w:hint="eastAsia" w:ascii="Times New Roman" w:hAnsi="Times New Roman" w:eastAsia="Times New Roman" w:cs="Times New Roman"/>
-        </w:rPr>
-        <w:t>：SiCl</w:t>
-      </w:r>
-      <w:r>
-        <w:rPr>
-          <w:rFonts w:hint="eastAsia" w:ascii="Times New Roman" w:hAnsi="Times New Roman" w:eastAsia="Times New Roman" w:cs="Times New Roman"/>
-          <w:vertAlign w:val="subscript"/>
-        </w:rPr>
-        <w:t>4</w:t>
-      </w:r>
-      <w:r>
-        <w:rPr>
-          <w:rFonts w:ascii="Times New Roman" w:hAnsi="Times New Roman" w:eastAsia="Times New Roman" w:cs="Times New Roman"/>
-        </w:rPr>
-        <w:t xml:space="preserve"> </w:t>
-      </w:r>
-      <w:r>
-        <w:rPr>
-          <w:rFonts w:hint="eastAsia" w:ascii="Times New Roman" w:hAnsi="Times New Roman" w:eastAsia="FangSong" w:cs="Times New Roman"/>
-        </w:rPr>
-        <w:t>水解</w:t>
-      </w:r>
-      <w:r>
-        <w:rPr>
-          <w:rFonts w:hint="eastAsia" w:ascii="Times New Roman" w:hAnsi="Times New Roman" w:eastAsia="Times New Roman" w:cs="Times New Roman"/>
-        </w:rPr>
-        <w:t>（sp</w:t>
-      </w:r>
-      <w:r>
-        <w:rPr>
-          <w:rFonts w:hint="eastAsia" w:ascii="Times New Roman" w:hAnsi="Times New Roman" w:eastAsia="Times New Roman" w:cs="Times New Roman"/>
-          <w:vertAlign w:val="superscript"/>
-        </w:rPr>
-        <w:t>3</w:t>
-      </w:r>
-      <w:r>
-        <w:rPr>
-          <w:rFonts w:hint="eastAsia" w:ascii="Times New Roman" w:hAnsi="Times New Roman" w:eastAsia="Times New Roman" w:cs="Times New Roman"/>
-        </w:rPr>
-        <w:t>d</w:t>
-      </w:r>
-      <w:r>
-        <w:rPr>
-          <w:rFonts w:ascii="Times New Roman" w:hAnsi="Times New Roman" w:eastAsia="Times New Roman" w:cs="Times New Roman"/>
-        </w:rPr>
-        <w:t xml:space="preserve"> </w:t>
-      </w:r>
-      <w:r>
-        <w:rPr>
-          <w:rFonts w:hint="eastAsia" w:ascii="Times New Roman" w:hAnsi="Times New Roman" w:eastAsia="FangSong" w:cs="Times New Roman"/>
-        </w:rPr>
-        <w:t>中间体</w:t>
-      </w:r>
-      <w:r>
-        <w:rPr>
-          <w:rFonts w:hint="eastAsia" w:ascii="Times New Roman" w:hAnsi="Times New Roman" w:eastAsia="Times New Roman" w:cs="Times New Roman"/>
-        </w:rPr>
-        <w:t>）、SiH</w:t>
-      </w:r>
-      <w:r>
-        <w:rPr>
-          <w:rFonts w:hint="eastAsia" w:ascii="Times New Roman" w:hAnsi="Times New Roman" w:eastAsia="Times New Roman" w:cs="Times New Roman"/>
-          <w:vertAlign w:val="subscript"/>
-        </w:rPr>
-        <w:t>4</w:t>
-      </w:r>
-      <w:r>
-        <w:rPr>
-          <w:rFonts w:ascii="Times New Roman" w:hAnsi="Times New Roman" w:eastAsia="Times New Roman" w:cs="Times New Roman"/>
-        </w:rPr>
-        <w:t xml:space="preserve"> </w:t>
-      </w:r>
-      <w:r>
-        <w:rPr>
-          <w:rFonts w:hint="eastAsia" w:ascii="Times New Roman" w:hAnsi="Times New Roman" w:eastAsia="FangSong" w:cs="Times New Roman"/>
-        </w:rPr>
-        <w:t>自燃</w:t>
-      </w:r>
-      <w:r>
-        <w:rPr>
-          <w:rFonts w:hint="eastAsia" w:ascii="Times New Roman" w:hAnsi="Times New Roman" w:eastAsia="Times New Roman" w:cs="Times New Roman"/>
-        </w:rPr>
-        <w:t>、SiO</w:t>
-      </w:r>
-      <w:r>
-        <w:rPr>
-          <w:rFonts w:hint="eastAsia" w:ascii="Times New Roman" w:hAnsi="Times New Roman" w:eastAsia="Times New Roman" w:cs="Times New Roman"/>
-          <w:vertAlign w:val="subscript"/>
-        </w:rPr>
-        <w:t>2</w:t>
-      </w:r>
-      <w:r>
-        <w:rPr>
-          <w:rFonts w:ascii="Times New Roman" w:hAnsi="Times New Roman" w:eastAsia="Times New Roman" w:cs="Times New Roman"/>
-        </w:rPr>
-        <w:t xml:space="preserve"> </w:t>
-      </w:r>
-      <w:r>
-        <w:rPr>
-          <w:rFonts w:hint="eastAsia" w:ascii="Times New Roman" w:hAnsi="Times New Roman" w:eastAsia="FangSong" w:cs="Times New Roman"/>
-        </w:rPr>
-        <w:t>原子晶体</w:t>
-      </w:r>
-      <w:r>
-        <w:rPr>
-          <w:rFonts w:hint="eastAsia" w:ascii="Times New Roman" w:hAnsi="Times New Roman" w:eastAsia="Times New Roman" w:cs="Times New Roman"/>
-        </w:rPr>
-        <w:t>、</w:t>
-      </w:r>
-      <w:r>
-        <w:rPr>
-          <w:rFonts w:hint="eastAsia" w:ascii="Times New Roman" w:hAnsi="Times New Roman" w:eastAsia="FangSong" w:cs="Times New Roman"/>
-        </w:rPr>
-        <w:t>可</w:t>
-      </w:r>
-      <w:r>
-        <w:rPr>
-          <w:rFonts w:ascii="Times New Roman" w:hAnsi="Times New Roman" w:eastAsia="Times New Roman" w:cs="Times New Roman"/>
-        </w:rPr>
-        <w:t xml:space="preserve"> 6 </w:t>
-      </w:r>
-      <w:r>
-        <w:rPr>
-          <w:rFonts w:hint="eastAsia" w:ascii="Times New Roman" w:hAnsi="Times New Roman" w:eastAsia="FangSong" w:cs="Times New Roman"/>
-        </w:rPr>
-        <w:t>配位</w:t>
-      </w:r>
-      <w:r>
-        <w:rPr>
-          <w:rFonts w:hint="eastAsia" w:ascii="Times New Roman" w:hAnsi="Times New Roman" w:eastAsia="Times New Roman" w:cs="Times New Roman"/>
-        </w:rPr>
-        <w:t>。</w:t>
-      </w:r>
-    </w:p>
-    <w:p>
-      <w:pPr>
-        <w:pStyle w:val="Compact"/>
-        <w:numPr>
-          <w:ilvl w:val="0"/>
-          <w:numId w:val="1007"/>
-        </w:numPr>
-      </w:pPr>
-      <w:r>
-        <w:rPr>
-          <w:rFonts w:hint="eastAsia" w:ascii="Times New Roman" w:hAnsi="Times New Roman" w:eastAsia="FangSong" w:cs="Times New Roman"/>
-          <w:b/>
-          <w:bCs/>
-        </w:rPr>
-        <w:t xml:space="preserve">硅酸盐</w:t>
-      </w:r>
-      <w:r>
-        <w:rPr>
-          <w:rFonts w:ascii="Times New Roman" w:hAnsi="Times New Roman" w:eastAsia="Times New Roman" w:cs="Times New Roman"/>
-          <w:b/>
-          <w:bCs/>
-        </w:rPr>
-        <w:t xml:space="preserve"> O/Si </w:t>
-      </w:r>
-      <w:r>
-        <w:rPr>
-          <w:rFonts w:hint="eastAsia" w:ascii="Times New Roman" w:hAnsi="Times New Roman" w:eastAsia="FangSong" w:cs="Times New Roman"/>
-          <w:b/>
-          <w:bCs/>
-        </w:rPr>
-        <w:t xml:space="preserve">比</w:t>
-      </w:r>
-      <w:r>
-        <w:rPr>
-          <w:rFonts w:hint="eastAsia" w:ascii="Times New Roman" w:hAnsi="Times New Roman" w:eastAsia="Times New Roman" w:cs="Times New Roman"/>
-        </w:rPr>
-        <w:t>：</w:t>
-      </w:r>
-      <w:r>
-        <w:rPr>
-          <w:rFonts w:hint="eastAsia" w:ascii="Times New Roman" w:hAnsi="Times New Roman" w:eastAsia="FangSong" w:cs="Times New Roman"/>
-        </w:rPr>
-        <w:t>连接方式决定结构维度</w:t>
-      </w:r>
-      <w:r>
-        <w:rPr>
-          <w:rFonts w:hint="eastAsia" w:ascii="Times New Roman" w:hAnsi="Times New Roman" w:eastAsia="Times New Roman" w:cs="Times New Roman"/>
-        </w:rPr>
-        <w:t>——</w:t>
-      </w:r>
-      <w:r>
-        <w:rPr>
-          <w:rFonts w:hint="eastAsia" w:ascii="Times New Roman" w:hAnsi="Times New Roman" w:eastAsia="FangSong" w:cs="Times New Roman"/>
-        </w:rPr>
-        <w:t>给化学式判结构</w:t>
-      </w:r>
-      <w:r>
-        <w:rPr>
-          <w:rFonts w:hint="eastAsia" w:ascii="Times New Roman" w:hAnsi="Times New Roman" w:eastAsia="Times New Roman" w:cs="Times New Roman"/>
-        </w:rPr>
-        <w:t>。</w:t>
-      </w:r>
-    </w:p>
-    <w:p>
-      <w:pPr>
-        <w:pStyle w:val="Compact"/>
-        <w:numPr>
-          <w:ilvl w:val="0"/>
-          <w:numId w:val="1007"/>
-        </w:numPr>
-      </w:pPr>
-      <w:r>
-        <w:rPr>
-          <w:rFonts w:hint="eastAsia" w:ascii="Times New Roman" w:hAnsi="Times New Roman" w:eastAsia="FangSong" w:cs="Times New Roman"/>
-          <w:b/>
-          <w:bCs/>
-        </w:rPr>
-        <w:t xml:space="preserve">惰性电子对</w:t>
-      </w:r>
-      <w:r>
-        <w:rPr>
-          <w:rFonts w:hint="eastAsia" w:ascii="Times New Roman" w:hAnsi="Times New Roman" w:eastAsia="Times New Roman" w:cs="Times New Roman"/>
-        </w:rPr>
-        <w:t xml:space="preserve">：Pb(II)</w:t>
-      </w:r>
-      <w:r>
-        <w:rPr>
-          <w:rFonts w:ascii="Times New Roman" w:hAnsi="Times New Roman" w:eastAsia="Times New Roman" w:cs="Times New Roman"/>
-        </w:rPr>
-        <w:t xml:space="preserve"> </w:t>
-      </w:r>
-      <w:r>
-        <w:rPr>
-          <w:rFonts w:hint="eastAsia" w:ascii="Times New Roman" w:hAnsi="Times New Roman" w:eastAsia="FangSong" w:cs="Times New Roman"/>
-        </w:rPr>
-        <w:t>稳定</w:t>
-      </w:r>
-      <w:r>
-        <w:rPr>
-          <w:rFonts w:hint="eastAsia" w:ascii="Times New Roman" w:hAnsi="Times New Roman" w:eastAsia="Times New Roman" w:cs="Times New Roman"/>
-        </w:rPr>
-        <w:t>、PbO</w:t>
-      </w:r>
-      <w:r>
-        <w:rPr>
-          <w:rFonts w:hint="eastAsia" w:ascii="Times New Roman" w:hAnsi="Times New Roman" w:eastAsia="Times New Roman" w:cs="Times New Roman"/>
-          <w:vertAlign w:val="subscript"/>
-        </w:rPr>
-        <w:t>2</w:t>
-      </w:r>
-      <w:r>
-        <w:rPr>
-          <w:rFonts w:ascii="Times New Roman" w:hAnsi="Times New Roman" w:eastAsia="Times New Roman" w:cs="Times New Roman"/>
-        </w:rPr>
-        <w:t xml:space="preserve"> </w:t>
-      </w:r>
-      <w:r>
-        <w:rPr>
-          <w:rFonts w:hint="eastAsia" w:ascii="Times New Roman" w:hAnsi="Times New Roman" w:eastAsia="FangSong" w:cs="Times New Roman"/>
-        </w:rPr>
-        <w:t>强氧化</w:t>
-      </w:r>
-      <w:r>
-        <w:rPr>
-          <w:rFonts w:hint="eastAsia" w:ascii="Times New Roman" w:hAnsi="Times New Roman" w:eastAsia="Times New Roman" w:cs="Times New Roman"/>
-        </w:rPr>
-        <w:t>（</w:t>
-      </w:r>
-      <w:r>
-        <w:rPr>
-          <w:rFonts w:hint="eastAsia" w:ascii="Times New Roman" w:hAnsi="Times New Roman" w:eastAsia="FangSong" w:cs="Times New Roman"/>
-        </w:rPr>
-        <w:t>氧化</w:t>
-      </w:r>
-      <w:r>
-        <w:rPr>
-          <w:rFonts w:ascii="Times New Roman" w:hAnsi="Times New Roman" w:eastAsia="Times New Roman" w:cs="Times New Roman"/>
-        </w:rPr>
-        <w:t xml:space="preserve"> </w:t>
-      </w:r>
-      <w:r>
-        <w:rPr>
-          <w:rFonts w:hint="eastAsia" w:ascii="Times New Roman" w:hAnsi="Times New Roman" w:eastAsia="Times New Roman" w:cs="Times New Roman"/>
-        </w:rPr>
-        <w:t>Mn</w:t>
-      </w:r>
-      <w:r>
-        <w:rPr>
-          <w:rFonts w:hint="eastAsia" w:ascii="Times New Roman" w:hAnsi="Times New Roman" w:eastAsia="Times New Roman" w:cs="Times New Roman"/>
-          <w:vertAlign w:val="superscript"/>
-        </w:rPr>
-        <w:t>2+</w:t>
-      </w:r>
-      <w:r>
-        <w:rPr>
-          <w:rFonts w:hint="eastAsia" w:ascii="Times New Roman" w:hAnsi="Times New Roman" w:eastAsia="Times New Roman" w:cs="Times New Roman"/>
-        </w:rPr>
-        <w:t>）；Sn</w:t>
-      </w:r>
-      <w:r>
-        <w:rPr>
-          <w:rFonts w:hint="eastAsia" w:ascii="Times New Roman" w:hAnsi="Times New Roman" w:eastAsia="Times New Roman" w:cs="Times New Roman"/>
-          <w:vertAlign w:val="superscript"/>
-        </w:rPr>
-        <w:t>2+</w:t>
-      </w:r>
-      <w:r>
-        <w:rPr>
-          <w:rFonts w:ascii="Times New Roman" w:hAnsi="Times New Roman" w:eastAsia="Times New Roman" w:cs="Times New Roman"/>
-        </w:rPr>
-        <w:t xml:space="preserve"> </w:t>
-      </w:r>
-      <w:r>
-        <w:rPr>
-          <w:rFonts w:hint="eastAsia" w:ascii="Times New Roman" w:hAnsi="Times New Roman" w:eastAsia="FangSong" w:cs="Times New Roman"/>
-        </w:rPr>
-        <w:t>强还原</w:t>
-      </w:r>
-      <w:r>
-        <w:rPr>
-          <w:rFonts w:hint="eastAsia" w:ascii="Times New Roman" w:hAnsi="Times New Roman" w:eastAsia="Times New Roman" w:cs="Times New Roman"/>
-        </w:rPr>
-        <w:t>（</w:t>
-      </w:r>
-      <w:r>
-        <w:rPr>
-          <w:rFonts w:hint="eastAsia" w:ascii="Times New Roman" w:hAnsi="Times New Roman" w:eastAsia="FangSong" w:cs="Times New Roman"/>
-        </w:rPr>
-        <w:t>两步还原</w:t>
-      </w:r>
-      <w:r>
-        <w:rPr>
-          <w:rFonts w:ascii="Times New Roman" w:hAnsi="Times New Roman" w:eastAsia="Times New Roman" w:cs="Times New Roman"/>
-        </w:rPr>
-        <w:t xml:space="preserve"> </w:t>
-      </w:r>
-      <w:r>
-        <w:rPr>
-          <w:rFonts w:hint="eastAsia" w:ascii="Times New Roman" w:hAnsi="Times New Roman" w:eastAsia="Times New Roman" w:cs="Times New Roman"/>
-        </w:rPr>
-        <w:t>Hg</w:t>
-      </w:r>
-      <w:r>
-        <w:rPr>
-          <w:rFonts w:hint="eastAsia" w:ascii="Times New Roman" w:hAnsi="Times New Roman" w:eastAsia="Times New Roman" w:cs="Times New Roman"/>
-          <w:vertAlign w:val="superscript"/>
-        </w:rPr>
-        <w:t>2+</w:t>
-      </w:r>
-      <w:r>
-        <w:rPr>
-          <w:rFonts w:hint="eastAsia" w:ascii="Times New Roman" w:hAnsi="Times New Roman" w:eastAsia="Times New Roman" w:cs="Times New Roman"/>
-        </w:rPr>
-        <w:t>）；Tl/Pb/Bi</w:t>
-      </w:r>
-      <w:r>
-        <w:rPr>
-          <w:rFonts w:ascii="Times New Roman" w:hAnsi="Times New Roman" w:eastAsia="Times New Roman" w:cs="Times New Roman"/>
-        </w:rPr>
-        <w:t xml:space="preserve"> </w:t>
-      </w:r>
-      <w:r>
-        <w:rPr>
-          <w:rFonts w:hint="eastAsia" w:ascii="Times New Roman" w:hAnsi="Times New Roman" w:eastAsia="FangSong" w:cs="Times New Roman"/>
-        </w:rPr>
-        <w:t>跨族统一</w:t>
-      </w:r>
-      <w:r>
-        <w:rPr>
-          <w:rFonts w:hint="eastAsia" w:ascii="Times New Roman" w:hAnsi="Times New Roman" w:eastAsia="Times New Roman" w:cs="Times New Roman"/>
-        </w:rPr>
-        <w:t>。</w:t>
-      </w:r>
-    </w:p>
-    <w:p>
-      <w:pPr>
-        <w:pStyle w:val="Compact"/>
-        <w:numPr>
-          <w:ilvl w:val="0"/>
-          <w:numId w:val="1007"/>
-        </w:numPr>
-      </w:pPr>
-      <w:r>
-        <w:rPr>
-          <w:rFonts w:hint="eastAsia" w:ascii="Times New Roman" w:hAnsi="Times New Roman" w:eastAsia="FangSong" w:cs="Times New Roman"/>
-          <w:b/>
-          <w:bCs/>
-        </w:rPr>
-        <w:t xml:space="preserve">缺电子化学</w:t>
-      </w:r>
-      <w:r>
-        <w:rPr>
-          <w:rFonts w:hint="eastAsia" w:ascii="Times New Roman" w:hAnsi="Times New Roman" w:eastAsia="Times New Roman" w:cs="Times New Roman"/>
-        </w:rPr>
-        <w:t>：B</w:t>
-      </w:r>
-      <w:r>
-        <w:rPr>
-          <w:rFonts w:hint="eastAsia" w:ascii="Times New Roman" w:hAnsi="Times New Roman" w:eastAsia="Times New Roman" w:cs="Times New Roman"/>
-          <w:vertAlign w:val="subscript"/>
-        </w:rPr>
-        <w:t>2</w:t>
-      </w:r>
-      <w:r>
-        <w:rPr>
-          <w:rFonts w:hint="eastAsia" w:ascii="Times New Roman" w:hAnsi="Times New Roman" w:eastAsia="Times New Roman" w:cs="Times New Roman"/>
-        </w:rPr>
-        <w:t>H</w:t>
-      </w:r>
-      <w:r>
-        <w:rPr>
-          <w:rFonts w:hint="eastAsia" w:ascii="Times New Roman" w:hAnsi="Times New Roman" w:eastAsia="Times New Roman" w:cs="Times New Roman"/>
-          <w:vertAlign w:val="subscript"/>
-        </w:rPr>
-        <w:t>6</w:t>
-      </w:r>
-      <w:r>
-        <w:rPr>
-          <w:rFonts w:ascii="Times New Roman" w:hAnsi="Times New Roman" w:eastAsia="Times New Roman" w:cs="Times New Roman"/>
-        </w:rPr>
-        <w:t xml:space="preserve"> </w:t>
-      </w:r>
-      <w:r>
-        <w:rPr>
-          <w:rFonts w:hint="eastAsia" w:ascii="Times New Roman" w:hAnsi="Times New Roman" w:eastAsia="FangSong" w:cs="Times New Roman"/>
-        </w:rPr>
-        <w:t xml:space="preserve">的</w:t>
-      </w:r>
-      <w:r>
-        <w:rPr>
-          <w:rFonts w:ascii="Times New Roman" w:hAnsi="Times New Roman" w:eastAsia="Times New Roman" w:cs="Times New Roman"/>
-        </w:rPr>
-        <w:t xml:space="preserve"> 3c-2e </w:t>
-      </w:r>
-      <w:r>
-        <w:rPr>
-          <w:rFonts w:hint="eastAsia" w:ascii="Times New Roman" w:hAnsi="Times New Roman" w:eastAsia="FangSong" w:cs="Times New Roman"/>
-        </w:rPr>
-        <w:t>氢桥</w:t>
-      </w:r>
-      <w:r>
-        <w:rPr>
-          <w:rFonts w:hint="eastAsia" w:ascii="Times New Roman" w:hAnsi="Times New Roman" w:eastAsia="Times New Roman" w:cs="Times New Roman"/>
-        </w:rPr>
-        <w:t>；BF</w:t>
-      </w:r>
-      <w:r>
-        <w:rPr>
-          <w:rFonts w:hint="eastAsia" w:ascii="Times New Roman" w:hAnsi="Times New Roman" w:eastAsia="Times New Roman" w:cs="Times New Roman"/>
-          <w:vertAlign w:val="subscript"/>
-        </w:rPr>
-        <w:t>3</w:t>
-      </w:r>
-      <w:r>
-        <w:rPr>
-          <w:rFonts w:ascii="Times New Roman" w:hAnsi="Times New Roman" w:eastAsia="Times New Roman" w:cs="Times New Roman"/>
-        </w:rPr>
-        <w:t xml:space="preserve"> </w:t>
-      </w:r>
-      <w:r>
-        <w:rPr>
-          <w:rFonts w:hint="eastAsia" w:ascii="Times New Roman" w:hAnsi="Times New Roman" w:eastAsia="FangSong" w:cs="Times New Roman"/>
-        </w:rPr>
-        <w:t xml:space="preserve">大</w:t>
-      </w:r>
-      <w:r>
-        <w:rPr>
-          <w:rFonts w:ascii="Times New Roman" w:hAnsi="Times New Roman" w:eastAsia="Times New Roman" w:cs="Times New Roman"/>
-        </w:rPr>
-        <w:t xml:space="preserve"> π </w:t>
-      </w:r>
-      <w:r>
-        <w:rPr>
-          <w:rFonts w:hint="eastAsia" w:ascii="Times New Roman" w:hAnsi="Times New Roman" w:eastAsia="FangSong" w:cs="Times New Roman"/>
-        </w:rPr>
-        <w:t>反馈</w:t>
-      </w:r>
-      <w:r>
-        <w:rPr>
-          <w:rFonts w:hint="eastAsia" w:ascii="Times New Roman" w:hAnsi="Times New Roman" w:eastAsia="Times New Roman" w:cs="Times New Roman"/>
-        </w:rPr>
-        <w:t>；Al</w:t>
-      </w:r>
-      <w:r>
-        <w:rPr>
-          <w:rFonts w:hint="eastAsia" w:ascii="Times New Roman" w:hAnsi="Times New Roman" w:eastAsia="Times New Roman" w:cs="Times New Roman"/>
-          <w:vertAlign w:val="subscript"/>
-        </w:rPr>
-        <w:t>2</w:t>
-      </w:r>
-      <w:r>
-        <w:rPr>
-          <w:rFonts w:hint="eastAsia" w:ascii="Times New Roman" w:hAnsi="Times New Roman" w:eastAsia="Times New Roman" w:cs="Times New Roman"/>
-        </w:rPr>
-        <w:t>Cl</w:t>
-      </w:r>
-      <w:r>
-        <w:rPr>
-          <w:rFonts w:hint="eastAsia" w:ascii="Times New Roman" w:hAnsi="Times New Roman" w:eastAsia="Times New Roman" w:cs="Times New Roman"/>
-          <w:vertAlign w:val="subscript"/>
-        </w:rPr>
-        <w:t>6</w:t>
-      </w:r>
-      <w:r>
-        <w:rPr>
-          <w:rFonts w:ascii="Times New Roman" w:hAnsi="Times New Roman" w:eastAsia="Times New Roman" w:cs="Times New Roman"/>
-        </w:rPr>
-        <w:t xml:space="preserve"> </w:t>
-      </w:r>
-      <w:r>
-        <w:rPr>
-          <w:rFonts w:hint="eastAsia" w:ascii="Times New Roman" w:hAnsi="Times New Roman" w:eastAsia="FangSong" w:cs="Times New Roman"/>
-        </w:rPr>
-        <w:t>配位双聚</w:t>
-      </w:r>
-      <w:r>
-        <w:rPr>
-          <w:rFonts w:hint="eastAsia" w:ascii="Times New Roman" w:hAnsi="Times New Roman" w:eastAsia="Times New Roman" w:cs="Times New Roman"/>
-        </w:rPr>
-        <w:t>——</w:t>
-      </w:r>
-      <w:r>
-        <w:rPr>
-          <w:rFonts w:hint="eastAsia" w:ascii="Times New Roman" w:hAnsi="Times New Roman" w:eastAsia="FangSong" w:cs="Times New Roman"/>
-        </w:rPr>
-        <w:t>三种补偿</w:t>
-      </w:r>
-      <w:r>
-        <w:rPr>
-          <w:rFonts w:hint="eastAsia" w:ascii="Times New Roman" w:hAnsi="Times New Roman" w:eastAsia="Times New Roman" w:cs="Times New Roman"/>
-        </w:rPr>
-        <w:t>。</w:t>
-      </w:r>
-    </w:p>
-    <w:p>
-      <w:pPr>
-        <w:pStyle w:val="Compact"/>
-        <w:numPr>
-          <w:ilvl w:val="0"/>
-          <w:numId w:val="1007"/>
-        </w:numPr>
-      </w:pPr>
-      <w:r>
-        <w:rPr>
-          <w:rFonts w:hint="eastAsia" w:ascii="Times New Roman" w:hAnsi="Times New Roman" w:eastAsia="FangSong" w:cs="Times New Roman"/>
-          <w:b/>
-          <w:bCs/>
-        </w:rPr>
-        <w:t xml:space="preserve">硼酸</w:t>
-      </w:r>
-      <w:r>
-        <w:rPr>
-          <w:rFonts w:ascii="Times New Roman" w:hAnsi="Times New Roman" w:eastAsia="Times New Roman" w:cs="Times New Roman"/>
-          <w:b/>
-          <w:bCs/>
-        </w:rPr>
-        <w:t xml:space="preserve"> Lewis </w:t>
-      </w:r>
-      <w:r>
-        <w:rPr>
-          <w:rFonts w:hint="eastAsia" w:ascii="Times New Roman" w:hAnsi="Times New Roman" w:eastAsia="FangSong" w:cs="Times New Roman"/>
-          <w:b/>
-          <w:bCs/>
-        </w:rPr>
-        <w:t xml:space="preserve">酸性</w:t>
-      </w:r>
-      <w:r>
-        <w:rPr>
-          <w:rFonts w:hint="eastAsia" w:ascii="Times New Roman" w:hAnsi="Times New Roman" w:eastAsia="Times New Roman" w:cs="Times New Roman"/>
-        </w:rPr>
-        <w:t>：</w:t>
-      </w:r>
-      <w:r>
-        <w:rPr>
-          <w:rFonts w:hint="eastAsia" w:ascii="Times New Roman" w:hAnsi="Times New Roman" w:eastAsia="FangSong" w:cs="Times New Roman"/>
-        </w:rPr>
-        <w:t>接受</w:t>
-      </w:r>
-      <w:r>
-        <w:rPr>
-          <w:rFonts w:ascii="Times New Roman" w:hAnsi="Times New Roman" w:eastAsia="Times New Roman" w:cs="Times New Roman"/>
-        </w:rPr>
-        <w:t xml:space="preserve"> OH</w:t>
-      </w:r>
-      <w:r>
-        <w:rPr>
-          <w:rFonts w:ascii="Times New Roman" w:hAnsi="Times New Roman" w:eastAsia="Times New Roman" w:cs="Times New Roman"/>
-          <w:vertAlign w:val="superscript"/>
-        </w:rPr>
-        <w:t>-</w:t>
-      </w:r>
-      <w:r>
-        <w:rPr>
-          <w:rFonts w:ascii="Times New Roman" w:hAnsi="Times New Roman" w:eastAsia="Times New Roman" w:cs="Times New Roman"/>
-        </w:rPr>
-        <w:t xml:space="preserve"> </w:t>
-      </w:r>
-      <w:r>
-        <w:rPr>
-          <w:rFonts w:hint="eastAsia" w:ascii="Times New Roman" w:hAnsi="Times New Roman" w:eastAsia="FangSong" w:cs="Times New Roman"/>
-        </w:rPr>
-        <w:t xml:space="preserve">非给出</w:t>
-      </w:r>
-      <w:r>
-        <w:rPr>
-          <w:rFonts w:ascii="Times New Roman" w:hAnsi="Times New Roman" w:eastAsia="Times New Roman" w:cs="Times New Roman"/>
-        </w:rPr>
-        <w:t xml:space="preserve"> </w:t>
-      </w:r>
-      <w:r>
-        <w:rPr>
-          <w:rFonts w:hint="eastAsia" w:ascii="Times New Roman" w:hAnsi="Times New Roman" w:eastAsia="Times New Roman" w:cs="Times New Roman"/>
-        </w:rPr>
-        <w:t>H</w:t>
-      </w:r>
-      <w:r>
-        <w:rPr>
-          <w:rFonts w:hint="eastAsia" w:ascii="Times New Roman" w:hAnsi="Times New Roman" w:eastAsia="Times New Roman" w:cs="Times New Roman"/>
-          <w:vertAlign w:val="superscript"/>
-        </w:rPr>
-        <w:t>+</w:t>
-      </w:r>
-      <w:r>
-        <w:rPr>
-          <w:rFonts w:hint="eastAsia" w:ascii="Times New Roman" w:hAnsi="Times New Roman" w:eastAsia="Times New Roman" w:cs="Times New Roman"/>
-        </w:rPr>
-        <w:t>；</w:t>
-      </w:r>
-      <w:r>
-        <w:rPr>
-          <w:rFonts w:hint="eastAsia" w:ascii="Times New Roman" w:hAnsi="Times New Roman" w:eastAsia="FangSong" w:cs="Times New Roman"/>
-        </w:rPr>
-        <w:t>甘油螯合增强</w:t>
-      </w:r>
-      <w:r>
-        <w:rPr>
-          <w:rFonts w:hint="eastAsia" w:ascii="Times New Roman" w:hAnsi="Times New Roman" w:eastAsia="Times New Roman" w:cs="Times New Roman"/>
-        </w:rPr>
-        <w:t>。</w:t>
-      </w:r>
-    </w:p>
-    <w:p>
-      <w:pPr>
-        <w:pStyle w:val="Compact"/>
-        <w:numPr>
-          <w:ilvl w:val="0"/>
-          <w:numId w:val="1007"/>
-        </w:numPr>
-      </w:pPr>
-      <w:r>
-        <w:rPr>
-          <w:rFonts w:hint="eastAsia" w:ascii="Times New Roman" w:hAnsi="Times New Roman" w:eastAsia="FangSong" w:cs="Times New Roman"/>
-          <w:b/>
-          <w:bCs/>
-        </w:rPr>
-        <w:t xml:space="preserve">铝的两性与亲氧</w:t>
-      </w:r>
-      <w:r>
-        <w:rPr>
-          <w:rFonts w:hint="eastAsia" w:ascii="Times New Roman" w:hAnsi="Times New Roman" w:eastAsia="Times New Roman" w:cs="Times New Roman"/>
-        </w:rPr>
-        <w:t xml:space="preserve">：z/r</w:t>
-      </w:r>
-      <w:r>
-        <w:rPr>
-          <w:rFonts w:ascii="Times New Roman" w:hAnsi="Times New Roman" w:eastAsia="Times New Roman" w:cs="Times New Roman"/>
-        </w:rPr>
-        <w:t xml:space="preserve"> </w:t>
-      </w:r>
-      <w:r>
-        <w:rPr>
-          <w:rFonts w:hint="eastAsia" w:ascii="Times New Roman" w:hAnsi="Times New Roman" w:eastAsia="FangSong" w:cs="Times New Roman"/>
-        </w:rPr>
-        <w:t>判两性</w:t>
-      </w:r>
-      <w:r>
-        <w:rPr>
-          <w:rFonts w:hint="eastAsia" w:ascii="Times New Roman" w:hAnsi="Times New Roman" w:eastAsia="Times New Roman" w:cs="Times New Roman"/>
-        </w:rPr>
-        <w:t>（Al</w:t>
-      </w:r>
-      <w:r>
-        <w:rPr>
-          <w:rFonts w:ascii="Times New Roman" w:hAnsi="Times New Roman" w:eastAsia="Times New Roman" w:cs="Times New Roman"/>
-        </w:rPr>
-        <w:t xml:space="preserve"> </w:t>
-      </w:r>
-      <w:r>
-        <w:rPr>
-          <w:rFonts w:hint="eastAsia" w:ascii="Times New Roman" w:hAnsi="Times New Roman" w:eastAsia="FangSong" w:cs="Times New Roman"/>
-        </w:rPr>
-        <w:t>强</w:t>
-      </w:r>
-      <w:r>
-        <w:rPr>
-          <w:rFonts w:hint="eastAsia" w:ascii="Times New Roman" w:hAnsi="Times New Roman" w:eastAsia="Times New Roman" w:cs="Times New Roman"/>
-        </w:rPr>
-        <w:t>→Tl</w:t>
-      </w:r>
-      <w:r>
-        <w:rPr>
-          <w:rFonts w:ascii="Times New Roman" w:hAnsi="Times New Roman" w:eastAsia="Times New Roman" w:cs="Times New Roman"/>
-        </w:rPr>
-        <w:t xml:space="preserve"> </w:t>
-      </w:r>
-      <w:r>
-        <w:rPr>
-          <w:rFonts w:hint="eastAsia" w:ascii="Times New Roman" w:hAnsi="Times New Roman" w:eastAsia="FangSong" w:cs="Times New Roman"/>
-        </w:rPr>
-        <w:t>无</w:t>
-      </w:r>
-      <w:r>
-        <w:rPr>
-          <w:rFonts w:hint="eastAsia" w:ascii="Times New Roman" w:hAnsi="Times New Roman" w:eastAsia="Times New Roman" w:cs="Times New Roman"/>
-        </w:rPr>
-        <w:t>）、Al—O</w:t>
-      </w:r>
-      <w:r>
-        <w:rPr>
-          <w:rFonts w:ascii="Times New Roman" w:hAnsi="Times New Roman" w:eastAsia="Times New Roman" w:cs="Times New Roman"/>
-        </w:rPr>
-        <w:t xml:space="preserve"> </w:t>
-      </w:r>
-      <w:r>
-        <w:rPr>
-          <w:rFonts w:hint="eastAsia" w:ascii="Times New Roman" w:hAnsi="Times New Roman" w:eastAsia="FangSong" w:cs="Times New Roman"/>
-        </w:rPr>
-        <w:t>强键驱动铝热反应</w:t>
-      </w:r>
-      <w:r>
-        <w:rPr>
-          <w:rFonts w:hint="eastAsia" w:ascii="Times New Roman" w:hAnsi="Times New Roman" w:eastAsia="Times New Roman" w:cs="Times New Roman"/>
-        </w:rPr>
-        <w:t>。</w:t>
-      </w:r>
-    </w:p>
-    <w:p>
-      <w:pPr>
-        <w:pStyle w:val="Compact"/>
-        <w:numPr>
-          <w:ilvl w:val="0"/>
-          <w:numId w:val="1007"/>
-        </w:numPr>
-      </w:pPr>
-      <w:r>
-        <w:rPr>
-          <w:rFonts w:hint="eastAsia" w:ascii="Times New Roman" w:hAnsi="Times New Roman" w:eastAsia="FangSong" w:cs="Times New Roman"/>
-          <w:b/>
-          <w:bCs/>
-        </w:rPr>
-        <w:t xml:space="preserve">对角线规则</w:t>
-      </w:r>
-      <w:r>
-        <w:rPr>
-          <w:rFonts w:hint="eastAsia" w:ascii="Times New Roman" w:hAnsi="Times New Roman" w:eastAsia="Times New Roman" w:cs="Times New Roman"/>
-        </w:rPr>
-        <w:t xml:space="preserve">：B-Si</w:t>
-      </w:r>
-      <w:r>
-        <w:rPr>
-          <w:rFonts w:ascii="Times New Roman" w:hAnsi="Times New Roman" w:eastAsia="Times New Roman" w:cs="Times New Roman"/>
-        </w:rPr>
-        <w:t xml:space="preserve"> </w:t>
-      </w:r>
-      <w:r>
-        <w:rPr>
-          <w:rFonts w:hint="eastAsia" w:ascii="Times New Roman" w:hAnsi="Times New Roman" w:eastAsia="FangSong" w:cs="Times New Roman"/>
-        </w:rPr>
-        <w:t>第三组</w:t>
-      </w:r>
-      <w:r>
-        <w:rPr>
-          <w:rFonts w:hint="eastAsia" w:ascii="Times New Roman" w:hAnsi="Times New Roman" w:eastAsia="Times New Roman" w:cs="Times New Roman"/>
-        </w:rPr>
-        <w:t>——</w:t>
-      </w:r>
-      <w:r>
-        <w:rPr>
-          <w:rFonts w:hint="eastAsia" w:ascii="Times New Roman" w:hAnsi="Times New Roman" w:eastAsia="FangSong" w:cs="Times New Roman"/>
-        </w:rPr>
-        <w:t>离子势相近</w:t>
-      </w:r>
-      <w:r>
-        <w:rPr>
-          <w:rFonts w:ascii="Times New Roman" w:hAnsi="Times New Roman" w:eastAsia="Times New Roman" w:cs="Times New Roman"/>
-        </w:rPr>
-        <w:t xml:space="preserve"> → </w:t>
-      </w:r>
-      <w:r>
-        <w:rPr>
-          <w:rFonts w:hint="eastAsia" w:ascii="Times New Roman" w:hAnsi="Times New Roman" w:eastAsia="FangSong" w:cs="Times New Roman"/>
-        </w:rPr>
-        <w:t>性质相似</w:t>
-      </w:r>
-      <w:r>
-        <w:rPr>
-          <w:rFonts w:hint="eastAsia" w:ascii="Times New Roman" w:hAnsi="Times New Roman" w:eastAsia="Times New Roman" w:cs="Times New Roman"/>
-        </w:rPr>
-        <w:t>。</w:t>
-      </w:r>
-    </w:p>
-    <w:p>
-      <w:pPr>
-        <w:spacing w:before="160" w:after="80"/>
-      </w:pPr>
-      <w:r>
-        <w:pict>
-          <v:rect style="width:0;height:1.5pt" o:hralign="center" o:hrstd="t" o:hr="t"/>
-        </w:pict>
-      </w:r>
-    </w:p>
-    <w:bookmarkEnd w:id="101"/>
-    <w:bookmarkStart w:id="105" w:name="十核心公式速查"/>
-    <w:p>
-      <w:pPr>
-        <w:pStyle w:val="Heading2"/>
-        <w:spacing w:before="280" w:after="120"/>
-      </w:pPr>
-      <w:r>
-        <w:rPr>
-          <w:rFonts w:hint="eastAsia" w:ascii="Times New Roman" w:hAnsi="Times New Roman" w:eastAsia="SimHei" w:cs="Times New Roman"/>
-        </w:rPr>
-        <w:t>十</w:t>
-      </w:r>
-      <w:r>
-        <w:rPr>
-          <w:rFonts w:hint="eastAsia" w:ascii="Times New Roman" w:hAnsi="Times New Roman" w:eastAsia="Times New Roman" w:cs="Times New Roman"/>
-        </w:rPr>
-        <w:t>、</w:t>
-      </w:r>
-      <w:r>
-        <w:rPr>
-          <w:rFonts w:hint="eastAsia" w:ascii="Times New Roman" w:hAnsi="Times New Roman" w:eastAsia="SimHei" w:cs="Times New Roman"/>
-        </w:rPr>
-        <w:t>核心公式速查</w:t>
-      </w:r>
-    </w:p>
-    <w:p>
-      <w:pPr>
-        <w:pStyle w:val="BlockText"/>
-      </w:pPr>
-      <w:r>
-        <w:rPr>
-          <w:rFonts w:hint="eastAsia" w:ascii="Times New Roman" w:hAnsi="Times New Roman" w:eastAsia="FangSong" w:cs="Times New Roman"/>
-        </w:rPr>
-        <w:t>考前一张纸</w:t>
-      </w:r>
-      <w:r>
-        <w:rPr>
-          <w:rFonts w:hint="eastAsia" w:ascii="Times New Roman" w:hAnsi="Times New Roman" w:eastAsia="Times New Roman" w:cs="Times New Roman"/>
-        </w:rPr>
-        <w:t>：</w:t>
-      </w:r>
-      <w:r>
-        <w:rPr>
-          <w:rFonts w:hint="eastAsia" w:ascii="Times New Roman" w:hAnsi="Times New Roman" w:eastAsia="FangSong" w:cs="Times New Roman"/>
-        </w:rPr>
-        <w:t>按模块查规则</w:t>
-      </w:r>
-      <w:r>
-        <w:rPr>
-          <w:rFonts w:hint="eastAsia" w:ascii="Times New Roman" w:hAnsi="Times New Roman" w:eastAsia="Times New Roman" w:cs="Times New Roman"/>
-        </w:rPr>
-        <w:t>。</w:t>
-      </w:r>
-      <w:r>
-        <w:rPr>
-          <w:rFonts w:hint="eastAsia" w:ascii="Times New Roman" w:hAnsi="Times New Roman" w:eastAsia="FangSong" w:cs="Times New Roman"/>
-        </w:rPr>
-        <w:t>易错提醒与正文各节</w:t>
-      </w:r>
-      <w:r>
-        <w:rPr>
-          <w:rFonts w:ascii="Times New Roman" w:hAnsi="Times New Roman" w:eastAsia="Times New Roman" w:cs="Times New Roman"/>
-        </w:rPr>
-        <w:t xml:space="preserve"> [!warning] </w:t>
-      </w:r>
-      <w:r>
-        <w:rPr>
-          <w:rFonts w:hint="eastAsia" w:ascii="Times New Roman" w:hAnsi="Times New Roman" w:eastAsia="FangSong" w:cs="Times New Roman"/>
-        </w:rPr>
-        <w:t>呼应</w:t>
-      </w:r>
-      <w:r>
-        <w:rPr>
-          <w:rFonts w:hint="eastAsia" w:ascii="Times New Roman" w:hAnsi="Times New Roman" w:eastAsia="Times New Roman" w:cs="Times New Roman"/>
-        </w:rPr>
-        <w:t>。</w:t>
-      </w:r>
-    </w:p>
-    <w:bookmarkStart w:id="102" w:name="结构决定性质"/>
-    <w:p>
-      <w:pPr>
-        <w:pStyle w:val="Heading3"/>
-        <w:spacing w:after="120" w:before="280"/>
-      </w:pPr>
-      <w:r>
-        <w:rPr>
-          <w:rFonts w:hint="eastAsia" w:ascii="Times New Roman" w:hAnsi="Times New Roman" w:eastAsia="SimHei" w:cs="Times New Roman"/>
         </w:rPr>
         <w:t xml:space="preserve">结构决定性质</w:t>
       </w:r>
@@ -29938,16 +32257,16 @@
         </w:tc>
       </w:tr>
     </w:tbl>
-    <w:bookmarkEnd w:id="102"/>
-    <w:bookmarkStart w:id="103" w:name="惰性电子对与缺电子"/>
     <w:p>
       <w:pPr>
-        <w:pStyle w:val="Heading3"/>
-        <w:spacing w:after="120" w:before="280"/>
+        <w:pStyle w:val="BodyText"/>
+        <w:spacing w:before="120" w:after="80"/>
       </w:pPr>
       <w:r>
         <w:rPr>
-          <w:rFonts w:hint="eastAsia" w:ascii="Times New Roman" w:hAnsi="Times New Roman" w:eastAsia="SimHei" w:cs="Times New Roman"/>
+          <w:rFonts w:hint="eastAsia" w:ascii="Times New Roman" w:hAnsi="Times New Roman" w:eastAsia="FangSong" w:cs="Times New Roman"/>
+          <w:b/>
+          <w:bCs/>
         </w:rPr>
         <w:t xml:space="preserve">惰性电子对与缺电子</w:t>
       </w:r>
@@ -30765,16 +33084,16 @@
         </w:tc>
       </w:tr>
     </w:tbl>
-    <w:bookmarkEnd w:id="103"/>
-    <w:bookmarkStart w:id="104" w:name="两性判据与对角线"/>
     <w:p>
       <w:pPr>
-        <w:pStyle w:val="Heading3"/>
-        <w:spacing w:after="120" w:before="280"/>
+        <w:pStyle w:val="BodyText"/>
+        <w:spacing w:before="120" w:after="80"/>
       </w:pPr>
       <w:r>
         <w:rPr>
-          <w:rFonts w:hint="eastAsia" w:ascii="Times New Roman" w:hAnsi="Times New Roman" w:eastAsia="SimHei" w:cs="Times New Roman"/>
+          <w:rFonts w:hint="eastAsia" w:ascii="Times New Roman" w:hAnsi="Times New Roman" w:eastAsia="FangSong" w:cs="Times New Roman"/>
+          <w:b/>
+          <w:bCs/>
         </w:rPr>
         <w:t xml:space="preserve">两性判据与对角线</w:t>
       </w:r>
@@ -31180,6 +33499,12 @@
               <w:pStyle w:val="Compact"/>
               <w:jc w:val="center"/>
             </w:pPr>
+            <w:r>
+              <w:rPr>
+                <w:rFonts w:ascii="Times New Roman" w:hAnsi="Times New Roman" w:eastAsia="Times New Roman" w:cs="Times New Roman"/>
+              </w:rPr>
+              <w:t xml:space="preserve">—</w:t>
+            </w:r>
           </w:p>
         </w:tc>
       </w:tr>
@@ -31194,9 +33519,9 @@
         </w:pict>
       </w:r>
     </w:p>
-    <w:bookmarkEnd w:id="104"/>
-    <w:bookmarkEnd w:id="105"/>
-    <w:bookmarkStart w:id="109" w:name="十一练习题"/>
+    <w:bookmarkEnd w:id="101"/>
+    <w:bookmarkEnd w:id="102"/>
+    <w:bookmarkStart w:id="103" w:name="九本讲小结"/>
     <w:p>
       <w:pPr>
         <w:pStyle w:val="Heading2"/>
@@ -31206,7 +33531,7 @@
         <w:rPr>
           <w:rFonts w:hint="eastAsia" w:ascii="Times New Roman" w:hAnsi="Times New Roman" w:eastAsia="SimHei" w:cs="Times New Roman"/>
         </w:rPr>
-        <w:t>十一</w:t>
+        <w:t>九</w:t>
       </w:r>
       <w:r>
         <w:rPr>
@@ -31218,10 +33543,1091 @@
         <w:rPr>
           <w:rFonts w:hint="eastAsia" w:ascii="Times New Roman" w:hAnsi="Times New Roman" w:eastAsia="SimHei" w:cs="Times New Roman"/>
         </w:rPr>
+        <w:t>本讲小结</w:t>
+      </w:r>
+    </w:p>
+    <w:p>
+      <w:pPr>
+        <w:pStyle w:val="Compact"/>
+        <w:numPr>
+          <w:ilvl w:val="0"/>
+          <w:numId w:val="1007"/>
+        </w:numPr>
+      </w:pPr>
+      <w:r>
+        <w:rPr>
+          <w:rFonts w:ascii="Times New Roman" w:hAnsi="Times New Roman" w:eastAsia="Times New Roman" w:cs="Times New Roman"/>
+          <w:b/>
+          <w:bCs/>
+        </w:rPr>
+        <w:t xml:space="preserve">CO </w:t>
+      </w:r>
+      <w:r>
+        <w:rPr>
+          <w:rFonts w:hint="eastAsia" w:ascii="Times New Roman" w:hAnsi="Times New Roman" w:eastAsia="FangSong" w:cs="Times New Roman"/>
+          <w:b/>
+          <w:bCs/>
+        </w:rPr>
+        <w:t xml:space="preserve">结构决定性质</w:t>
+      </w:r>
+      <w:r>
+        <w:rPr>
+          <w:rFonts w:hint="eastAsia" w:ascii="Times New Roman" w:hAnsi="Times New Roman" w:eastAsia="Times New Roman" w:cs="Times New Roman"/>
+        </w:rPr>
+        <w:t xml:space="preserve">：C≡O</w:t>
+      </w:r>
+      <w:r>
+        <w:rPr>
+          <w:rFonts w:ascii="Times New Roman" w:hAnsi="Times New Roman" w:eastAsia="Times New Roman" w:cs="Times New Roman"/>
+        </w:rPr>
+        <w:t xml:space="preserve"> </w:t>
+      </w:r>
+      <w:r>
+        <w:rPr>
+          <w:rFonts w:hint="eastAsia" w:ascii="Times New Roman" w:hAnsi="Times New Roman" w:eastAsia="FangSong" w:cs="Times New Roman"/>
+        </w:rPr>
+        <w:t xml:space="preserve">三键</w:t>
+      </w:r>
+      <w:r>
+        <w:rPr>
+          <w:rFonts w:ascii="Times New Roman" w:hAnsi="Times New Roman" w:eastAsia="Times New Roman" w:cs="Times New Roman"/>
+        </w:rPr>
+        <w:t xml:space="preserve"> + C </w:t>
+      </w:r>
+      <w:r>
+        <w:rPr>
+          <w:rFonts w:hint="eastAsia" w:ascii="Times New Roman" w:hAnsi="Times New Roman" w:eastAsia="FangSong" w:cs="Times New Roman"/>
+        </w:rPr>
+        <w:t xml:space="preserve">上孤对</w:t>
+      </w:r>
+      <w:r>
+        <w:rPr>
+          <w:rFonts w:ascii="Times New Roman" w:hAnsi="Times New Roman" w:eastAsia="Times New Roman" w:cs="Times New Roman"/>
+        </w:rPr>
+        <w:t xml:space="preserve"> → </w:t>
+      </w:r>
+      <w:r>
+        <w:rPr>
+          <w:rFonts w:hint="eastAsia" w:ascii="Times New Roman" w:hAnsi="Times New Roman" w:eastAsia="FangSong" w:cs="Times New Roman"/>
+        </w:rPr>
+        <w:t>强配体</w:t>
+      </w:r>
+      <w:r>
+        <w:rPr>
+          <w:rFonts w:hint="eastAsia" w:ascii="Times New Roman" w:hAnsi="Times New Roman" w:eastAsia="Times New Roman" w:cs="Times New Roman"/>
+        </w:rPr>
+        <w:t>、</w:t>
+      </w:r>
+      <w:r>
+        <w:rPr>
+          <w:rFonts w:hint="eastAsia" w:ascii="Times New Roman" w:hAnsi="Times New Roman" w:eastAsia="FangSong" w:cs="Times New Roman"/>
+        </w:rPr>
+        <w:t>剧毒</w:t>
+      </w:r>
+      <w:r>
+        <w:rPr>
+          <w:rFonts w:hint="eastAsia" w:ascii="Times New Roman" w:hAnsi="Times New Roman" w:eastAsia="Times New Roman" w:cs="Times New Roman"/>
+        </w:rPr>
+        <w:t>；</w:t>
+      </w:r>
+      <w:r>
+        <w:rPr>
+          <w:rFonts w:hint="eastAsia" w:ascii="Times New Roman" w:hAnsi="Times New Roman" w:eastAsia="FangSong" w:cs="Times New Roman"/>
+        </w:rPr>
+        <w:t>与</w:t>
+      </w:r>
+      <w:r>
+        <w:rPr>
+          <w:rFonts w:ascii="Times New Roman" w:hAnsi="Times New Roman" w:eastAsia="Times New Roman" w:cs="Times New Roman"/>
+        </w:rPr>
+        <w:t xml:space="preserve"> CN</w:t>
+      </w:r>
+      <w:r>
+        <w:rPr>
+          <w:rFonts w:ascii="Times New Roman" w:hAnsi="Times New Roman" w:eastAsia="Times New Roman" w:cs="Times New Roman"/>
+          <w:vertAlign w:val="superscript"/>
+        </w:rPr>
+        <w:t>-</w:t>
+      </w:r>
+      <w:r>
+        <w:rPr>
+          <w:rFonts w:ascii="Times New Roman" w:hAnsi="Times New Roman" w:eastAsia="Times New Roman" w:cs="Times New Roman"/>
+        </w:rPr>
+        <w:t xml:space="preserve"> </w:t>
+      </w:r>
+      <w:r>
+        <w:rPr>
+          <w:rFonts w:hint="eastAsia" w:ascii="Times New Roman" w:hAnsi="Times New Roman" w:eastAsia="FangSong" w:cs="Times New Roman"/>
+        </w:rPr>
+        <w:t>等电子</w:t>
+      </w:r>
+      <w:r>
+        <w:rPr>
+          <w:rFonts w:hint="eastAsia" w:ascii="Times New Roman" w:hAnsi="Times New Roman" w:eastAsia="Times New Roman" w:cs="Times New Roman"/>
+        </w:rPr>
+        <w:t>。</w:t>
+      </w:r>
+    </w:p>
+    <w:p>
+      <w:pPr>
+        <w:pStyle w:val="Compact"/>
+        <w:numPr>
+          <w:ilvl w:val="0"/>
+          <w:numId w:val="1007"/>
+        </w:numPr>
+      </w:pPr>
+      <w:r>
+        <w:rPr>
+          <w:rFonts w:hint="eastAsia" w:ascii="Times New Roman" w:hAnsi="Times New Roman" w:eastAsia="FangSong" w:cs="Times New Roman"/>
+          <w:b/>
+          <w:bCs/>
+        </w:rPr>
+        <w:t xml:space="preserve">碳同素异形体</w:t>
+      </w:r>
+      <w:r>
+        <w:rPr>
+          <w:rFonts w:hint="eastAsia" w:ascii="Times New Roman" w:hAnsi="Times New Roman" w:eastAsia="Times New Roman" w:cs="Times New Roman"/>
+        </w:rPr>
+        <w:t>：sp</w:t>
+      </w:r>
+      <w:r>
+        <w:rPr>
+          <w:rFonts w:hint="eastAsia" w:ascii="Times New Roman" w:hAnsi="Times New Roman" w:eastAsia="Times New Roman" w:cs="Times New Roman"/>
+          <w:vertAlign w:val="superscript"/>
+        </w:rPr>
+        <w:t>2</w:t>
+      </w:r>
+      <w:r>
+        <w:rPr>
+          <w:rFonts w:hint="eastAsia" w:ascii="Times New Roman" w:hAnsi="Times New Roman" w:eastAsia="Times New Roman" w:cs="Times New Roman"/>
+        </w:rPr>
+        <w:t>/sp</w:t>
+      </w:r>
+      <w:r>
+        <w:rPr>
+          <w:rFonts w:hint="eastAsia" w:ascii="Times New Roman" w:hAnsi="Times New Roman" w:eastAsia="Times New Roman" w:cs="Times New Roman"/>
+          <w:vertAlign w:val="superscript"/>
+        </w:rPr>
+        <w:t>3</w:t>
+      </w:r>
+      <w:r>
+        <w:rPr>
+          <w:rFonts w:ascii="Times New Roman" w:hAnsi="Times New Roman" w:eastAsia="Times New Roman" w:cs="Times New Roman"/>
+        </w:rPr>
+        <w:t xml:space="preserve"> </w:t>
+      </w:r>
+      <w:r>
+        <w:rPr>
+          <w:rFonts w:hint="eastAsia" w:ascii="Times New Roman" w:hAnsi="Times New Roman" w:eastAsia="FangSong" w:cs="Times New Roman"/>
+        </w:rPr>
+        <w:t>杂化决定导电与硬度</w:t>
+      </w:r>
+      <w:r>
+        <w:rPr>
+          <w:rFonts w:hint="eastAsia" w:ascii="Times New Roman" w:hAnsi="Times New Roman" w:eastAsia="Times New Roman" w:cs="Times New Roman"/>
+        </w:rPr>
+        <w:t>；</w:t>
+      </w:r>
+      <w:r>
+        <w:rPr>
+          <w:rFonts w:hint="eastAsia" w:ascii="Times New Roman" w:hAnsi="Times New Roman" w:eastAsia="FangSong" w:cs="Times New Roman"/>
+        </w:rPr>
+        <w:t>石墨面内导电</w:t>
+      </w:r>
+      <w:r>
+        <w:rPr>
+          <w:rFonts w:hint="eastAsia" w:ascii="Times New Roman" w:hAnsi="Times New Roman" w:eastAsia="Times New Roman" w:cs="Times New Roman"/>
+        </w:rPr>
+        <w:t>、</w:t>
+      </w:r>
+      <w:r>
+        <w:rPr>
+          <w:rFonts w:hint="eastAsia" w:ascii="Times New Roman" w:hAnsi="Times New Roman" w:eastAsia="FangSong" w:cs="Times New Roman"/>
+        </w:rPr>
+        <w:t>金刚石绝缘</w:t>
+      </w:r>
+      <w:r>
+        <w:rPr>
+          <w:rFonts w:hint="eastAsia" w:ascii="Times New Roman" w:hAnsi="Times New Roman" w:eastAsia="Times New Roman" w:cs="Times New Roman"/>
+        </w:rPr>
+        <w:t>。</w:t>
+      </w:r>
+    </w:p>
+    <w:p>
+      <w:pPr>
+        <w:pStyle w:val="Compact"/>
+        <w:numPr>
+          <w:ilvl w:val="0"/>
+          <w:numId w:val="1007"/>
+        </w:numPr>
+      </w:pPr>
+      <w:r>
+        <w:rPr>
+          <w:rFonts w:ascii="Times New Roman" w:hAnsi="Times New Roman" w:eastAsia="Times New Roman" w:cs="Times New Roman"/>
+          <w:b/>
+          <w:bCs/>
+        </w:rPr>
+        <w:t xml:space="preserve">Si </w:t>
+      </w:r>
+      <w:r>
+        <w:rPr>
+          <w:rFonts w:hint="eastAsia" w:ascii="Times New Roman" w:hAnsi="Times New Roman" w:eastAsia="FangSong" w:cs="Times New Roman"/>
+          <w:b/>
+          <w:bCs/>
+        </w:rPr>
+        <w:t xml:space="preserve">的空</w:t>
+      </w:r>
+      <w:r>
+        <w:rPr>
+          <w:rFonts w:ascii="Times New Roman" w:hAnsi="Times New Roman" w:eastAsia="Times New Roman" w:cs="Times New Roman"/>
+          <w:b/>
+          <w:bCs/>
+        </w:rPr>
+        <w:t xml:space="preserve"> d </w:t>
+      </w:r>
+      <w:r>
+        <w:rPr>
+          <w:rFonts w:hint="eastAsia" w:ascii="Times New Roman" w:hAnsi="Times New Roman" w:eastAsia="FangSong" w:cs="Times New Roman"/>
+          <w:b/>
+          <w:bCs/>
+        </w:rPr>
+        <w:t xml:space="preserve">轨道</w:t>
+      </w:r>
+      <w:r>
+        <w:rPr>
+          <w:rFonts w:hint="eastAsia" w:ascii="Times New Roman" w:hAnsi="Times New Roman" w:eastAsia="Times New Roman" w:cs="Times New Roman"/>
+        </w:rPr>
+        <w:t>：SiCl</w:t>
+      </w:r>
+      <w:r>
+        <w:rPr>
+          <w:rFonts w:hint="eastAsia" w:ascii="Times New Roman" w:hAnsi="Times New Roman" w:eastAsia="Times New Roman" w:cs="Times New Roman"/>
+          <w:vertAlign w:val="subscript"/>
+        </w:rPr>
+        <w:t>4</w:t>
+      </w:r>
+      <w:r>
+        <w:rPr>
+          <w:rFonts w:ascii="Times New Roman" w:hAnsi="Times New Roman" w:eastAsia="Times New Roman" w:cs="Times New Roman"/>
+        </w:rPr>
+        <w:t xml:space="preserve"> </w:t>
+      </w:r>
+      <w:r>
+        <w:rPr>
+          <w:rFonts w:hint="eastAsia" w:ascii="Times New Roman" w:hAnsi="Times New Roman" w:eastAsia="FangSong" w:cs="Times New Roman"/>
+        </w:rPr>
+        <w:t>水解</w:t>
+      </w:r>
+      <w:r>
+        <w:rPr>
+          <w:rFonts w:hint="eastAsia" w:ascii="Times New Roman" w:hAnsi="Times New Roman" w:eastAsia="Times New Roman" w:cs="Times New Roman"/>
+        </w:rPr>
+        <w:t>（sp</w:t>
+      </w:r>
+      <w:r>
+        <w:rPr>
+          <w:rFonts w:hint="eastAsia" w:ascii="Times New Roman" w:hAnsi="Times New Roman" w:eastAsia="Times New Roman" w:cs="Times New Roman"/>
+          <w:vertAlign w:val="superscript"/>
+        </w:rPr>
+        <w:t>3</w:t>
+      </w:r>
+      <w:r>
+        <w:rPr>
+          <w:rFonts w:hint="eastAsia" w:ascii="Times New Roman" w:hAnsi="Times New Roman" w:eastAsia="Times New Roman" w:cs="Times New Roman"/>
+        </w:rPr>
+        <w:t>d</w:t>
+      </w:r>
+      <w:r>
+        <w:rPr>
+          <w:rFonts w:ascii="Times New Roman" w:hAnsi="Times New Roman" w:eastAsia="Times New Roman" w:cs="Times New Roman"/>
+        </w:rPr>
+        <w:t xml:space="preserve"> </w:t>
+      </w:r>
+      <w:r>
+        <w:rPr>
+          <w:rFonts w:hint="eastAsia" w:ascii="Times New Roman" w:hAnsi="Times New Roman" w:eastAsia="FangSong" w:cs="Times New Roman"/>
+        </w:rPr>
+        <w:t>中间体</w:t>
+      </w:r>
+      <w:r>
+        <w:rPr>
+          <w:rFonts w:hint="eastAsia" w:ascii="Times New Roman" w:hAnsi="Times New Roman" w:eastAsia="Times New Roman" w:cs="Times New Roman"/>
+        </w:rPr>
+        <w:t>）、SiH</w:t>
+      </w:r>
+      <w:r>
+        <w:rPr>
+          <w:rFonts w:hint="eastAsia" w:ascii="Times New Roman" w:hAnsi="Times New Roman" w:eastAsia="Times New Roman" w:cs="Times New Roman"/>
+          <w:vertAlign w:val="subscript"/>
+        </w:rPr>
+        <w:t>4</w:t>
+      </w:r>
+      <w:r>
+        <w:rPr>
+          <w:rFonts w:ascii="Times New Roman" w:hAnsi="Times New Roman" w:eastAsia="Times New Roman" w:cs="Times New Roman"/>
+        </w:rPr>
+        <w:t xml:space="preserve"> </w:t>
+      </w:r>
+      <w:r>
+        <w:rPr>
+          <w:rFonts w:hint="eastAsia" w:ascii="Times New Roman" w:hAnsi="Times New Roman" w:eastAsia="FangSong" w:cs="Times New Roman"/>
+        </w:rPr>
+        <w:t>自燃</w:t>
+      </w:r>
+      <w:r>
+        <w:rPr>
+          <w:rFonts w:hint="eastAsia" w:ascii="Times New Roman" w:hAnsi="Times New Roman" w:eastAsia="Times New Roman" w:cs="Times New Roman"/>
+        </w:rPr>
+        <w:t>、SiO</w:t>
+      </w:r>
+      <w:r>
+        <w:rPr>
+          <w:rFonts w:hint="eastAsia" w:ascii="Times New Roman" w:hAnsi="Times New Roman" w:eastAsia="Times New Roman" w:cs="Times New Roman"/>
+          <w:vertAlign w:val="subscript"/>
+        </w:rPr>
+        <w:t>2</w:t>
+      </w:r>
+      <w:r>
+        <w:rPr>
+          <w:rFonts w:ascii="Times New Roman" w:hAnsi="Times New Roman" w:eastAsia="Times New Roman" w:cs="Times New Roman"/>
+        </w:rPr>
+        <w:t xml:space="preserve"> </w:t>
+      </w:r>
+      <w:r>
+        <w:rPr>
+          <w:rFonts w:hint="eastAsia" w:ascii="Times New Roman" w:hAnsi="Times New Roman" w:eastAsia="FangSong" w:cs="Times New Roman"/>
+        </w:rPr>
+        <w:t>原子晶体</w:t>
+      </w:r>
+      <w:r>
+        <w:rPr>
+          <w:rFonts w:hint="eastAsia" w:ascii="Times New Roman" w:hAnsi="Times New Roman" w:eastAsia="Times New Roman" w:cs="Times New Roman"/>
+        </w:rPr>
+        <w:t>、</w:t>
+      </w:r>
+      <w:r>
+        <w:rPr>
+          <w:rFonts w:hint="eastAsia" w:ascii="Times New Roman" w:hAnsi="Times New Roman" w:eastAsia="FangSong" w:cs="Times New Roman"/>
+        </w:rPr>
+        <w:t>可</w:t>
+      </w:r>
+      <w:r>
+        <w:rPr>
+          <w:rFonts w:ascii="Times New Roman" w:hAnsi="Times New Roman" w:eastAsia="Times New Roman" w:cs="Times New Roman"/>
+        </w:rPr>
+        <w:t xml:space="preserve"> 6 </w:t>
+      </w:r>
+      <w:r>
+        <w:rPr>
+          <w:rFonts w:hint="eastAsia" w:ascii="Times New Roman" w:hAnsi="Times New Roman" w:eastAsia="FangSong" w:cs="Times New Roman"/>
+        </w:rPr>
+        <w:t>配位</w:t>
+      </w:r>
+      <w:r>
+        <w:rPr>
+          <w:rFonts w:hint="eastAsia" w:ascii="Times New Roman" w:hAnsi="Times New Roman" w:eastAsia="Times New Roman" w:cs="Times New Roman"/>
+        </w:rPr>
+        <w:t>。</w:t>
+      </w:r>
+    </w:p>
+    <w:p>
+      <w:pPr>
+        <w:pStyle w:val="Compact"/>
+        <w:numPr>
+          <w:ilvl w:val="0"/>
+          <w:numId w:val="1007"/>
+        </w:numPr>
+      </w:pPr>
+      <w:r>
+        <w:rPr>
+          <w:rFonts w:hint="eastAsia" w:ascii="Times New Roman" w:hAnsi="Times New Roman" w:eastAsia="FangSong" w:cs="Times New Roman"/>
+          <w:b/>
+          <w:bCs/>
+        </w:rPr>
+        <w:t xml:space="preserve">硅酸盐</w:t>
+      </w:r>
+      <w:r>
+        <w:rPr>
+          <w:rFonts w:ascii="Times New Roman" w:hAnsi="Times New Roman" w:eastAsia="Times New Roman" w:cs="Times New Roman"/>
+          <w:b/>
+          <w:bCs/>
+        </w:rPr>
+        <w:t xml:space="preserve"> O/Si </w:t>
+      </w:r>
+      <w:r>
+        <w:rPr>
+          <w:rFonts w:hint="eastAsia" w:ascii="Times New Roman" w:hAnsi="Times New Roman" w:eastAsia="FangSong" w:cs="Times New Roman"/>
+          <w:b/>
+          <w:bCs/>
+        </w:rPr>
+        <w:t xml:space="preserve">比</w:t>
+      </w:r>
+      <w:r>
+        <w:rPr>
+          <w:rFonts w:hint="eastAsia" w:ascii="Times New Roman" w:hAnsi="Times New Roman" w:eastAsia="Times New Roman" w:cs="Times New Roman"/>
+        </w:rPr>
+        <w:t>：</w:t>
+      </w:r>
+      <w:r>
+        <w:rPr>
+          <w:rFonts w:hint="eastAsia" w:ascii="Times New Roman" w:hAnsi="Times New Roman" w:eastAsia="FangSong" w:cs="Times New Roman"/>
+        </w:rPr>
+        <w:t>连接方式决定结构维度</w:t>
+      </w:r>
+      <w:r>
+        <w:rPr>
+          <w:rFonts w:hint="eastAsia" w:ascii="Times New Roman" w:hAnsi="Times New Roman" w:eastAsia="Times New Roman" w:cs="Times New Roman"/>
+        </w:rPr>
+        <w:t>——</w:t>
+      </w:r>
+      <w:r>
+        <w:rPr>
+          <w:rFonts w:hint="eastAsia" w:ascii="Times New Roman" w:hAnsi="Times New Roman" w:eastAsia="FangSong" w:cs="Times New Roman"/>
+        </w:rPr>
+        <w:t>给化学式判结构</w:t>
+      </w:r>
+      <w:r>
+        <w:rPr>
+          <w:rFonts w:hint="eastAsia" w:ascii="Times New Roman" w:hAnsi="Times New Roman" w:eastAsia="Times New Roman" w:cs="Times New Roman"/>
+        </w:rPr>
+        <w:t>。</w:t>
+      </w:r>
+    </w:p>
+    <w:p>
+      <w:pPr>
+        <w:pStyle w:val="Compact"/>
+        <w:numPr>
+          <w:ilvl w:val="0"/>
+          <w:numId w:val="1007"/>
+        </w:numPr>
+      </w:pPr>
+      <w:r>
+        <w:rPr>
+          <w:rFonts w:hint="eastAsia" w:ascii="Times New Roman" w:hAnsi="Times New Roman" w:eastAsia="FangSong" w:cs="Times New Roman"/>
+          <w:b/>
+          <w:bCs/>
+        </w:rPr>
+        <w:t xml:space="preserve">惰性电子对</w:t>
+      </w:r>
+      <w:r>
+        <w:rPr>
+          <w:rFonts w:hint="eastAsia" w:ascii="Times New Roman" w:hAnsi="Times New Roman" w:eastAsia="Times New Roman" w:cs="Times New Roman"/>
+        </w:rPr>
+        <w:t xml:space="preserve">：Pb(II)</w:t>
+      </w:r>
+      <w:r>
+        <w:rPr>
+          <w:rFonts w:ascii="Times New Roman" w:hAnsi="Times New Roman" w:eastAsia="Times New Roman" w:cs="Times New Roman"/>
+        </w:rPr>
+        <w:t xml:space="preserve"> </w:t>
+      </w:r>
+      <w:r>
+        <w:rPr>
+          <w:rFonts w:hint="eastAsia" w:ascii="Times New Roman" w:hAnsi="Times New Roman" w:eastAsia="FangSong" w:cs="Times New Roman"/>
+        </w:rPr>
+        <w:t>稳定</w:t>
+      </w:r>
+      <w:r>
+        <w:rPr>
+          <w:rFonts w:hint="eastAsia" w:ascii="Times New Roman" w:hAnsi="Times New Roman" w:eastAsia="Times New Roman" w:cs="Times New Roman"/>
+        </w:rPr>
+        <w:t>、PbO</w:t>
+      </w:r>
+      <w:r>
+        <w:rPr>
+          <w:rFonts w:hint="eastAsia" w:ascii="Times New Roman" w:hAnsi="Times New Roman" w:eastAsia="Times New Roman" w:cs="Times New Roman"/>
+          <w:vertAlign w:val="subscript"/>
+        </w:rPr>
+        <w:t>2</w:t>
+      </w:r>
+      <w:r>
+        <w:rPr>
+          <w:rFonts w:ascii="Times New Roman" w:hAnsi="Times New Roman" w:eastAsia="Times New Roman" w:cs="Times New Roman"/>
+        </w:rPr>
+        <w:t xml:space="preserve"> </w:t>
+      </w:r>
+      <w:r>
+        <w:rPr>
+          <w:rFonts w:hint="eastAsia" w:ascii="Times New Roman" w:hAnsi="Times New Roman" w:eastAsia="FangSong" w:cs="Times New Roman"/>
+        </w:rPr>
+        <w:t>强氧化</w:t>
+      </w:r>
+      <w:r>
+        <w:rPr>
+          <w:rFonts w:hint="eastAsia" w:ascii="Times New Roman" w:hAnsi="Times New Roman" w:eastAsia="Times New Roman" w:cs="Times New Roman"/>
+        </w:rPr>
+        <w:t>（</w:t>
+      </w:r>
+      <w:r>
+        <w:rPr>
+          <w:rFonts w:hint="eastAsia" w:ascii="Times New Roman" w:hAnsi="Times New Roman" w:eastAsia="FangSong" w:cs="Times New Roman"/>
+        </w:rPr>
+        <w:t>氧化</w:t>
+      </w:r>
+      <w:r>
+        <w:rPr>
+          <w:rFonts w:ascii="Times New Roman" w:hAnsi="Times New Roman" w:eastAsia="Times New Roman" w:cs="Times New Roman"/>
+        </w:rPr>
+        <w:t xml:space="preserve"> </w:t>
+      </w:r>
+      <w:r>
+        <w:rPr>
+          <w:rFonts w:hint="eastAsia" w:ascii="Times New Roman" w:hAnsi="Times New Roman" w:eastAsia="Times New Roman" w:cs="Times New Roman"/>
+        </w:rPr>
+        <w:t>Mn</w:t>
+      </w:r>
+      <w:r>
+        <w:rPr>
+          <w:rFonts w:hint="eastAsia" w:ascii="Times New Roman" w:hAnsi="Times New Roman" w:eastAsia="Times New Roman" w:cs="Times New Roman"/>
+          <w:vertAlign w:val="superscript"/>
+        </w:rPr>
+        <w:t>2+</w:t>
+      </w:r>
+      <w:r>
+        <w:rPr>
+          <w:rFonts w:hint="eastAsia" w:ascii="Times New Roman" w:hAnsi="Times New Roman" w:eastAsia="Times New Roman" w:cs="Times New Roman"/>
+        </w:rPr>
+        <w:t>）；Sn</w:t>
+      </w:r>
+      <w:r>
+        <w:rPr>
+          <w:rFonts w:hint="eastAsia" w:ascii="Times New Roman" w:hAnsi="Times New Roman" w:eastAsia="Times New Roman" w:cs="Times New Roman"/>
+          <w:vertAlign w:val="superscript"/>
+        </w:rPr>
+        <w:t>2+</w:t>
+      </w:r>
+      <w:r>
+        <w:rPr>
+          <w:rFonts w:ascii="Times New Roman" w:hAnsi="Times New Roman" w:eastAsia="Times New Roman" w:cs="Times New Roman"/>
+        </w:rPr>
+        <w:t xml:space="preserve"> </w:t>
+      </w:r>
+      <w:r>
+        <w:rPr>
+          <w:rFonts w:hint="eastAsia" w:ascii="Times New Roman" w:hAnsi="Times New Roman" w:eastAsia="FangSong" w:cs="Times New Roman"/>
+        </w:rPr>
+        <w:t>强还原</w:t>
+      </w:r>
+      <w:r>
+        <w:rPr>
+          <w:rFonts w:hint="eastAsia" w:ascii="Times New Roman" w:hAnsi="Times New Roman" w:eastAsia="Times New Roman" w:cs="Times New Roman"/>
+        </w:rPr>
+        <w:t>（</w:t>
+      </w:r>
+      <w:r>
+        <w:rPr>
+          <w:rFonts w:hint="eastAsia" w:ascii="Times New Roman" w:hAnsi="Times New Roman" w:eastAsia="FangSong" w:cs="Times New Roman"/>
+        </w:rPr>
+        <w:t>两步还原</w:t>
+      </w:r>
+      <w:r>
+        <w:rPr>
+          <w:rFonts w:ascii="Times New Roman" w:hAnsi="Times New Roman" w:eastAsia="Times New Roman" w:cs="Times New Roman"/>
+        </w:rPr>
+        <w:t xml:space="preserve"> </w:t>
+      </w:r>
+      <w:r>
+        <w:rPr>
+          <w:rFonts w:hint="eastAsia" w:ascii="Times New Roman" w:hAnsi="Times New Roman" w:eastAsia="Times New Roman" w:cs="Times New Roman"/>
+        </w:rPr>
+        <w:t>Hg</w:t>
+      </w:r>
+      <w:r>
+        <w:rPr>
+          <w:rFonts w:hint="eastAsia" w:ascii="Times New Roman" w:hAnsi="Times New Roman" w:eastAsia="Times New Roman" w:cs="Times New Roman"/>
+          <w:vertAlign w:val="superscript"/>
+        </w:rPr>
+        <w:t>2+</w:t>
+      </w:r>
+      <w:r>
+        <w:rPr>
+          <w:rFonts w:hint="eastAsia" w:ascii="Times New Roman" w:hAnsi="Times New Roman" w:eastAsia="Times New Roman" w:cs="Times New Roman"/>
+        </w:rPr>
+        <w:t>）；Tl/Pb/Bi</w:t>
+      </w:r>
+      <w:r>
+        <w:rPr>
+          <w:rFonts w:ascii="Times New Roman" w:hAnsi="Times New Roman" w:eastAsia="Times New Roman" w:cs="Times New Roman"/>
+        </w:rPr>
+        <w:t xml:space="preserve"> </w:t>
+      </w:r>
+      <w:r>
+        <w:rPr>
+          <w:rFonts w:hint="eastAsia" w:ascii="Times New Roman" w:hAnsi="Times New Roman" w:eastAsia="FangSong" w:cs="Times New Roman"/>
+        </w:rPr>
+        <w:t>跨族统一</w:t>
+      </w:r>
+      <w:r>
+        <w:rPr>
+          <w:rFonts w:hint="eastAsia" w:ascii="Times New Roman" w:hAnsi="Times New Roman" w:eastAsia="Times New Roman" w:cs="Times New Roman"/>
+        </w:rPr>
+        <w:t>。</w:t>
+      </w:r>
+    </w:p>
+    <w:p>
+      <w:pPr>
+        <w:pStyle w:val="Compact"/>
+        <w:numPr>
+          <w:ilvl w:val="0"/>
+          <w:numId w:val="1007"/>
+        </w:numPr>
+      </w:pPr>
+      <w:r>
+        <w:rPr>
+          <w:rFonts w:hint="eastAsia" w:ascii="Times New Roman" w:hAnsi="Times New Roman" w:eastAsia="FangSong" w:cs="Times New Roman"/>
+          <w:b/>
+          <w:bCs/>
+        </w:rPr>
+        <w:t xml:space="preserve">缺电子化学</w:t>
+      </w:r>
+      <w:r>
+        <w:rPr>
+          <w:rFonts w:hint="eastAsia" w:ascii="Times New Roman" w:hAnsi="Times New Roman" w:eastAsia="Times New Roman" w:cs="Times New Roman"/>
+        </w:rPr>
+        <w:t>：B</w:t>
+      </w:r>
+      <w:r>
+        <w:rPr>
+          <w:rFonts w:hint="eastAsia" w:ascii="Times New Roman" w:hAnsi="Times New Roman" w:eastAsia="Times New Roman" w:cs="Times New Roman"/>
+          <w:vertAlign w:val="subscript"/>
+        </w:rPr>
+        <w:t>2</w:t>
+      </w:r>
+      <w:r>
+        <w:rPr>
+          <w:rFonts w:hint="eastAsia" w:ascii="Times New Roman" w:hAnsi="Times New Roman" w:eastAsia="Times New Roman" w:cs="Times New Roman"/>
+        </w:rPr>
+        <w:t>H</w:t>
+      </w:r>
+      <w:r>
+        <w:rPr>
+          <w:rFonts w:hint="eastAsia" w:ascii="Times New Roman" w:hAnsi="Times New Roman" w:eastAsia="Times New Roman" w:cs="Times New Roman"/>
+          <w:vertAlign w:val="subscript"/>
+        </w:rPr>
+        <w:t>6</w:t>
+      </w:r>
+      <w:r>
+        <w:rPr>
+          <w:rFonts w:ascii="Times New Roman" w:hAnsi="Times New Roman" w:eastAsia="Times New Roman" w:cs="Times New Roman"/>
+        </w:rPr>
+        <w:t xml:space="preserve"> </w:t>
+      </w:r>
+      <w:r>
+        <w:rPr>
+          <w:rFonts w:hint="eastAsia" w:ascii="Times New Roman" w:hAnsi="Times New Roman" w:eastAsia="FangSong" w:cs="Times New Roman"/>
+        </w:rPr>
+        <w:t xml:space="preserve">的</w:t>
+      </w:r>
+      <w:r>
+        <w:rPr>
+          <w:rFonts w:ascii="Times New Roman" w:hAnsi="Times New Roman" w:eastAsia="Times New Roman" w:cs="Times New Roman"/>
+        </w:rPr>
+        <w:t xml:space="preserve"> 3c-2e </w:t>
+      </w:r>
+      <w:r>
+        <w:rPr>
+          <w:rFonts w:hint="eastAsia" w:ascii="Times New Roman" w:hAnsi="Times New Roman" w:eastAsia="FangSong" w:cs="Times New Roman"/>
+        </w:rPr>
+        <w:t>氢桥</w:t>
+      </w:r>
+      <w:r>
+        <w:rPr>
+          <w:rFonts w:hint="eastAsia" w:ascii="Times New Roman" w:hAnsi="Times New Roman" w:eastAsia="Times New Roman" w:cs="Times New Roman"/>
+        </w:rPr>
+        <w:t>；BF</w:t>
+      </w:r>
+      <w:r>
+        <w:rPr>
+          <w:rFonts w:hint="eastAsia" w:ascii="Times New Roman" w:hAnsi="Times New Roman" w:eastAsia="Times New Roman" w:cs="Times New Roman"/>
+          <w:vertAlign w:val="subscript"/>
+        </w:rPr>
+        <w:t>3</w:t>
+      </w:r>
+      <w:r>
+        <w:rPr>
+          <w:rFonts w:ascii="Times New Roman" w:hAnsi="Times New Roman" w:eastAsia="Times New Roman" w:cs="Times New Roman"/>
+        </w:rPr>
+        <w:t xml:space="preserve"> </w:t>
+      </w:r>
+      <w:r>
+        <w:rPr>
+          <w:rFonts w:hint="eastAsia" w:ascii="Times New Roman" w:hAnsi="Times New Roman" w:eastAsia="FangSong" w:cs="Times New Roman"/>
+        </w:rPr>
+        <w:t xml:space="preserve">大</w:t>
+      </w:r>
+      <w:r>
+        <w:rPr>
+          <w:rFonts w:ascii="Times New Roman" w:hAnsi="Times New Roman" w:eastAsia="Times New Roman" w:cs="Times New Roman"/>
+        </w:rPr>
+        <w:t xml:space="preserve"> π </w:t>
+      </w:r>
+      <w:r>
+        <w:rPr>
+          <w:rFonts w:hint="eastAsia" w:ascii="Times New Roman" w:hAnsi="Times New Roman" w:eastAsia="FangSong" w:cs="Times New Roman"/>
+        </w:rPr>
+        <w:t>反馈</w:t>
+      </w:r>
+      <w:r>
+        <w:rPr>
+          <w:rFonts w:hint="eastAsia" w:ascii="Times New Roman" w:hAnsi="Times New Roman" w:eastAsia="Times New Roman" w:cs="Times New Roman"/>
+        </w:rPr>
+        <w:t>；Al</w:t>
+      </w:r>
+      <w:r>
+        <w:rPr>
+          <w:rFonts w:hint="eastAsia" w:ascii="Times New Roman" w:hAnsi="Times New Roman" w:eastAsia="Times New Roman" w:cs="Times New Roman"/>
+          <w:vertAlign w:val="subscript"/>
+        </w:rPr>
+        <w:t>2</w:t>
+      </w:r>
+      <w:r>
+        <w:rPr>
+          <w:rFonts w:hint="eastAsia" w:ascii="Times New Roman" w:hAnsi="Times New Roman" w:eastAsia="Times New Roman" w:cs="Times New Roman"/>
+        </w:rPr>
+        <w:t>Cl</w:t>
+      </w:r>
+      <w:r>
+        <w:rPr>
+          <w:rFonts w:hint="eastAsia" w:ascii="Times New Roman" w:hAnsi="Times New Roman" w:eastAsia="Times New Roman" w:cs="Times New Roman"/>
+          <w:vertAlign w:val="subscript"/>
+        </w:rPr>
+        <w:t>6</w:t>
+      </w:r>
+      <w:r>
+        <w:rPr>
+          <w:rFonts w:ascii="Times New Roman" w:hAnsi="Times New Roman" w:eastAsia="Times New Roman" w:cs="Times New Roman"/>
+        </w:rPr>
+        <w:t xml:space="preserve"> </w:t>
+      </w:r>
+      <w:r>
+        <w:rPr>
+          <w:rFonts w:hint="eastAsia" w:ascii="Times New Roman" w:hAnsi="Times New Roman" w:eastAsia="FangSong" w:cs="Times New Roman"/>
+        </w:rPr>
+        <w:t>配位双聚</w:t>
+      </w:r>
+      <w:r>
+        <w:rPr>
+          <w:rFonts w:hint="eastAsia" w:ascii="Times New Roman" w:hAnsi="Times New Roman" w:eastAsia="Times New Roman" w:cs="Times New Roman"/>
+        </w:rPr>
+        <w:t>——</w:t>
+      </w:r>
+      <w:r>
+        <w:rPr>
+          <w:rFonts w:hint="eastAsia" w:ascii="Times New Roman" w:hAnsi="Times New Roman" w:eastAsia="FangSong" w:cs="Times New Roman"/>
+        </w:rPr>
+        <w:t>三种补偿</w:t>
+      </w:r>
+      <w:r>
+        <w:rPr>
+          <w:rFonts w:hint="eastAsia" w:ascii="Times New Roman" w:hAnsi="Times New Roman" w:eastAsia="Times New Roman" w:cs="Times New Roman"/>
+        </w:rPr>
+        <w:t>。</w:t>
+      </w:r>
+    </w:p>
+    <w:p>
+      <w:pPr>
+        <w:pStyle w:val="Compact"/>
+        <w:numPr>
+          <w:ilvl w:val="0"/>
+          <w:numId w:val="1007"/>
+        </w:numPr>
+      </w:pPr>
+      <w:r>
+        <w:rPr>
+          <w:rFonts w:hint="eastAsia" w:ascii="Times New Roman" w:hAnsi="Times New Roman" w:eastAsia="FangSong" w:cs="Times New Roman"/>
+          <w:b/>
+          <w:bCs/>
+        </w:rPr>
+        <w:t xml:space="preserve">硼酸</w:t>
+      </w:r>
+      <w:r>
+        <w:rPr>
+          <w:rFonts w:ascii="Times New Roman" w:hAnsi="Times New Roman" w:eastAsia="Times New Roman" w:cs="Times New Roman"/>
+          <w:b/>
+          <w:bCs/>
+        </w:rPr>
+        <w:t xml:space="preserve"> Lewis </w:t>
+      </w:r>
+      <w:r>
+        <w:rPr>
+          <w:rFonts w:hint="eastAsia" w:ascii="Times New Roman" w:hAnsi="Times New Roman" w:eastAsia="FangSong" w:cs="Times New Roman"/>
+          <w:b/>
+          <w:bCs/>
+        </w:rPr>
+        <w:t xml:space="preserve">酸性</w:t>
+      </w:r>
+      <w:r>
+        <w:rPr>
+          <w:rFonts w:hint="eastAsia" w:ascii="Times New Roman" w:hAnsi="Times New Roman" w:eastAsia="Times New Roman" w:cs="Times New Roman"/>
+        </w:rPr>
+        <w:t>：</w:t>
+      </w:r>
+      <w:r>
+        <w:rPr>
+          <w:rFonts w:hint="eastAsia" w:ascii="Times New Roman" w:hAnsi="Times New Roman" w:eastAsia="FangSong" w:cs="Times New Roman"/>
+        </w:rPr>
+        <w:t>接受</w:t>
+      </w:r>
+      <w:r>
+        <w:rPr>
+          <w:rFonts w:ascii="Times New Roman" w:hAnsi="Times New Roman" w:eastAsia="Times New Roman" w:cs="Times New Roman"/>
+        </w:rPr>
+        <w:t xml:space="preserve"> OH</w:t>
+      </w:r>
+      <w:r>
+        <w:rPr>
+          <w:rFonts w:ascii="Times New Roman" w:hAnsi="Times New Roman" w:eastAsia="Times New Roman" w:cs="Times New Roman"/>
+          <w:vertAlign w:val="superscript"/>
+        </w:rPr>
+        <w:t>-</w:t>
+      </w:r>
+      <w:r>
+        <w:rPr>
+          <w:rFonts w:ascii="Times New Roman" w:hAnsi="Times New Roman" w:eastAsia="Times New Roman" w:cs="Times New Roman"/>
+        </w:rPr>
+        <w:t xml:space="preserve"> </w:t>
+      </w:r>
+      <w:r>
+        <w:rPr>
+          <w:rFonts w:hint="eastAsia" w:ascii="Times New Roman" w:hAnsi="Times New Roman" w:eastAsia="FangSong" w:cs="Times New Roman"/>
+        </w:rPr>
+        <w:t xml:space="preserve">非给出</w:t>
+      </w:r>
+      <w:r>
+        <w:rPr>
+          <w:rFonts w:ascii="Times New Roman" w:hAnsi="Times New Roman" w:eastAsia="Times New Roman" w:cs="Times New Roman"/>
+        </w:rPr>
+        <w:t xml:space="preserve"> </w:t>
+      </w:r>
+      <w:r>
+        <w:rPr>
+          <w:rFonts w:hint="eastAsia" w:ascii="Times New Roman" w:hAnsi="Times New Roman" w:eastAsia="Times New Roman" w:cs="Times New Roman"/>
+        </w:rPr>
+        <w:t>H</w:t>
+      </w:r>
+      <w:r>
+        <w:rPr>
+          <w:rFonts w:hint="eastAsia" w:ascii="Times New Roman" w:hAnsi="Times New Roman" w:eastAsia="Times New Roman" w:cs="Times New Roman"/>
+          <w:vertAlign w:val="superscript"/>
+        </w:rPr>
+        <w:t>+</w:t>
+      </w:r>
+      <w:r>
+        <w:rPr>
+          <w:rFonts w:hint="eastAsia" w:ascii="Times New Roman" w:hAnsi="Times New Roman" w:eastAsia="Times New Roman" w:cs="Times New Roman"/>
+        </w:rPr>
+        <w:t>；</w:t>
+      </w:r>
+      <w:r>
+        <w:rPr>
+          <w:rFonts w:hint="eastAsia" w:ascii="Times New Roman" w:hAnsi="Times New Roman" w:eastAsia="FangSong" w:cs="Times New Roman"/>
+        </w:rPr>
+        <w:t>甘油螯合增强</w:t>
+      </w:r>
+      <w:r>
+        <w:rPr>
+          <w:rFonts w:hint="eastAsia" w:ascii="Times New Roman" w:hAnsi="Times New Roman" w:eastAsia="Times New Roman" w:cs="Times New Roman"/>
+        </w:rPr>
+        <w:t>。</w:t>
+      </w:r>
+    </w:p>
+    <w:p>
+      <w:pPr>
+        <w:pStyle w:val="Compact"/>
+        <w:numPr>
+          <w:ilvl w:val="0"/>
+          <w:numId w:val="1007"/>
+        </w:numPr>
+      </w:pPr>
+      <w:r>
+        <w:rPr>
+          <w:rFonts w:hint="eastAsia" w:ascii="Times New Roman" w:hAnsi="Times New Roman" w:eastAsia="FangSong" w:cs="Times New Roman"/>
+          <w:b/>
+          <w:bCs/>
+        </w:rPr>
+        <w:t xml:space="preserve">铝的两性与亲氧</w:t>
+      </w:r>
+      <w:r>
+        <w:rPr>
+          <w:rFonts w:hint="eastAsia" w:ascii="Times New Roman" w:hAnsi="Times New Roman" w:eastAsia="Times New Roman" w:cs="Times New Roman"/>
+        </w:rPr>
+        <w:t xml:space="preserve">：z/r</w:t>
+      </w:r>
+      <w:r>
+        <w:rPr>
+          <w:rFonts w:ascii="Times New Roman" w:hAnsi="Times New Roman" w:eastAsia="Times New Roman" w:cs="Times New Roman"/>
+        </w:rPr>
+        <w:t xml:space="preserve"> </w:t>
+      </w:r>
+      <w:r>
+        <w:rPr>
+          <w:rFonts w:hint="eastAsia" w:ascii="Times New Roman" w:hAnsi="Times New Roman" w:eastAsia="FangSong" w:cs="Times New Roman"/>
+        </w:rPr>
+        <w:t>判两性</w:t>
+      </w:r>
+      <w:r>
+        <w:rPr>
+          <w:rFonts w:hint="eastAsia" w:ascii="Times New Roman" w:hAnsi="Times New Roman" w:eastAsia="Times New Roman" w:cs="Times New Roman"/>
+        </w:rPr>
+        <w:t>（Al</w:t>
+      </w:r>
+      <w:r>
+        <w:rPr>
+          <w:rFonts w:ascii="Times New Roman" w:hAnsi="Times New Roman" w:eastAsia="Times New Roman" w:cs="Times New Roman"/>
+        </w:rPr>
+        <w:t xml:space="preserve"> </w:t>
+      </w:r>
+      <w:r>
+        <w:rPr>
+          <w:rFonts w:hint="eastAsia" w:ascii="Times New Roman" w:hAnsi="Times New Roman" w:eastAsia="FangSong" w:cs="Times New Roman"/>
+        </w:rPr>
+        <w:t>强</w:t>
+      </w:r>
+      <w:r>
+        <w:rPr>
+          <w:rFonts w:hint="eastAsia" w:ascii="Times New Roman" w:hAnsi="Times New Roman" w:eastAsia="Times New Roman" w:cs="Times New Roman"/>
+        </w:rPr>
+        <w:t>→Tl</w:t>
+      </w:r>
+      <w:r>
+        <w:rPr>
+          <w:rFonts w:ascii="Times New Roman" w:hAnsi="Times New Roman" w:eastAsia="Times New Roman" w:cs="Times New Roman"/>
+        </w:rPr>
+        <w:t xml:space="preserve"> </w:t>
+      </w:r>
+      <w:r>
+        <w:rPr>
+          <w:rFonts w:hint="eastAsia" w:ascii="Times New Roman" w:hAnsi="Times New Roman" w:eastAsia="FangSong" w:cs="Times New Roman"/>
+        </w:rPr>
+        <w:t>无</w:t>
+      </w:r>
+      <w:r>
+        <w:rPr>
+          <w:rFonts w:hint="eastAsia" w:ascii="Times New Roman" w:hAnsi="Times New Roman" w:eastAsia="Times New Roman" w:cs="Times New Roman"/>
+        </w:rPr>
+        <w:t>）、Al—O</w:t>
+      </w:r>
+      <w:r>
+        <w:rPr>
+          <w:rFonts w:ascii="Times New Roman" w:hAnsi="Times New Roman" w:eastAsia="Times New Roman" w:cs="Times New Roman"/>
+        </w:rPr>
+        <w:t xml:space="preserve"> </w:t>
+      </w:r>
+      <w:r>
+        <w:rPr>
+          <w:rFonts w:hint="eastAsia" w:ascii="Times New Roman" w:hAnsi="Times New Roman" w:eastAsia="FangSong" w:cs="Times New Roman"/>
+        </w:rPr>
+        <w:t>强键驱动铝热反应</w:t>
+      </w:r>
+      <w:r>
+        <w:rPr>
+          <w:rFonts w:hint="eastAsia" w:ascii="Times New Roman" w:hAnsi="Times New Roman" w:eastAsia="Times New Roman" w:cs="Times New Roman"/>
+        </w:rPr>
+        <w:t>。</w:t>
+      </w:r>
+    </w:p>
+    <w:p>
+      <w:pPr>
+        <w:pStyle w:val="Compact"/>
+        <w:numPr>
+          <w:ilvl w:val="0"/>
+          <w:numId w:val="1007"/>
+        </w:numPr>
+      </w:pPr>
+      <w:r>
+        <w:rPr>
+          <w:rFonts w:hint="eastAsia" w:ascii="Times New Roman" w:hAnsi="Times New Roman" w:eastAsia="FangSong" w:cs="Times New Roman"/>
+          <w:b/>
+          <w:bCs/>
+        </w:rPr>
+        <w:t xml:space="preserve">对角线规则</w:t>
+      </w:r>
+      <w:r>
+        <w:rPr>
+          <w:rFonts w:hint="eastAsia" w:ascii="Times New Roman" w:hAnsi="Times New Roman" w:eastAsia="Times New Roman" w:cs="Times New Roman"/>
+        </w:rPr>
+        <w:t xml:space="preserve">：B-Si</w:t>
+      </w:r>
+      <w:r>
+        <w:rPr>
+          <w:rFonts w:ascii="Times New Roman" w:hAnsi="Times New Roman" w:eastAsia="Times New Roman" w:cs="Times New Roman"/>
+        </w:rPr>
+        <w:t xml:space="preserve"> </w:t>
+      </w:r>
+      <w:r>
+        <w:rPr>
+          <w:rFonts w:hint="eastAsia" w:ascii="Times New Roman" w:hAnsi="Times New Roman" w:eastAsia="FangSong" w:cs="Times New Roman"/>
+        </w:rPr>
+        <w:t>第三组</w:t>
+      </w:r>
+      <w:r>
+        <w:rPr>
+          <w:rFonts w:hint="eastAsia" w:ascii="Times New Roman" w:hAnsi="Times New Roman" w:eastAsia="Times New Roman" w:cs="Times New Roman"/>
+        </w:rPr>
+        <w:t>——</w:t>
+      </w:r>
+      <w:r>
+        <w:rPr>
+          <w:rFonts w:hint="eastAsia" w:ascii="Times New Roman" w:hAnsi="Times New Roman" w:eastAsia="FangSong" w:cs="Times New Roman"/>
+        </w:rPr>
+        <w:t>离子势相近</w:t>
+      </w:r>
+      <w:r>
+        <w:rPr>
+          <w:rFonts w:ascii="Times New Roman" w:hAnsi="Times New Roman" w:eastAsia="Times New Roman" w:cs="Times New Roman"/>
+        </w:rPr>
+        <w:t xml:space="preserve"> → </w:t>
+      </w:r>
+      <w:r>
+        <w:rPr>
+          <w:rFonts w:hint="eastAsia" w:ascii="Times New Roman" w:hAnsi="Times New Roman" w:eastAsia="FangSong" w:cs="Times New Roman"/>
+        </w:rPr>
+        <w:t>性质相似</w:t>
+      </w:r>
+      <w:r>
+        <w:rPr>
+          <w:rFonts w:hint="eastAsia" w:ascii="Times New Roman" w:hAnsi="Times New Roman" w:eastAsia="Times New Roman" w:cs="Times New Roman"/>
+        </w:rPr>
+        <w:t>。</w:t>
+      </w:r>
+    </w:p>
+    <w:p>
+      <w:pPr>
+        <w:spacing w:before="160" w:after="80"/>
+      </w:pPr>
+      <w:r>
+        <w:pict>
+          <v:rect style="width:0;height:1.5pt" o:hralign="center" o:hrstd="t" o:hr="t"/>
+        </w:pict>
+      </w:r>
+    </w:p>
+    <w:bookmarkEnd w:id="103"/>
+    <w:bookmarkStart w:id="107" w:name="十练习题"/>
+    <w:p>
+      <w:pPr>
+        <w:pStyle w:val="Heading2"/>
+        <w:spacing w:before="280" w:after="120"/>
+      </w:pPr>
+      <w:r>
+        <w:rPr>
+          <w:rFonts w:hint="eastAsia" w:ascii="Times New Roman" w:hAnsi="Times New Roman" w:eastAsia="SimHei" w:cs="Times New Roman"/>
+        </w:rPr>
+        <w:t>十</w:t>
+      </w:r>
+      <w:r>
+        <w:rPr>
+          <w:rFonts w:hint="eastAsia" w:ascii="Times New Roman" w:hAnsi="Times New Roman" w:eastAsia="Times New Roman" w:cs="Times New Roman"/>
+        </w:rPr>
+        <w:t>、</w:t>
+      </w:r>
+      <w:r>
+        <w:rPr>
+          <w:rFonts w:hint="eastAsia" w:ascii="Times New Roman" w:hAnsi="Times New Roman" w:eastAsia="SimHei" w:cs="Times New Roman"/>
+        </w:rPr>
         <w:t>练习题</w:t>
       </w:r>
     </w:p>
-    <w:bookmarkStart w:id="106" w:name="基础巩固"/>
+    <w:bookmarkStart w:id="104" w:name="基础巩固"/>
     <w:p>
       <w:pPr>
         <w:pStyle w:val="Heading3"/>
@@ -31231,7 +34637,7 @@
         <w:rPr>
           <w:rFonts w:ascii="Times New Roman" w:hAnsi="Times New Roman" w:eastAsia="Times New Roman" w:cs="Times New Roman"/>
         </w:rPr>
-        <w:t xml:space="preserve">11.1 </w:t>
+        <w:t xml:space="preserve">10.1 </w:t>
       </w:r>
       <w:r>
         <w:rPr>
@@ -31754,8 +35160,8 @@
         <w:t>。</w:t>
       </w:r>
     </w:p>
-    <w:bookmarkEnd w:id="106"/>
-    <w:bookmarkStart w:id="107" w:name="竞赛入门"/>
+    <w:bookmarkEnd w:id="104"/>
+    <w:bookmarkStart w:id="105" w:name="竞赛入门"/>
     <w:p>
       <w:pPr>
         <w:pStyle w:val="Heading3"/>
@@ -31765,7 +35171,7 @@
         <w:rPr>
           <w:rFonts w:ascii="Times New Roman" w:hAnsi="Times New Roman" w:eastAsia="Times New Roman" w:cs="Times New Roman"/>
         </w:rPr>
-        <w:t xml:space="preserve">11.2 </w:t>
+        <w:t xml:space="preserve">10.2 </w:t>
       </w:r>
       <w:r>
         <w:rPr>
@@ -32343,8 +35749,8 @@
         <w:t>？</w:t>
       </w:r>
     </w:p>
-    <w:bookmarkEnd w:id="107"/>
-    <w:bookmarkStart w:id="108" w:name="真题挑战"/>
+    <w:bookmarkEnd w:id="105"/>
+    <w:bookmarkStart w:id="106" w:name="真题挑战"/>
     <w:p>
       <w:pPr>
         <w:pStyle w:val="Heading3"/>
@@ -32354,7 +35760,7 @@
         <w:rPr>
           <w:rFonts w:ascii="Times New Roman" w:hAnsi="Times New Roman" w:eastAsia="Times New Roman" w:cs="Times New Roman"/>
         </w:rPr>
-        <w:t xml:space="preserve">11.3 </w:t>
+        <w:t xml:space="preserve">10.3 </w:t>
       </w:r>
       <w:r>
         <w:rPr>
@@ -32915,9 +36321,9 @@
         </w:pict>
       </w:r>
     </w:p>
-    <w:bookmarkEnd w:id="108"/>
-    <w:bookmarkEnd w:id="109"/>
-    <w:bookmarkStart w:id="110" w:name="十二参考答案与提示"/>
+    <w:bookmarkEnd w:id="106"/>
+    <w:bookmarkEnd w:id="107"/>
+    <w:bookmarkStart w:id="108" w:name="十一参考答案与提示"/>
     <w:p>
       <w:pPr>
         <w:pStyle w:val="Heading2"/>
@@ -32927,7 +36333,7 @@
         <w:rPr>
           <w:rFonts w:hint="eastAsia" w:ascii="Times New Roman" w:hAnsi="Times New Roman" w:eastAsia="SimHei" w:cs="Times New Roman"/>
         </w:rPr>
-        <w:t>十二</w:t>
+        <w:t>十一</w:t>
       </w:r>
       <w:r>
         <w:rPr>
@@ -35151,30 +38557,6 @@
         </w:rPr>
         <w:t>。</w:t>
       </w:r>
-      <w:r>
-        <w:rPr>
-          <w:rFonts w:hint="eastAsia" w:ascii="Times New Roman" w:hAnsi="Times New Roman" w:eastAsia="FangSong" w:cs="Times New Roman"/>
-        </w:rPr>
-        <w:t>差一个周期</w:t>
-      </w:r>
-      <w:r>
-        <w:rPr>
-          <w:rFonts w:hint="eastAsia" w:ascii="Times New Roman" w:hAnsi="Times New Roman" w:eastAsia="Times New Roman" w:cs="Times New Roman"/>
-        </w:rPr>
-        <w:t>，</w:t>
-      </w:r>
-      <w:r>
-        <w:rPr>
-          <w:rFonts w:hint="eastAsia" w:ascii="Times New Roman" w:hAnsi="Times New Roman" w:eastAsia="FangSong" w:cs="Times New Roman"/>
-        </w:rPr>
-        <w:t>差一个键型</w:t>
-      </w:r>
-      <w:r>
-        <w:rPr>
-          <w:rFonts w:hint="eastAsia" w:ascii="Times New Roman" w:hAnsi="Times New Roman" w:eastAsia="Times New Roman" w:cs="Times New Roman"/>
-        </w:rPr>
-        <w:t>。</w:t>
-      </w:r>
     </w:p>
     <w:p>
       <w:pPr>
@@ -35577,8 +38959,8 @@
         </w:pict>
       </w:r>
     </w:p>
-    <w:bookmarkEnd w:id="110"/>
-    <w:bookmarkStart w:id="111" w:name="十三延伸阅读"/>
+    <w:bookmarkEnd w:id="108"/>
+    <w:bookmarkStart w:id="109" w:name="十二延伸阅读"/>
     <w:p>
       <w:pPr>
         <w:pStyle w:val="Heading2"/>
@@ -35588,7 +38970,7 @@
         <w:rPr>
           <w:rFonts w:hint="eastAsia" w:ascii="Times New Roman" w:hAnsi="Times New Roman" w:eastAsia="SimHei" w:cs="Times New Roman"/>
         </w:rPr>
-        <w:t>十三</w:t>
+        <w:t>十二</w:t>
       </w:r>
       <w:r>
         <w:rPr>
@@ -36611,8 +39993,8 @@
         <w:t>导入后第三轮深化</w:t>
       </w:r>
     </w:p>
-    <w:bookmarkEnd w:id="111"/>
-    <w:bookmarkEnd w:id="112"/>
+    <w:bookmarkEnd w:id="109"/>
+    <w:bookmarkEnd w:id="110"/>
     <w:sectPr>
       <w:footerReference w:type="default" r:id="rId9"/>
       <w:footnotePr>
